--- a/download/Memoire_KASOMBO_recadre.docx
+++ b/download/Memoire_KASOMBO_recadre.docx
@@ -3186,7 +3186,7 @@
               <w:fldChar w:fldCharType="separate"/>
             </w:r>
             <w:r>
-              <w:t>37</w:t>
+              <w:t>31</w:t>
             </w:r>
             <w:r>
               <w:fldChar w:fldCharType="end"/>
@@ -3222,7 +3222,7 @@
               <w:fldChar w:fldCharType="separate"/>
             </w:r>
             <w:r>
-              <w:t>37</w:t>
+              <w:t>32</w:t>
             </w:r>
             <w:r>
               <w:fldChar w:fldCharType="end"/>
@@ -3258,7 +3258,7 @@
               <w:fldChar w:fldCharType="separate"/>
             </w:r>
             <w:r>
-              <w:t>37</w:t>
+              <w:t>32</w:t>
             </w:r>
             <w:r>
               <w:fldChar w:fldCharType="end"/>
@@ -3294,7 +3294,7 @@
               <w:fldChar w:fldCharType="separate"/>
             </w:r>
             <w:r>
-              <w:t>38</w:t>
+              <w:t>32</w:t>
             </w:r>
             <w:r>
               <w:fldChar w:fldCharType="end"/>
@@ -3330,7 +3330,7 @@
               <w:fldChar w:fldCharType="separate"/>
             </w:r>
             <w:r>
-              <w:t>38</w:t>
+              <w:t>32</w:t>
             </w:r>
             <w:r>
               <w:fldChar w:fldCharType="end"/>
@@ -3366,7 +3366,7 @@
               <w:fldChar w:fldCharType="separate"/>
             </w:r>
             <w:r>
-              <w:t>38</w:t>
+              <w:t>33</w:t>
             </w:r>
             <w:r>
               <w:fldChar w:fldCharType="end"/>
@@ -3402,7 +3402,7 @@
               <w:fldChar w:fldCharType="separate"/>
             </w:r>
             <w:r>
-              <w:t>38</w:t>
+              <w:t>33</w:t>
             </w:r>
             <w:r>
               <w:fldChar w:fldCharType="end"/>
@@ -3438,7 +3438,7 @@
               <w:fldChar w:fldCharType="separate"/>
             </w:r>
             <w:r>
-              <w:t>39</w:t>
+              <w:t>33</w:t>
             </w:r>
             <w:r>
               <w:fldChar w:fldCharType="end"/>
@@ -3474,7 +3474,7 @@
               <w:fldChar w:fldCharType="separate"/>
             </w:r>
             <w:r>
-              <w:t>39</w:t>
+              <w:t>33</w:t>
             </w:r>
             <w:r>
               <w:fldChar w:fldCharType="end"/>
@@ -3510,7 +3510,7 @@
               <w:fldChar w:fldCharType="separate"/>
             </w:r>
             <w:r>
-              <w:t>39</w:t>
+              <w:t>34</w:t>
             </w:r>
             <w:r>
               <w:fldChar w:fldCharType="end"/>
@@ -3546,7 +3546,7 @@
               <w:fldChar w:fldCharType="separate"/>
             </w:r>
             <w:r>
-              <w:t>40</w:t>
+              <w:t>34</w:t>
             </w:r>
             <w:r>
               <w:fldChar w:fldCharType="end"/>
@@ -3582,7 +3582,7 @@
               <w:fldChar w:fldCharType="separate"/>
             </w:r>
             <w:r>
-              <w:t>40</w:t>
+              <w:t>35</w:t>
             </w:r>
             <w:r>
               <w:fldChar w:fldCharType="end"/>
@@ -3618,7 +3618,7 @@
               <w:fldChar w:fldCharType="separate"/>
             </w:r>
             <w:r>
-              <w:t>41</w:t>
+              <w:t>35</w:t>
             </w:r>
             <w:r>
               <w:fldChar w:fldCharType="end"/>
@@ -3654,7 +3654,7 @@
               <w:fldChar w:fldCharType="separate"/>
             </w:r>
             <w:r>
-              <w:t>41</w:t>
+              <w:t>35</w:t>
             </w:r>
             <w:r>
               <w:fldChar w:fldCharType="end"/>
@@ -3690,7 +3690,7 @@
               <w:fldChar w:fldCharType="separate"/>
             </w:r>
             <w:r>
-              <w:t>41</w:t>
+              <w:t>36</w:t>
             </w:r>
             <w:r>
               <w:fldChar w:fldCharType="end"/>
@@ -3726,7 +3726,7 @@
               <w:fldChar w:fldCharType="separate"/>
             </w:r>
             <w:r>
-              <w:t>41</w:t>
+              <w:t>36</w:t>
             </w:r>
             <w:r>
               <w:fldChar w:fldCharType="end"/>
@@ -3762,7 +3762,7 @@
               <w:fldChar w:fldCharType="separate"/>
             </w:r>
             <w:r>
-              <w:t>42</w:t>
+              <w:t>36</w:t>
             </w:r>
             <w:r>
               <w:fldChar w:fldCharType="end"/>
@@ -3798,7 +3798,7 @@
               <w:fldChar w:fldCharType="separate"/>
             </w:r>
             <w:r>
-              <w:t>42</w:t>
+              <w:t>37</w:t>
             </w:r>
             <w:r>
               <w:fldChar w:fldCharType="end"/>
@@ -3833,7 +3833,7 @@
               <w:fldChar w:fldCharType="separate"/>
             </w:r>
             <w:r>
-              <w:t>43</w:t>
+              <w:t>37</w:t>
             </w:r>
             <w:r>
               <w:fldChar w:fldCharType="end"/>
@@ -3869,7 +3869,7 @@
               <w:fldChar w:fldCharType="separate"/>
             </w:r>
             <w:r>
-              <w:t>43</w:t>
+              <w:t>37</w:t>
             </w:r>
             <w:r>
               <w:fldChar w:fldCharType="end"/>
@@ -3905,7 +3905,7 @@
               <w:fldChar w:fldCharType="separate"/>
             </w:r>
             <w:r>
-              <w:t>43</w:t>
+              <w:t>38</w:t>
             </w:r>
             <w:r>
               <w:fldChar w:fldCharType="end"/>
@@ -3941,7 +3941,7 @@
               <w:fldChar w:fldCharType="separate"/>
             </w:r>
             <w:r>
-              <w:t>44</w:t>
+              <w:t>38</w:t>
             </w:r>
             <w:r>
               <w:fldChar w:fldCharType="end"/>
@@ -3977,7 +3977,7 @@
               <w:fldChar w:fldCharType="separate"/>
             </w:r>
             <w:r>
-              <w:t>44</w:t>
+              <w:t>39</w:t>
             </w:r>
             <w:r>
               <w:fldChar w:fldCharType="end"/>
@@ -4013,7 +4013,7 @@
               <w:fldChar w:fldCharType="separate"/>
             </w:r>
             <w:r>
-              <w:t>45</w:t>
+              <w:t>39</w:t>
             </w:r>
             <w:r>
               <w:fldChar w:fldCharType="end"/>
@@ -4049,7 +4049,7 @@
               <w:fldChar w:fldCharType="separate"/>
             </w:r>
             <w:r>
-              <w:t>48</w:t>
+              <w:t>43</w:t>
             </w:r>
             <w:r>
               <w:fldChar w:fldCharType="end"/>
@@ -4085,7 +4085,7 @@
               <w:fldChar w:fldCharType="separate"/>
             </w:r>
             <w:r>
-              <w:t>49</w:t>
+              <w:t>43</w:t>
             </w:r>
             <w:r>
               <w:fldChar w:fldCharType="end"/>
@@ -4121,7 +4121,7 @@
               <w:fldChar w:fldCharType="separate"/>
             </w:r>
             <w:r>
-              <w:t>52</w:t>
+              <w:t>47</w:t>
             </w:r>
             <w:r>
               <w:fldChar w:fldCharType="end"/>
@@ -4157,7 +4157,7 @@
               <w:fldChar w:fldCharType="separate"/>
             </w:r>
             <w:r>
-              <w:t>56</w:t>
+              <w:t>51</w:t>
             </w:r>
             <w:r>
               <w:fldChar w:fldCharType="end"/>
@@ -4193,7 +4193,7 @@
               <w:fldChar w:fldCharType="separate"/>
             </w:r>
             <w:r>
-              <w:t>59</w:t>
+              <w:t>54</w:t>
             </w:r>
             <w:r>
               <w:fldChar w:fldCharType="end"/>
@@ -4229,7 +4229,7 @@
               <w:fldChar w:fldCharType="separate"/>
             </w:r>
             <w:r>
-              <w:t>64</w:t>
+              <w:t>59</w:t>
             </w:r>
             <w:r>
               <w:fldChar w:fldCharType="end"/>
@@ -4265,7 +4265,7 @@
               <w:fldChar w:fldCharType="separate"/>
             </w:r>
             <w:r>
-              <w:t>68</w:t>
+              <w:t>63</w:t>
             </w:r>
             <w:r>
               <w:fldChar w:fldCharType="end"/>
@@ -4301,7 +4301,7 @@
               <w:fldChar w:fldCharType="separate"/>
             </w:r>
             <w:r>
-              <w:t>71</w:t>
+              <w:t>65</w:t>
             </w:r>
             <w:r>
               <w:fldChar w:fldCharType="end"/>
@@ -4337,7 +4337,7 @@
               <w:fldChar w:fldCharType="separate"/>
             </w:r>
             <w:r>
-              <w:t>71</w:t>
+              <w:t>65</w:t>
             </w:r>
             <w:r>
               <w:fldChar w:fldCharType="end"/>
@@ -4373,7 +4373,7 @@
               <w:fldChar w:fldCharType="separate"/>
             </w:r>
             <w:r>
-              <w:t>71</w:t>
+              <w:t>66</w:t>
             </w:r>
             <w:r>
               <w:fldChar w:fldCharType="end"/>
@@ -4409,7 +4409,7 @@
               <w:fldChar w:fldCharType="separate"/>
             </w:r>
             <w:r>
-              <w:t>71</w:t>
+              <w:t>66</w:t>
             </w:r>
             <w:r>
               <w:fldChar w:fldCharType="end"/>
@@ -4445,7 +4445,7 @@
               <w:fldChar w:fldCharType="separate"/>
             </w:r>
             <w:r>
-              <w:t>72</w:t>
+              <w:t>66</w:t>
             </w:r>
             <w:r>
               <w:fldChar w:fldCharType="end"/>
@@ -4481,7 +4481,7 @@
               <w:fldChar w:fldCharType="separate"/>
             </w:r>
             <w:r>
-              <w:t>72</w:t>
+              <w:t>66</w:t>
             </w:r>
             <w:r>
               <w:fldChar w:fldCharType="end"/>
@@ -4517,7 +4517,7 @@
               <w:fldChar w:fldCharType="separate"/>
             </w:r>
             <w:r>
-              <w:t>72</w:t>
+              <w:t>67</w:t>
             </w:r>
             <w:r>
               <w:fldChar w:fldCharType="end"/>
@@ -4553,7 +4553,7 @@
               <w:fldChar w:fldCharType="separate"/>
             </w:r>
             <w:r>
-              <w:t>73</w:t>
+              <w:t>67</w:t>
             </w:r>
             <w:r>
               <w:fldChar w:fldCharType="end"/>
@@ -4589,7 +4589,7 @@
               <w:fldChar w:fldCharType="separate"/>
             </w:r>
             <w:r>
-              <w:t>73</w:t>
+              <w:t>68</w:t>
             </w:r>
             <w:r>
               <w:fldChar w:fldCharType="end"/>
@@ -4625,7 +4625,7 @@
               <w:fldChar w:fldCharType="separate"/>
             </w:r>
             <w:r>
-              <w:t>74</w:t>
+              <w:t>68</w:t>
             </w:r>
             <w:r>
               <w:fldChar w:fldCharType="end"/>
@@ -4661,7 +4661,7 @@
               <w:fldChar w:fldCharType="separate"/>
             </w:r>
             <w:r>
-              <w:t>74</w:t>
+              <w:t>69</w:t>
             </w:r>
             <w:r>
               <w:fldChar w:fldCharType="end"/>
@@ -4696,7 +4696,7 @@
               <w:fldChar w:fldCharType="separate"/>
             </w:r>
             <w:r>
-              <w:t>75</w:t>
+              <w:t>69</w:t>
             </w:r>
             <w:r>
               <w:fldChar w:fldCharType="end"/>
@@ -4732,7 +4732,7 @@
               <w:fldChar w:fldCharType="separate"/>
             </w:r>
             <w:r>
-              <w:t>75</w:t>
+              <w:t>70</w:t>
             </w:r>
             <w:r>
               <w:fldChar w:fldCharType="end"/>
@@ -4768,7 +4768,7 @@
               <w:fldChar w:fldCharType="separate"/>
             </w:r>
             <w:r>
-              <w:t>76</w:t>
+              <w:t>70</w:t>
             </w:r>
             <w:r>
               <w:fldChar w:fldCharType="end"/>
@@ -4804,7 +4804,7 @@
               <w:fldChar w:fldCharType="separate"/>
             </w:r>
             <w:r>
-              <w:t>76</w:t>
+              <w:t>71</w:t>
             </w:r>
             <w:r>
               <w:fldChar w:fldCharType="end"/>
@@ -4840,7 +4840,7 @@
               <w:fldChar w:fldCharType="separate"/>
             </w:r>
             <w:r>
-              <w:t>77</w:t>
+              <w:t>71</w:t>
             </w:r>
             <w:r>
               <w:fldChar w:fldCharType="end"/>
@@ -4876,7 +4876,7 @@
               <w:fldChar w:fldCharType="separate"/>
             </w:r>
             <w:r>
-              <w:t>77</w:t>
+              <w:t>71</w:t>
             </w:r>
             <w:r>
               <w:fldChar w:fldCharType="end"/>
@@ -4912,7 +4912,7 @@
               <w:fldChar w:fldCharType="separate"/>
             </w:r>
             <w:r>
-              <w:t>77</w:t>
+              <w:t>72</w:t>
             </w:r>
             <w:r>
               <w:fldChar w:fldCharType="end"/>
@@ -4948,7 +4948,7 @@
               <w:fldChar w:fldCharType="separate"/>
             </w:r>
             <w:r>
-              <w:t>77</w:t>
+              <w:t>72</w:t>
             </w:r>
             <w:r>
               <w:fldChar w:fldCharType="end"/>
@@ -4984,7 +4984,7 @@
               <w:fldChar w:fldCharType="separate"/>
             </w:r>
             <w:r>
-              <w:t>78</w:t>
+              <w:t>72</w:t>
             </w:r>
             <w:r>
               <w:fldChar w:fldCharType="end"/>
@@ -5020,7 +5020,7 @@
               <w:fldChar w:fldCharType="separate"/>
             </w:r>
             <w:r>
-              <w:t>78</w:t>
+              <w:t>72</w:t>
             </w:r>
             <w:r>
               <w:fldChar w:fldCharType="end"/>
@@ -5056,7 +5056,7 @@
               <w:fldChar w:fldCharType="separate"/>
             </w:r>
             <w:r>
-              <w:t>78</w:t>
+              <w:t>73</w:t>
             </w:r>
             <w:r>
               <w:fldChar w:fldCharType="end"/>
@@ -5092,7 +5092,7 @@
               <w:fldChar w:fldCharType="separate"/>
             </w:r>
             <w:r>
-              <w:t>78</w:t>
+              <w:t>73</w:t>
             </w:r>
             <w:r>
               <w:fldChar w:fldCharType="end"/>
@@ -5128,7 +5128,7 @@
               <w:fldChar w:fldCharType="separate"/>
             </w:r>
             <w:r>
-              <w:t>79</w:t>
+              <w:t>73</w:t>
             </w:r>
             <w:r>
               <w:fldChar w:fldCharType="end"/>
@@ -5164,7 +5164,7 @@
               <w:fldChar w:fldCharType="separate"/>
             </w:r>
             <w:r>
-              <w:t>79</w:t>
+              <w:t>73</w:t>
             </w:r>
             <w:r>
               <w:fldChar w:fldCharType="end"/>
@@ -5200,7 +5200,7 @@
               <w:fldChar w:fldCharType="separate"/>
             </w:r>
             <w:r>
-              <w:t>79</w:t>
+              <w:t>74</w:t>
             </w:r>
             <w:r>
               <w:fldChar w:fldCharType="end"/>
@@ -5235,7 +5235,7 @@
               <w:fldChar w:fldCharType="separate"/>
             </w:r>
             <w:r>
-              <w:t>80</w:t>
+              <w:t>74</w:t>
             </w:r>
             <w:r>
               <w:fldChar w:fldCharType="end"/>
@@ -5271,7 +5271,7 @@
               <w:fldChar w:fldCharType="separate"/>
             </w:r>
             <w:r>
-              <w:t>80</w:t>
+              <w:t>74</w:t>
             </w:r>
             <w:r>
               <w:fldChar w:fldCharType="end"/>
@@ -5307,7 +5307,7 @@
               <w:fldChar w:fldCharType="separate"/>
             </w:r>
             <w:r>
-              <w:t>81</w:t>
+              <w:t>75</w:t>
             </w:r>
             <w:r>
               <w:fldChar w:fldCharType="end"/>
@@ -5343,7 +5343,7 @@
               <w:fldChar w:fldCharType="separate"/>
             </w:r>
             <w:r>
-              <w:t>82</w:t>
+              <w:t>76</w:t>
             </w:r>
             <w:r>
               <w:fldChar w:fldCharType="end"/>
@@ -5379,7 +5379,7 @@
               <w:fldChar w:fldCharType="separate"/>
             </w:r>
             <w:r>
-              <w:t>83</w:t>
+              <w:t>77</w:t>
             </w:r>
             <w:r>
               <w:fldChar w:fldCharType="end"/>
@@ -5415,7 +5415,7 @@
               <w:fldChar w:fldCharType="separate"/>
             </w:r>
             <w:r>
-              <w:t>83</w:t>
+              <w:t>78</w:t>
             </w:r>
             <w:r>
               <w:fldChar w:fldCharType="end"/>
@@ -14889,789 +14889,70 @@
           <w:sz w:val="24"/>
           <w:szCs w:val="24"/>
         </w:rPr>
-        <w:t xml:space="preserve">Au-delà de la modularité fonctionnelle, la plateforme est conçue selon une architecture multicouche hiérarchique qui reflète la structure organisationnelle de l'université. Cette vision multicouche est essentielle pour comprendre le potentiel d'extension de la plateforme à l'échelle institutionnelle et nationale. Chaque couche correspond à un niveau d'organisation académique et bénéficie d'un niveau d'autonomie fonctionnelle, tout en s'inscrivant dans un ensemble cohérent.</w:t>
-      </w:r>
-    </w:p>
-    <w:p>
-      <w:pPr>
-        <w:spacing w:after="120" w:line="360"/>
+        <w:t xml:space="preserve">Au-delà de la modularité fonctionnelle, la plateforme est conçue selon une architecture multicouche hiérarchique qui reflète la structure organisationnelle de l'université. Cette vision multicouche est essentielle pour comprendre le potentiel d'extension de la plateforme à l'échelle institutionnelle et nationale. Chaque couche correspond à un niveau d'organisation académique et bénéficie d'un niveau d'autonomie fonctionnelle, tout en s'inscrivant dans un ensemble cohérent. La figure III.1 ci-dessous présente cette architecture de manière synthétique.</w:t>
+      </w:r>
+    </w:p>
+    <w:p>
+      <w:pPr>
+        <w:spacing w:after="120" w:before="200"/>
         <w:jc w:val="center"/>
       </w:pPr>
       <w:r>
-        <w:rPr>
-          <w:rFonts w:ascii="Times New Roman" w:eastAsia="SimHei"/>
-          <w:b/>
-          <w:bCs/>
-          <w:color w:val="000000"/>
-          <w:sz w:val="22"/>
-          <w:szCs w:val="22"/>
+        <w:drawing>
+          <wp:inline distT="0" distB="0" distL="0" distR="0">
+            <wp:extent cx="5143500" cy="4410075"/>
+            <wp:effectExtent t="0" r="0" b="0" l="0"/>
+            <wp:docPr id="1" name="" descr="" title=""/>
+            <wp:cNvGraphicFramePr>
+              <a:graphicFrameLocks xmlns:a="http://schemas.openxmlformats.org/drawingml/2006/main" noChangeAspect="1"/>
+            </wp:cNvGraphicFramePr>
+            <a:graphic xmlns:a="http://schemas.openxmlformats.org/drawingml/2006/main">
+              <a:graphicData uri="http://schemas.openxmlformats.org/drawingml/2006/picture">
+                <pic:pic xmlns:pic="http://schemas.openxmlformats.org/drawingml/2006/picture">
+                  <pic:nvPicPr>
+                    <pic:cNvPr id="0" name="" descr=""/>
+                    <pic:cNvPicPr>
+                      <a:picLocks noChangeAspect="1" noChangeArrowheads="1"/>
+                    </pic:cNvPicPr>
+                  </pic:nvPicPr>
+                  <pic:blipFill>
+                    <a:blip r:embed="rId11" cstate="none"/>
+                    <a:srcRect/>
+                    <a:stretch>
+                      <a:fillRect/>
+                    </a:stretch>
+                  </pic:blipFill>
+                  <pic:spPr bwMode="auto">
+                    <a:xfrm>
+                      <a:off x="0" y="0"/>
+                      <a:ext cx="5143500" cy="4410075"/>
+                    </a:xfrm>
+                    <a:prstGeom prst="rect">
+                      <a:avLst/>
+                    </a:prstGeom>
+                  </pic:spPr>
+                </pic:pic>
+              </a:graphicData>
+            </a:graphic>
+          </wp:inline>
+        </w:drawing>
+      </w:r>
+    </w:p>
+    <w:p>
+      <w:pPr>
+        <w:spacing w:after="200" w:before="60" w:line="280"/>
+        <w:jc w:val="center"/>
+      </w:pPr>
+      <w:r>
+        <w:rPr>
+          <w:rFonts w:ascii="Times New Roman" w:eastAsia="SimSun"/>
+          <w:i/>
+          <w:iCs/>
+          <w:color w:val="333333"/>
+          <w:sz w:val="21"/>
+          <w:szCs w:val="21"/>
         </w:rPr>
         <w:t xml:space="preserve">Figure III.1 — Architecture multicouche universitaire de la plateforme</w:t>
-      </w:r>
-    </w:p>
-    <w:p>
-      <w:pPr>
-        <w:spacing w:after="120" w:line="360"/>
-        <w:jc w:val="center"/>
-      </w:pPr>
-      <w:r>
-        <w:rPr>
-          <w:rFonts w:ascii="Times New Roman" w:eastAsia="SimSun"/>
-          <w:b w:val="false"/>
-          <w:bCs w:val="false"/>
-          <w:color w:val="000000"/>
-          <w:sz w:val="20"/>
-          <w:szCs w:val="20"/>
-        </w:rPr>
-        <w:t xml:space="preserve">┌─────────────────────────────────────────────┐</w:t>
-      </w:r>
-    </w:p>
-    <w:p>
-      <w:pPr>
-        <w:spacing w:after="120" w:line="360"/>
-        <w:jc w:val="center"/>
-      </w:pPr>
-      <w:r>
-        <w:rPr>
-          <w:rFonts w:ascii="Times New Roman" w:eastAsia="SimHei"/>
-          <w:b/>
-          <w:bCs/>
-          <w:color w:val="000000"/>
-          <w:sz w:val="22"/>
-          <w:szCs w:val="22"/>
-        </w:rPr>
-        <w:t xml:space="preserve">           UNIVERSITÉ (UNIKIN)</w:t>
-      </w:r>
-    </w:p>
-    <w:p>
-      <w:pPr>
-        <w:spacing w:after="120" w:line="360"/>
-        <w:jc w:val="center"/>
-      </w:pPr>
-      <w:r>
-        <w:rPr>
-          <w:rFonts w:ascii="Times New Roman" w:eastAsia="SimSun"/>
-          <w:b w:val="false"/>
-          <w:bCs w:val="false"/>
-          <w:color w:val="000000"/>
-          <w:sz w:val="20"/>
-          <w:szCs w:val="20"/>
-        </w:rPr>
-        <w:t xml:space="preserve">└───────────────────────┬─────────────────────┘</w:t>
-      </w:r>
-    </w:p>
-    <w:p>
-      <w:pPr>
-        <w:spacing w:after="120" w:line="360"/>
-        <w:jc w:val="center"/>
-      </w:pPr>
-      <w:r>
-        <w:rPr>
-          <w:rFonts w:ascii="Times New Roman" w:eastAsia="SimSun"/>
-          <w:b w:val="false"/>
-          <w:bCs w:val="false"/>
-          <w:color w:val="000000"/>
-          <w:sz w:val="20"/>
-          <w:szCs w:val="20"/>
-        </w:rPr>
-        <w:t xml:space="preserve">                        │</w:t>
-      </w:r>
-    </w:p>
-    <w:p>
-      <w:pPr>
-        <w:spacing w:after="120" w:line="360"/>
-        <w:jc w:val="center"/>
-      </w:pPr>
-      <w:r>
-        <w:rPr>
-          <w:rFonts w:ascii="Times New Roman" w:eastAsia="SimSun"/>
-          <w:b w:val="false"/>
-          <w:bCs w:val="false"/>
-          <w:color w:val="000000"/>
-          <w:sz w:val="20"/>
-          <w:szCs w:val="20"/>
-        </w:rPr>
-        <w:t xml:space="preserve">       ┌────────────────▼────────────────┐</w:t>
-      </w:r>
-    </w:p>
-    <w:p>
-      <w:pPr>
-        <w:spacing w:after="120" w:line="360"/>
-        <w:jc w:val="center"/>
-      </w:pPr>
-      <w:r>
-        <w:rPr>
-          <w:rFonts w:ascii="Times New Roman" w:eastAsia="SimHei"/>
-          <w:b/>
-          <w:bCs/>
-          <w:color w:val="000000"/>
-          <w:sz w:val="22"/>
-          <w:szCs w:val="22"/>
-        </w:rPr>
-        <w:t xml:space="preserve">       │   PLATEFORME CENTRALE IA (UNIKIN)  │</w:t>
-      </w:r>
-    </w:p>
-    <w:p>
-      <w:pPr>
-        <w:spacing w:after="120" w:line="360"/>
-        <w:jc w:val="center"/>
-      </w:pPr>
-      <w:r>
-        <w:rPr>
-          <w:rFonts w:ascii="Times New Roman" w:eastAsia="SimSun"/>
-          <w:b w:val="false"/>
-          <w:bCs w:val="false"/>
-          <w:color w:val="000000"/>
-          <w:sz w:val="20"/>
-          <w:szCs w:val="20"/>
-        </w:rPr>
-        <w:t xml:space="preserve">       │  • Gestion utilisateurs           │</w:t>
-      </w:r>
-    </w:p>
-    <w:p>
-      <w:pPr>
-        <w:spacing w:after="120" w:line="360"/>
-        <w:jc w:val="center"/>
-      </w:pPr>
-      <w:r>
-        <w:rPr>
-          <w:rFonts w:ascii="Times New Roman" w:eastAsia="SimSun"/>
-          <w:b w:val="false"/>
-          <w:bCs w:val="false"/>
-          <w:color w:val="000000"/>
-          <w:sz w:val="20"/>
-          <w:szCs w:val="20"/>
-        </w:rPr>
-        <w:t xml:space="preserve">       │  • Base documentaire centralisée  │</w:t>
-      </w:r>
-    </w:p>
-    <w:p>
-      <w:pPr>
-        <w:spacing w:after="120" w:line="360"/>
-        <w:jc w:val="center"/>
-      </w:pPr>
-      <w:r>
-        <w:rPr>
-          <w:rFonts w:ascii="Times New Roman" w:eastAsia="SimSun"/>
-          <w:b w:val="false"/>
-          <w:bCs w:val="false"/>
-          <w:color w:val="000000"/>
-          <w:sz w:val="20"/>
-          <w:szCs w:val="20"/>
-        </w:rPr>
-        <w:t xml:space="preserve">       │  • Moteur IA anti-plagiat         │</w:t>
-      </w:r>
-    </w:p>
-    <w:p>
-      <w:pPr>
-        <w:spacing w:after="120" w:line="360"/>
-        <w:jc w:val="center"/>
-      </w:pPr>
-      <w:r>
-        <w:rPr>
-          <w:rFonts w:ascii="Times New Roman" w:eastAsia="SimSun"/>
-          <w:b w:val="false"/>
-          <w:bCs w:val="false"/>
-          <w:color w:val="000000"/>
-          <w:sz w:val="20"/>
-          <w:szCs w:val="20"/>
-        </w:rPr>
-        <w:t xml:space="preserve">       │  • API &amp; tableaux de bord         │</w:t>
-      </w:r>
-    </w:p>
-    <w:p>
-      <w:pPr>
-        <w:spacing w:after="120" w:line="360"/>
-        <w:jc w:val="center"/>
-      </w:pPr>
-      <w:r>
-        <w:rPr>
-          <w:rFonts w:ascii="Times New Roman" w:eastAsia="SimSun"/>
-          <w:b w:val="false"/>
-          <w:bCs w:val="false"/>
-          <w:color w:val="000000"/>
-          <w:sz w:val="20"/>
-          <w:szCs w:val="20"/>
-        </w:rPr>
-        <w:t xml:space="preserve">       └──┬──────────┬──────────┬─────────┘</w:t>
-      </w:r>
-    </w:p>
-    <w:p>
-      <w:pPr>
-        <w:spacing w:after="120" w:line="360"/>
-        <w:jc w:val="center"/>
-      </w:pPr>
-      <w:r>
-        <w:rPr>
-          <w:rFonts w:ascii="Times New Roman" w:eastAsia="SimSun"/>
-          <w:b w:val="false"/>
-          <w:bCs w:val="false"/>
-          <w:color w:val="000000"/>
-          <w:sz w:val="20"/>
-          <w:szCs w:val="20"/>
-        </w:rPr>
-        <w:t xml:space="preserve">          │          │          │</w:t>
-      </w:r>
-    </w:p>
-    <w:p>
-      <w:pPr>
-        <w:spacing w:after="120" w:line="360"/>
-        <w:jc w:val="center"/>
-      </w:pPr>
-      <w:r>
-        <w:rPr>
-          <w:rFonts w:ascii="Times New Roman" w:eastAsia="SimSun"/>
-          <w:b w:val="false"/>
-          <w:bCs w:val="false"/>
-          <w:color w:val="000000"/>
-          <w:sz w:val="20"/>
-          <w:szCs w:val="20"/>
-        </w:rPr>
-        <w:t xml:space="preserve">   ┌──────▼───┐ ┌────▼────┐ ┌──▼────────┐</w:t>
-      </w:r>
-    </w:p>
-    <w:p>
-      <w:pPr>
-        <w:spacing w:after="120" w:line="360"/>
-        <w:jc w:val="center"/>
-      </w:pPr>
-      <w:r>
-        <w:rPr>
-          <w:rFonts w:ascii="Times New Roman" w:eastAsia="SimHei"/>
-          <w:b/>
-          <w:bCs/>
-          <w:color w:val="000000"/>
-          <w:sz w:val="22"/>
-          <w:szCs w:val="22"/>
-        </w:rPr>
-        <w:t xml:space="preserve">   │ Faculté A│ │Faculté B│ │ Faculté C │</w:t>
-      </w:r>
-    </w:p>
-    <w:p>
-      <w:pPr>
-        <w:spacing w:after="120" w:line="360"/>
-        <w:jc w:val="center"/>
-      </w:pPr>
-      <w:r>
-        <w:rPr>
-          <w:rFonts w:ascii="Times New Roman" w:eastAsia="SimSun"/>
-          <w:b w:val="false"/>
-          <w:bCs w:val="false"/>
-          <w:color w:val="000000"/>
-          <w:sz w:val="20"/>
-          <w:szCs w:val="20"/>
-        </w:rPr>
-        <w:t xml:space="preserve">   │ Sciences │ │  Droit  │ │ Médecine  │</w:t>
-      </w:r>
-    </w:p>
-    <w:p>
-      <w:pPr>
-        <w:spacing w:after="120" w:line="360"/>
-        <w:jc w:val="center"/>
-      </w:pPr>
-      <w:r>
-        <w:rPr>
-          <w:rFonts w:ascii="Times New Roman" w:eastAsia="SimSun"/>
-          <w:b w:val="false"/>
-          <w:bCs w:val="false"/>
-          <w:color w:val="000000"/>
-          <w:sz w:val="20"/>
-          <w:szCs w:val="20"/>
-        </w:rPr>
-        <w:t xml:space="preserve">   └──┬───────┘ └──┬──────┘ └────┬──────┘</w:t>
-      </w:r>
-    </w:p>
-    <w:p>
-      <w:pPr>
-        <w:spacing w:after="120" w:line="360"/>
-        <w:jc w:val="center"/>
-      </w:pPr>
-      <w:r>
-        <w:rPr>
-          <w:rFonts w:ascii="Times New Roman" w:eastAsia="SimSun"/>
-          <w:b w:val="false"/>
-          <w:bCs w:val="false"/>
-          <w:color w:val="000000"/>
-          <w:sz w:val="20"/>
-          <w:szCs w:val="20"/>
-        </w:rPr>
-        <w:t xml:space="preserve">      │            │             │</w:t>
-      </w:r>
-    </w:p>
-    <w:p>
-      <w:pPr>
-        <w:spacing w:after="120" w:line="360"/>
-        <w:jc w:val="center"/>
-      </w:pPr>
-      <w:r>
-        <w:rPr>
-          <w:rFonts w:ascii="Times New Roman" w:eastAsia="SimSun"/>
-          <w:b w:val="false"/>
-          <w:bCs w:val="false"/>
-          <w:color w:val="000000"/>
-          <w:sz w:val="20"/>
-          <w:szCs w:val="20"/>
-        </w:rPr>
-        <w:t xml:space="preserve">   ┌──▼──────┐  ┌──▼─────┐  ┌───▼─────┐</w:t>
-      </w:r>
-    </w:p>
-    <w:p>
-      <w:pPr>
-        <w:spacing w:after="120" w:line="360"/>
-        <w:jc w:val="center"/>
-      </w:pPr>
-      <w:r>
-        <w:rPr>
-          <w:rFonts w:ascii="Times New Roman" w:eastAsia="SimHei"/>
-          <w:b/>
-          <w:bCs/>
-          <w:color w:val="000000"/>
-          <w:sz w:val="22"/>
-          <w:szCs w:val="22"/>
-        </w:rPr>
-        <w:t xml:space="preserve">   │Départem.│  │Départem│  │Départem.│</w:t>
-      </w:r>
-    </w:p>
-    <w:p>
-      <w:pPr>
-        <w:spacing w:after="120" w:line="360"/>
-        <w:jc w:val="center"/>
-      </w:pPr>
-      <w:r>
-        <w:rPr>
-          <w:rFonts w:ascii="Times New Roman" w:eastAsia="SimSun"/>
-          <w:b w:val="false"/>
-          <w:bCs w:val="false"/>
-          <w:color w:val="000000"/>
-          <w:sz w:val="20"/>
-          <w:szCs w:val="20"/>
-        </w:rPr>
-        <w:t xml:space="preserve">   │  Info.  │  │ Privé  │  │ Chirurg.│</w:t>
-      </w:r>
-    </w:p>
-    <w:p>
-      <w:pPr>
-        <w:spacing w:after="120" w:line="360"/>
-        <w:jc w:val="center"/>
-      </w:pPr>
-      <w:r>
-        <w:rPr>
-          <w:rFonts w:ascii="Times New Roman" w:eastAsia="SimSun"/>
-          <w:b w:val="false"/>
-          <w:bCs w:val="false"/>
-          <w:color w:val="000000"/>
-          <w:sz w:val="20"/>
-          <w:szCs w:val="20"/>
-        </w:rPr>
-        <w:t xml:space="preserve">   └──┬──────┘  └──┬─────┘  └───┬─────┘</w:t>
-      </w:r>
-    </w:p>
-    <w:p>
-      <w:pPr>
-        <w:spacing w:after="120" w:line="360"/>
-        <w:jc w:val="center"/>
-      </w:pPr>
-      <w:r>
-        <w:rPr>
-          <w:rFonts w:ascii="Times New Roman" w:eastAsia="SimSun"/>
-          <w:b w:val="false"/>
-          <w:bCs w:val="false"/>
-          <w:color w:val="000000"/>
-          <w:sz w:val="20"/>
-          <w:szCs w:val="20"/>
-        </w:rPr>
-        <w:t xml:space="preserve">      │            │             │</w:t>
-      </w:r>
-    </w:p>
-    <w:p>
-      <w:pPr>
-        <w:spacing w:after="120" w:line="360"/>
-        <w:jc w:val="center"/>
-      </w:pPr>
-      <w:r>
-        <w:rPr>
-          <w:rFonts w:ascii="Times New Roman" w:eastAsia="SimSun"/>
-          <w:b w:val="false"/>
-          <w:bCs w:val="false"/>
-          <w:color w:val="000000"/>
-          <w:sz w:val="20"/>
-          <w:szCs w:val="20"/>
-        </w:rPr>
-        <w:t xml:space="preserve">   ┌──▼──────┐  ┌──▼─────┐  ┌───▼─────┐</w:t>
-      </w:r>
-    </w:p>
-    <w:p>
-      <w:pPr>
-        <w:spacing w:after="120" w:line="360"/>
-        <w:jc w:val="center"/>
-      </w:pPr>
-      <w:r>
-        <w:rPr>
-          <w:rFonts w:ascii="Times New Roman" w:eastAsia="SimHei"/>
-          <w:b/>
-          <w:bCs/>
-          <w:color w:val="000000"/>
-          <w:sz w:val="22"/>
-          <w:szCs w:val="22"/>
-        </w:rPr>
-        <w:t xml:space="preserve">   │Étudiants│  │Étudiants│  │Étudiants│</w:t>
-      </w:r>
-    </w:p>
-    <w:p>
-      <w:pPr>
-        <w:spacing w:after="120" w:line="360"/>
-        <w:jc w:val="center"/>
-      </w:pPr>
-      <w:r>
-        <w:rPr>
-          <w:rFonts w:ascii="Times New Roman" w:eastAsia="SimSun"/>
-          <w:b w:val="false"/>
-          <w:bCs w:val="false"/>
-          <w:color w:val="000000"/>
-          <w:sz w:val="20"/>
-          <w:szCs w:val="20"/>
-        </w:rPr>
-        <w:t xml:space="preserve">   └──┬──────┘  └──┬─────┘  └───┬─────┘</w:t>
-      </w:r>
-    </w:p>
-    <w:p>
-      <w:pPr>
-        <w:spacing w:after="120" w:line="360"/>
-        <w:jc w:val="center"/>
-      </w:pPr>
-      <w:r>
-        <w:rPr>
-          <w:rFonts w:ascii="Times New Roman" w:eastAsia="SimSun"/>
-          <w:b w:val="false"/>
-          <w:bCs w:val="false"/>
-          <w:color w:val="000000"/>
-          <w:sz w:val="20"/>
-          <w:szCs w:val="20"/>
-        </w:rPr>
-        <w:t xml:space="preserve">      │            │             │</w:t>
-      </w:r>
-    </w:p>
-    <w:p>
-      <w:pPr>
-        <w:spacing w:after="120" w:line="360"/>
-        <w:jc w:val="center"/>
-      </w:pPr>
-      <w:r>
-        <w:rPr>
-          <w:rFonts w:ascii="Times New Roman" w:eastAsia="SimSun"/>
-          <w:b w:val="false"/>
-          <w:bCs w:val="false"/>
-          <w:color w:val="000000"/>
-          <w:sz w:val="20"/>
-          <w:szCs w:val="20"/>
-        </w:rPr>
-        <w:t xml:space="preserve">   ┌──▼────────────▼─────────────▼────┐</w:t>
-      </w:r>
-    </w:p>
-    <w:p>
-      <w:pPr>
-        <w:spacing w:after="120" w:line="360"/>
-        <w:jc w:val="center"/>
-      </w:pPr>
-      <w:r>
-        <w:rPr>
-          <w:rFonts w:ascii="Times New Roman" w:eastAsia="SimHei"/>
-          <w:b/>
-          <w:bCs/>
-          <w:color w:val="000000"/>
-          <w:sz w:val="22"/>
-          <w:szCs w:val="22"/>
-        </w:rPr>
-        <w:t xml:space="preserve">   │ SOUMISSION DES MÉMOIRES &amp; TFC     │</w:t>
-      </w:r>
-    </w:p>
-    <w:p>
-      <w:pPr>
-        <w:spacing w:after="120" w:line="360"/>
-        <w:jc w:val="center"/>
-      </w:pPr>
-      <w:r>
-        <w:rPr>
-          <w:rFonts w:ascii="Times New Roman" w:eastAsia="SimSun"/>
-          <w:b w:val="false"/>
-          <w:bCs w:val="false"/>
-          <w:color w:val="000000"/>
-          <w:sz w:val="20"/>
-          <w:szCs w:val="20"/>
-        </w:rPr>
-        <w:t xml:space="preserve">   └───────────────┬───────────────────┘</w:t>
-      </w:r>
-    </w:p>
-    <w:p>
-      <w:pPr>
-        <w:spacing w:after="120" w:line="360"/>
-        <w:jc w:val="center"/>
-      </w:pPr>
-      <w:r>
-        <w:rPr>
-          <w:rFonts w:ascii="Times New Roman" w:eastAsia="SimSun"/>
-          <w:b w:val="false"/>
-          <w:bCs w:val="false"/>
-          <w:color w:val="000000"/>
-          <w:sz w:val="20"/>
-          <w:szCs w:val="20"/>
-        </w:rPr>
-        <w:t xml:space="preserve">                   │</w:t>
-      </w:r>
-    </w:p>
-    <w:p>
-      <w:pPr>
-        <w:spacing w:after="120" w:line="360"/>
-        <w:jc w:val="center"/>
-      </w:pPr>
-      <w:r>
-        <w:rPr>
-          <w:rFonts w:ascii="Times New Roman" w:eastAsia="SimSun"/>
-          <w:b w:val="false"/>
-          <w:bCs w:val="false"/>
-          <w:color w:val="000000"/>
-          <w:sz w:val="20"/>
-          <w:szCs w:val="20"/>
-        </w:rPr>
-        <w:t xml:space="preserve">         ┌─────────▼─────────┐</w:t>
-      </w:r>
-    </w:p>
-    <w:p>
-      <w:pPr>
-        <w:spacing w:after="120" w:line="360"/>
-        <w:jc w:val="center"/>
-      </w:pPr>
-      <w:r>
-        <w:rPr>
-          <w:rFonts w:ascii="Times New Roman" w:eastAsia="SimHei"/>
-          <w:b/>
-          <w:bCs/>
-          <w:color w:val="000000"/>
-          <w:sz w:val="22"/>
-          <w:szCs w:val="22"/>
-        </w:rPr>
-        <w:t xml:space="preserve">         │   MOTEUR IA        │</w:t>
-      </w:r>
-    </w:p>
-    <w:p>
-      <w:pPr>
-        <w:spacing w:after="120" w:line="360"/>
-        <w:jc w:val="center"/>
-      </w:pPr>
-      <w:r>
-        <w:rPr>
-          <w:rFonts w:ascii="Times New Roman" w:eastAsia="SimSun"/>
-          <w:b w:val="false"/>
-          <w:bCs w:val="false"/>
-          <w:color w:val="000000"/>
-          <w:sz w:val="20"/>
-          <w:szCs w:val="20"/>
-        </w:rPr>
-        <w:t xml:space="preserve">         │  • OCR + NLP       │</w:t>
-      </w:r>
-    </w:p>
-    <w:p>
-      <w:pPr>
-        <w:spacing w:after="120" w:line="360"/>
-        <w:jc w:val="center"/>
-      </w:pPr>
-      <w:r>
-        <w:rPr>
-          <w:rFonts w:ascii="Times New Roman" w:eastAsia="SimSun"/>
-          <w:b w:val="false"/>
-          <w:bCs w:val="false"/>
-          <w:color w:val="000000"/>
-          <w:sz w:val="20"/>
-          <w:szCs w:val="20"/>
-        </w:rPr>
-        <w:t xml:space="preserve">         │  • Embeddings      │</w:t>
-      </w:r>
-    </w:p>
-    <w:p>
-      <w:pPr>
-        <w:spacing w:after="120" w:line="360"/>
-        <w:jc w:val="center"/>
-      </w:pPr>
-      <w:r>
-        <w:rPr>
-          <w:rFonts w:ascii="Times New Roman" w:eastAsia="SimSun"/>
-          <w:b w:val="false"/>
-          <w:bCs w:val="false"/>
-          <w:color w:val="000000"/>
-          <w:sz w:val="20"/>
-          <w:szCs w:val="20"/>
-        </w:rPr>
-        <w:t xml:space="preserve">         │  • Recherche vect. │</w:t>
-      </w:r>
-    </w:p>
-    <w:p>
-      <w:pPr>
-        <w:spacing w:after="120" w:line="360"/>
-        <w:jc w:val="center"/>
-      </w:pPr>
-      <w:r>
-        <w:rPr>
-          <w:rFonts w:ascii="Times New Roman" w:eastAsia="SimSun"/>
-          <w:b w:val="false"/>
-          <w:bCs w:val="false"/>
-          <w:color w:val="000000"/>
-          <w:sz w:val="20"/>
-          <w:szCs w:val="20"/>
-        </w:rPr>
-        <w:t xml:space="preserve">         │  • Similarité      │</w:t>
-      </w:r>
-    </w:p>
-    <w:p>
-      <w:pPr>
-        <w:spacing w:after="120" w:line="360"/>
-        <w:jc w:val="center"/>
-      </w:pPr>
-      <w:r>
-        <w:rPr>
-          <w:rFonts w:ascii="Times New Roman" w:eastAsia="SimSun"/>
-          <w:b w:val="false"/>
-          <w:bCs w:val="false"/>
-          <w:color w:val="000000"/>
-          <w:sz w:val="20"/>
-          <w:szCs w:val="20"/>
-        </w:rPr>
-        <w:t xml:space="preserve">         └─────────┬─────────┘</w:t>
-      </w:r>
-    </w:p>
-    <w:p>
-      <w:pPr>
-        <w:spacing w:after="120" w:line="360"/>
-        <w:jc w:val="center"/>
-      </w:pPr>
-      <w:r>
-        <w:rPr>
-          <w:rFonts w:ascii="Times New Roman" w:eastAsia="SimSun"/>
-          <w:b w:val="false"/>
-          <w:bCs w:val="false"/>
-          <w:color w:val="000000"/>
-          <w:sz w:val="20"/>
-          <w:szCs w:val="20"/>
-        </w:rPr>
-        <w:t xml:space="preserve">                   │</w:t>
-      </w:r>
-    </w:p>
-    <w:p>
-      <w:pPr>
-        <w:spacing w:after="120" w:line="360"/>
-        <w:jc w:val="center"/>
-      </w:pPr>
-      <w:r>
-        <w:rPr>
-          <w:rFonts w:ascii="Times New Roman" w:eastAsia="SimSun"/>
-          <w:b w:val="false"/>
-          <w:bCs w:val="false"/>
-          <w:color w:val="000000"/>
-          <w:sz w:val="20"/>
-          <w:szCs w:val="20"/>
-        </w:rPr>
-        <w:t xml:space="preserve">         ┌─────────▼─────────┐</w:t>
-      </w:r>
-    </w:p>
-    <w:p>
-      <w:pPr>
-        <w:spacing w:after="120" w:line="360"/>
-        <w:jc w:val="center"/>
-      </w:pPr>
-      <w:r>
-        <w:rPr>
-          <w:rFonts w:ascii="Times New Roman" w:eastAsia="SimHei"/>
-          <w:b/>
-          <w:bCs/>
-          <w:color w:val="000000"/>
-          <w:sz w:val="22"/>
-          <w:szCs w:val="22"/>
-        </w:rPr>
-        <w:t xml:space="preserve">         │   RAPPORT IA       │</w:t>
-      </w:r>
-    </w:p>
-    <w:p>
-      <w:pPr>
-        <w:spacing w:after="120" w:line="360"/>
-        <w:jc w:val="center"/>
-      </w:pPr>
-      <w:r>
-        <w:rPr>
-          <w:rFonts w:ascii="Times New Roman" w:eastAsia="SimSun"/>
-          <w:b w:val="false"/>
-          <w:bCs w:val="false"/>
-          <w:color w:val="000000"/>
-          <w:sz w:val="20"/>
-          <w:szCs w:val="20"/>
-        </w:rPr>
-        <w:t xml:space="preserve">         └─────────┬─────────┘</w:t>
-      </w:r>
-    </w:p>
-    <w:p>
-      <w:pPr>
-        <w:spacing w:after="120" w:line="360"/>
-        <w:jc w:val="center"/>
-      </w:pPr>
-      <w:r>
-        <w:rPr>
-          <w:rFonts w:ascii="Times New Roman" w:eastAsia="SimSun"/>
-          <w:b w:val="false"/>
-          <w:bCs w:val="false"/>
-          <w:color w:val="000000"/>
-          <w:sz w:val="20"/>
-          <w:szCs w:val="20"/>
-        </w:rPr>
-        <w:t xml:space="preserve">                   │</w:t>
-      </w:r>
-    </w:p>
-    <w:p>
-      <w:pPr>
-        <w:spacing w:after="120" w:line="360"/>
-        <w:jc w:val="center"/>
-      </w:pPr>
-      <w:r>
-        <w:rPr>
-          <w:rFonts w:ascii="Times New Roman" w:eastAsia="SimSun"/>
-          <w:b w:val="false"/>
-          <w:bCs w:val="false"/>
-          <w:color w:val="000000"/>
-          <w:sz w:val="20"/>
-          <w:szCs w:val="20"/>
-        </w:rPr>
-        <w:t xml:space="preserve">         ┌─────────▼─────────┐</w:t>
-      </w:r>
-    </w:p>
-    <w:p>
-      <w:pPr>
-        <w:spacing w:after="120" w:line="360"/>
-        <w:jc w:val="center"/>
-      </w:pPr>
-      <w:r>
-        <w:rPr>
-          <w:rFonts w:ascii="Times New Roman" w:eastAsia="SimHei"/>
-          <w:b/>
-          <w:bCs/>
-          <w:color w:val="000000"/>
-          <w:sz w:val="22"/>
-          <w:szCs w:val="22"/>
-        </w:rPr>
-        <w:t xml:space="preserve">         │   JURY / ENSEIGNANT│</w:t>
-      </w:r>
-    </w:p>
-    <w:p>
-      <w:pPr>
-        <w:spacing w:after="120" w:line="360"/>
-        <w:jc w:val="center"/>
-      </w:pPr>
-      <w:r>
-        <w:rPr>
-          <w:rFonts w:ascii="Times New Roman" w:eastAsia="SimSun"/>
-          <w:b w:val="false"/>
-          <w:bCs w:val="false"/>
-          <w:color w:val="000000"/>
-          <w:sz w:val="20"/>
-          <w:szCs w:val="20"/>
-        </w:rPr>
-        <w:t xml:space="preserve">         └───────────────────┘</w:t>
       </w:r>
     </w:p>
     <w:p>

--- a/download/Memoire_KASOMBO_recadre.docx
+++ b/download/Memoire_KASOMBO_recadre.docx
@@ -18142,7 +18142,7 @@
           <w:sz w:val="24"/>
           <w:szCs w:val="24"/>
         </w:rPr>
-        <w:t xml:space="preserve">Le chapitre suivant sera consacré à l'implémentation concrète de cette conception, à l'expérimentation de la plateforme sur un corpus pilote de travaux académiques de la Faculté des Sciences, et à l'évaluation quantitative de ses performances. Il présentera la stack technique effectivement mise en œuvre, les extraits de code clés du pipeline, les captures d'écran de l'interface, et l'analyse des résultats d'évaluation.</w:t>
+        <w:t xml:space="preserve">Le chapitre suivant sera consacré à l'implémentation concrète de cette conception, à l'expérimentation de la plateforme sur un corpus pilote de travaux académiques de la Faculté des Sciences, et à l'évaluation quantitative de ses performances. Il présentera la stack technique effectivement mise en œuvre, les extraits de code clés du pipeline (modèles de données, endpoints API, fonctions de scoring), et l'analyse des résultats d'évaluation.</w:t>
       </w:r>
     </w:p>
     <w:p>
@@ -18202,7 +18202,7 @@
           <w:sz w:val="24"/>
           <w:szCs w:val="24"/>
         </w:rPr>
-        <w:t xml:space="preserve">Ce chapitre présente l'implémentation concrète de la plateforme conçue au chapitre précédent, son expérimentation sur un corpus pilote de travaux académiques de la Faculté des Sciences, et l'évaluation quantitative de ses performances. Il détaille la stack technique mise en œuvre, les principaux extraits de code du pipeline IA, les captures d'écran de l'interface, et l'analyse des résultats obtenus sur le corpus pilote. L'objectif est de valider l'hypothèse formulée en introduction, à savoir que l'approche sémantique fondée sur les embeddings vectoriels permet une détection plus efficace que les approches lexicales classiques.</w:t>
+        <w:t xml:space="preserve">Ce chapitre présente l'implémentation concrète de la plateforme conçue au chapitre précédent, son expérimentation sur un corpus pilote de travaux académiques de la Faculté des Sciences, et l'évaluation quantitative de ses performances. Il détaille la stack technique mise en œuvre, les principaux extraits de code du pipeline IA (modèles de données, endpoints API, requêtes vectorielles, fonctions de scoring), l'organisation de l'interface utilisateur, et l'analyse des résultats obtenus sur le corpus pilote. L'objectif est de valider l'hypothèse formulée en introduction, à savoir que l'approche sémantique fondée sur les embeddings vectoriels permet une détection plus efficace que les approches lexicales classiques.</w:t>
       </w:r>
     </w:p>
     <w:p>

--- a/download/Memoire_KASOMBO_recadre.docx
+++ b/download/Memoire_KASOMBO_recadre.docx
@@ -613,7 +613,7 @@
                 <w:sz w:val="26"/>
                 <w:szCs w:val="26"/>
               </w:rPr>
-              <w:t xml:space="preserve">【2024 - 2025】</w:t>
+              <w:t xml:space="preserve">2025 - 2026</w:t>
             </w:r>
           </w:p>
         </w:tc>
@@ -631,7 +631,7 @@
           <w:sz w:val="26"/>
           <w:szCs w:val="26"/>
         </w:rPr>
-        <w:t xml:space="preserve">Kinshasa, 【Année académique】</w:t>
+        <w:t xml:space="preserve">Kinshasa, 2025 - 2026</w:t>
       </w:r>
     </w:p>
     <w:p>

--- a/download/Memoire_KASOMBO_recadre.docx
+++ b/download/Memoire_KASOMBO_recadre.docx
@@ -4718,7 +4718,7 @@
               <w:rPr>
                 <w:rStyle w:val="Hyperlink"/>
               </w:rPr>
-              <w:t>IV.10.4. Analyse des correspondances détectées</w:t>
+              <w:t>IV.10.4. Analyse détaillée par document</w:t>
             </w:r>
             <w:r>
               <w:tab/>
@@ -4733,7 +4733,7 @@
               <w:fldChar w:fldCharType="separate"/>
             </w:r>
             <w:r>
-              <w:t>60</w:t>
+              <w:t>61</w:t>
             </w:r>
             <w:r>
               <w:fldChar w:fldCharType="end"/>
@@ -4742,8 +4742,8 @@
         </w:p>
         <w:p>
           <w:pPr>
-            <w:pStyle w:val="11"/>
-            <w:ind w:left="360"/>
+            <w:pStyle w:val="12"/>
+            <w:ind w:left="720"/>
             <w:tabs>
               <w:tab w:val="right" w:leader="dot" w:pos="9026"/>
             </w:tabs>
@@ -4754,7 +4754,7 @@
               <w:rPr>
                 <w:rStyle w:val="Hyperlink"/>
               </w:rPr>
-              <w:t>IV.11. Performances et scalabilité</w:t>
+              <w:t>IV.10.5. Analyse des correspondances détectées</w:t>
             </w:r>
             <w:r>
               <w:tab/>
@@ -4769,7 +4769,7 @@
               <w:fldChar w:fldCharType="separate"/>
             </w:r>
             <w:r>
-              <w:t>60</w:t>
+              <w:t>61</w:t>
             </w:r>
             <w:r>
               <w:fldChar w:fldCharType="end"/>
@@ -4790,7 +4790,7 @@
               <w:rPr>
                 <w:rStyle w:val="Hyperlink"/>
               </w:rPr>
-              <w:t>IV.12. Limites observées</w:t>
+              <w:t>IV.11. Performances et scalabilité</w:t>
             </w:r>
             <w:r>
               <w:tab/>
@@ -4805,7 +4805,7 @@
               <w:fldChar w:fldCharType="separate"/>
             </w:r>
             <w:r>
-              <w:t>61</w:t>
+              <w:t>62</w:t>
             </w:r>
             <w:r>
               <w:fldChar w:fldCharType="end"/>
@@ -4826,7 +4826,7 @@
               <w:rPr>
                 <w:rStyle w:val="Hyperlink"/>
               </w:rPr>
-              <w:t>IV.13. Conclusion</w:t>
+              <w:t>IV.12. Limites observées</w:t>
             </w:r>
             <w:r>
               <w:tab/>
@@ -4836,41 +4836,6 @@
             </w:r>
             <w:r>
               <w:instrText xml:space="preserve"> PAGEREF _Toc100115 \h </w:instrText>
-            </w:r>
-            <w:r>
-              <w:fldChar w:fldCharType="separate"/>
-            </w:r>
-            <w:r>
-              <w:t>62</w:t>
-            </w:r>
-            <w:r>
-              <w:fldChar w:fldCharType="end"/>
-            </w:r>
-          </w:hyperlink>
-        </w:p>
-        <w:p>
-          <w:pPr>
-            <w:pStyle w:val="9"/>
-            <w:tabs>
-              <w:tab w:val="right" w:leader="dot" w:pos="9026"/>
-            </w:tabs>
-            <w:spacing w:before="120" w:after="60"/>
-          </w:pPr>
-          <w:hyperlink w:anchor="_Toc100116" w:history="1">
-            <w:r>
-              <w:rPr>
-                <w:rStyle w:val="Hyperlink"/>
-              </w:rPr>
-              <w:t>CONCLUSION GÉNÉRALE</w:t>
-            </w:r>
-            <w:r>
-              <w:tab/>
-            </w:r>
-            <w:r>
-              <w:fldChar w:fldCharType="begin"/>
-            </w:r>
-            <w:r>
-              <w:instrText xml:space="preserve"> PAGEREF _Toc100116 \h </w:instrText>
             </w:r>
             <w:r>
               <w:fldChar w:fldCharType="separate"/>
@@ -4892,12 +4857,47 @@
             </w:tabs>
             <w:spacing w:before="120" w:after="60"/>
           </w:pPr>
+          <w:hyperlink w:anchor="_Toc100116" w:history="1">
+            <w:r>
+              <w:rPr>
+                <w:rStyle w:val="Hyperlink"/>
+              </w:rPr>
+              <w:t>IV.13. Conclusion</w:t>
+            </w:r>
+            <w:r>
+              <w:tab/>
+            </w:r>
+            <w:r>
+              <w:fldChar w:fldCharType="begin"/>
+            </w:r>
+            <w:r>
+              <w:instrText xml:space="preserve"> PAGEREF _Toc100116 \h </w:instrText>
+            </w:r>
+            <w:r>
+              <w:fldChar w:fldCharType="separate"/>
+            </w:r>
+            <w:r>
+              <w:t>63</w:t>
+            </w:r>
+            <w:r>
+              <w:fldChar w:fldCharType="end"/>
+            </w:r>
+          </w:hyperlink>
+        </w:p>
+        <w:p>
+          <w:pPr>
+            <w:pStyle w:val="9"/>
+            <w:tabs>
+              <w:tab w:val="right" w:leader="dot" w:pos="9026"/>
+            </w:tabs>
+            <w:spacing w:before="120" w:after="60"/>
+          </w:pPr>
           <w:hyperlink w:anchor="_Toc100117" w:history="1">
             <w:r>
               <w:rPr>
                 <w:rStyle w:val="Hyperlink"/>
               </w:rPr>
-              <w:t>Résultats obtenus</w:t>
+              <w:t>CONCLUSION GÉNÉRALE</w:t>
             </w:r>
             <w:r>
               <w:tab/>
@@ -4912,7 +4912,7 @@
               <w:fldChar w:fldCharType="separate"/>
             </w:r>
             <w:r>
-              <w:t>63</w:t>
+              <w:t>64</w:t>
             </w:r>
             <w:r>
               <w:fldChar w:fldCharType="end"/>
@@ -4933,7 +4933,7 @@
               <w:rPr>
                 <w:rStyle w:val="Hyperlink"/>
               </w:rPr>
-              <w:t>Limites du travail</w:t>
+              <w:t>Résultats obtenus</w:t>
             </w:r>
             <w:r>
               <w:tab/>
@@ -4948,7 +4948,7 @@
               <w:fldChar w:fldCharType="separate"/>
             </w:r>
             <w:r>
-              <w:t>63</w:t>
+              <w:t>64</w:t>
             </w:r>
             <w:r>
               <w:fldChar w:fldCharType="end"/>
@@ -4969,7 +4969,7 @@
               <w:rPr>
                 <w:rStyle w:val="Hyperlink"/>
               </w:rPr>
-              <w:t>Perspectives</w:t>
+              <w:t>Limites du travail</w:t>
             </w:r>
             <w:r>
               <w:tab/>
@@ -4984,7 +4984,7 @@
               <w:fldChar w:fldCharType="separate"/>
             </w:r>
             <w:r>
-              <w:t>64</w:t>
+              <w:t>65</w:t>
             </w:r>
             <w:r>
               <w:fldChar w:fldCharType="end"/>
@@ -4993,8 +4993,8 @@
         </w:p>
         <w:p>
           <w:pPr>
-            <w:pStyle w:val="12"/>
-            <w:ind w:left="720"/>
+            <w:pStyle w:val="11"/>
+            <w:ind w:left="360"/>
             <w:tabs>
               <w:tab w:val="right" w:leader="dot" w:pos="9026"/>
             </w:tabs>
@@ -5005,7 +5005,7 @@
               <w:rPr>
                 <w:rStyle w:val="Hyperlink"/>
               </w:rPr>
-              <w:t>Extension à l'échelle nationale</w:t>
+              <w:t>Perspectives</w:t>
             </w:r>
             <w:r>
               <w:tab/>
@@ -5020,7 +5020,7 @@
               <w:fldChar w:fldCharType="separate"/>
             </w:r>
             <w:r>
-              <w:t>64</w:t>
+              <w:t>66</w:t>
             </w:r>
             <w:r>
               <w:fldChar w:fldCharType="end"/>
@@ -5041,7 +5041,7 @@
               <w:rPr>
                 <w:rStyle w:val="Hyperlink"/>
               </w:rPr>
-              <w:t>Amélioration de la détection</w:t>
+              <w:t>Extension à l'échelle nationale</w:t>
             </w:r>
             <w:r>
               <w:tab/>
@@ -5056,7 +5056,7 @@
               <w:fldChar w:fldCharType="separate"/>
             </w:r>
             <w:r>
-              <w:t>65</w:t>
+              <w:t>66</w:t>
             </w:r>
             <w:r>
               <w:fldChar w:fldCharType="end"/>
@@ -5077,7 +5077,7 @@
               <w:rPr>
                 <w:rStyle w:val="Hyperlink"/>
               </w:rPr>
-              <w:t>Enrichissement fonctionnel de la plateforme</w:t>
+              <w:t>Amélioration de la détection</w:t>
             </w:r>
             <w:r>
               <w:tab/>
@@ -5092,7 +5092,7 @@
               <w:fldChar w:fldCharType="separate"/>
             </w:r>
             <w:r>
-              <w:t>65</w:t>
+              <w:t>66</w:t>
             </w:r>
             <w:r>
               <w:fldChar w:fldCharType="end"/>
@@ -5113,6 +5113,42 @@
               <w:rPr>
                 <w:rStyle w:val="Hyperlink"/>
               </w:rPr>
+              <w:t>Enrichissement fonctionnel de la plateforme</w:t>
+            </w:r>
+            <w:r>
+              <w:tab/>
+            </w:r>
+            <w:r>
+              <w:fldChar w:fldCharType="begin"/>
+            </w:r>
+            <w:r>
+              <w:instrText xml:space="preserve"> PAGEREF _Toc100123 \h </w:instrText>
+            </w:r>
+            <w:r>
+              <w:fldChar w:fldCharType="separate"/>
+            </w:r>
+            <w:r>
+              <w:t>66</w:t>
+            </w:r>
+            <w:r>
+              <w:fldChar w:fldCharType="end"/>
+            </w:r>
+          </w:hyperlink>
+        </w:p>
+        <w:p>
+          <w:pPr>
+            <w:pStyle w:val="12"/>
+            <w:ind w:left="720"/>
+            <w:tabs>
+              <w:tab w:val="right" w:leader="dot" w:pos="9026"/>
+            </w:tabs>
+            <w:spacing w:before="120" w:after="60"/>
+          </w:pPr>
+          <w:hyperlink w:anchor="_Toc100124" w:history="1">
+            <w:r>
+              <w:rPr>
+                <w:rStyle w:val="Hyperlink"/>
+              </w:rPr>
               <w:t>Recherche et publication</w:t>
             </w:r>
             <w:r>
@@ -5122,13 +5158,13 @@
               <w:fldChar w:fldCharType="begin"/>
             </w:r>
             <w:r>
-              <w:instrText xml:space="preserve"> PAGEREF _Toc100123 \h </w:instrText>
+              <w:instrText xml:space="preserve"> PAGEREF _Toc100124 \h </w:instrText>
             </w:r>
             <w:r>
               <w:fldChar w:fldCharType="separate"/>
             </w:r>
             <w:r>
-              <w:t>65</w:t>
+              <w:t>67</w:t>
             </w:r>
             <w:r>
               <w:fldChar w:fldCharType="end"/>
@@ -5144,7 +5180,7 @@
             </w:tabs>
             <w:spacing w:before="120" w:after="60"/>
           </w:pPr>
-          <w:hyperlink w:anchor="_Toc100124" w:history="1">
+          <w:hyperlink w:anchor="_Toc100125" w:history="1">
             <w:r>
               <w:rPr>
                 <w:rStyle w:val="Hyperlink"/>
@@ -5158,49 +5194,13 @@
               <w:fldChar w:fldCharType="begin"/>
             </w:r>
             <w:r>
-              <w:instrText xml:space="preserve"> PAGEREF _Toc100124 \h </w:instrText>
+              <w:instrText xml:space="preserve"> PAGEREF _Toc100125 \h </w:instrText>
             </w:r>
             <w:r>
               <w:fldChar w:fldCharType="separate"/>
             </w:r>
             <w:r>
-              <w:t>65</w:t>
-            </w:r>
-            <w:r>
-              <w:fldChar w:fldCharType="end"/>
-            </w:r>
-          </w:hyperlink>
-        </w:p>
-        <w:p>
-          <w:pPr>
-            <w:pStyle w:val="12"/>
-            <w:ind w:left="720"/>
-            <w:tabs>
-              <w:tab w:val="right" w:leader="dot" w:pos="9026"/>
-            </w:tabs>
-            <w:spacing w:before="120" w:after="60"/>
-          </w:pPr>
-          <w:hyperlink w:anchor="_Toc100125" w:history="1">
-            <w:r>
-              <w:rPr>
-                <w:rStyle w:val="Hyperlink"/>
-              </w:rPr>
-              <w:t>Détection du plagiat par IA générative</w:t>
-            </w:r>
-            <w:r>
-              <w:tab/>
-            </w:r>
-            <w:r>
-              <w:fldChar w:fldCharType="begin"/>
-            </w:r>
-            <w:r>
-              <w:instrText xml:space="preserve"> PAGEREF _Toc100125 \h </w:instrText>
-            </w:r>
-            <w:r>
-              <w:fldChar w:fldCharType="separate"/>
-            </w:r>
-            <w:r>
-              <w:t>66</w:t>
+              <w:t>67</w:t>
             </w:r>
             <w:r>
               <w:fldChar w:fldCharType="end"/>
@@ -5221,7 +5221,7 @@
               <w:rPr>
                 <w:rStyle w:val="Hyperlink"/>
               </w:rPr>
-              <w:t>Correction automatique des citations</w:t>
+              <w:t>Détection du plagiat par IA générative</w:t>
             </w:r>
             <w:r>
               <w:tab/>
@@ -5236,7 +5236,7 @@
               <w:fldChar w:fldCharType="separate"/>
             </w:r>
             <w:r>
-              <w:t>66</w:t>
+              <w:t>67</w:t>
             </w:r>
             <w:r>
               <w:fldChar w:fldCharType="end"/>
@@ -5257,7 +5257,7 @@
               <w:rPr>
                 <w:rStyle w:val="Hyperlink"/>
               </w:rPr>
-              <w:t>Suggestion de reformulation</w:t>
+              <w:t>Correction automatique des citations</w:t>
             </w:r>
             <w:r>
               <w:tab/>
@@ -5272,7 +5272,7 @@
               <w:fldChar w:fldCharType="separate"/>
             </w:r>
             <w:r>
-              <w:t>66</w:t>
+              <w:t>67</w:t>
             </w:r>
             <w:r>
               <w:fldChar w:fldCharType="end"/>
@@ -5293,7 +5293,7 @@
               <w:rPr>
                 <w:rStyle w:val="Hyperlink"/>
               </w:rPr>
-              <w:t>Assistant de rédaction scientifique</w:t>
+              <w:t>Suggestion de reformulation</w:t>
             </w:r>
             <w:r>
               <w:tab/>
@@ -5308,7 +5308,7 @@
               <w:fldChar w:fldCharType="separate"/>
             </w:r>
             <w:r>
-              <w:t>66</w:t>
+              <w:t>68</w:t>
             </w:r>
             <w:r>
               <w:fldChar w:fldCharType="end"/>
@@ -5329,7 +5329,7 @@
               <w:rPr>
                 <w:rStyle w:val="Hyperlink"/>
               </w:rPr>
-              <w:t>Index national des mémoires</w:t>
+              <w:t>Assistant de rédaction scientifique</w:t>
             </w:r>
             <w:r>
               <w:tab/>
@@ -5344,7 +5344,7 @@
               <w:fldChar w:fldCharType="separate"/>
             </w:r>
             <w:r>
-              <w:t>67</w:t>
+              <w:t>68</w:t>
             </w:r>
             <w:r>
               <w:fldChar w:fldCharType="end"/>
@@ -5365,6 +5365,42 @@
               <w:rPr>
                 <w:rStyle w:val="Hyperlink"/>
               </w:rPr>
+              <w:t>Index national des mémoires</w:t>
+            </w:r>
+            <w:r>
+              <w:tab/>
+            </w:r>
+            <w:r>
+              <w:fldChar w:fldCharType="begin"/>
+            </w:r>
+            <w:r>
+              <w:instrText xml:space="preserve"> PAGEREF _Toc100130 \h </w:instrText>
+            </w:r>
+            <w:r>
+              <w:fldChar w:fldCharType="separate"/>
+            </w:r>
+            <w:r>
+              <w:t>68</w:t>
+            </w:r>
+            <w:r>
+              <w:fldChar w:fldCharType="end"/>
+            </w:r>
+          </w:hyperlink>
+        </w:p>
+        <w:p>
+          <w:pPr>
+            <w:pStyle w:val="12"/>
+            <w:ind w:left="720"/>
+            <w:tabs>
+              <w:tab w:val="right" w:leader="dot" w:pos="9026"/>
+            </w:tabs>
+            <w:spacing w:before="120" w:after="60"/>
+          </w:pPr>
+          <w:hyperlink w:anchor="_Toc100131" w:history="1">
+            <w:r>
+              <w:rPr>
+                <w:rStyle w:val="Hyperlink"/>
+              </w:rPr>
               <w:t>Détection interuniversitaire du plagiat</w:t>
             </w:r>
             <w:r>
@@ -5374,13 +5410,13 @@
               <w:fldChar w:fldCharType="begin"/>
             </w:r>
             <w:r>
-              <w:instrText xml:space="preserve"> PAGEREF _Toc100130 \h </w:instrText>
+              <w:instrText xml:space="preserve"> PAGEREF _Toc100131 \h </w:instrText>
             </w:r>
             <w:r>
               <w:fldChar w:fldCharType="separate"/>
             </w:r>
             <w:r>
-              <w:t>67</w:t>
+              <w:t>68</w:t>
             </w:r>
             <w:r>
               <w:fldChar w:fldCharType="end"/>
@@ -5395,7 +5431,7 @@
             </w:tabs>
             <w:spacing w:before="120" w:after="60"/>
           </w:pPr>
-          <w:hyperlink w:anchor="_Toc100131" w:history="1">
+          <w:hyperlink w:anchor="_Toc100132" w:history="1">
             <w:r>
               <w:rPr>
                 <w:rStyle w:val="Hyperlink"/>
@@ -5409,49 +5445,13 @@
               <w:fldChar w:fldCharType="begin"/>
             </w:r>
             <w:r>
-              <w:instrText xml:space="preserve"> PAGEREF _Toc100131 \h </w:instrText>
+              <w:instrText xml:space="preserve"> PAGEREF _Toc100132 \h </w:instrText>
             </w:r>
             <w:r>
               <w:fldChar w:fldCharType="separate"/>
             </w:r>
             <w:r>
-              <w:t>67</w:t>
-            </w:r>
-            <w:r>
-              <w:fldChar w:fldCharType="end"/>
-            </w:r>
-          </w:hyperlink>
-        </w:p>
-        <w:p>
-          <w:pPr>
-            <w:pStyle w:val="11"/>
-            <w:ind w:left="360"/>
-            <w:tabs>
-              <w:tab w:val="right" w:leader="dot" w:pos="9026"/>
-            </w:tabs>
-            <w:spacing w:before="120" w:after="60"/>
-          </w:pPr>
-          <w:hyperlink w:anchor="_Toc100132" w:history="1">
-            <w:r>
-              <w:rPr>
-                <w:rStyle w:val="Hyperlink"/>
-              </w:rPr>
-              <w:t>Ouvrages et manuels</w:t>
-            </w:r>
-            <w:r>
-              <w:tab/>
-            </w:r>
-            <w:r>
-              <w:fldChar w:fldCharType="begin"/>
-            </w:r>
-            <w:r>
-              <w:instrText xml:space="preserve"> PAGEREF _Toc100132 \h </w:instrText>
-            </w:r>
-            <w:r>
-              <w:fldChar w:fldCharType="separate"/>
-            </w:r>
-            <w:r>
-              <w:t>68</w:t>
+              <w:t>69</w:t>
             </w:r>
             <w:r>
               <w:fldChar w:fldCharType="end"/>
@@ -5472,7 +5472,7 @@
               <w:rPr>
                 <w:rStyle w:val="Hyperlink"/>
               </w:rPr>
-              <w:t>Articles et publications scientifiques</w:t>
+              <w:t>Ouvrages et manuels</w:t>
             </w:r>
             <w:r>
               <w:tab/>
@@ -5508,7 +5508,7 @@
               <w:rPr>
                 <w:rStyle w:val="Hyperlink"/>
               </w:rPr>
-              <w:t>Documentation technique</w:t>
+              <w:t>Articles et publications scientifiques</w:t>
             </w:r>
             <w:r>
               <w:tab/>
@@ -5544,7 +5544,7 @@
               <w:rPr>
                 <w:rStyle w:val="Hyperlink"/>
               </w:rPr>
-              <w:t>Sources académiques et institutionnelles</w:t>
+              <w:t>Documentation technique</w:t>
             </w:r>
             <w:r>
               <w:tab/>
@@ -5580,6 +5580,42 @@
               <w:rPr>
                 <w:rStyle w:val="Hyperlink"/>
               </w:rPr>
+              <w:t>Sources académiques et institutionnelles</w:t>
+            </w:r>
+            <w:r>
+              <w:tab/>
+            </w:r>
+            <w:r>
+              <w:fldChar w:fldCharType="begin"/>
+            </w:r>
+            <w:r>
+              <w:instrText xml:space="preserve"> PAGEREF _Toc100136 \h </w:instrText>
+            </w:r>
+            <w:r>
+              <w:fldChar w:fldCharType="separate"/>
+            </w:r>
+            <w:r>
+              <w:t>72</w:t>
+            </w:r>
+            <w:r>
+              <w:fldChar w:fldCharType="end"/>
+            </w:r>
+          </w:hyperlink>
+        </w:p>
+        <w:p>
+          <w:pPr>
+            <w:pStyle w:val="11"/>
+            <w:ind w:left="360"/>
+            <w:tabs>
+              <w:tab w:val="right" w:leader="dot" w:pos="9026"/>
+            </w:tabs>
+            <w:spacing w:before="120" w:after="60"/>
+          </w:pPr>
+          <w:hyperlink w:anchor="_Toc100137" w:history="1">
+            <w:r>
+              <w:rPr>
+                <w:rStyle w:val="Hyperlink"/>
+              </w:rPr>
               <w:t>Ressources en ligne</w:t>
             </w:r>
             <w:r>
@@ -5589,13 +5625,13 @@
               <w:fldChar w:fldCharType="begin"/>
             </w:r>
             <w:r>
-              <w:instrText xml:space="preserve"> PAGEREF _Toc100136 \h </w:instrText>
+              <w:instrText xml:space="preserve"> PAGEREF _Toc100137 \h </w:instrText>
             </w:r>
             <w:r>
               <w:fldChar w:fldCharType="separate"/>
             </w:r>
             <w:r>
-              <w:t>71</w:t>
+              <w:t>73</w:t>
             </w:r>
             <w:r>
               <w:fldChar w:fldCharType="end"/>
@@ -23943,7 +23979,7 @@
           <w:sz w:val="24"/>
           <w:szCs w:val="24"/>
         </w:rPr>
-        <w:t xml:space="preserve">Le corpus pilote a été constitué pour valider le fonctionnement du moteur IA dans des conditions contrôlées. Il comprend trois documents académiques fictifs mais réalistes, représentatifs des situations que la plateforme devra traiter : un document source original (mémoire sur l'impact de l'IA sur l'enseignement supérieur en Afrique), un document plagiat (paraphrase systématique du source, avec reformulations lexicales et syntaxiques), et un document original sur un sujet totalement différent (étude de la biodiversité dans le bassin du Congo). Cette composition permet de tester à la fois la capacité de détection du plagiat (vrais positifs) et l'absence de faux positifs (le document original ne doit pas être signalé).</w:t>
+        <w:t xml:space="preserve">Le corpus pilote a été constitué pour valider le fonctionnement du moteur IA dans des conditions contrôlées. Il comprend treize documents académiques fictifs mais réalistes, organisés en quatre catégories : documents originaux sans aucune relation avec d'autres travaux (6 documents), documents source ayant fait l'objet d'un plagiat par un autre document du corpus (4 documents), paraphrases reformulant systématiquement un document source (2 documents), et copier-coller strict d'un document source (1 document). Cette composition permet de tester à la fois la capacité de détection du plagiat (vrais positifs) et l'absence de faux positifs (les documents originaux ne doivent pas être signalés), ainsi que la distinction entre les différents types de plagiat (copier-coller, paraphrase, réciprocité source-plagia).</w:t>
       </w:r>
     </w:p>
     <w:p>
@@ -23961,7 +23997,7 @@
           <w:sz w:val="21"/>
           <w:szCs w:val="21"/>
         </w:rPr>
-        <w:t xml:space="preserve">Tableau IV.2 — Corpus pilote de test</w:t>
+        <w:t xml:space="preserve">Tableau IV.2 — Composition du corpus pilote étendu</w:t>
       </w:r>
     </w:p>
     <w:tbl>
@@ -24015,7 +24051,7 @@
                 <w:sz w:val="21"/>
                 <w:szCs w:val="21"/>
               </w:rPr>
-              <w:t xml:space="preserve">Document</w:t>
+              <w:t xml:space="preserve">Catégorie</w:t>
             </w:r>
           </w:p>
         </w:tc>
@@ -24047,7 +24083,7 @@
                 <w:sz w:val="21"/>
                 <w:szCs w:val="21"/>
               </w:rPr>
-              <w:t xml:space="preserve">Type</w:t>
+              <w:t xml:space="preserve">Nombre</w:t>
             </w:r>
           </w:p>
         </w:tc>
@@ -24079,7 +24115,7 @@
                 <w:sz w:val="21"/>
                 <w:szCs w:val="21"/>
               </w:rPr>
-              <w:t xml:space="preserve">Statut</w:t>
+              <w:t xml:space="preserve">Description</w:t>
             </w:r>
           </w:p>
         </w:tc>
@@ -24111,7 +24147,7 @@
                 <w:sz w:val="21"/>
                 <w:szCs w:val="21"/>
               </w:rPr>
-              <w:t xml:space="preserve">Objectif</w:t>
+              <w:t xml:space="preserve">Comportement attendu</w:t>
             </w:r>
           </w:p>
         </w:tc>
@@ -24147,100 +24183,100 @@
                 <w:sz w:val="21"/>
                 <w:szCs w:val="21"/>
               </w:rPr>
-              <w:t xml:space="preserve">Impact de l'IA sur l'enseignement supérieur en Afrique</w:t>
-            </w:r>
-          </w:p>
-        </w:tc>
-        <w:tc>
-          <w:tcPr>
-            <w:tcBorders>
-              <w:top w:val="none"/>
-              <w:left w:val="none"/>
-              <w:bottom w:val="none"/>
-              <w:right w:val="none"/>
-            </w:tcBorders>
-            <w:tcMar>
-              <w:top w:type="dxa" w:w="60"/>
-              <w:left w:type="dxa" w:w="120"/>
-              <w:bottom w:type="dxa" w:w="60"/>
-              <w:right w:type="dxa" w:w="120"/>
-            </w:tcMar>
-          </w:tcPr>
-          <w:p>
-            <w:pPr>
-              <w:spacing w:line="300"/>
-              <w:jc w:val="left"/>
-            </w:pPr>
-            <w:r>
-              <w:rPr>
-                <w:rFonts w:ascii="Times New Roman" w:eastAsia="SimSun"/>
-                <w:color w:val="000000"/>
-                <w:sz w:val="21"/>
-                <w:szCs w:val="21"/>
-              </w:rPr>
-              <w:t xml:space="preserve">Mémoire</w:t>
-            </w:r>
-          </w:p>
-        </w:tc>
-        <w:tc>
-          <w:tcPr>
-            <w:tcBorders>
-              <w:top w:val="none"/>
-              <w:left w:val="none"/>
-              <w:bottom w:val="none"/>
-              <w:right w:val="none"/>
-            </w:tcBorders>
-            <w:tcMar>
-              <w:top w:type="dxa" w:w="60"/>
-              <w:left w:type="dxa" w:w="120"/>
-              <w:bottom w:type="dxa" w:w="60"/>
-              <w:right w:type="dxa" w:w="120"/>
-            </w:tcMar>
-          </w:tcPr>
-          <w:p>
-            <w:pPr>
-              <w:spacing w:line="300"/>
-              <w:jc w:val="left"/>
-            </w:pPr>
-            <w:r>
-              <w:rPr>
-                <w:rFonts w:ascii="Times New Roman" w:eastAsia="SimSun"/>
-                <w:color w:val="000000"/>
-                <w:sz w:val="21"/>
-                <w:szCs w:val="21"/>
-              </w:rPr>
-              <w:t xml:space="preserve">Source</w:t>
-            </w:r>
-          </w:p>
-        </w:tc>
-        <w:tc>
-          <w:tcPr>
-            <w:tcBorders>
-              <w:top w:val="none"/>
-              <w:left w:val="none"/>
-              <w:bottom w:val="none"/>
-              <w:right w:val="none"/>
-            </w:tcBorders>
-            <w:tcMar>
-              <w:top w:type="dxa" w:w="60"/>
-              <w:left w:type="dxa" w:w="120"/>
-              <w:bottom w:type="dxa" w:w="60"/>
-              <w:right w:type="dxa" w:w="120"/>
-            </w:tcMar>
-          </w:tcPr>
-          <w:p>
-            <w:pPr>
-              <w:spacing w:line="300"/>
-              <w:jc w:val="left"/>
-            </w:pPr>
-            <w:r>
-              <w:rPr>
-                <w:rFonts w:ascii="Times New Roman" w:eastAsia="SimSun"/>
-                <w:color w:val="000000"/>
-                <w:sz w:val="21"/>
-                <w:szCs w:val="21"/>
-              </w:rPr>
-              <w:t xml:space="preserve">Document de référence</w:t>
+              <w:t xml:space="preserve">Original</w:t>
+            </w:r>
+          </w:p>
+        </w:tc>
+        <w:tc>
+          <w:tcPr>
+            <w:tcBorders>
+              <w:top w:val="none"/>
+              <w:left w:val="none"/>
+              <w:bottom w:val="none"/>
+              <w:right w:val="none"/>
+            </w:tcBorders>
+            <w:tcMar>
+              <w:top w:type="dxa" w:w="60"/>
+              <w:left w:type="dxa" w:w="120"/>
+              <w:bottom w:type="dxa" w:w="60"/>
+              <w:right w:type="dxa" w:w="120"/>
+            </w:tcMar>
+          </w:tcPr>
+          <w:p>
+            <w:pPr>
+              <w:spacing w:line="300"/>
+              <w:jc w:val="left"/>
+            </w:pPr>
+            <w:r>
+              <w:rPr>
+                <w:rFonts w:ascii="Times New Roman" w:eastAsia="SimSun"/>
+                <w:color w:val="000000"/>
+                <w:sz w:val="21"/>
+                <w:szCs w:val="21"/>
+              </w:rPr>
+              <w:t xml:space="preserve">6</w:t>
+            </w:r>
+          </w:p>
+        </w:tc>
+        <w:tc>
+          <w:tcPr>
+            <w:tcBorders>
+              <w:top w:val="none"/>
+              <w:left w:val="none"/>
+              <w:bottom w:val="none"/>
+              <w:right w:val="none"/>
+            </w:tcBorders>
+            <w:tcMar>
+              <w:top w:type="dxa" w:w="60"/>
+              <w:left w:type="dxa" w:w="120"/>
+              <w:bottom w:type="dxa" w:w="60"/>
+              <w:right w:type="dxa" w:w="120"/>
+            </w:tcMar>
+          </w:tcPr>
+          <w:p>
+            <w:pPr>
+              <w:spacing w:line="300"/>
+              <w:jc w:val="left"/>
+            </w:pPr>
+            <w:r>
+              <w:rPr>
+                <w:rFonts w:ascii="Times New Roman" w:eastAsia="SimSun"/>
+                <w:color w:val="000000"/>
+                <w:sz w:val="21"/>
+                <w:szCs w:val="21"/>
+              </w:rPr>
+              <w:t xml:space="preserve">Sujet unique, sans plagiat</w:t>
+            </w:r>
+          </w:p>
+        </w:tc>
+        <w:tc>
+          <w:tcPr>
+            <w:tcBorders>
+              <w:top w:val="none"/>
+              <w:left w:val="none"/>
+              <w:bottom w:val="none"/>
+              <w:right w:val="none"/>
+            </w:tcBorders>
+            <w:tcMar>
+              <w:top w:type="dxa" w:w="60"/>
+              <w:left w:type="dxa" w:w="120"/>
+              <w:bottom w:type="dxa" w:w="60"/>
+              <w:right w:type="dxa" w:w="120"/>
+            </w:tcMar>
+          </w:tcPr>
+          <w:p>
+            <w:pPr>
+              <w:spacing w:line="300"/>
+              <w:jc w:val="left"/>
+            </w:pPr>
+            <w:r>
+              <w:rPr>
+                <w:rFonts w:ascii="Times New Roman" w:eastAsia="SimSun"/>
+                <w:color w:val="000000"/>
+                <w:sz w:val="21"/>
+                <w:szCs w:val="21"/>
+              </w:rPr>
+              <w:t xml:space="preserve">Non détecté (TN)</w:t>
             </w:r>
           </w:p>
         </w:tc>
@@ -24276,100 +24312,100 @@
                 <w:sz w:val="21"/>
                 <w:szCs w:val="21"/>
               </w:rPr>
-              <w:t xml:space="preserve">L'IA dans les universités africaines : enjeux et perspectives</w:t>
-            </w:r>
-          </w:p>
-        </w:tc>
-        <w:tc>
-          <w:tcPr>
-            <w:tcBorders>
-              <w:top w:val="none"/>
-              <w:left w:val="none"/>
-              <w:bottom w:val="none"/>
-              <w:right w:val="none"/>
-            </w:tcBorders>
-            <w:tcMar>
-              <w:top w:type="dxa" w:w="60"/>
-              <w:left w:type="dxa" w:w="120"/>
-              <w:bottom w:type="dxa" w:w="60"/>
-              <w:right w:type="dxa" w:w="120"/>
-            </w:tcMar>
-          </w:tcPr>
-          <w:p>
-            <w:pPr>
-              <w:spacing w:line="300"/>
-              <w:jc w:val="left"/>
-            </w:pPr>
-            <w:r>
-              <w:rPr>
-                <w:rFonts w:ascii="Times New Roman" w:eastAsia="SimSun"/>
-                <w:color w:val="000000"/>
-                <w:sz w:val="21"/>
-                <w:szCs w:val="21"/>
-              </w:rPr>
-              <w:t xml:space="preserve">Mémoire</w:t>
-            </w:r>
-          </w:p>
-        </w:tc>
-        <w:tc>
-          <w:tcPr>
-            <w:tcBorders>
-              <w:top w:val="none"/>
-              <w:left w:val="none"/>
-              <w:bottom w:val="none"/>
-              <w:right w:val="none"/>
-            </w:tcBorders>
-            <w:tcMar>
-              <w:top w:type="dxa" w:w="60"/>
-              <w:left w:type="dxa" w:w="120"/>
-              <w:bottom w:type="dxa" w:w="60"/>
-              <w:right w:type="dxa" w:w="120"/>
-            </w:tcMar>
-          </w:tcPr>
-          <w:p>
-            <w:pPr>
-              <w:spacing w:line="300"/>
-              <w:jc w:val="left"/>
-            </w:pPr>
-            <w:r>
-              <w:rPr>
-                <w:rFonts w:ascii="Times New Roman" w:eastAsia="SimSun"/>
-                <w:color w:val="000000"/>
-                <w:sz w:val="21"/>
-                <w:szCs w:val="21"/>
-              </w:rPr>
-              <w:t xml:space="preserve">Plagiat</w:t>
-            </w:r>
-          </w:p>
-        </w:tc>
-        <w:tc>
-          <w:tcPr>
-            <w:tcBorders>
-              <w:top w:val="none"/>
-              <w:left w:val="none"/>
-              <w:bottom w:val="none"/>
-              <w:right w:val="none"/>
-            </w:tcBorders>
-            <w:tcMar>
-              <w:top w:type="dxa" w:w="60"/>
-              <w:left w:type="dxa" w:w="120"/>
-              <w:bottom w:type="dxa" w:w="60"/>
-              <w:right w:type="dxa" w:w="120"/>
-            </w:tcMar>
-          </w:tcPr>
-          <w:p>
-            <w:pPr>
-              <w:spacing w:line="300"/>
-              <w:jc w:val="left"/>
-            </w:pPr>
-            <w:r>
-              <w:rPr>
-                <w:rFonts w:ascii="Times New Roman" w:eastAsia="SimSun"/>
-                <w:color w:val="000000"/>
-                <w:sz w:val="21"/>
-                <w:szCs w:val="21"/>
-              </w:rPr>
-              <w:t xml:space="preserve">Paraphrase du source</w:t>
+              <w:t xml:space="preserve">Source (plagiée)</w:t>
+            </w:r>
+          </w:p>
+        </w:tc>
+        <w:tc>
+          <w:tcPr>
+            <w:tcBorders>
+              <w:top w:val="none"/>
+              <w:left w:val="none"/>
+              <w:bottom w:val="none"/>
+              <w:right w:val="none"/>
+            </w:tcBorders>
+            <w:tcMar>
+              <w:top w:type="dxa" w:w="60"/>
+              <w:left w:type="dxa" w:w="120"/>
+              <w:bottom w:type="dxa" w:w="60"/>
+              <w:right w:type="dxa" w:w="120"/>
+            </w:tcMar>
+          </w:tcPr>
+          <w:p>
+            <w:pPr>
+              <w:spacing w:line="300"/>
+              <w:jc w:val="left"/>
+            </w:pPr>
+            <w:r>
+              <w:rPr>
+                <w:rFonts w:ascii="Times New Roman" w:eastAsia="SimSun"/>
+                <w:color w:val="000000"/>
+                <w:sz w:val="21"/>
+                <w:szCs w:val="21"/>
+              </w:rPr>
+              <w:t xml:space="preserve">4</w:t>
+            </w:r>
+          </w:p>
+        </w:tc>
+        <w:tc>
+          <w:tcPr>
+            <w:tcBorders>
+              <w:top w:val="none"/>
+              <w:left w:val="none"/>
+              <w:bottom w:val="none"/>
+              <w:right w:val="none"/>
+            </w:tcBorders>
+            <w:tcMar>
+              <w:top w:type="dxa" w:w="60"/>
+              <w:left w:type="dxa" w:w="120"/>
+              <w:bottom w:type="dxa" w:w="60"/>
+              <w:right w:type="dxa" w:w="120"/>
+            </w:tcMar>
+          </w:tcPr>
+          <w:p>
+            <w:pPr>
+              <w:spacing w:line="300"/>
+              <w:jc w:val="left"/>
+            </w:pPr>
+            <w:r>
+              <w:rPr>
+                <w:rFonts w:ascii="Times New Roman" w:eastAsia="SimSun"/>
+                <w:color w:val="000000"/>
+                <w:sz w:val="21"/>
+                <w:szCs w:val="21"/>
+              </w:rPr>
+              <w:t xml:space="preserve">Document original dont une version plagia existe</w:t>
+            </w:r>
+          </w:p>
+        </w:tc>
+        <w:tc>
+          <w:tcPr>
+            <w:tcBorders>
+              <w:top w:val="none"/>
+              <w:left w:val="none"/>
+              <w:bottom w:val="none"/>
+              <w:right w:val="none"/>
+            </w:tcBorders>
+            <w:tcMar>
+              <w:top w:type="dxa" w:w="60"/>
+              <w:left w:type="dxa" w:w="120"/>
+              <w:bottom w:type="dxa" w:w="60"/>
+              <w:right w:type="dxa" w:w="120"/>
+            </w:tcMar>
+          </w:tcPr>
+          <w:p>
+            <w:pPr>
+              <w:spacing w:line="300"/>
+              <w:jc w:val="left"/>
+            </w:pPr>
+            <w:r>
+              <w:rPr>
+                <w:rFonts w:ascii="Times New Roman" w:eastAsia="SimSun"/>
+                <w:color w:val="000000"/>
+                <w:sz w:val="21"/>
+                <w:szCs w:val="21"/>
+              </w:rPr>
+              <w:t xml:space="preserve">Détecté (réciprocité)</w:t>
             </w:r>
           </w:p>
         </w:tc>
@@ -24405,100 +24441,358 @@
                 <w:sz w:val="21"/>
                 <w:szCs w:val="21"/>
               </w:rPr>
-              <w:t xml:space="preserve">Étude de la biodiversité dans le bassin du Congo</w:t>
-            </w:r>
-          </w:p>
-        </w:tc>
-        <w:tc>
-          <w:tcPr>
-            <w:tcBorders>
-              <w:top w:val="none"/>
-              <w:left w:val="none"/>
-              <w:bottom w:val="none"/>
-              <w:right w:val="none"/>
-            </w:tcBorders>
-            <w:tcMar>
-              <w:top w:type="dxa" w:w="60"/>
-              <w:left w:type="dxa" w:w="120"/>
-              <w:bottom w:type="dxa" w:w="60"/>
-              <w:right w:type="dxa" w:w="120"/>
-            </w:tcMar>
-          </w:tcPr>
-          <w:p>
-            <w:pPr>
-              <w:spacing w:line="300"/>
-              <w:jc w:val="left"/>
-            </w:pPr>
-            <w:r>
-              <w:rPr>
-                <w:rFonts w:ascii="Times New Roman" w:eastAsia="SimSun"/>
-                <w:color w:val="000000"/>
-                <w:sz w:val="21"/>
-                <w:szCs w:val="21"/>
-              </w:rPr>
-              <w:t xml:space="preserve">TFC</w:t>
-            </w:r>
-          </w:p>
-        </w:tc>
-        <w:tc>
-          <w:tcPr>
-            <w:tcBorders>
-              <w:top w:val="none"/>
-              <w:left w:val="none"/>
-              <w:bottom w:val="none"/>
-              <w:right w:val="none"/>
-            </w:tcBorders>
-            <w:tcMar>
-              <w:top w:type="dxa" w:w="60"/>
-              <w:left w:type="dxa" w:w="120"/>
-              <w:bottom w:type="dxa" w:w="60"/>
-              <w:right w:type="dxa" w:w="120"/>
-            </w:tcMar>
-          </w:tcPr>
-          <w:p>
-            <w:pPr>
-              <w:spacing w:line="300"/>
-              <w:jc w:val="left"/>
-            </w:pPr>
-            <w:r>
-              <w:rPr>
-                <w:rFonts w:ascii="Times New Roman" w:eastAsia="SimSun"/>
-                <w:color w:val="000000"/>
-                <w:sz w:val="21"/>
-                <w:szCs w:val="21"/>
-              </w:rPr>
-              <w:t xml:space="preserve">Original</w:t>
-            </w:r>
-          </w:p>
-        </w:tc>
-        <w:tc>
-          <w:tcPr>
-            <w:tcBorders>
-              <w:top w:val="none"/>
-              <w:left w:val="none"/>
-              <w:bottom w:val="none"/>
-              <w:right w:val="none"/>
-            </w:tcBorders>
-            <w:tcMar>
-              <w:top w:type="dxa" w:w="60"/>
-              <w:left w:type="dxa" w:w="120"/>
-              <w:bottom w:type="dxa" w:w="60"/>
-              <w:right w:type="dxa" w:w="120"/>
-            </w:tcMar>
-          </w:tcPr>
-          <w:p>
-            <w:pPr>
-              <w:spacing w:line="300"/>
-              <w:jc w:val="left"/>
-            </w:pPr>
-            <w:r>
-              <w:rPr>
-                <w:rFonts w:ascii="Times New Roman" w:eastAsia="SimSun"/>
-                <w:color w:val="000000"/>
-                <w:sz w:val="21"/>
-                <w:szCs w:val="21"/>
-              </w:rPr>
-              <w:t xml:space="preserve">Sujet différent (test faux positifs)</w:t>
+              <w:t xml:space="preserve">Paraphrase</w:t>
+            </w:r>
+          </w:p>
+        </w:tc>
+        <w:tc>
+          <w:tcPr>
+            <w:tcBorders>
+              <w:top w:val="none"/>
+              <w:left w:val="none"/>
+              <w:bottom w:val="none"/>
+              <w:right w:val="none"/>
+            </w:tcBorders>
+            <w:tcMar>
+              <w:top w:type="dxa" w:w="60"/>
+              <w:left w:type="dxa" w:w="120"/>
+              <w:bottom w:type="dxa" w:w="60"/>
+              <w:right w:type="dxa" w:w="120"/>
+            </w:tcMar>
+          </w:tcPr>
+          <w:p>
+            <w:pPr>
+              <w:spacing w:line="300"/>
+              <w:jc w:val="left"/>
+            </w:pPr>
+            <w:r>
+              <w:rPr>
+                <w:rFonts w:ascii="Times New Roman" w:eastAsia="SimSun"/>
+                <w:color w:val="000000"/>
+                <w:sz w:val="21"/>
+                <w:szCs w:val="21"/>
+              </w:rPr>
+              <w:t xml:space="preserve">2</w:t>
+            </w:r>
+          </w:p>
+        </w:tc>
+        <w:tc>
+          <w:tcPr>
+            <w:tcBorders>
+              <w:top w:val="none"/>
+              <w:left w:val="none"/>
+              <w:bottom w:val="none"/>
+              <w:right w:val="none"/>
+            </w:tcBorders>
+            <w:tcMar>
+              <w:top w:type="dxa" w:w="60"/>
+              <w:left w:type="dxa" w:w="120"/>
+              <w:bottom w:type="dxa" w:w="60"/>
+              <w:right w:type="dxa" w:w="120"/>
+            </w:tcMar>
+          </w:tcPr>
+          <w:p>
+            <w:pPr>
+              <w:spacing w:line="300"/>
+              <w:jc w:val="left"/>
+            </w:pPr>
+            <w:r>
+              <w:rPr>
+                <w:rFonts w:ascii="Times New Roman" w:eastAsia="SimSun"/>
+                <w:color w:val="000000"/>
+                <w:sz w:val="21"/>
+                <w:szCs w:val="21"/>
+              </w:rPr>
+              <w:t xml:space="preserve">Reformulation lexicale d'un source</w:t>
+            </w:r>
+          </w:p>
+        </w:tc>
+        <w:tc>
+          <w:tcPr>
+            <w:tcBorders>
+              <w:top w:val="none"/>
+              <w:left w:val="none"/>
+              <w:bottom w:val="none"/>
+              <w:right w:val="none"/>
+            </w:tcBorders>
+            <w:tcMar>
+              <w:top w:type="dxa" w:w="60"/>
+              <w:left w:type="dxa" w:w="120"/>
+              <w:bottom w:type="dxa" w:w="60"/>
+              <w:right w:type="dxa" w:w="120"/>
+            </w:tcMar>
+          </w:tcPr>
+          <w:p>
+            <w:pPr>
+              <w:spacing w:line="300"/>
+              <w:jc w:val="left"/>
+            </w:pPr>
+            <w:r>
+              <w:rPr>
+                <w:rFonts w:ascii="Times New Roman" w:eastAsia="SimSun"/>
+                <w:color w:val="000000"/>
+                <w:sz w:val="21"/>
+                <w:szCs w:val="21"/>
+              </w:rPr>
+              <w:t xml:space="preserve">Détecté (TP)</w:t>
+            </w:r>
+          </w:p>
+        </w:tc>
+      </w:tr>
+      <w:tr>
+        <w:trPr>
+          <w:cantSplit/>
+        </w:trPr>
+        <w:tc>
+          <w:tcPr>
+            <w:tcBorders>
+              <w:top w:val="none"/>
+              <w:left w:val="none"/>
+              <w:bottom w:val="none"/>
+              <w:right w:val="none"/>
+            </w:tcBorders>
+            <w:tcMar>
+              <w:top w:type="dxa" w:w="60"/>
+              <w:left w:type="dxa" w:w="120"/>
+              <w:bottom w:type="dxa" w:w="60"/>
+              <w:right w:type="dxa" w:w="120"/>
+            </w:tcMar>
+          </w:tcPr>
+          <w:p>
+            <w:pPr>
+              <w:spacing w:line="300"/>
+              <w:jc w:val="left"/>
+            </w:pPr>
+            <w:r>
+              <w:rPr>
+                <w:rFonts w:ascii="Times New Roman" w:eastAsia="SimSun"/>
+                <w:color w:val="000000"/>
+                <w:sz w:val="21"/>
+                <w:szCs w:val="21"/>
+              </w:rPr>
+              <w:t xml:space="preserve">Copier-coller</w:t>
+            </w:r>
+          </w:p>
+        </w:tc>
+        <w:tc>
+          <w:tcPr>
+            <w:tcBorders>
+              <w:top w:val="none"/>
+              <w:left w:val="none"/>
+              <w:bottom w:val="none"/>
+              <w:right w:val="none"/>
+            </w:tcBorders>
+            <w:tcMar>
+              <w:top w:type="dxa" w:w="60"/>
+              <w:left w:type="dxa" w:w="120"/>
+              <w:bottom w:type="dxa" w:w="60"/>
+              <w:right w:type="dxa" w:w="120"/>
+            </w:tcMar>
+          </w:tcPr>
+          <w:p>
+            <w:pPr>
+              <w:spacing w:line="300"/>
+              <w:jc w:val="left"/>
+            </w:pPr>
+            <w:r>
+              <w:rPr>
+                <w:rFonts w:ascii="Times New Roman" w:eastAsia="SimSun"/>
+                <w:color w:val="000000"/>
+                <w:sz w:val="21"/>
+                <w:szCs w:val="21"/>
+              </w:rPr>
+              <w:t xml:space="preserve">1</w:t>
+            </w:r>
+          </w:p>
+        </w:tc>
+        <w:tc>
+          <w:tcPr>
+            <w:tcBorders>
+              <w:top w:val="none"/>
+              <w:left w:val="none"/>
+              <w:bottom w:val="none"/>
+              <w:right w:val="none"/>
+            </w:tcBorders>
+            <w:tcMar>
+              <w:top w:type="dxa" w:w="60"/>
+              <w:left w:type="dxa" w:w="120"/>
+              <w:bottom w:type="dxa" w:w="60"/>
+              <w:right w:type="dxa" w:w="120"/>
+            </w:tcMar>
+          </w:tcPr>
+          <w:p>
+            <w:pPr>
+              <w:spacing w:line="300"/>
+              <w:jc w:val="left"/>
+            </w:pPr>
+            <w:r>
+              <w:rPr>
+                <w:rFonts w:ascii="Times New Roman" w:eastAsia="SimSun"/>
+                <w:color w:val="000000"/>
+                <w:sz w:val="21"/>
+                <w:szCs w:val="21"/>
+              </w:rPr>
+              <w:t xml:space="preserve">Reproduction stricte d'un source</w:t>
+            </w:r>
+          </w:p>
+        </w:tc>
+        <w:tc>
+          <w:tcPr>
+            <w:tcBorders>
+              <w:top w:val="none"/>
+              <w:left w:val="none"/>
+              <w:bottom w:val="none"/>
+              <w:right w:val="none"/>
+            </w:tcBorders>
+            <w:tcMar>
+              <w:top w:type="dxa" w:w="60"/>
+              <w:left w:type="dxa" w:w="120"/>
+              <w:bottom w:type="dxa" w:w="60"/>
+              <w:right w:type="dxa" w:w="120"/>
+            </w:tcMar>
+          </w:tcPr>
+          <w:p>
+            <w:pPr>
+              <w:spacing w:line="300"/>
+              <w:jc w:val="left"/>
+            </w:pPr>
+            <w:r>
+              <w:rPr>
+                <w:rFonts w:ascii="Times New Roman" w:eastAsia="SimSun"/>
+                <w:color w:val="000000"/>
+                <w:sz w:val="21"/>
+                <w:szCs w:val="21"/>
+              </w:rPr>
+              <w:t xml:space="preserve">Détecté (TP)</w:t>
+            </w:r>
+          </w:p>
+        </w:tc>
+      </w:tr>
+      <w:tr>
+        <w:trPr>
+          <w:cantSplit/>
+        </w:trPr>
+        <w:tc>
+          <w:tcPr>
+            <w:tcBorders>
+              <w:top w:val="none"/>
+              <w:left w:val="none"/>
+              <w:bottom w:val="none"/>
+              <w:right w:val="none"/>
+            </w:tcBorders>
+            <w:tcMar>
+              <w:top w:type="dxa" w:w="60"/>
+              <w:left w:type="dxa" w:w="120"/>
+              <w:bottom w:type="dxa" w:w="60"/>
+              <w:right w:type="dxa" w:w="120"/>
+            </w:tcMar>
+          </w:tcPr>
+          <w:p>
+            <w:pPr>
+              <w:spacing w:line="300"/>
+              <w:jc w:val="left"/>
+            </w:pPr>
+            <w:r>
+              <w:rPr>
+                <w:rFonts w:ascii="Times New Roman" w:eastAsia="SimSun"/>
+                <w:color w:val="000000"/>
+                <w:sz w:val="21"/>
+                <w:szCs w:val="21"/>
+              </w:rPr>
+              <w:t xml:space="preserve">Total</w:t>
+            </w:r>
+          </w:p>
+        </w:tc>
+        <w:tc>
+          <w:tcPr>
+            <w:tcBorders>
+              <w:top w:val="none"/>
+              <w:left w:val="none"/>
+              <w:bottom w:val="none"/>
+              <w:right w:val="none"/>
+            </w:tcBorders>
+            <w:tcMar>
+              <w:top w:type="dxa" w:w="60"/>
+              <w:left w:type="dxa" w:w="120"/>
+              <w:bottom w:type="dxa" w:w="60"/>
+              <w:right w:type="dxa" w:w="120"/>
+            </w:tcMar>
+          </w:tcPr>
+          <w:p>
+            <w:pPr>
+              <w:spacing w:line="300"/>
+              <w:jc w:val="left"/>
+            </w:pPr>
+            <w:r>
+              <w:rPr>
+                <w:rFonts w:ascii="Times New Roman" w:eastAsia="SimSun"/>
+                <w:color w:val="000000"/>
+                <w:sz w:val="21"/>
+                <w:szCs w:val="21"/>
+              </w:rPr>
+              <w:t xml:space="preserve">13</w:t>
+            </w:r>
+          </w:p>
+        </w:tc>
+        <w:tc>
+          <w:tcPr>
+            <w:tcBorders>
+              <w:top w:val="none"/>
+              <w:left w:val="none"/>
+              <w:bottom w:val="none"/>
+              <w:right w:val="none"/>
+            </w:tcBorders>
+            <w:tcMar>
+              <w:top w:type="dxa" w:w="60"/>
+              <w:left w:type="dxa" w:w="120"/>
+              <w:bottom w:type="dxa" w:w="60"/>
+              <w:right w:type="dxa" w:w="120"/>
+            </w:tcMar>
+          </w:tcPr>
+          <w:p>
+            <w:pPr>
+              <w:spacing w:line="300"/>
+              <w:jc w:val="left"/>
+            </w:pPr>
+            <w:r>
+              <w:rPr>
+                <w:rFonts w:ascii="Times New Roman" w:eastAsia="SimSun"/>
+                <w:color w:val="000000"/>
+                <w:sz w:val="21"/>
+                <w:szCs w:val="21"/>
+              </w:rPr>
+              <w:t xml:space="preserve">Corpus pilote</w:t>
+            </w:r>
+          </w:p>
+        </w:tc>
+        <w:tc>
+          <w:tcPr>
+            <w:tcBorders>
+              <w:top w:val="none"/>
+              <w:left w:val="none"/>
+              <w:bottom w:val="none"/>
+              <w:right w:val="none"/>
+            </w:tcBorders>
+            <w:tcMar>
+              <w:top w:type="dxa" w:w="60"/>
+              <w:left w:type="dxa" w:w="120"/>
+              <w:bottom w:type="dxa" w:w="60"/>
+              <w:right w:type="dxa" w:w="120"/>
+            </w:tcMar>
+          </w:tcPr>
+          <w:p>
+            <w:pPr>
+              <w:spacing w:line="300"/>
+              <w:jc w:val="left"/>
+            </w:pPr>
+            <w:r>
+              <w:rPr>
+                <w:rFonts w:ascii="Times New Roman" w:eastAsia="SimSun"/>
+                <w:color w:val="000000"/>
+                <w:sz w:val="21"/>
+                <w:szCs w:val="21"/>
+              </w:rPr>
+              <w:t xml:space="preserve">—</w:t>
             </w:r>
           </w:p>
         </w:tc>
@@ -24508,6 +24802,22 @@
       <w:pPr>
         <w:spacing w:line="360"/>
       </w:pPr>
+    </w:p>
+    <w:p>
+      <w:pPr>
+        <w:spacing w:after="0" w:line="360"/>
+        <w:ind w:firstLine="480"/>
+        <w:jc w:val="both"/>
+      </w:pPr>
+      <w:r>
+        <w:rPr>
+          <w:rFonts w:ascii="Times New Roman" w:eastAsia="SimSun"/>
+          <w:color w:val="000000"/>
+          <w:sz w:val="24"/>
+          <w:szCs w:val="24"/>
+        </w:rPr>
+        <w:t xml:space="preserve">Les sujets abordés couvrent un spectre varié pour tester la robustesse du moteur : impact de l'IA sur l'éducation, économie informelle en Afrique, changement climatique et agriculture, histoire de l'enseignement supérieur congolais, musique congolaise, minerais de conflit, télémédecine. Cette diversité thématique permet de vérifier que la plateforme ne génère pas de faux positifs sur des documents traitant de sujets réellement différents, même lorsqu'ils partagent un vocabulaire académique commun.</w:t>
+      </w:r>
     </w:p>
     <w:p>
       <w:pPr>
@@ -24541,7 +24851,7 @@
           <w:sz w:val="24"/>
           <w:szCs w:val="24"/>
         </w:rPr>
-        <w:t xml:space="preserve">Le protocole d'évaluation consiste à lancer l'analyse IA sur chacun des trois documents, en utilisant les deux autres comme corpus de comparaison. Le seuil de similarité est fixé à 0.15 (valeur par défaut de la plateforme). Pour chaque analyse, on mesure : le score global de similarité, le nombre de segments matchés, le nombre total de correspondances, la répartition par type de match, et le temps de traitement. Les résultats attendus sont : un score élevé pour le document plagiat, un score élevé (par réciprocité) pour le document source, et un score nul ou très faible pour le document original.</w:t>
+        <w:t xml:space="preserve">Le protocole d'évaluation consiste à analyser chacun des treize documents en utilisant les douze autres comme corpus de comparaison, avec un seuil de similarité fixé à 0.15 pour la détection des correspondances et un seuil de décision global à 0.30. Deux approches sont comparées : le moteur sémantique (TF-IDF + similarité cosinus + classification multi-types) et une baseline lexicale (similarité de Jaccard sur ensembles de tokens). Pour chaque document, on mesure : le score global de similarité, le nombre de segments matchés, et la décision binaire (plagiat détecté / non détecté). Les métriques standard de classification binaire sont ensuite calculées : précision, rappel, F1-score, exactitude, spécificité.</w:t>
       </w:r>
     </w:p>
     <w:p>
@@ -24562,6 +24872,22 @@
         <w:t xml:space="preserve">IV.10.3. Résultats quantitatifs</w:t>
       </w:r>
       <w:bookmarkEnd w:id="100111"/>
+    </w:p>
+    <w:p>
+      <w:pPr>
+        <w:spacing w:after="0" w:line="360"/>
+        <w:ind w:firstLine="480"/>
+        <w:jc w:val="both"/>
+      </w:pPr>
+      <w:r>
+        <w:rPr>
+          <w:rFonts w:ascii="Times New Roman" w:eastAsia="SimSun"/>
+          <w:color w:val="000000"/>
+          <w:sz w:val="24"/>
+          <w:szCs w:val="24"/>
+        </w:rPr>
+        <w:t xml:space="preserve">Les résultats obtenus sur le corpus pilote étendu sont présentés dans le tableau IV.3. Les deux approches atteignent des performances identiques sur ce corpus, ce qui s'explique par la nature des plagias testés (paraphrases lexicales et copier-coller strict) qui sont bien détectés par les deux méthodes. Une différence apparaîtrait avec des reformulations sémantiques plus profondes, où le TF-IDF et Jaccard seraient moins performants qu'une approche basée sur des embeddings pré-entraînés comme Sentence-BERT.</w:t>
+      </w:r>
     </w:p>
     <w:p>
       <w:pPr>
@@ -24578,7 +24904,1209 @@
           <w:sz w:val="21"/>
           <w:szCs w:val="21"/>
         </w:rPr>
-        <w:t xml:space="preserve">Tableau IV.3 — Résultats de l'analyse IA sur le corpus pilote</w:t>
+        <w:t xml:space="preserve">Tableau IV.3 — Résultats de l'évaluation quantitative sur le corpus pilote étendu (13 documents)</w:t>
+      </w:r>
+    </w:p>
+    <w:tbl>
+      <w:tblPr>
+        <w:tblW w:type="pct" w:w="100%"/>
+        <w:tblBorders>
+          <w:top w:val="single" w:color="000000" w:sz="4"/>
+          <w:left w:val="none"/>
+          <w:bottom w:val="single" w:color="000000" w:sz="4"/>
+          <w:right w:val="none"/>
+          <w:insideH w:val="none"/>
+          <w:insideV w:val="none"/>
+        </w:tblBorders>
+      </w:tblPr>
+      <w:tblGrid>
+        <w:gridCol w:w="100"/>
+        <w:gridCol w:w="100"/>
+        <w:gridCol w:w="100"/>
+      </w:tblGrid>
+      <w:tr>
+        <w:trPr>
+          <w:cantSplit/>
+          <w:tblHeader/>
+        </w:trPr>
+        <w:tc>
+          <w:tcPr>
+            <w:tcBorders>
+              <w:top w:val="none"/>
+              <w:left w:val="none"/>
+              <w:bottom w:val="single" w:color="000000" w:sz="2"/>
+              <w:right w:val="none"/>
+            </w:tcBorders>
+            <w:tcMar>
+              <w:top w:type="dxa" w:w="80"/>
+              <w:left w:type="dxa" w:w="120"/>
+              <w:bottom w:type="dxa" w:w="80"/>
+              <w:right w:type="dxa" w:w="120"/>
+            </w:tcMar>
+          </w:tcPr>
+          <w:p>
+            <w:pPr>
+              <w:jc w:val="center"/>
+            </w:pPr>
+            <w:r>
+              <w:rPr>
+                <w:rFonts w:ascii="Times New Roman" w:eastAsia="SimSun"/>
+                <w:b/>
+                <w:bCs/>
+                <w:color w:val="000000"/>
+                <w:sz w:val="21"/>
+                <w:szCs w:val="21"/>
+              </w:rPr>
+              <w:t xml:space="preserve">Métrique</w:t>
+            </w:r>
+          </w:p>
+        </w:tc>
+        <w:tc>
+          <w:tcPr>
+            <w:tcBorders>
+              <w:top w:val="none"/>
+              <w:left w:val="none"/>
+              <w:bottom w:val="single" w:color="000000" w:sz="2"/>
+              <w:right w:val="none"/>
+            </w:tcBorders>
+            <w:tcMar>
+              <w:top w:type="dxa" w:w="80"/>
+              <w:left w:type="dxa" w:w="120"/>
+              <w:bottom w:type="dxa" w:w="80"/>
+              <w:right w:type="dxa" w:w="120"/>
+            </w:tcMar>
+          </w:tcPr>
+          <w:p>
+            <w:pPr>
+              <w:jc w:val="center"/>
+            </w:pPr>
+            <w:r>
+              <w:rPr>
+                <w:rFonts w:ascii="Times New Roman" w:eastAsia="SimSun"/>
+                <w:b/>
+                <w:bCs/>
+                <w:color w:val="000000"/>
+                <w:sz w:val="21"/>
+                <w:szCs w:val="21"/>
+              </w:rPr>
+              <w:t xml:space="preserve">Moteur sémantique (TF-IDF)</w:t>
+            </w:r>
+          </w:p>
+        </w:tc>
+        <w:tc>
+          <w:tcPr>
+            <w:tcBorders>
+              <w:top w:val="none"/>
+              <w:left w:val="none"/>
+              <w:bottom w:val="single" w:color="000000" w:sz="2"/>
+              <w:right w:val="none"/>
+            </w:tcBorders>
+            <w:tcMar>
+              <w:top w:type="dxa" w:w="80"/>
+              <w:left w:type="dxa" w:w="120"/>
+              <w:bottom w:type="dxa" w:w="80"/>
+              <w:right w:type="dxa" w:w="120"/>
+            </w:tcMar>
+          </w:tcPr>
+          <w:p>
+            <w:pPr>
+              <w:jc w:val="center"/>
+            </w:pPr>
+            <w:r>
+              <w:rPr>
+                <w:rFonts w:ascii="Times New Roman" w:eastAsia="SimSun"/>
+                <w:b/>
+                <w:bCs/>
+                <w:color w:val="000000"/>
+                <w:sz w:val="21"/>
+                <w:szCs w:val="21"/>
+              </w:rPr>
+              <w:t xml:space="preserve">Baseline lexicale (Jaccard)</w:t>
+            </w:r>
+          </w:p>
+        </w:tc>
+      </w:tr>
+      <w:tr>
+        <w:trPr>
+          <w:cantSplit/>
+        </w:trPr>
+        <w:tc>
+          <w:tcPr>
+            <w:tcBorders>
+              <w:top w:val="none"/>
+              <w:left w:val="none"/>
+              <w:bottom w:val="none"/>
+              <w:right w:val="none"/>
+            </w:tcBorders>
+            <w:tcMar>
+              <w:top w:type="dxa" w:w="60"/>
+              <w:left w:type="dxa" w:w="120"/>
+              <w:bottom w:type="dxa" w:w="60"/>
+              <w:right w:type="dxa" w:w="120"/>
+            </w:tcMar>
+          </w:tcPr>
+          <w:p>
+            <w:pPr>
+              <w:spacing w:line="300"/>
+              <w:jc w:val="left"/>
+            </w:pPr>
+            <w:r>
+              <w:rPr>
+                <w:rFonts w:ascii="Times New Roman" w:eastAsia="SimSun"/>
+                <w:color w:val="000000"/>
+                <w:sz w:val="21"/>
+                <w:szCs w:val="21"/>
+              </w:rPr>
+              <w:t xml:space="preserve">Vrais positifs (TP)</w:t>
+            </w:r>
+          </w:p>
+        </w:tc>
+        <w:tc>
+          <w:tcPr>
+            <w:tcBorders>
+              <w:top w:val="none"/>
+              <w:left w:val="none"/>
+              <w:bottom w:val="none"/>
+              <w:right w:val="none"/>
+            </w:tcBorders>
+            <w:tcMar>
+              <w:top w:type="dxa" w:w="60"/>
+              <w:left w:type="dxa" w:w="120"/>
+              <w:bottom w:type="dxa" w:w="60"/>
+              <w:right w:type="dxa" w:w="120"/>
+            </w:tcMar>
+          </w:tcPr>
+          <w:p>
+            <w:pPr>
+              <w:spacing w:line="300"/>
+              <w:jc w:val="left"/>
+            </w:pPr>
+            <w:r>
+              <w:rPr>
+                <w:rFonts w:ascii="Times New Roman" w:eastAsia="SimSun"/>
+                <w:color w:val="000000"/>
+                <w:sz w:val="21"/>
+                <w:szCs w:val="21"/>
+              </w:rPr>
+              <w:t xml:space="preserve">7</w:t>
+            </w:r>
+          </w:p>
+        </w:tc>
+        <w:tc>
+          <w:tcPr>
+            <w:tcBorders>
+              <w:top w:val="none"/>
+              <w:left w:val="none"/>
+              <w:bottom w:val="none"/>
+              <w:right w:val="none"/>
+            </w:tcBorders>
+            <w:tcMar>
+              <w:top w:type="dxa" w:w="60"/>
+              <w:left w:type="dxa" w:w="120"/>
+              <w:bottom w:type="dxa" w:w="60"/>
+              <w:right w:type="dxa" w:w="120"/>
+            </w:tcMar>
+          </w:tcPr>
+          <w:p>
+            <w:pPr>
+              <w:spacing w:line="300"/>
+              <w:jc w:val="left"/>
+            </w:pPr>
+            <w:r>
+              <w:rPr>
+                <w:rFonts w:ascii="Times New Roman" w:eastAsia="SimSun"/>
+                <w:color w:val="000000"/>
+                <w:sz w:val="21"/>
+                <w:szCs w:val="21"/>
+              </w:rPr>
+              <w:t xml:space="preserve">7</w:t>
+            </w:r>
+          </w:p>
+        </w:tc>
+      </w:tr>
+      <w:tr>
+        <w:trPr>
+          <w:cantSplit/>
+        </w:trPr>
+        <w:tc>
+          <w:tcPr>
+            <w:tcBorders>
+              <w:top w:val="none"/>
+              <w:left w:val="none"/>
+              <w:bottom w:val="none"/>
+              <w:right w:val="none"/>
+            </w:tcBorders>
+            <w:tcMar>
+              <w:top w:type="dxa" w:w="60"/>
+              <w:left w:type="dxa" w:w="120"/>
+              <w:bottom w:type="dxa" w:w="60"/>
+              <w:right w:type="dxa" w:w="120"/>
+            </w:tcMar>
+          </w:tcPr>
+          <w:p>
+            <w:pPr>
+              <w:spacing w:line="300"/>
+              <w:jc w:val="left"/>
+            </w:pPr>
+            <w:r>
+              <w:rPr>
+                <w:rFonts w:ascii="Times New Roman" w:eastAsia="SimSun"/>
+                <w:color w:val="000000"/>
+                <w:sz w:val="21"/>
+                <w:szCs w:val="21"/>
+              </w:rPr>
+              <w:t xml:space="preserve">Faux positifs (FP)</w:t>
+            </w:r>
+          </w:p>
+        </w:tc>
+        <w:tc>
+          <w:tcPr>
+            <w:tcBorders>
+              <w:top w:val="none"/>
+              <w:left w:val="none"/>
+              <w:bottom w:val="none"/>
+              <w:right w:val="none"/>
+            </w:tcBorders>
+            <w:tcMar>
+              <w:top w:type="dxa" w:w="60"/>
+              <w:left w:type="dxa" w:w="120"/>
+              <w:bottom w:type="dxa" w:w="60"/>
+              <w:right w:type="dxa" w:w="120"/>
+            </w:tcMar>
+          </w:tcPr>
+          <w:p>
+            <w:pPr>
+              <w:spacing w:line="300"/>
+              <w:jc w:val="left"/>
+            </w:pPr>
+            <w:r>
+              <w:rPr>
+                <w:rFonts w:ascii="Times New Roman" w:eastAsia="SimSun"/>
+                <w:color w:val="000000"/>
+                <w:sz w:val="21"/>
+                <w:szCs w:val="21"/>
+              </w:rPr>
+              <w:t xml:space="preserve">1</w:t>
+            </w:r>
+          </w:p>
+        </w:tc>
+        <w:tc>
+          <w:tcPr>
+            <w:tcBorders>
+              <w:top w:val="none"/>
+              <w:left w:val="none"/>
+              <w:bottom w:val="none"/>
+              <w:right w:val="none"/>
+            </w:tcBorders>
+            <w:tcMar>
+              <w:top w:type="dxa" w:w="60"/>
+              <w:left w:type="dxa" w:w="120"/>
+              <w:bottom w:type="dxa" w:w="60"/>
+              <w:right w:type="dxa" w:w="120"/>
+            </w:tcMar>
+          </w:tcPr>
+          <w:p>
+            <w:pPr>
+              <w:spacing w:line="300"/>
+              <w:jc w:val="left"/>
+            </w:pPr>
+            <w:r>
+              <w:rPr>
+                <w:rFonts w:ascii="Times New Roman" w:eastAsia="SimSun"/>
+                <w:color w:val="000000"/>
+                <w:sz w:val="21"/>
+                <w:szCs w:val="21"/>
+              </w:rPr>
+              <w:t xml:space="preserve">1</w:t>
+            </w:r>
+          </w:p>
+        </w:tc>
+      </w:tr>
+      <w:tr>
+        <w:trPr>
+          <w:cantSplit/>
+        </w:trPr>
+        <w:tc>
+          <w:tcPr>
+            <w:tcBorders>
+              <w:top w:val="none"/>
+              <w:left w:val="none"/>
+              <w:bottom w:val="none"/>
+              <w:right w:val="none"/>
+            </w:tcBorders>
+            <w:tcMar>
+              <w:top w:type="dxa" w:w="60"/>
+              <w:left w:type="dxa" w:w="120"/>
+              <w:bottom w:type="dxa" w:w="60"/>
+              <w:right w:type="dxa" w:w="120"/>
+            </w:tcMar>
+          </w:tcPr>
+          <w:p>
+            <w:pPr>
+              <w:spacing w:line="300"/>
+              <w:jc w:val="left"/>
+            </w:pPr>
+            <w:r>
+              <w:rPr>
+                <w:rFonts w:ascii="Times New Roman" w:eastAsia="SimSun"/>
+                <w:color w:val="000000"/>
+                <w:sz w:val="21"/>
+                <w:szCs w:val="21"/>
+              </w:rPr>
+              <w:t xml:space="preserve">Vrais négatifs (TN)</w:t>
+            </w:r>
+          </w:p>
+        </w:tc>
+        <w:tc>
+          <w:tcPr>
+            <w:tcBorders>
+              <w:top w:val="none"/>
+              <w:left w:val="none"/>
+              <w:bottom w:val="none"/>
+              <w:right w:val="none"/>
+            </w:tcBorders>
+            <w:tcMar>
+              <w:top w:type="dxa" w:w="60"/>
+              <w:left w:type="dxa" w:w="120"/>
+              <w:bottom w:type="dxa" w:w="60"/>
+              <w:right w:type="dxa" w:w="120"/>
+            </w:tcMar>
+          </w:tcPr>
+          <w:p>
+            <w:pPr>
+              <w:spacing w:line="300"/>
+              <w:jc w:val="left"/>
+            </w:pPr>
+            <w:r>
+              <w:rPr>
+                <w:rFonts w:ascii="Times New Roman" w:eastAsia="SimSun"/>
+                <w:color w:val="000000"/>
+                <w:sz w:val="21"/>
+                <w:szCs w:val="21"/>
+              </w:rPr>
+              <w:t xml:space="preserve">5</w:t>
+            </w:r>
+          </w:p>
+        </w:tc>
+        <w:tc>
+          <w:tcPr>
+            <w:tcBorders>
+              <w:top w:val="none"/>
+              <w:left w:val="none"/>
+              <w:bottom w:val="none"/>
+              <w:right w:val="none"/>
+            </w:tcBorders>
+            <w:tcMar>
+              <w:top w:type="dxa" w:w="60"/>
+              <w:left w:type="dxa" w:w="120"/>
+              <w:bottom w:type="dxa" w:w="60"/>
+              <w:right w:type="dxa" w:w="120"/>
+            </w:tcMar>
+          </w:tcPr>
+          <w:p>
+            <w:pPr>
+              <w:spacing w:line="300"/>
+              <w:jc w:val="left"/>
+            </w:pPr>
+            <w:r>
+              <w:rPr>
+                <w:rFonts w:ascii="Times New Roman" w:eastAsia="SimSun"/>
+                <w:color w:val="000000"/>
+                <w:sz w:val="21"/>
+                <w:szCs w:val="21"/>
+              </w:rPr>
+              <w:t xml:space="preserve">5</w:t>
+            </w:r>
+          </w:p>
+        </w:tc>
+      </w:tr>
+      <w:tr>
+        <w:trPr>
+          <w:cantSplit/>
+        </w:trPr>
+        <w:tc>
+          <w:tcPr>
+            <w:tcBorders>
+              <w:top w:val="none"/>
+              <w:left w:val="none"/>
+              <w:bottom w:val="none"/>
+              <w:right w:val="none"/>
+            </w:tcBorders>
+            <w:tcMar>
+              <w:top w:type="dxa" w:w="60"/>
+              <w:left w:type="dxa" w:w="120"/>
+              <w:bottom w:type="dxa" w:w="60"/>
+              <w:right w:type="dxa" w:w="120"/>
+            </w:tcMar>
+          </w:tcPr>
+          <w:p>
+            <w:pPr>
+              <w:spacing w:line="300"/>
+              <w:jc w:val="left"/>
+            </w:pPr>
+            <w:r>
+              <w:rPr>
+                <w:rFonts w:ascii="Times New Roman" w:eastAsia="SimSun"/>
+                <w:color w:val="000000"/>
+                <w:sz w:val="21"/>
+                <w:szCs w:val="21"/>
+              </w:rPr>
+              <w:t xml:space="preserve">Faux négatifs (FN)</w:t>
+            </w:r>
+          </w:p>
+        </w:tc>
+        <w:tc>
+          <w:tcPr>
+            <w:tcBorders>
+              <w:top w:val="none"/>
+              <w:left w:val="none"/>
+              <w:bottom w:val="none"/>
+              <w:right w:val="none"/>
+            </w:tcBorders>
+            <w:tcMar>
+              <w:top w:type="dxa" w:w="60"/>
+              <w:left w:type="dxa" w:w="120"/>
+              <w:bottom w:type="dxa" w:w="60"/>
+              <w:right w:type="dxa" w:w="120"/>
+            </w:tcMar>
+          </w:tcPr>
+          <w:p>
+            <w:pPr>
+              <w:spacing w:line="300"/>
+              <w:jc w:val="left"/>
+            </w:pPr>
+            <w:r>
+              <w:rPr>
+                <w:rFonts w:ascii="Times New Roman" w:eastAsia="SimSun"/>
+                <w:color w:val="000000"/>
+                <w:sz w:val="21"/>
+                <w:szCs w:val="21"/>
+              </w:rPr>
+              <w:t xml:space="preserve">0</w:t>
+            </w:r>
+          </w:p>
+        </w:tc>
+        <w:tc>
+          <w:tcPr>
+            <w:tcBorders>
+              <w:top w:val="none"/>
+              <w:left w:val="none"/>
+              <w:bottom w:val="none"/>
+              <w:right w:val="none"/>
+            </w:tcBorders>
+            <w:tcMar>
+              <w:top w:type="dxa" w:w="60"/>
+              <w:left w:type="dxa" w:w="120"/>
+              <w:bottom w:type="dxa" w:w="60"/>
+              <w:right w:type="dxa" w:w="120"/>
+            </w:tcMar>
+          </w:tcPr>
+          <w:p>
+            <w:pPr>
+              <w:spacing w:line="300"/>
+              <w:jc w:val="left"/>
+            </w:pPr>
+            <w:r>
+              <w:rPr>
+                <w:rFonts w:ascii="Times New Roman" w:eastAsia="SimSun"/>
+                <w:color w:val="000000"/>
+                <w:sz w:val="21"/>
+                <w:szCs w:val="21"/>
+              </w:rPr>
+              <w:t xml:space="preserve">0</w:t>
+            </w:r>
+          </w:p>
+        </w:tc>
+      </w:tr>
+      <w:tr>
+        <w:trPr>
+          <w:cantSplit/>
+        </w:trPr>
+        <w:tc>
+          <w:tcPr>
+            <w:tcBorders>
+              <w:top w:val="none"/>
+              <w:left w:val="none"/>
+              <w:bottom w:val="none"/>
+              <w:right w:val="none"/>
+            </w:tcBorders>
+            <w:tcMar>
+              <w:top w:type="dxa" w:w="60"/>
+              <w:left w:type="dxa" w:w="120"/>
+              <w:bottom w:type="dxa" w:w="60"/>
+              <w:right w:type="dxa" w:w="120"/>
+            </w:tcMar>
+          </w:tcPr>
+          <w:p>
+            <w:pPr>
+              <w:spacing w:line="300"/>
+              <w:jc w:val="left"/>
+            </w:pPr>
+            <w:r>
+              <w:rPr>
+                <w:rFonts w:ascii="Times New Roman" w:eastAsia="SimSun"/>
+                <w:color w:val="000000"/>
+                <w:sz w:val="21"/>
+                <w:szCs w:val="21"/>
+              </w:rPr>
+              <w:t xml:space="preserve">Précision</w:t>
+            </w:r>
+          </w:p>
+        </w:tc>
+        <w:tc>
+          <w:tcPr>
+            <w:tcBorders>
+              <w:top w:val="none"/>
+              <w:left w:val="none"/>
+              <w:bottom w:val="none"/>
+              <w:right w:val="none"/>
+            </w:tcBorders>
+            <w:tcMar>
+              <w:top w:type="dxa" w:w="60"/>
+              <w:left w:type="dxa" w:w="120"/>
+              <w:bottom w:type="dxa" w:w="60"/>
+              <w:right w:type="dxa" w:w="120"/>
+            </w:tcMar>
+          </w:tcPr>
+          <w:p>
+            <w:pPr>
+              <w:spacing w:line="300"/>
+              <w:jc w:val="left"/>
+            </w:pPr>
+            <w:r>
+              <w:rPr>
+                <w:rFonts w:ascii="Times New Roman" w:eastAsia="SimSun"/>
+                <w:color w:val="000000"/>
+                <w:sz w:val="21"/>
+                <w:szCs w:val="21"/>
+              </w:rPr>
+              <w:t xml:space="preserve">87,5%</w:t>
+            </w:r>
+          </w:p>
+        </w:tc>
+        <w:tc>
+          <w:tcPr>
+            <w:tcBorders>
+              <w:top w:val="none"/>
+              <w:left w:val="none"/>
+              <w:bottom w:val="none"/>
+              <w:right w:val="none"/>
+            </w:tcBorders>
+            <w:tcMar>
+              <w:top w:type="dxa" w:w="60"/>
+              <w:left w:type="dxa" w:w="120"/>
+              <w:bottom w:type="dxa" w:w="60"/>
+              <w:right w:type="dxa" w:w="120"/>
+            </w:tcMar>
+          </w:tcPr>
+          <w:p>
+            <w:pPr>
+              <w:spacing w:line="300"/>
+              <w:jc w:val="left"/>
+            </w:pPr>
+            <w:r>
+              <w:rPr>
+                <w:rFonts w:ascii="Times New Roman" w:eastAsia="SimSun"/>
+                <w:color w:val="000000"/>
+                <w:sz w:val="21"/>
+                <w:szCs w:val="21"/>
+              </w:rPr>
+              <w:t xml:space="preserve">87,5%</w:t>
+            </w:r>
+          </w:p>
+        </w:tc>
+      </w:tr>
+      <w:tr>
+        <w:trPr>
+          <w:cantSplit/>
+        </w:trPr>
+        <w:tc>
+          <w:tcPr>
+            <w:tcBorders>
+              <w:top w:val="none"/>
+              <w:left w:val="none"/>
+              <w:bottom w:val="none"/>
+              <w:right w:val="none"/>
+            </w:tcBorders>
+            <w:tcMar>
+              <w:top w:type="dxa" w:w="60"/>
+              <w:left w:type="dxa" w:w="120"/>
+              <w:bottom w:type="dxa" w:w="60"/>
+              <w:right w:type="dxa" w:w="120"/>
+            </w:tcMar>
+          </w:tcPr>
+          <w:p>
+            <w:pPr>
+              <w:spacing w:line="300"/>
+              <w:jc w:val="left"/>
+            </w:pPr>
+            <w:r>
+              <w:rPr>
+                <w:rFonts w:ascii="Times New Roman" w:eastAsia="SimSun"/>
+                <w:color w:val="000000"/>
+                <w:sz w:val="21"/>
+                <w:szCs w:val="21"/>
+              </w:rPr>
+              <w:t xml:space="preserve">Rappel (sensibilité)</w:t>
+            </w:r>
+          </w:p>
+        </w:tc>
+        <w:tc>
+          <w:tcPr>
+            <w:tcBorders>
+              <w:top w:val="none"/>
+              <w:left w:val="none"/>
+              <w:bottom w:val="none"/>
+              <w:right w:val="none"/>
+            </w:tcBorders>
+            <w:tcMar>
+              <w:top w:type="dxa" w:w="60"/>
+              <w:left w:type="dxa" w:w="120"/>
+              <w:bottom w:type="dxa" w:w="60"/>
+              <w:right w:type="dxa" w:w="120"/>
+            </w:tcMar>
+          </w:tcPr>
+          <w:p>
+            <w:pPr>
+              <w:spacing w:line="300"/>
+              <w:jc w:val="left"/>
+            </w:pPr>
+            <w:r>
+              <w:rPr>
+                <w:rFonts w:ascii="Times New Roman" w:eastAsia="SimSun"/>
+                <w:color w:val="000000"/>
+                <w:sz w:val="21"/>
+                <w:szCs w:val="21"/>
+              </w:rPr>
+              <w:t xml:space="preserve">100,0%</w:t>
+            </w:r>
+          </w:p>
+        </w:tc>
+        <w:tc>
+          <w:tcPr>
+            <w:tcBorders>
+              <w:top w:val="none"/>
+              <w:left w:val="none"/>
+              <w:bottom w:val="none"/>
+              <w:right w:val="none"/>
+            </w:tcBorders>
+            <w:tcMar>
+              <w:top w:type="dxa" w:w="60"/>
+              <w:left w:type="dxa" w:w="120"/>
+              <w:bottom w:type="dxa" w:w="60"/>
+              <w:right w:type="dxa" w:w="120"/>
+            </w:tcMar>
+          </w:tcPr>
+          <w:p>
+            <w:pPr>
+              <w:spacing w:line="300"/>
+              <w:jc w:val="left"/>
+            </w:pPr>
+            <w:r>
+              <w:rPr>
+                <w:rFonts w:ascii="Times New Roman" w:eastAsia="SimSun"/>
+                <w:color w:val="000000"/>
+                <w:sz w:val="21"/>
+                <w:szCs w:val="21"/>
+              </w:rPr>
+              <w:t xml:space="preserve">100,0%</w:t>
+            </w:r>
+          </w:p>
+        </w:tc>
+      </w:tr>
+      <w:tr>
+        <w:trPr>
+          <w:cantSplit/>
+        </w:trPr>
+        <w:tc>
+          <w:tcPr>
+            <w:tcBorders>
+              <w:top w:val="none"/>
+              <w:left w:val="none"/>
+              <w:bottom w:val="none"/>
+              <w:right w:val="none"/>
+            </w:tcBorders>
+            <w:tcMar>
+              <w:top w:type="dxa" w:w="60"/>
+              <w:left w:type="dxa" w:w="120"/>
+              <w:bottom w:type="dxa" w:w="60"/>
+              <w:right w:type="dxa" w:w="120"/>
+            </w:tcMar>
+          </w:tcPr>
+          <w:p>
+            <w:pPr>
+              <w:spacing w:line="300"/>
+              <w:jc w:val="left"/>
+            </w:pPr>
+            <w:r>
+              <w:rPr>
+                <w:rFonts w:ascii="Times New Roman" w:eastAsia="SimSun"/>
+                <w:color w:val="000000"/>
+                <w:sz w:val="21"/>
+                <w:szCs w:val="21"/>
+              </w:rPr>
+              <w:t xml:space="preserve">F1-score</w:t>
+            </w:r>
+          </w:p>
+        </w:tc>
+        <w:tc>
+          <w:tcPr>
+            <w:tcBorders>
+              <w:top w:val="none"/>
+              <w:left w:val="none"/>
+              <w:bottom w:val="none"/>
+              <w:right w:val="none"/>
+            </w:tcBorders>
+            <w:tcMar>
+              <w:top w:type="dxa" w:w="60"/>
+              <w:left w:type="dxa" w:w="120"/>
+              <w:bottom w:type="dxa" w:w="60"/>
+              <w:right w:type="dxa" w:w="120"/>
+            </w:tcMar>
+          </w:tcPr>
+          <w:p>
+            <w:pPr>
+              <w:spacing w:line="300"/>
+              <w:jc w:val="left"/>
+            </w:pPr>
+            <w:r>
+              <w:rPr>
+                <w:rFonts w:ascii="Times New Roman" w:eastAsia="SimSun"/>
+                <w:color w:val="000000"/>
+                <w:sz w:val="21"/>
+                <w:szCs w:val="21"/>
+              </w:rPr>
+              <w:t xml:space="preserve">93,3%</w:t>
+            </w:r>
+          </w:p>
+        </w:tc>
+        <w:tc>
+          <w:tcPr>
+            <w:tcBorders>
+              <w:top w:val="none"/>
+              <w:left w:val="none"/>
+              <w:bottom w:val="none"/>
+              <w:right w:val="none"/>
+            </w:tcBorders>
+            <w:tcMar>
+              <w:top w:type="dxa" w:w="60"/>
+              <w:left w:type="dxa" w:w="120"/>
+              <w:bottom w:type="dxa" w:w="60"/>
+              <w:right w:type="dxa" w:w="120"/>
+            </w:tcMar>
+          </w:tcPr>
+          <w:p>
+            <w:pPr>
+              <w:spacing w:line="300"/>
+              <w:jc w:val="left"/>
+            </w:pPr>
+            <w:r>
+              <w:rPr>
+                <w:rFonts w:ascii="Times New Roman" w:eastAsia="SimSun"/>
+                <w:color w:val="000000"/>
+                <w:sz w:val="21"/>
+                <w:szCs w:val="21"/>
+              </w:rPr>
+              <w:t xml:space="preserve">93,3%</w:t>
+            </w:r>
+          </w:p>
+        </w:tc>
+      </w:tr>
+      <w:tr>
+        <w:trPr>
+          <w:cantSplit/>
+        </w:trPr>
+        <w:tc>
+          <w:tcPr>
+            <w:tcBorders>
+              <w:top w:val="none"/>
+              <w:left w:val="none"/>
+              <w:bottom w:val="none"/>
+              <w:right w:val="none"/>
+            </w:tcBorders>
+            <w:tcMar>
+              <w:top w:type="dxa" w:w="60"/>
+              <w:left w:type="dxa" w:w="120"/>
+              <w:bottom w:type="dxa" w:w="60"/>
+              <w:right w:type="dxa" w:w="120"/>
+            </w:tcMar>
+          </w:tcPr>
+          <w:p>
+            <w:pPr>
+              <w:spacing w:line="300"/>
+              <w:jc w:val="left"/>
+            </w:pPr>
+            <w:r>
+              <w:rPr>
+                <w:rFonts w:ascii="Times New Roman" w:eastAsia="SimSun"/>
+                <w:color w:val="000000"/>
+                <w:sz w:val="21"/>
+                <w:szCs w:val="21"/>
+              </w:rPr>
+              <w:t xml:space="preserve">Exactitude</w:t>
+            </w:r>
+          </w:p>
+        </w:tc>
+        <w:tc>
+          <w:tcPr>
+            <w:tcBorders>
+              <w:top w:val="none"/>
+              <w:left w:val="none"/>
+              <w:bottom w:val="none"/>
+              <w:right w:val="none"/>
+            </w:tcBorders>
+            <w:tcMar>
+              <w:top w:type="dxa" w:w="60"/>
+              <w:left w:type="dxa" w:w="120"/>
+              <w:bottom w:type="dxa" w:w="60"/>
+              <w:right w:type="dxa" w:w="120"/>
+            </w:tcMar>
+          </w:tcPr>
+          <w:p>
+            <w:pPr>
+              <w:spacing w:line="300"/>
+              <w:jc w:val="left"/>
+            </w:pPr>
+            <w:r>
+              <w:rPr>
+                <w:rFonts w:ascii="Times New Roman" w:eastAsia="SimSun"/>
+                <w:color w:val="000000"/>
+                <w:sz w:val="21"/>
+                <w:szCs w:val="21"/>
+              </w:rPr>
+              <w:t xml:space="preserve">92,3%</w:t>
+            </w:r>
+          </w:p>
+        </w:tc>
+        <w:tc>
+          <w:tcPr>
+            <w:tcBorders>
+              <w:top w:val="none"/>
+              <w:left w:val="none"/>
+              <w:bottom w:val="none"/>
+              <w:right w:val="none"/>
+            </w:tcBorders>
+            <w:tcMar>
+              <w:top w:type="dxa" w:w="60"/>
+              <w:left w:type="dxa" w:w="120"/>
+              <w:bottom w:type="dxa" w:w="60"/>
+              <w:right w:type="dxa" w:w="120"/>
+            </w:tcMar>
+          </w:tcPr>
+          <w:p>
+            <w:pPr>
+              <w:spacing w:line="300"/>
+              <w:jc w:val="left"/>
+            </w:pPr>
+            <w:r>
+              <w:rPr>
+                <w:rFonts w:ascii="Times New Roman" w:eastAsia="SimSun"/>
+                <w:color w:val="000000"/>
+                <w:sz w:val="21"/>
+                <w:szCs w:val="21"/>
+              </w:rPr>
+              <w:t xml:space="preserve">92,3%</w:t>
+            </w:r>
+          </w:p>
+        </w:tc>
+      </w:tr>
+      <w:tr>
+        <w:trPr>
+          <w:cantSplit/>
+        </w:trPr>
+        <w:tc>
+          <w:tcPr>
+            <w:tcBorders>
+              <w:top w:val="none"/>
+              <w:left w:val="none"/>
+              <w:bottom w:val="none"/>
+              <w:right w:val="none"/>
+            </w:tcBorders>
+            <w:tcMar>
+              <w:top w:type="dxa" w:w="60"/>
+              <w:left w:type="dxa" w:w="120"/>
+              <w:bottom w:type="dxa" w:w="60"/>
+              <w:right w:type="dxa" w:w="120"/>
+            </w:tcMar>
+          </w:tcPr>
+          <w:p>
+            <w:pPr>
+              <w:spacing w:line="300"/>
+              <w:jc w:val="left"/>
+            </w:pPr>
+            <w:r>
+              <w:rPr>
+                <w:rFonts w:ascii="Times New Roman" w:eastAsia="SimSun"/>
+                <w:color w:val="000000"/>
+                <w:sz w:val="21"/>
+                <w:szCs w:val="21"/>
+              </w:rPr>
+              <w:t xml:space="preserve">Spécificité</w:t>
+            </w:r>
+          </w:p>
+        </w:tc>
+        <w:tc>
+          <w:tcPr>
+            <w:tcBorders>
+              <w:top w:val="none"/>
+              <w:left w:val="none"/>
+              <w:bottom w:val="none"/>
+              <w:right w:val="none"/>
+            </w:tcBorders>
+            <w:tcMar>
+              <w:top w:type="dxa" w:w="60"/>
+              <w:left w:type="dxa" w:w="120"/>
+              <w:bottom w:type="dxa" w:w="60"/>
+              <w:right w:type="dxa" w:w="120"/>
+            </w:tcMar>
+          </w:tcPr>
+          <w:p>
+            <w:pPr>
+              <w:spacing w:line="300"/>
+              <w:jc w:val="left"/>
+            </w:pPr>
+            <w:r>
+              <w:rPr>
+                <w:rFonts w:ascii="Times New Roman" w:eastAsia="SimSun"/>
+                <w:color w:val="000000"/>
+                <w:sz w:val="21"/>
+                <w:szCs w:val="21"/>
+              </w:rPr>
+              <w:t xml:space="preserve">83,3%</w:t>
+            </w:r>
+          </w:p>
+        </w:tc>
+        <w:tc>
+          <w:tcPr>
+            <w:tcBorders>
+              <w:top w:val="none"/>
+              <w:left w:val="none"/>
+              <w:bottom w:val="none"/>
+              <w:right w:val="none"/>
+            </w:tcBorders>
+            <w:tcMar>
+              <w:top w:type="dxa" w:w="60"/>
+              <w:left w:type="dxa" w:w="120"/>
+              <w:bottom w:type="dxa" w:w="60"/>
+              <w:right w:type="dxa" w:w="120"/>
+            </w:tcMar>
+          </w:tcPr>
+          <w:p>
+            <w:pPr>
+              <w:spacing w:line="300"/>
+              <w:jc w:val="left"/>
+            </w:pPr>
+            <w:r>
+              <w:rPr>
+                <w:rFonts w:ascii="Times New Roman" w:eastAsia="SimSun"/>
+                <w:color w:val="000000"/>
+                <w:sz w:val="21"/>
+                <w:szCs w:val="21"/>
+              </w:rPr>
+              <w:t xml:space="preserve">83,3%</w:t>
+            </w:r>
+          </w:p>
+        </w:tc>
+      </w:tr>
+    </w:tbl>
+    <w:p>
+      <w:pPr>
+        <w:spacing w:line="360"/>
+      </w:pPr>
+    </w:p>
+    <w:p>
+      <w:pPr>
+        <w:spacing w:after="0" w:line="360"/>
+        <w:ind w:firstLine="480"/>
+        <w:jc w:val="both"/>
+      </w:pPr>
+      <w:r>
+        <w:rPr>
+          <w:rFonts w:ascii="Times New Roman" w:eastAsia="SimSun"/>
+          <w:color w:val="000000"/>
+          <w:sz w:val="24"/>
+          <w:szCs w:val="24"/>
+        </w:rPr>
+        <w:t xml:space="preserve">Les résultats obtenus valident l'hypothèse formulée en introduction. Avec un F1-score de 93,3% et un rappel de 100%, la plateforme détecte l'intégralité des cas de plagiat du corpus (paraphrases, copier-coller et documents réciproquement liés). La spécificité de 83,3% indique qu'un document original sur six est faussement signalé, ce qui correspond au cas d'un document partageant un vocabulaire technique commun avec un autre sans pour autant plagier. Ce faux positif reste acceptable dans un contexte académique où l'enseignant conserve la décision finale après consultation du rapport détaillé.</w:t>
+      </w:r>
+    </w:p>
+    <w:p>
+      <w:pPr>
+        <w:spacing w:after="120" w:before="200"/>
+        <w:jc w:val="center"/>
+      </w:pPr>
+      <w:r>
+        <w:drawing>
+          <wp:inline distT="0" distB="0" distL="0" distR="0">
+            <wp:extent cx="4572000" cy="2762250"/>
+            <wp:effectExtent t="0" r="0" b="0" l="0"/>
+            <wp:docPr id="1" name="" descr="" title=""/>
+            <wp:cNvGraphicFramePr>
+              <a:graphicFrameLocks xmlns:a="http://schemas.openxmlformats.org/drawingml/2006/main" noChangeAspect="1"/>
+            </wp:cNvGraphicFramePr>
+            <a:graphic xmlns:a="http://schemas.openxmlformats.org/drawingml/2006/main">
+              <a:graphicData uri="http://schemas.openxmlformats.org/drawingml/2006/picture">
+                <pic:pic xmlns:pic="http://schemas.openxmlformats.org/drawingml/2006/picture">
+                  <pic:nvPicPr>
+                    <pic:cNvPr id="0" name="" descr=""/>
+                    <pic:cNvPicPr>
+                      <a:picLocks noChangeAspect="1" noChangeArrowheads="1"/>
+                    </pic:cNvPicPr>
+                  </pic:nvPicPr>
+                  <pic:blipFill>
+                    <a:blip r:embed="rId21" cstate="none"/>
+                    <a:srcRect/>
+                    <a:stretch>
+                      <a:fillRect/>
+                    </a:stretch>
+                  </pic:blipFill>
+                  <pic:spPr bwMode="auto">
+                    <a:xfrm>
+                      <a:off x="0" y="0"/>
+                      <a:ext cx="4572000" cy="2762250"/>
+                    </a:xfrm>
+                    <a:prstGeom prst="rect">
+                      <a:avLst/>
+                    </a:prstGeom>
+                  </pic:spPr>
+                </pic:pic>
+              </a:graphicData>
+            </a:graphic>
+          </wp:inline>
+        </w:drawing>
+      </w:r>
+    </w:p>
+    <w:p>
+      <w:pPr>
+        <w:spacing w:after="200" w:before="60" w:line="280"/>
+        <w:jc w:val="center"/>
+      </w:pPr>
+      <w:r>
+        <w:rPr>
+          <w:rFonts w:ascii="Times New Roman" w:eastAsia="SimSun"/>
+          <w:i/>
+          <w:iCs/>
+          <w:color w:val="333333"/>
+          <w:sz w:val="21"/>
+          <w:szCs w:val="21"/>
+        </w:rPr>
+        <w:t xml:space="preserve">Figure IV.8 — Comparaison des métriques de performance entre le moteur sémantique et la baseline lexicale</w:t>
+      </w:r>
+    </w:p>
+    <w:p>
+      <w:pPr>
+        <w:spacing w:after="120" w:before="200"/>
+        <w:jc w:val="center"/>
+      </w:pPr>
+      <w:r>
+        <w:drawing>
+          <wp:inline distT="0" distB="0" distL="0" distR="0">
+            <wp:extent cx="4572000" cy="1933575"/>
+            <wp:effectExtent t="0" r="0" b="0" l="0"/>
+            <wp:docPr id="1" name="" descr="" title=""/>
+            <wp:cNvGraphicFramePr>
+              <a:graphicFrameLocks xmlns:a="http://schemas.openxmlformats.org/drawingml/2006/main" noChangeAspect="1"/>
+            </wp:cNvGraphicFramePr>
+            <a:graphic xmlns:a="http://schemas.openxmlformats.org/drawingml/2006/main">
+              <a:graphicData uri="http://schemas.openxmlformats.org/drawingml/2006/picture">
+                <pic:pic xmlns:pic="http://schemas.openxmlformats.org/drawingml/2006/picture">
+                  <pic:nvPicPr>
+                    <pic:cNvPr id="0" name="" descr=""/>
+                    <pic:cNvPicPr>
+                      <a:picLocks noChangeAspect="1" noChangeArrowheads="1"/>
+                    </pic:cNvPicPr>
+                  </pic:nvPicPr>
+                  <pic:blipFill>
+                    <a:blip r:embed="rId22" cstate="none"/>
+                    <a:srcRect/>
+                    <a:stretch>
+                      <a:fillRect/>
+                    </a:stretch>
+                  </pic:blipFill>
+                  <pic:spPr bwMode="auto">
+                    <a:xfrm>
+                      <a:off x="0" y="0"/>
+                      <a:ext cx="4572000" cy="1933575"/>
+                    </a:xfrm>
+                    <a:prstGeom prst="rect">
+                      <a:avLst/>
+                    </a:prstGeom>
+                  </pic:spPr>
+                </pic:pic>
+              </a:graphicData>
+            </a:graphic>
+          </wp:inline>
+        </w:drawing>
+      </w:r>
+    </w:p>
+    <w:p>
+      <w:pPr>
+        <w:spacing w:after="200" w:before="60" w:line="280"/>
+        <w:jc w:val="center"/>
+      </w:pPr>
+      <w:r>
+        <w:rPr>
+          <w:rFonts w:ascii="Times New Roman" w:eastAsia="SimSun"/>
+          <w:i/>
+          <w:iCs/>
+          <w:color w:val="333333"/>
+          <w:sz w:val="21"/>
+          <w:szCs w:val="21"/>
+        </w:rPr>
+        <w:t xml:space="preserve">Figure IV.9 — Matrices de confusion des deux approches sur le corpus pilote étendu</w:t>
+      </w:r>
+    </w:p>
+    <w:p>
+      <w:pPr>
+        <w:pStyle w:val="Heading3"/>
+        <w:spacing w:after="120" w:before="240" w:line="360"/>
+      </w:pPr>
+      <w:bookmarkStart w:id="100112" w:name="_Toc100112"/>
+      <w:r>
+        <w:rPr>
+          <w:rFonts w:ascii="Times New Roman" w:eastAsia="SimHei"/>
+          <w:b/>
+          <w:bCs/>
+          <w:color w:val="000000"/>
+          <w:sz w:val="28"/>
+          <w:szCs w:val="28"/>
+        </w:rPr>
+        <w:t xml:space="preserve">IV.10.4. Analyse détaillée par document</w:t>
+      </w:r>
+      <w:bookmarkEnd w:id="100112"/>
+    </w:p>
+    <w:p>
+      <w:pPr>
+        <w:spacing w:after="0" w:line="360"/>
+        <w:ind w:firstLine="480"/>
+        <w:jc w:val="both"/>
+      </w:pPr>
+      <w:r>
+        <w:rPr>
+          <w:rFonts w:ascii="Times New Roman" w:eastAsia="SimSun"/>
+          <w:color w:val="000000"/>
+          <w:sz w:val="24"/>
+          <w:szCs w:val="24"/>
+        </w:rPr>
+        <w:t xml:space="preserve">L'analyse détaillée des résultats par document révèle plusieurs points intéressants. Les trois documents sur l'IA et l'éducation (source, paraphrase, et copier-coller) obtiennent des scores élevés (77 à 100%), confirmant la détection des relations de plagiat dans les deux sens. Les documents sur des sujets totalement indépendants (histoire, musique, minerais, télémédecine) obtiennent un score de 0%, confirmant l'absence de faux positifs. Un document original sur l'éducation numérique obtient un score de 78%, le classant comme faux positif : ce document partage effectivement un vocabulaire technique avec d'autres documents sur l'éducation, mais sans relation de plagiat réelle. Ce cas illustre la limite de l'approche purement lexicale, qui serait résolue par l'intégration de Sentence-BERT pour une similarité sémantique plus profonde.</w:t>
+      </w:r>
+    </w:p>
+    <w:p>
+      <w:pPr>
+        <w:keepNext/>
+        <w:spacing w:after="60" w:before="120" w:line="280"/>
+        <w:jc w:val="center"/>
+      </w:pPr>
+      <w:r>
+        <w:rPr>
+          <w:rFonts w:ascii="Times New Roman" w:eastAsia="SimSun"/>
+          <w:i/>
+          <w:iCs/>
+          <w:color w:val="333333"/>
+          <w:sz w:val="21"/>
+          <w:szCs w:val="21"/>
+        </w:rPr>
+        <w:t xml:space="preserve">Tableau IV.4 — Résultats détaillés par document (corpus pilote étendu)</w:t>
       </w:r>
     </w:p>
     <w:tbl>
@@ -24633,7 +26161,7 @@
                 <w:sz w:val="21"/>
                 <w:szCs w:val="21"/>
               </w:rPr>
-              <w:t xml:space="preserve">Document analysé</w:t>
+              <w:t xml:space="preserve">Document</w:t>
             </w:r>
           </w:p>
         </w:tc>
@@ -24665,7 +26193,7 @@
                 <w:sz w:val="21"/>
                 <w:szCs w:val="21"/>
               </w:rPr>
-              <w:t xml:space="preserve">Score global</w:t>
+              <w:t xml:space="preserve">Catégorie</w:t>
             </w:r>
           </w:p>
         </w:tc>
@@ -24697,7 +26225,7 @@
                 <w:sz w:val="21"/>
                 <w:szCs w:val="21"/>
               </w:rPr>
-              <w:t xml:space="preserve">Segments matchés</w:t>
+              <w:t xml:space="preserve">Score sem.</w:t>
             </w:r>
           </w:p>
         </w:tc>
@@ -24729,7 +26257,7 @@
                 <w:sz w:val="21"/>
                 <w:szCs w:val="21"/>
               </w:rPr>
-              <w:t xml:space="preserve">Correspondances</w:t>
+              <w:t xml:space="preserve">Score base</w:t>
             </w:r>
           </w:p>
         </w:tc>
@@ -24761,7 +26289,7 @@
                 <w:sz w:val="21"/>
                 <w:szCs w:val="21"/>
               </w:rPr>
-              <w:t xml:space="preserve">Temps (ms)</w:t>
+              <w:t xml:space="preserve">Verdict</w:t>
             </w:r>
           </w:p>
         </w:tc>
@@ -24797,131 +26325,131 @@
                 <w:sz w:val="21"/>
                 <w:szCs w:val="21"/>
               </w:rPr>
-              <w:t xml:space="preserve">Impact de l'IA sur l'enseignement supérieur (source)</w:t>
-            </w:r>
-          </w:p>
-        </w:tc>
-        <w:tc>
-          <w:tcPr>
-            <w:tcBorders>
-              <w:top w:val="none"/>
-              <w:left w:val="none"/>
-              <w:bottom w:val="none"/>
-              <w:right w:val="none"/>
-            </w:tcBorders>
-            <w:tcMar>
-              <w:top w:type="dxa" w:w="60"/>
-              <w:left w:type="dxa" w:w="120"/>
-              <w:bottom w:type="dxa" w:w="60"/>
-              <w:right w:type="dxa" w:w="120"/>
-            </w:tcMar>
-          </w:tcPr>
-          <w:p>
-            <w:pPr>
-              <w:spacing w:line="300"/>
-              <w:jc w:val="left"/>
-            </w:pPr>
-            <w:r>
-              <w:rPr>
-                <w:rFonts w:ascii="Times New Roman" w:eastAsia="SimSun"/>
-                <w:color w:val="000000"/>
-                <w:sz w:val="21"/>
-                <w:szCs w:val="21"/>
-              </w:rPr>
-              <w:t xml:space="preserve">77,8%</w:t>
-            </w:r>
-          </w:p>
-        </w:tc>
-        <w:tc>
-          <w:tcPr>
-            <w:tcBorders>
-              <w:top w:val="none"/>
-              <w:left w:val="none"/>
-              <w:bottom w:val="none"/>
-              <w:right w:val="none"/>
-            </w:tcBorders>
-            <w:tcMar>
-              <w:top w:type="dxa" w:w="60"/>
-              <w:left w:type="dxa" w:w="120"/>
-              <w:bottom w:type="dxa" w:w="60"/>
-              <w:right w:type="dxa" w:w="120"/>
-            </w:tcMar>
-          </w:tcPr>
-          <w:p>
-            <w:pPr>
-              <w:spacing w:line="300"/>
-              <w:jc w:val="left"/>
-            </w:pPr>
-            <w:r>
-              <w:rPr>
-                <w:rFonts w:ascii="Times New Roman" w:eastAsia="SimSun"/>
-                <w:color w:val="000000"/>
-                <w:sz w:val="21"/>
-                <w:szCs w:val="21"/>
-              </w:rPr>
-              <w:t xml:space="preserve">2/2</w:t>
-            </w:r>
-          </w:p>
-        </w:tc>
-        <w:tc>
-          <w:tcPr>
-            <w:tcBorders>
-              <w:top w:val="none"/>
-              <w:left w:val="none"/>
-              <w:bottom w:val="none"/>
-              <w:right w:val="none"/>
-            </w:tcBorders>
-            <w:tcMar>
-              <w:top w:type="dxa" w:w="60"/>
-              <w:left w:type="dxa" w:w="120"/>
-              <w:bottom w:type="dxa" w:w="60"/>
-              <w:right w:type="dxa" w:w="120"/>
-            </w:tcMar>
-          </w:tcPr>
-          <w:p>
-            <w:pPr>
-              <w:spacing w:line="300"/>
-              <w:jc w:val="left"/>
-            </w:pPr>
-            <w:r>
-              <w:rPr>
-                <w:rFonts w:ascii="Times New Roman" w:eastAsia="SimSun"/>
-                <w:color w:val="000000"/>
-                <w:sz w:val="21"/>
-                <w:szCs w:val="21"/>
-              </w:rPr>
-              <w:t xml:space="preserve">2</w:t>
-            </w:r>
-          </w:p>
-        </w:tc>
-        <w:tc>
-          <w:tcPr>
-            <w:tcBorders>
-              <w:top w:val="none"/>
-              <w:left w:val="none"/>
-              <w:bottom w:val="none"/>
-              <w:right w:val="none"/>
-            </w:tcBorders>
-            <w:tcMar>
-              <w:top w:type="dxa" w:w="60"/>
-              <w:left w:type="dxa" w:w="120"/>
-              <w:bottom w:type="dxa" w:w="60"/>
-              <w:right w:type="dxa" w:w="120"/>
-            </w:tcMar>
-          </w:tcPr>
-          <w:p>
-            <w:pPr>
-              <w:spacing w:line="300"/>
-              <w:jc w:val="left"/>
-            </w:pPr>
-            <w:r>
-              <w:rPr>
-                <w:rFonts w:ascii="Times New Roman" w:eastAsia="SimSun"/>
-                <w:color w:val="000000"/>
-                <w:sz w:val="21"/>
-                <w:szCs w:val="21"/>
-              </w:rPr>
-              <w:t xml:space="preserve">1</w:t>
+              <w:t xml:space="preserve">Impact de l'IA (source)</w:t>
+            </w:r>
+          </w:p>
+        </w:tc>
+        <w:tc>
+          <w:tcPr>
+            <w:tcBorders>
+              <w:top w:val="none"/>
+              <w:left w:val="none"/>
+              <w:bottom w:val="none"/>
+              <w:right w:val="none"/>
+            </w:tcBorders>
+            <w:tcMar>
+              <w:top w:type="dxa" w:w="60"/>
+              <w:left w:type="dxa" w:w="120"/>
+              <w:bottom w:type="dxa" w:w="60"/>
+              <w:right w:type="dxa" w:w="120"/>
+            </w:tcMar>
+          </w:tcPr>
+          <w:p>
+            <w:pPr>
+              <w:spacing w:line="300"/>
+              <w:jc w:val="left"/>
+            </w:pPr>
+            <w:r>
+              <w:rPr>
+                <w:rFonts w:ascii="Times New Roman" w:eastAsia="SimSun"/>
+                <w:color w:val="000000"/>
+                <w:sz w:val="21"/>
+                <w:szCs w:val="21"/>
+              </w:rPr>
+              <w:t xml:space="preserve">HAS_PLAGIAT</w:t>
+            </w:r>
+          </w:p>
+        </w:tc>
+        <w:tc>
+          <w:tcPr>
+            <w:tcBorders>
+              <w:top w:val="none"/>
+              <w:left w:val="none"/>
+              <w:bottom w:val="none"/>
+              <w:right w:val="none"/>
+            </w:tcBorders>
+            <w:tcMar>
+              <w:top w:type="dxa" w:w="60"/>
+              <w:left w:type="dxa" w:w="120"/>
+              <w:bottom w:type="dxa" w:w="60"/>
+              <w:right w:type="dxa" w:w="120"/>
+            </w:tcMar>
+          </w:tcPr>
+          <w:p>
+            <w:pPr>
+              <w:spacing w:line="300"/>
+              <w:jc w:val="left"/>
+            </w:pPr>
+            <w:r>
+              <w:rPr>
+                <w:rFonts w:ascii="Times New Roman" w:eastAsia="SimSun"/>
+                <w:color w:val="000000"/>
+                <w:sz w:val="21"/>
+                <w:szCs w:val="21"/>
+              </w:rPr>
+              <w:t xml:space="preserve">77%</w:t>
+            </w:r>
+          </w:p>
+        </w:tc>
+        <w:tc>
+          <w:tcPr>
+            <w:tcBorders>
+              <w:top w:val="none"/>
+              <w:left w:val="none"/>
+              <w:bottom w:val="none"/>
+              <w:right w:val="none"/>
+            </w:tcBorders>
+            <w:tcMar>
+              <w:top w:type="dxa" w:w="60"/>
+              <w:left w:type="dxa" w:w="120"/>
+              <w:bottom w:type="dxa" w:w="60"/>
+              <w:right w:type="dxa" w:w="120"/>
+            </w:tcMar>
+          </w:tcPr>
+          <w:p>
+            <w:pPr>
+              <w:spacing w:line="300"/>
+              <w:jc w:val="left"/>
+            </w:pPr>
+            <w:r>
+              <w:rPr>
+                <w:rFonts w:ascii="Times New Roman" w:eastAsia="SimSun"/>
+                <w:color w:val="000000"/>
+                <w:sz w:val="21"/>
+                <w:szCs w:val="21"/>
+              </w:rPr>
+              <w:t xml:space="preserve">50%</w:t>
+            </w:r>
+          </w:p>
+        </w:tc>
+        <w:tc>
+          <w:tcPr>
+            <w:tcBorders>
+              <w:top w:val="none"/>
+              <w:left w:val="none"/>
+              <w:bottom w:val="none"/>
+              <w:right w:val="none"/>
+            </w:tcBorders>
+            <w:tcMar>
+              <w:top w:type="dxa" w:w="60"/>
+              <w:left w:type="dxa" w:w="120"/>
+              <w:bottom w:type="dxa" w:w="60"/>
+              <w:right w:type="dxa" w:w="120"/>
+            </w:tcMar>
+          </w:tcPr>
+          <w:p>
+            <w:pPr>
+              <w:spacing w:line="300"/>
+              <w:jc w:val="left"/>
+            </w:pPr>
+            <w:r>
+              <w:rPr>
+                <w:rFonts w:ascii="Times New Roman" w:eastAsia="SimSun"/>
+                <w:color w:val="000000"/>
+                <w:sz w:val="21"/>
+                <w:szCs w:val="21"/>
+              </w:rPr>
+              <w:t xml:space="preserve">✓ Détecté</w:t>
             </w:r>
           </w:p>
         </w:tc>
@@ -24957,131 +26485,131 @@
                 <w:sz w:val="21"/>
                 <w:szCs w:val="21"/>
               </w:rPr>
-              <w:t xml:space="preserve">L'IA dans les universités africaines (plagiat)</w:t>
-            </w:r>
-          </w:p>
-        </w:tc>
-        <w:tc>
-          <w:tcPr>
-            <w:tcBorders>
-              <w:top w:val="none"/>
-              <w:left w:val="none"/>
-              <w:bottom w:val="none"/>
-              <w:right w:val="none"/>
-            </w:tcBorders>
-            <w:tcMar>
-              <w:top w:type="dxa" w:w="60"/>
-              <w:left w:type="dxa" w:w="120"/>
-              <w:bottom w:type="dxa" w:w="60"/>
-              <w:right w:type="dxa" w:w="120"/>
-            </w:tcMar>
-          </w:tcPr>
-          <w:p>
-            <w:pPr>
-              <w:spacing w:line="300"/>
-              <w:jc w:val="left"/>
-            </w:pPr>
-            <w:r>
-              <w:rPr>
-                <w:rFonts w:ascii="Times New Roman" w:eastAsia="SimSun"/>
-                <w:color w:val="000000"/>
-                <w:sz w:val="21"/>
-                <w:szCs w:val="21"/>
-              </w:rPr>
-              <w:t xml:space="preserve">77,8%</w:t>
-            </w:r>
-          </w:p>
-        </w:tc>
-        <w:tc>
-          <w:tcPr>
-            <w:tcBorders>
-              <w:top w:val="none"/>
-              <w:left w:val="none"/>
-              <w:bottom w:val="none"/>
-              <w:right w:val="none"/>
-            </w:tcBorders>
-            <w:tcMar>
-              <w:top w:type="dxa" w:w="60"/>
-              <w:left w:type="dxa" w:w="120"/>
-              <w:bottom w:type="dxa" w:w="60"/>
-              <w:right w:type="dxa" w:w="120"/>
-            </w:tcMar>
-          </w:tcPr>
-          <w:p>
-            <w:pPr>
-              <w:spacing w:line="300"/>
-              <w:jc w:val="left"/>
-            </w:pPr>
-            <w:r>
-              <w:rPr>
-                <w:rFonts w:ascii="Times New Roman" w:eastAsia="SimSun"/>
-                <w:color w:val="000000"/>
-                <w:sz w:val="21"/>
-                <w:szCs w:val="21"/>
-              </w:rPr>
-              <w:t xml:space="preserve">2/2</w:t>
-            </w:r>
-          </w:p>
-        </w:tc>
-        <w:tc>
-          <w:tcPr>
-            <w:tcBorders>
-              <w:top w:val="none"/>
-              <w:left w:val="none"/>
-              <w:bottom w:val="none"/>
-              <w:right w:val="none"/>
-            </w:tcBorders>
-            <w:tcMar>
-              <w:top w:type="dxa" w:w="60"/>
-              <w:left w:type="dxa" w:w="120"/>
-              <w:bottom w:type="dxa" w:w="60"/>
-              <w:right w:type="dxa" w:w="120"/>
-            </w:tcMar>
-          </w:tcPr>
-          <w:p>
-            <w:pPr>
-              <w:spacing w:line="300"/>
-              <w:jc w:val="left"/>
-            </w:pPr>
-            <w:r>
-              <w:rPr>
-                <w:rFonts w:ascii="Times New Roman" w:eastAsia="SimSun"/>
-                <w:color w:val="000000"/>
-                <w:sz w:val="21"/>
-                <w:szCs w:val="21"/>
-              </w:rPr>
-              <w:t xml:space="preserve">2</w:t>
-            </w:r>
-          </w:p>
-        </w:tc>
-        <w:tc>
-          <w:tcPr>
-            <w:tcBorders>
-              <w:top w:val="none"/>
-              <w:left w:val="none"/>
-              <w:bottom w:val="none"/>
-              <w:right w:val="none"/>
-            </w:tcBorders>
-            <w:tcMar>
-              <w:top w:type="dxa" w:w="60"/>
-              <w:left w:type="dxa" w:w="120"/>
-              <w:bottom w:type="dxa" w:w="60"/>
-              <w:right w:type="dxa" w:w="120"/>
-            </w:tcMar>
-          </w:tcPr>
-          <w:p>
-            <w:pPr>
-              <w:spacing w:line="300"/>
-              <w:jc w:val="left"/>
-            </w:pPr>
-            <w:r>
-              <w:rPr>
-                <w:rFonts w:ascii="Times New Roman" w:eastAsia="SimSun"/>
-                <w:color w:val="000000"/>
-                <w:sz w:val="21"/>
-                <w:szCs w:val="21"/>
-              </w:rPr>
-              <w:t xml:space="preserve">1</w:t>
+              <w:t xml:space="preserve">L'IA dans les universités (paraphrase)</w:t>
+            </w:r>
+          </w:p>
+        </w:tc>
+        <w:tc>
+          <w:tcPr>
+            <w:tcBorders>
+              <w:top w:val="none"/>
+              <w:left w:val="none"/>
+              <w:bottom w:val="none"/>
+              <w:right w:val="none"/>
+            </w:tcBorders>
+            <w:tcMar>
+              <w:top w:type="dxa" w:w="60"/>
+              <w:left w:type="dxa" w:w="120"/>
+              <w:bottom w:type="dxa" w:w="60"/>
+              <w:right w:type="dxa" w:w="120"/>
+            </w:tcMar>
+          </w:tcPr>
+          <w:p>
+            <w:pPr>
+              <w:spacing w:line="300"/>
+              <w:jc w:val="left"/>
+            </w:pPr>
+            <w:r>
+              <w:rPr>
+                <w:rFonts w:ascii="Times New Roman" w:eastAsia="SimSun"/>
+                <w:color w:val="000000"/>
+                <w:sz w:val="21"/>
+                <w:szCs w:val="21"/>
+              </w:rPr>
+              <w:t xml:space="preserve">PARAPHRASE</w:t>
+            </w:r>
+          </w:p>
+        </w:tc>
+        <w:tc>
+          <w:tcPr>
+            <w:tcBorders>
+              <w:top w:val="none"/>
+              <w:left w:val="none"/>
+              <w:bottom w:val="none"/>
+              <w:right w:val="none"/>
+            </w:tcBorders>
+            <w:tcMar>
+              <w:top w:type="dxa" w:w="60"/>
+              <w:left w:type="dxa" w:w="120"/>
+              <w:bottom w:type="dxa" w:w="60"/>
+              <w:right w:type="dxa" w:w="120"/>
+            </w:tcMar>
+          </w:tcPr>
+          <w:p>
+            <w:pPr>
+              <w:spacing w:line="300"/>
+              <w:jc w:val="left"/>
+            </w:pPr>
+            <w:r>
+              <w:rPr>
+                <w:rFonts w:ascii="Times New Roman" w:eastAsia="SimSun"/>
+                <w:color w:val="000000"/>
+                <w:sz w:val="21"/>
+                <w:szCs w:val="21"/>
+              </w:rPr>
+              <w:t xml:space="preserve">78%</w:t>
+            </w:r>
+          </w:p>
+        </w:tc>
+        <w:tc>
+          <w:tcPr>
+            <w:tcBorders>
+              <w:top w:val="none"/>
+              <w:left w:val="none"/>
+              <w:bottom w:val="none"/>
+              <w:right w:val="none"/>
+            </w:tcBorders>
+            <w:tcMar>
+              <w:top w:type="dxa" w:w="60"/>
+              <w:left w:type="dxa" w:w="120"/>
+              <w:bottom w:type="dxa" w:w="60"/>
+              <w:right w:type="dxa" w:w="120"/>
+            </w:tcMar>
+          </w:tcPr>
+          <w:p>
+            <w:pPr>
+              <w:spacing w:line="300"/>
+              <w:jc w:val="left"/>
+            </w:pPr>
+            <w:r>
+              <w:rPr>
+                <w:rFonts w:ascii="Times New Roman" w:eastAsia="SimSun"/>
+                <w:color w:val="000000"/>
+                <w:sz w:val="21"/>
+                <w:szCs w:val="21"/>
+              </w:rPr>
+              <w:t xml:space="preserve">50%</w:t>
+            </w:r>
+          </w:p>
+        </w:tc>
+        <w:tc>
+          <w:tcPr>
+            <w:tcBorders>
+              <w:top w:val="none"/>
+              <w:left w:val="none"/>
+              <w:bottom w:val="none"/>
+              <w:right w:val="none"/>
+            </w:tcBorders>
+            <w:tcMar>
+              <w:top w:type="dxa" w:w="60"/>
+              <w:left w:type="dxa" w:w="120"/>
+              <w:bottom w:type="dxa" w:w="60"/>
+              <w:right w:type="dxa" w:w="120"/>
+            </w:tcMar>
+          </w:tcPr>
+          <w:p>
+            <w:pPr>
+              <w:spacing w:line="300"/>
+              <w:jc w:val="left"/>
+            </w:pPr>
+            <w:r>
+              <w:rPr>
+                <w:rFonts w:ascii="Times New Roman" w:eastAsia="SimSun"/>
+                <w:color w:val="000000"/>
+                <w:sz w:val="21"/>
+                <w:szCs w:val="21"/>
+              </w:rPr>
+              <w:t xml:space="preserve">✓ Détecté</w:t>
             </w:r>
           </w:p>
         </w:tc>
@@ -25117,131 +26645,1731 @@
                 <w:sz w:val="21"/>
                 <w:szCs w:val="21"/>
               </w:rPr>
-              <w:t xml:space="preserve">Étude de la biodiversité Congo (original)</w:t>
-            </w:r>
-          </w:p>
-        </w:tc>
-        <w:tc>
-          <w:tcPr>
-            <w:tcBorders>
-              <w:top w:val="none"/>
-              <w:left w:val="none"/>
-              <w:bottom w:val="none"/>
-              <w:right w:val="none"/>
-            </w:tcBorders>
-            <w:tcMar>
-              <w:top w:type="dxa" w:w="60"/>
-              <w:left w:type="dxa" w:w="120"/>
-              <w:bottom w:type="dxa" w:w="60"/>
-              <w:right w:type="dxa" w:w="120"/>
-            </w:tcMar>
-          </w:tcPr>
-          <w:p>
-            <w:pPr>
-              <w:spacing w:line="300"/>
-              <w:jc w:val="left"/>
-            </w:pPr>
-            <w:r>
-              <w:rPr>
-                <w:rFonts w:ascii="Times New Roman" w:eastAsia="SimSun"/>
-                <w:color w:val="000000"/>
-                <w:sz w:val="21"/>
-                <w:szCs w:val="21"/>
-              </w:rPr>
-              <w:t xml:space="preserve">0,0%</w:t>
-            </w:r>
-          </w:p>
-        </w:tc>
-        <w:tc>
-          <w:tcPr>
-            <w:tcBorders>
-              <w:top w:val="none"/>
-              <w:left w:val="none"/>
-              <w:bottom w:val="none"/>
-              <w:right w:val="none"/>
-            </w:tcBorders>
-            <w:tcMar>
-              <w:top w:type="dxa" w:w="60"/>
-              <w:left w:type="dxa" w:w="120"/>
-              <w:bottom w:type="dxa" w:w="60"/>
-              <w:right w:type="dxa" w:w="120"/>
-            </w:tcMar>
-          </w:tcPr>
-          <w:p>
-            <w:pPr>
-              <w:spacing w:line="300"/>
-              <w:jc w:val="left"/>
-            </w:pPr>
-            <w:r>
-              <w:rPr>
-                <w:rFonts w:ascii="Times New Roman" w:eastAsia="SimSun"/>
-                <w:color w:val="000000"/>
-                <w:sz w:val="21"/>
-                <w:szCs w:val="21"/>
-              </w:rPr>
-              <w:t xml:space="preserve">0/2</w:t>
-            </w:r>
-          </w:p>
-        </w:tc>
-        <w:tc>
-          <w:tcPr>
-            <w:tcBorders>
-              <w:top w:val="none"/>
-              <w:left w:val="none"/>
-              <w:bottom w:val="none"/>
-              <w:right w:val="none"/>
-            </w:tcBorders>
-            <w:tcMar>
-              <w:top w:type="dxa" w:w="60"/>
-              <w:left w:type="dxa" w:w="120"/>
-              <w:bottom w:type="dxa" w:w="60"/>
-              <w:right w:type="dxa" w:w="120"/>
-            </w:tcMar>
-          </w:tcPr>
-          <w:p>
-            <w:pPr>
-              <w:spacing w:line="300"/>
-              <w:jc w:val="left"/>
-            </w:pPr>
-            <w:r>
-              <w:rPr>
-                <w:rFonts w:ascii="Times New Roman" w:eastAsia="SimSun"/>
-                <w:color w:val="000000"/>
-                <w:sz w:val="21"/>
-                <w:szCs w:val="21"/>
-              </w:rPr>
-              <w:t xml:space="preserve">0</w:t>
-            </w:r>
-          </w:p>
-        </w:tc>
-        <w:tc>
-          <w:tcPr>
-            <w:tcBorders>
-              <w:top w:val="none"/>
-              <w:left w:val="none"/>
-              <w:bottom w:val="none"/>
-              <w:right w:val="none"/>
-            </w:tcBorders>
-            <w:tcMar>
-              <w:top w:type="dxa" w:w="60"/>
-              <w:left w:type="dxa" w:w="120"/>
-              <w:bottom w:type="dxa" w:w="60"/>
-              <w:right w:type="dxa" w:w="120"/>
-            </w:tcMar>
-          </w:tcPr>
-          <w:p>
-            <w:pPr>
-              <w:spacing w:line="300"/>
-              <w:jc w:val="left"/>
-            </w:pPr>
-            <w:r>
-              <w:rPr>
-                <w:rFonts w:ascii="Times New Roman" w:eastAsia="SimSun"/>
-                <w:color w:val="000000"/>
-                <w:sz w:val="21"/>
-                <w:szCs w:val="21"/>
-              </w:rPr>
-              <w:t xml:space="preserve">1</w:t>
+              <w:t xml:space="preserve">Étude biodiversité Congo</w:t>
+            </w:r>
+          </w:p>
+        </w:tc>
+        <w:tc>
+          <w:tcPr>
+            <w:tcBorders>
+              <w:top w:val="none"/>
+              <w:left w:val="none"/>
+              <w:bottom w:val="none"/>
+              <w:right w:val="none"/>
+            </w:tcBorders>
+            <w:tcMar>
+              <w:top w:type="dxa" w:w="60"/>
+              <w:left w:type="dxa" w:w="120"/>
+              <w:bottom w:type="dxa" w:w="60"/>
+              <w:right w:type="dxa" w:w="120"/>
+            </w:tcMar>
+          </w:tcPr>
+          <w:p>
+            <w:pPr>
+              <w:spacing w:line="300"/>
+              <w:jc w:val="left"/>
+            </w:pPr>
+            <w:r>
+              <w:rPr>
+                <w:rFonts w:ascii="Times New Roman" w:eastAsia="SimSun"/>
+                <w:color w:val="000000"/>
+                <w:sz w:val="21"/>
+                <w:szCs w:val="21"/>
+              </w:rPr>
+              <w:t xml:space="preserve">ORIGINAL</w:t>
+            </w:r>
+          </w:p>
+        </w:tc>
+        <w:tc>
+          <w:tcPr>
+            <w:tcBorders>
+              <w:top w:val="none"/>
+              <w:left w:val="none"/>
+              <w:bottom w:val="none"/>
+              <w:right w:val="none"/>
+            </w:tcBorders>
+            <w:tcMar>
+              <w:top w:type="dxa" w:w="60"/>
+              <w:left w:type="dxa" w:w="120"/>
+              <w:bottom w:type="dxa" w:w="60"/>
+              <w:right w:type="dxa" w:w="120"/>
+            </w:tcMar>
+          </w:tcPr>
+          <w:p>
+            <w:pPr>
+              <w:spacing w:line="300"/>
+              <w:jc w:val="left"/>
+            </w:pPr>
+            <w:r>
+              <w:rPr>
+                <w:rFonts w:ascii="Times New Roman" w:eastAsia="SimSun"/>
+                <w:color w:val="000000"/>
+                <w:sz w:val="21"/>
+                <w:szCs w:val="21"/>
+              </w:rPr>
+              <w:t xml:space="preserve">0%</w:t>
+            </w:r>
+          </w:p>
+        </w:tc>
+        <w:tc>
+          <w:tcPr>
+            <w:tcBorders>
+              <w:top w:val="none"/>
+              <w:left w:val="none"/>
+              <w:bottom w:val="none"/>
+              <w:right w:val="none"/>
+            </w:tcBorders>
+            <w:tcMar>
+              <w:top w:type="dxa" w:w="60"/>
+              <w:left w:type="dxa" w:w="120"/>
+              <w:bottom w:type="dxa" w:w="60"/>
+              <w:right w:type="dxa" w:w="120"/>
+            </w:tcMar>
+          </w:tcPr>
+          <w:p>
+            <w:pPr>
+              <w:spacing w:line="300"/>
+              <w:jc w:val="left"/>
+            </w:pPr>
+            <w:r>
+              <w:rPr>
+                <w:rFonts w:ascii="Times New Roman" w:eastAsia="SimSun"/>
+                <w:color w:val="000000"/>
+                <w:sz w:val="21"/>
+                <w:szCs w:val="21"/>
+              </w:rPr>
+              <w:t xml:space="preserve">0%</w:t>
+            </w:r>
+          </w:p>
+        </w:tc>
+        <w:tc>
+          <w:tcPr>
+            <w:tcBorders>
+              <w:top w:val="none"/>
+              <w:left w:val="none"/>
+              <w:bottom w:val="none"/>
+              <w:right w:val="none"/>
+            </w:tcBorders>
+            <w:tcMar>
+              <w:top w:type="dxa" w:w="60"/>
+              <w:left w:type="dxa" w:w="120"/>
+              <w:bottom w:type="dxa" w:w="60"/>
+              <w:right w:type="dxa" w:w="120"/>
+            </w:tcMar>
+          </w:tcPr>
+          <w:p>
+            <w:pPr>
+              <w:spacing w:line="300"/>
+              <w:jc w:val="left"/>
+            </w:pPr>
+            <w:r>
+              <w:rPr>
+                <w:rFonts w:ascii="Times New Roman" w:eastAsia="SimSun"/>
+                <w:color w:val="000000"/>
+                <w:sz w:val="21"/>
+                <w:szCs w:val="21"/>
+              </w:rPr>
+              <w:t xml:space="preserve">✓ Non détecté</w:t>
+            </w:r>
+          </w:p>
+        </w:tc>
+      </w:tr>
+      <w:tr>
+        <w:trPr>
+          <w:cantSplit/>
+        </w:trPr>
+        <w:tc>
+          <w:tcPr>
+            <w:tcBorders>
+              <w:top w:val="none"/>
+              <w:left w:val="none"/>
+              <w:bottom w:val="none"/>
+              <w:right w:val="none"/>
+            </w:tcBorders>
+            <w:tcMar>
+              <w:top w:type="dxa" w:w="60"/>
+              <w:left w:type="dxa" w:w="120"/>
+              <w:bottom w:type="dxa" w:w="60"/>
+              <w:right w:type="dxa" w:w="120"/>
+            </w:tcMar>
+          </w:tcPr>
+          <w:p>
+            <w:pPr>
+              <w:spacing w:line="300"/>
+              <w:jc w:val="left"/>
+            </w:pPr>
+            <w:r>
+              <w:rPr>
+                <w:rFonts w:ascii="Times New Roman" w:eastAsia="SimSun"/>
+                <w:color w:val="000000"/>
+                <w:sz w:val="21"/>
+                <w:szCs w:val="21"/>
+              </w:rPr>
+              <w:t xml:space="preserve">Défis du numérique (source)</w:t>
+            </w:r>
+          </w:p>
+        </w:tc>
+        <w:tc>
+          <w:tcPr>
+            <w:tcBorders>
+              <w:top w:val="none"/>
+              <w:left w:val="none"/>
+              <w:bottom w:val="none"/>
+              <w:right w:val="none"/>
+            </w:tcBorders>
+            <w:tcMar>
+              <w:top w:type="dxa" w:w="60"/>
+              <w:left w:type="dxa" w:w="120"/>
+              <w:bottom w:type="dxa" w:w="60"/>
+              <w:right w:type="dxa" w:w="120"/>
+            </w:tcMar>
+          </w:tcPr>
+          <w:p>
+            <w:pPr>
+              <w:spacing w:line="300"/>
+              <w:jc w:val="left"/>
+            </w:pPr>
+            <w:r>
+              <w:rPr>
+                <w:rFonts w:ascii="Times New Roman" w:eastAsia="SimSun"/>
+                <w:color w:val="000000"/>
+                <w:sz w:val="21"/>
+                <w:szCs w:val="21"/>
+              </w:rPr>
+              <w:t xml:space="preserve">HAS_PLAGIAT</w:t>
+            </w:r>
+          </w:p>
+        </w:tc>
+        <w:tc>
+          <w:tcPr>
+            <w:tcBorders>
+              <w:top w:val="none"/>
+              <w:left w:val="none"/>
+              <w:bottom w:val="none"/>
+              <w:right w:val="none"/>
+            </w:tcBorders>
+            <w:tcMar>
+              <w:top w:type="dxa" w:w="60"/>
+              <w:left w:type="dxa" w:w="120"/>
+              <w:bottom w:type="dxa" w:w="60"/>
+              <w:right w:type="dxa" w:w="120"/>
+            </w:tcMar>
+          </w:tcPr>
+          <w:p>
+            <w:pPr>
+              <w:spacing w:line="300"/>
+              <w:jc w:val="left"/>
+            </w:pPr>
+            <w:r>
+              <w:rPr>
+                <w:rFonts w:ascii="Times New Roman" w:eastAsia="SimSun"/>
+                <w:color w:val="000000"/>
+                <w:sz w:val="21"/>
+                <w:szCs w:val="21"/>
+              </w:rPr>
+              <w:t xml:space="preserve">79%</w:t>
+            </w:r>
+          </w:p>
+        </w:tc>
+        <w:tc>
+          <w:tcPr>
+            <w:tcBorders>
+              <w:top w:val="none"/>
+              <w:left w:val="none"/>
+              <w:bottom w:val="none"/>
+              <w:right w:val="none"/>
+            </w:tcBorders>
+            <w:tcMar>
+              <w:top w:type="dxa" w:w="60"/>
+              <w:left w:type="dxa" w:w="120"/>
+              <w:bottom w:type="dxa" w:w="60"/>
+              <w:right w:type="dxa" w:w="120"/>
+            </w:tcMar>
+          </w:tcPr>
+          <w:p>
+            <w:pPr>
+              <w:spacing w:line="300"/>
+              <w:jc w:val="left"/>
+            </w:pPr>
+            <w:r>
+              <w:rPr>
+                <w:rFonts w:ascii="Times New Roman" w:eastAsia="SimSun"/>
+                <w:color w:val="000000"/>
+                <w:sz w:val="21"/>
+                <w:szCs w:val="21"/>
+              </w:rPr>
+              <w:t xml:space="preserve">100%</w:t>
+            </w:r>
+          </w:p>
+        </w:tc>
+        <w:tc>
+          <w:tcPr>
+            <w:tcBorders>
+              <w:top w:val="none"/>
+              <w:left w:val="none"/>
+              <w:bottom w:val="none"/>
+              <w:right w:val="none"/>
+            </w:tcBorders>
+            <w:tcMar>
+              <w:top w:type="dxa" w:w="60"/>
+              <w:left w:type="dxa" w:w="120"/>
+              <w:bottom w:type="dxa" w:w="60"/>
+              <w:right w:type="dxa" w:w="120"/>
+            </w:tcMar>
+          </w:tcPr>
+          <w:p>
+            <w:pPr>
+              <w:spacing w:line="300"/>
+              <w:jc w:val="left"/>
+            </w:pPr>
+            <w:r>
+              <w:rPr>
+                <w:rFonts w:ascii="Times New Roman" w:eastAsia="SimSun"/>
+                <w:color w:val="000000"/>
+                <w:sz w:val="21"/>
+                <w:szCs w:val="21"/>
+              </w:rPr>
+              <w:t xml:space="preserve">✓ Détecté</w:t>
+            </w:r>
+          </w:p>
+        </w:tc>
+      </w:tr>
+      <w:tr>
+        <w:trPr>
+          <w:cantSplit/>
+        </w:trPr>
+        <w:tc>
+          <w:tcPr>
+            <w:tcBorders>
+              <w:top w:val="none"/>
+              <w:left w:val="none"/>
+              <w:bottom w:val="none"/>
+              <w:right w:val="none"/>
+            </w:tcBorders>
+            <w:tcMar>
+              <w:top w:type="dxa" w:w="60"/>
+              <w:left w:type="dxa" w:w="120"/>
+              <w:bottom w:type="dxa" w:w="60"/>
+              <w:right w:type="dxa" w:w="120"/>
+            </w:tcMar>
+          </w:tcPr>
+          <w:p>
+            <w:pPr>
+              <w:spacing w:line="300"/>
+              <w:jc w:val="left"/>
+            </w:pPr>
+            <w:r>
+              <w:rPr>
+                <w:rFonts w:ascii="Times New Roman" w:eastAsia="SimSun"/>
+                <w:color w:val="000000"/>
+                <w:sz w:val="21"/>
+                <w:szCs w:val="21"/>
+              </w:rPr>
+              <w:t xml:space="preserve">Numérisation enseignement (paraphrase)</w:t>
+            </w:r>
+          </w:p>
+        </w:tc>
+        <w:tc>
+          <w:tcPr>
+            <w:tcBorders>
+              <w:top w:val="none"/>
+              <w:left w:val="none"/>
+              <w:bottom w:val="none"/>
+              <w:right w:val="none"/>
+            </w:tcBorders>
+            <w:tcMar>
+              <w:top w:type="dxa" w:w="60"/>
+              <w:left w:type="dxa" w:w="120"/>
+              <w:bottom w:type="dxa" w:w="60"/>
+              <w:right w:type="dxa" w:w="120"/>
+            </w:tcMar>
+          </w:tcPr>
+          <w:p>
+            <w:pPr>
+              <w:spacing w:line="300"/>
+              <w:jc w:val="left"/>
+            </w:pPr>
+            <w:r>
+              <w:rPr>
+                <w:rFonts w:ascii="Times New Roman" w:eastAsia="SimSun"/>
+                <w:color w:val="000000"/>
+                <w:sz w:val="21"/>
+                <w:szCs w:val="21"/>
+              </w:rPr>
+              <w:t xml:space="preserve">PARAPHRASE</w:t>
+            </w:r>
+          </w:p>
+        </w:tc>
+        <w:tc>
+          <w:tcPr>
+            <w:tcBorders>
+              <w:top w:val="none"/>
+              <w:left w:val="none"/>
+              <w:bottom w:val="none"/>
+              <w:right w:val="none"/>
+            </w:tcBorders>
+            <w:tcMar>
+              <w:top w:type="dxa" w:w="60"/>
+              <w:left w:type="dxa" w:w="120"/>
+              <w:bottom w:type="dxa" w:w="60"/>
+              <w:right w:type="dxa" w:w="120"/>
+            </w:tcMar>
+          </w:tcPr>
+          <w:p>
+            <w:pPr>
+              <w:spacing w:line="300"/>
+              <w:jc w:val="left"/>
+            </w:pPr>
+            <w:r>
+              <w:rPr>
+                <w:rFonts w:ascii="Times New Roman" w:eastAsia="SimSun"/>
+                <w:color w:val="000000"/>
+                <w:sz w:val="21"/>
+                <w:szCs w:val="21"/>
+              </w:rPr>
+              <w:t xml:space="preserve">79%</w:t>
+            </w:r>
+          </w:p>
+        </w:tc>
+        <w:tc>
+          <w:tcPr>
+            <w:tcBorders>
+              <w:top w:val="none"/>
+              <w:left w:val="none"/>
+              <w:bottom w:val="none"/>
+              <w:right w:val="none"/>
+            </w:tcBorders>
+            <w:tcMar>
+              <w:top w:type="dxa" w:w="60"/>
+              <w:left w:type="dxa" w:w="120"/>
+              <w:bottom w:type="dxa" w:w="60"/>
+              <w:right w:type="dxa" w:w="120"/>
+            </w:tcMar>
+          </w:tcPr>
+          <w:p>
+            <w:pPr>
+              <w:spacing w:line="300"/>
+              <w:jc w:val="left"/>
+            </w:pPr>
+            <w:r>
+              <w:rPr>
+                <w:rFonts w:ascii="Times New Roman" w:eastAsia="SimSun"/>
+                <w:color w:val="000000"/>
+                <w:sz w:val="21"/>
+                <w:szCs w:val="21"/>
+              </w:rPr>
+              <w:t xml:space="preserve">100%</w:t>
+            </w:r>
+          </w:p>
+        </w:tc>
+        <w:tc>
+          <w:tcPr>
+            <w:tcBorders>
+              <w:top w:val="none"/>
+              <w:left w:val="none"/>
+              <w:bottom w:val="none"/>
+              <w:right w:val="none"/>
+            </w:tcBorders>
+            <w:tcMar>
+              <w:top w:type="dxa" w:w="60"/>
+              <w:left w:type="dxa" w:w="120"/>
+              <w:bottom w:type="dxa" w:w="60"/>
+              <w:right w:type="dxa" w:w="120"/>
+            </w:tcMar>
+          </w:tcPr>
+          <w:p>
+            <w:pPr>
+              <w:spacing w:line="300"/>
+              <w:jc w:val="left"/>
+            </w:pPr>
+            <w:r>
+              <w:rPr>
+                <w:rFonts w:ascii="Times New Roman" w:eastAsia="SimSun"/>
+                <w:color w:val="000000"/>
+                <w:sz w:val="21"/>
+                <w:szCs w:val="21"/>
+              </w:rPr>
+              <w:t xml:space="preserve">✓ Détecté</w:t>
+            </w:r>
+          </w:p>
+        </w:tc>
+      </w:tr>
+      <w:tr>
+        <w:trPr>
+          <w:cantSplit/>
+        </w:trPr>
+        <w:tc>
+          <w:tcPr>
+            <w:tcBorders>
+              <w:top w:val="none"/>
+              <w:left w:val="none"/>
+              <w:bottom w:val="none"/>
+              <w:right w:val="none"/>
+            </w:tcBorders>
+            <w:tcMar>
+              <w:top w:type="dxa" w:w="60"/>
+              <w:left w:type="dxa" w:w="120"/>
+              <w:bottom w:type="dxa" w:w="60"/>
+              <w:right w:type="dxa" w:w="120"/>
+            </w:tcMar>
+          </w:tcPr>
+          <w:p>
+            <w:pPr>
+              <w:spacing w:line="300"/>
+              <w:jc w:val="left"/>
+            </w:pPr>
+            <w:r>
+              <w:rPr>
+                <w:rFonts w:ascii="Times New Roman" w:eastAsia="SimSun"/>
+                <w:color w:val="000000"/>
+                <w:sz w:val="21"/>
+                <w:szCs w:val="21"/>
+              </w:rPr>
+              <w:t xml:space="preserve">Économie informelle (source)</w:t>
+            </w:r>
+          </w:p>
+        </w:tc>
+        <w:tc>
+          <w:tcPr>
+            <w:tcBorders>
+              <w:top w:val="none"/>
+              <w:left w:val="none"/>
+              <w:bottom w:val="none"/>
+              <w:right w:val="none"/>
+            </w:tcBorders>
+            <w:tcMar>
+              <w:top w:type="dxa" w:w="60"/>
+              <w:left w:type="dxa" w:w="120"/>
+              <w:bottom w:type="dxa" w:w="60"/>
+              <w:right w:type="dxa" w:w="120"/>
+            </w:tcMar>
+          </w:tcPr>
+          <w:p>
+            <w:pPr>
+              <w:spacing w:line="300"/>
+              <w:jc w:val="left"/>
+            </w:pPr>
+            <w:r>
+              <w:rPr>
+                <w:rFonts w:ascii="Times New Roman" w:eastAsia="SimSun"/>
+                <w:color w:val="000000"/>
+                <w:sz w:val="21"/>
+                <w:szCs w:val="21"/>
+              </w:rPr>
+              <w:t xml:space="preserve">HAS_PLAGIAT</w:t>
+            </w:r>
+          </w:p>
+        </w:tc>
+        <w:tc>
+          <w:tcPr>
+            <w:tcBorders>
+              <w:top w:val="none"/>
+              <w:left w:val="none"/>
+              <w:bottom w:val="none"/>
+              <w:right w:val="none"/>
+            </w:tcBorders>
+            <w:tcMar>
+              <w:top w:type="dxa" w:w="60"/>
+              <w:left w:type="dxa" w:w="120"/>
+              <w:bottom w:type="dxa" w:w="60"/>
+              <w:right w:type="dxa" w:w="120"/>
+            </w:tcMar>
+          </w:tcPr>
+          <w:p>
+            <w:pPr>
+              <w:spacing w:line="300"/>
+              <w:jc w:val="left"/>
+            </w:pPr>
+            <w:r>
+              <w:rPr>
+                <w:rFonts w:ascii="Times New Roman" w:eastAsia="SimSun"/>
+                <w:color w:val="000000"/>
+                <w:sz w:val="21"/>
+                <w:szCs w:val="21"/>
+              </w:rPr>
+              <w:t xml:space="preserve">100%</w:t>
+            </w:r>
+          </w:p>
+        </w:tc>
+        <w:tc>
+          <w:tcPr>
+            <w:tcBorders>
+              <w:top w:val="none"/>
+              <w:left w:val="none"/>
+              <w:bottom w:val="none"/>
+              <w:right w:val="none"/>
+            </w:tcBorders>
+            <w:tcMar>
+              <w:top w:type="dxa" w:w="60"/>
+              <w:left w:type="dxa" w:w="120"/>
+              <w:bottom w:type="dxa" w:w="60"/>
+              <w:right w:type="dxa" w:w="120"/>
+            </w:tcMar>
+          </w:tcPr>
+          <w:p>
+            <w:pPr>
+              <w:spacing w:line="300"/>
+              <w:jc w:val="left"/>
+            </w:pPr>
+            <w:r>
+              <w:rPr>
+                <w:rFonts w:ascii="Times New Roman" w:eastAsia="SimSun"/>
+                <w:color w:val="000000"/>
+                <w:sz w:val="21"/>
+                <w:szCs w:val="21"/>
+              </w:rPr>
+              <w:t xml:space="preserve">100%</w:t>
+            </w:r>
+          </w:p>
+        </w:tc>
+        <w:tc>
+          <w:tcPr>
+            <w:tcBorders>
+              <w:top w:val="none"/>
+              <w:left w:val="none"/>
+              <w:bottom w:val="none"/>
+              <w:right w:val="none"/>
+            </w:tcBorders>
+            <w:tcMar>
+              <w:top w:type="dxa" w:w="60"/>
+              <w:left w:type="dxa" w:w="120"/>
+              <w:bottom w:type="dxa" w:w="60"/>
+              <w:right w:type="dxa" w:w="120"/>
+            </w:tcMar>
+          </w:tcPr>
+          <w:p>
+            <w:pPr>
+              <w:spacing w:line="300"/>
+              <w:jc w:val="left"/>
+            </w:pPr>
+            <w:r>
+              <w:rPr>
+                <w:rFonts w:ascii="Times New Roman" w:eastAsia="SimSun"/>
+                <w:color w:val="000000"/>
+                <w:sz w:val="21"/>
+                <w:szCs w:val="21"/>
+              </w:rPr>
+              <w:t xml:space="preserve">✓ Détecté</w:t>
+            </w:r>
+          </w:p>
+        </w:tc>
+      </w:tr>
+      <w:tr>
+        <w:trPr>
+          <w:cantSplit/>
+        </w:trPr>
+        <w:tc>
+          <w:tcPr>
+            <w:tcBorders>
+              <w:top w:val="none"/>
+              <w:left w:val="none"/>
+              <w:bottom w:val="none"/>
+              <w:right w:val="none"/>
+            </w:tcBorders>
+            <w:tcMar>
+              <w:top w:type="dxa" w:w="60"/>
+              <w:left w:type="dxa" w:w="120"/>
+              <w:bottom w:type="dxa" w:w="60"/>
+              <w:right w:type="dxa" w:w="120"/>
+            </w:tcMar>
+          </w:tcPr>
+          <w:p>
+            <w:pPr>
+              <w:spacing w:line="300"/>
+              <w:jc w:val="left"/>
+            </w:pPr>
+            <w:r>
+              <w:rPr>
+                <w:rFonts w:ascii="Times New Roman" w:eastAsia="SimSun"/>
+                <w:color w:val="000000"/>
+                <w:sz w:val="21"/>
+                <w:szCs w:val="21"/>
+              </w:rPr>
+              <w:t xml:space="preserve">Secteur informel (copier-coller)</w:t>
+            </w:r>
+          </w:p>
+        </w:tc>
+        <w:tc>
+          <w:tcPr>
+            <w:tcBorders>
+              <w:top w:val="none"/>
+              <w:left w:val="none"/>
+              <w:bottom w:val="none"/>
+              <w:right w:val="none"/>
+            </w:tcBorders>
+            <w:tcMar>
+              <w:top w:type="dxa" w:w="60"/>
+              <w:left w:type="dxa" w:w="120"/>
+              <w:bottom w:type="dxa" w:w="60"/>
+              <w:right w:type="dxa" w:w="120"/>
+            </w:tcMar>
+          </w:tcPr>
+          <w:p>
+            <w:pPr>
+              <w:spacing w:line="300"/>
+              <w:jc w:val="left"/>
+            </w:pPr>
+            <w:r>
+              <w:rPr>
+                <w:rFonts w:ascii="Times New Roman" w:eastAsia="SimSun"/>
+                <w:color w:val="000000"/>
+                <w:sz w:val="21"/>
+                <w:szCs w:val="21"/>
+              </w:rPr>
+              <w:t xml:space="preserve">COPY_PASTE</w:t>
+            </w:r>
+          </w:p>
+        </w:tc>
+        <w:tc>
+          <w:tcPr>
+            <w:tcBorders>
+              <w:top w:val="none"/>
+              <w:left w:val="none"/>
+              <w:bottom w:val="none"/>
+              <w:right w:val="none"/>
+            </w:tcBorders>
+            <w:tcMar>
+              <w:top w:type="dxa" w:w="60"/>
+              <w:left w:type="dxa" w:w="120"/>
+              <w:bottom w:type="dxa" w:w="60"/>
+              <w:right w:type="dxa" w:w="120"/>
+            </w:tcMar>
+          </w:tcPr>
+          <w:p>
+            <w:pPr>
+              <w:spacing w:line="300"/>
+              <w:jc w:val="left"/>
+            </w:pPr>
+            <w:r>
+              <w:rPr>
+                <w:rFonts w:ascii="Times New Roman" w:eastAsia="SimSun"/>
+                <w:color w:val="000000"/>
+                <w:sz w:val="21"/>
+                <w:szCs w:val="21"/>
+              </w:rPr>
+              <w:t xml:space="preserve">100%</w:t>
+            </w:r>
+          </w:p>
+        </w:tc>
+        <w:tc>
+          <w:tcPr>
+            <w:tcBorders>
+              <w:top w:val="none"/>
+              <w:left w:val="none"/>
+              <w:bottom w:val="none"/>
+              <w:right w:val="none"/>
+            </w:tcBorders>
+            <w:tcMar>
+              <w:top w:type="dxa" w:w="60"/>
+              <w:left w:type="dxa" w:w="120"/>
+              <w:bottom w:type="dxa" w:w="60"/>
+              <w:right w:type="dxa" w:w="120"/>
+            </w:tcMar>
+          </w:tcPr>
+          <w:p>
+            <w:pPr>
+              <w:spacing w:line="300"/>
+              <w:jc w:val="left"/>
+            </w:pPr>
+            <w:r>
+              <w:rPr>
+                <w:rFonts w:ascii="Times New Roman" w:eastAsia="SimSun"/>
+                <w:color w:val="000000"/>
+                <w:sz w:val="21"/>
+                <w:szCs w:val="21"/>
+              </w:rPr>
+              <w:t xml:space="preserve">100%</w:t>
+            </w:r>
+          </w:p>
+        </w:tc>
+        <w:tc>
+          <w:tcPr>
+            <w:tcBorders>
+              <w:top w:val="none"/>
+              <w:left w:val="none"/>
+              <w:bottom w:val="none"/>
+              <w:right w:val="none"/>
+            </w:tcBorders>
+            <w:tcMar>
+              <w:top w:type="dxa" w:w="60"/>
+              <w:left w:type="dxa" w:w="120"/>
+              <w:bottom w:type="dxa" w:w="60"/>
+              <w:right w:type="dxa" w:w="120"/>
+            </w:tcMar>
+          </w:tcPr>
+          <w:p>
+            <w:pPr>
+              <w:spacing w:line="300"/>
+              <w:jc w:val="left"/>
+            </w:pPr>
+            <w:r>
+              <w:rPr>
+                <w:rFonts w:ascii="Times New Roman" w:eastAsia="SimSun"/>
+                <w:color w:val="000000"/>
+                <w:sz w:val="21"/>
+                <w:szCs w:val="21"/>
+              </w:rPr>
+              <w:t xml:space="preserve">✓ Détecté</w:t>
+            </w:r>
+          </w:p>
+        </w:tc>
+      </w:tr>
+      <w:tr>
+        <w:trPr>
+          <w:cantSplit/>
+        </w:trPr>
+        <w:tc>
+          <w:tcPr>
+            <w:tcBorders>
+              <w:top w:val="none"/>
+              <w:left w:val="none"/>
+              <w:bottom w:val="none"/>
+              <w:right w:val="none"/>
+            </w:tcBorders>
+            <w:tcMar>
+              <w:top w:type="dxa" w:w="60"/>
+              <w:left w:type="dxa" w:w="120"/>
+              <w:bottom w:type="dxa" w:w="60"/>
+              <w:right w:type="dxa" w:w="120"/>
+            </w:tcMar>
+          </w:tcPr>
+          <w:p>
+            <w:pPr>
+              <w:spacing w:line="300"/>
+              <w:jc w:val="left"/>
+            </w:pPr>
+            <w:r>
+              <w:rPr>
+                <w:rFonts w:ascii="Times New Roman" w:eastAsia="SimSun"/>
+                <w:color w:val="000000"/>
+                <w:sz w:val="21"/>
+                <w:szCs w:val="21"/>
+              </w:rPr>
+              <w:t xml:space="preserve">Changements climatiques (source)</w:t>
+            </w:r>
+          </w:p>
+        </w:tc>
+        <w:tc>
+          <w:tcPr>
+            <w:tcBorders>
+              <w:top w:val="none"/>
+              <w:left w:val="none"/>
+              <w:bottom w:val="none"/>
+              <w:right w:val="none"/>
+            </w:tcBorders>
+            <w:tcMar>
+              <w:top w:type="dxa" w:w="60"/>
+              <w:left w:type="dxa" w:w="120"/>
+              <w:bottom w:type="dxa" w:w="60"/>
+              <w:right w:type="dxa" w:w="120"/>
+            </w:tcMar>
+          </w:tcPr>
+          <w:p>
+            <w:pPr>
+              <w:spacing w:line="300"/>
+              <w:jc w:val="left"/>
+            </w:pPr>
+            <w:r>
+              <w:rPr>
+                <w:rFonts w:ascii="Times New Roman" w:eastAsia="SimSun"/>
+                <w:color w:val="000000"/>
+                <w:sz w:val="21"/>
+                <w:szCs w:val="21"/>
+              </w:rPr>
+              <w:t xml:space="preserve">HAS_PLAGIAT</w:t>
+            </w:r>
+          </w:p>
+        </w:tc>
+        <w:tc>
+          <w:tcPr>
+            <w:tcBorders>
+              <w:top w:val="none"/>
+              <w:left w:val="none"/>
+              <w:bottom w:val="none"/>
+              <w:right w:val="none"/>
+            </w:tcBorders>
+            <w:tcMar>
+              <w:top w:type="dxa" w:w="60"/>
+              <w:left w:type="dxa" w:w="120"/>
+              <w:bottom w:type="dxa" w:w="60"/>
+              <w:right w:type="dxa" w:w="120"/>
+            </w:tcMar>
+          </w:tcPr>
+          <w:p>
+            <w:pPr>
+              <w:spacing w:line="300"/>
+              <w:jc w:val="left"/>
+            </w:pPr>
+            <w:r>
+              <w:rPr>
+                <w:rFonts w:ascii="Times New Roman" w:eastAsia="SimSun"/>
+                <w:color w:val="000000"/>
+                <w:sz w:val="21"/>
+                <w:szCs w:val="21"/>
+              </w:rPr>
+              <w:t xml:space="preserve">77%</w:t>
+            </w:r>
+          </w:p>
+        </w:tc>
+        <w:tc>
+          <w:tcPr>
+            <w:tcBorders>
+              <w:top w:val="none"/>
+              <w:left w:val="none"/>
+              <w:bottom w:val="none"/>
+              <w:right w:val="none"/>
+            </w:tcBorders>
+            <w:tcMar>
+              <w:top w:type="dxa" w:w="60"/>
+              <w:left w:type="dxa" w:w="120"/>
+              <w:bottom w:type="dxa" w:w="60"/>
+              <w:right w:type="dxa" w:w="120"/>
+            </w:tcMar>
+          </w:tcPr>
+          <w:p>
+            <w:pPr>
+              <w:spacing w:line="300"/>
+              <w:jc w:val="left"/>
+            </w:pPr>
+            <w:r>
+              <w:rPr>
+                <w:rFonts w:ascii="Times New Roman" w:eastAsia="SimSun"/>
+                <w:color w:val="000000"/>
+                <w:sz w:val="21"/>
+                <w:szCs w:val="21"/>
+              </w:rPr>
+              <w:t xml:space="preserve">50%</w:t>
+            </w:r>
+          </w:p>
+        </w:tc>
+        <w:tc>
+          <w:tcPr>
+            <w:tcBorders>
+              <w:top w:val="none"/>
+              <w:left w:val="none"/>
+              <w:bottom w:val="none"/>
+              <w:right w:val="none"/>
+            </w:tcBorders>
+            <w:tcMar>
+              <w:top w:type="dxa" w:w="60"/>
+              <w:left w:type="dxa" w:w="120"/>
+              <w:bottom w:type="dxa" w:w="60"/>
+              <w:right w:type="dxa" w:w="120"/>
+            </w:tcMar>
+          </w:tcPr>
+          <w:p>
+            <w:pPr>
+              <w:spacing w:line="300"/>
+              <w:jc w:val="left"/>
+            </w:pPr>
+            <w:r>
+              <w:rPr>
+                <w:rFonts w:ascii="Times New Roman" w:eastAsia="SimSun"/>
+                <w:color w:val="000000"/>
+                <w:sz w:val="21"/>
+                <w:szCs w:val="21"/>
+              </w:rPr>
+              <w:t xml:space="preserve">✓ Détecté</w:t>
+            </w:r>
+          </w:p>
+        </w:tc>
+      </w:tr>
+      <w:tr>
+        <w:trPr>
+          <w:cantSplit/>
+        </w:trPr>
+        <w:tc>
+          <w:tcPr>
+            <w:tcBorders>
+              <w:top w:val="none"/>
+              <w:left w:val="none"/>
+              <w:bottom w:val="none"/>
+              <w:right w:val="none"/>
+            </w:tcBorders>
+            <w:tcMar>
+              <w:top w:type="dxa" w:w="60"/>
+              <w:left w:type="dxa" w:w="120"/>
+              <w:bottom w:type="dxa" w:w="60"/>
+              <w:right w:type="dxa" w:w="120"/>
+            </w:tcMar>
+          </w:tcPr>
+          <w:p>
+            <w:pPr>
+              <w:spacing w:line="300"/>
+              <w:jc w:val="left"/>
+            </w:pPr>
+            <w:r>
+              <w:rPr>
+                <w:rFonts w:ascii="Times New Roman" w:eastAsia="SimSun"/>
+                <w:color w:val="000000"/>
+                <w:sz w:val="21"/>
+                <w:szCs w:val="21"/>
+              </w:rPr>
+              <w:t xml:space="preserve">Sécurité alimentaire (paraphrase)</w:t>
+            </w:r>
+          </w:p>
+        </w:tc>
+        <w:tc>
+          <w:tcPr>
+            <w:tcBorders>
+              <w:top w:val="none"/>
+              <w:left w:val="none"/>
+              <w:bottom w:val="none"/>
+              <w:right w:val="none"/>
+            </w:tcBorders>
+            <w:tcMar>
+              <w:top w:type="dxa" w:w="60"/>
+              <w:left w:type="dxa" w:w="120"/>
+              <w:bottom w:type="dxa" w:w="60"/>
+              <w:right w:type="dxa" w:w="120"/>
+            </w:tcMar>
+          </w:tcPr>
+          <w:p>
+            <w:pPr>
+              <w:spacing w:line="300"/>
+              <w:jc w:val="left"/>
+            </w:pPr>
+            <w:r>
+              <w:rPr>
+                <w:rFonts w:ascii="Times New Roman" w:eastAsia="SimSun"/>
+                <w:color w:val="000000"/>
+                <w:sz w:val="21"/>
+                <w:szCs w:val="21"/>
+              </w:rPr>
+              <w:t xml:space="preserve">PARAPHRASE</w:t>
+            </w:r>
+          </w:p>
+        </w:tc>
+        <w:tc>
+          <w:tcPr>
+            <w:tcBorders>
+              <w:top w:val="none"/>
+              <w:left w:val="none"/>
+              <w:bottom w:val="none"/>
+              <w:right w:val="none"/>
+            </w:tcBorders>
+            <w:tcMar>
+              <w:top w:type="dxa" w:w="60"/>
+              <w:left w:type="dxa" w:w="120"/>
+              <w:bottom w:type="dxa" w:w="60"/>
+              <w:right w:type="dxa" w:w="120"/>
+            </w:tcMar>
+          </w:tcPr>
+          <w:p>
+            <w:pPr>
+              <w:spacing w:line="300"/>
+              <w:jc w:val="left"/>
+            </w:pPr>
+            <w:r>
+              <w:rPr>
+                <w:rFonts w:ascii="Times New Roman" w:eastAsia="SimSun"/>
+                <w:color w:val="000000"/>
+                <w:sz w:val="21"/>
+                <w:szCs w:val="21"/>
+              </w:rPr>
+              <w:t xml:space="preserve">77%</w:t>
+            </w:r>
+          </w:p>
+        </w:tc>
+        <w:tc>
+          <w:tcPr>
+            <w:tcBorders>
+              <w:top w:val="none"/>
+              <w:left w:val="none"/>
+              <w:bottom w:val="none"/>
+              <w:right w:val="none"/>
+            </w:tcBorders>
+            <w:tcMar>
+              <w:top w:type="dxa" w:w="60"/>
+              <w:left w:type="dxa" w:w="120"/>
+              <w:bottom w:type="dxa" w:w="60"/>
+              <w:right w:type="dxa" w:w="120"/>
+            </w:tcMar>
+          </w:tcPr>
+          <w:p>
+            <w:pPr>
+              <w:spacing w:line="300"/>
+              <w:jc w:val="left"/>
+            </w:pPr>
+            <w:r>
+              <w:rPr>
+                <w:rFonts w:ascii="Times New Roman" w:eastAsia="SimSun"/>
+                <w:color w:val="000000"/>
+                <w:sz w:val="21"/>
+                <w:szCs w:val="21"/>
+              </w:rPr>
+              <w:t xml:space="preserve">50%</w:t>
+            </w:r>
+          </w:p>
+        </w:tc>
+        <w:tc>
+          <w:tcPr>
+            <w:tcBorders>
+              <w:top w:val="none"/>
+              <w:left w:val="none"/>
+              <w:bottom w:val="none"/>
+              <w:right w:val="none"/>
+            </w:tcBorders>
+            <w:tcMar>
+              <w:top w:type="dxa" w:w="60"/>
+              <w:left w:type="dxa" w:w="120"/>
+              <w:bottom w:type="dxa" w:w="60"/>
+              <w:right w:type="dxa" w:w="120"/>
+            </w:tcMar>
+          </w:tcPr>
+          <w:p>
+            <w:pPr>
+              <w:spacing w:line="300"/>
+              <w:jc w:val="left"/>
+            </w:pPr>
+            <w:r>
+              <w:rPr>
+                <w:rFonts w:ascii="Times New Roman" w:eastAsia="SimSun"/>
+                <w:color w:val="000000"/>
+                <w:sz w:val="21"/>
+                <w:szCs w:val="21"/>
+              </w:rPr>
+              <w:t xml:space="preserve">✓ Détecté</w:t>
+            </w:r>
+          </w:p>
+        </w:tc>
+      </w:tr>
+      <w:tr>
+        <w:trPr>
+          <w:cantSplit/>
+        </w:trPr>
+        <w:tc>
+          <w:tcPr>
+            <w:tcBorders>
+              <w:top w:val="none"/>
+              <w:left w:val="none"/>
+              <w:bottom w:val="none"/>
+              <w:right w:val="none"/>
+            </w:tcBorders>
+            <w:tcMar>
+              <w:top w:type="dxa" w:w="60"/>
+              <w:left w:type="dxa" w:w="120"/>
+              <w:bottom w:type="dxa" w:w="60"/>
+              <w:right w:type="dxa" w:w="120"/>
+            </w:tcMar>
+          </w:tcPr>
+          <w:p>
+            <w:pPr>
+              <w:spacing w:line="300"/>
+              <w:jc w:val="left"/>
+            </w:pPr>
+            <w:r>
+              <w:rPr>
+                <w:rFonts w:ascii="Times New Roman" w:eastAsia="SimSun"/>
+                <w:color w:val="000000"/>
+                <w:sz w:val="21"/>
+                <w:szCs w:val="21"/>
+              </w:rPr>
+              <w:t xml:space="preserve">Histoire enseignement Congo</w:t>
+            </w:r>
+          </w:p>
+        </w:tc>
+        <w:tc>
+          <w:tcPr>
+            <w:tcBorders>
+              <w:top w:val="none"/>
+              <w:left w:val="none"/>
+              <w:bottom w:val="none"/>
+              <w:right w:val="none"/>
+            </w:tcBorders>
+            <w:tcMar>
+              <w:top w:type="dxa" w:w="60"/>
+              <w:left w:type="dxa" w:w="120"/>
+              <w:bottom w:type="dxa" w:w="60"/>
+              <w:right w:type="dxa" w:w="120"/>
+            </w:tcMar>
+          </w:tcPr>
+          <w:p>
+            <w:pPr>
+              <w:spacing w:line="300"/>
+              <w:jc w:val="left"/>
+            </w:pPr>
+            <w:r>
+              <w:rPr>
+                <w:rFonts w:ascii="Times New Roman" w:eastAsia="SimSun"/>
+                <w:color w:val="000000"/>
+                <w:sz w:val="21"/>
+                <w:szCs w:val="21"/>
+              </w:rPr>
+              <w:t xml:space="preserve">ORIGINAL</w:t>
+            </w:r>
+          </w:p>
+        </w:tc>
+        <w:tc>
+          <w:tcPr>
+            <w:tcBorders>
+              <w:top w:val="none"/>
+              <w:left w:val="none"/>
+              <w:bottom w:val="none"/>
+              <w:right w:val="none"/>
+            </w:tcBorders>
+            <w:tcMar>
+              <w:top w:type="dxa" w:w="60"/>
+              <w:left w:type="dxa" w:w="120"/>
+              <w:bottom w:type="dxa" w:w="60"/>
+              <w:right w:type="dxa" w:w="120"/>
+            </w:tcMar>
+          </w:tcPr>
+          <w:p>
+            <w:pPr>
+              <w:spacing w:line="300"/>
+              <w:jc w:val="left"/>
+            </w:pPr>
+            <w:r>
+              <w:rPr>
+                <w:rFonts w:ascii="Times New Roman" w:eastAsia="SimSun"/>
+                <w:color w:val="000000"/>
+                <w:sz w:val="21"/>
+                <w:szCs w:val="21"/>
+              </w:rPr>
+              <w:t xml:space="preserve">0%</w:t>
+            </w:r>
+          </w:p>
+        </w:tc>
+        <w:tc>
+          <w:tcPr>
+            <w:tcBorders>
+              <w:top w:val="none"/>
+              <w:left w:val="none"/>
+              <w:bottom w:val="none"/>
+              <w:right w:val="none"/>
+            </w:tcBorders>
+            <w:tcMar>
+              <w:top w:type="dxa" w:w="60"/>
+              <w:left w:type="dxa" w:w="120"/>
+              <w:bottom w:type="dxa" w:w="60"/>
+              <w:right w:type="dxa" w:w="120"/>
+            </w:tcMar>
+          </w:tcPr>
+          <w:p>
+            <w:pPr>
+              <w:spacing w:line="300"/>
+              <w:jc w:val="left"/>
+            </w:pPr>
+            <w:r>
+              <w:rPr>
+                <w:rFonts w:ascii="Times New Roman" w:eastAsia="SimSun"/>
+                <w:color w:val="000000"/>
+                <w:sz w:val="21"/>
+                <w:szCs w:val="21"/>
+              </w:rPr>
+              <w:t xml:space="preserve">0%</w:t>
+            </w:r>
+          </w:p>
+        </w:tc>
+        <w:tc>
+          <w:tcPr>
+            <w:tcBorders>
+              <w:top w:val="none"/>
+              <w:left w:val="none"/>
+              <w:bottom w:val="none"/>
+              <w:right w:val="none"/>
+            </w:tcBorders>
+            <w:tcMar>
+              <w:top w:type="dxa" w:w="60"/>
+              <w:left w:type="dxa" w:w="120"/>
+              <w:bottom w:type="dxa" w:w="60"/>
+              <w:right w:type="dxa" w:w="120"/>
+            </w:tcMar>
+          </w:tcPr>
+          <w:p>
+            <w:pPr>
+              <w:spacing w:line="300"/>
+              <w:jc w:val="left"/>
+            </w:pPr>
+            <w:r>
+              <w:rPr>
+                <w:rFonts w:ascii="Times New Roman" w:eastAsia="SimSun"/>
+                <w:color w:val="000000"/>
+                <w:sz w:val="21"/>
+                <w:szCs w:val="21"/>
+              </w:rPr>
+              <w:t xml:space="preserve">✓ Non détecté</w:t>
+            </w:r>
+          </w:p>
+        </w:tc>
+      </w:tr>
+      <w:tr>
+        <w:trPr>
+          <w:cantSplit/>
+        </w:trPr>
+        <w:tc>
+          <w:tcPr>
+            <w:tcBorders>
+              <w:top w:val="none"/>
+              <w:left w:val="none"/>
+              <w:bottom w:val="none"/>
+              <w:right w:val="none"/>
+            </w:tcBorders>
+            <w:tcMar>
+              <w:top w:type="dxa" w:w="60"/>
+              <w:left w:type="dxa" w:w="120"/>
+              <w:bottom w:type="dxa" w:w="60"/>
+              <w:right w:type="dxa" w:w="120"/>
+            </w:tcMar>
+          </w:tcPr>
+          <w:p>
+            <w:pPr>
+              <w:spacing w:line="300"/>
+              <w:jc w:val="left"/>
+            </w:pPr>
+            <w:r>
+              <w:rPr>
+                <w:rFonts w:ascii="Times New Roman" w:eastAsia="SimSun"/>
+                <w:color w:val="000000"/>
+                <w:sz w:val="21"/>
+                <w:szCs w:val="21"/>
+              </w:rPr>
+              <w:t xml:space="preserve">Musique congolaise</w:t>
+            </w:r>
+          </w:p>
+        </w:tc>
+        <w:tc>
+          <w:tcPr>
+            <w:tcBorders>
+              <w:top w:val="none"/>
+              <w:left w:val="none"/>
+              <w:bottom w:val="none"/>
+              <w:right w:val="none"/>
+            </w:tcBorders>
+            <w:tcMar>
+              <w:top w:type="dxa" w:w="60"/>
+              <w:left w:type="dxa" w:w="120"/>
+              <w:bottom w:type="dxa" w:w="60"/>
+              <w:right w:type="dxa" w:w="120"/>
+            </w:tcMar>
+          </w:tcPr>
+          <w:p>
+            <w:pPr>
+              <w:spacing w:line="300"/>
+              <w:jc w:val="left"/>
+            </w:pPr>
+            <w:r>
+              <w:rPr>
+                <w:rFonts w:ascii="Times New Roman" w:eastAsia="SimSun"/>
+                <w:color w:val="000000"/>
+                <w:sz w:val="21"/>
+                <w:szCs w:val="21"/>
+              </w:rPr>
+              <w:t xml:space="preserve">ORIGINAL</w:t>
+            </w:r>
+          </w:p>
+        </w:tc>
+        <w:tc>
+          <w:tcPr>
+            <w:tcBorders>
+              <w:top w:val="none"/>
+              <w:left w:val="none"/>
+              <w:bottom w:val="none"/>
+              <w:right w:val="none"/>
+            </w:tcBorders>
+            <w:tcMar>
+              <w:top w:type="dxa" w:w="60"/>
+              <w:left w:type="dxa" w:w="120"/>
+              <w:bottom w:type="dxa" w:w="60"/>
+              <w:right w:type="dxa" w:w="120"/>
+            </w:tcMar>
+          </w:tcPr>
+          <w:p>
+            <w:pPr>
+              <w:spacing w:line="300"/>
+              <w:jc w:val="left"/>
+            </w:pPr>
+            <w:r>
+              <w:rPr>
+                <w:rFonts w:ascii="Times New Roman" w:eastAsia="SimSun"/>
+                <w:color w:val="000000"/>
+                <w:sz w:val="21"/>
+                <w:szCs w:val="21"/>
+              </w:rPr>
+              <w:t xml:space="preserve">0%</w:t>
+            </w:r>
+          </w:p>
+        </w:tc>
+        <w:tc>
+          <w:tcPr>
+            <w:tcBorders>
+              <w:top w:val="none"/>
+              <w:left w:val="none"/>
+              <w:bottom w:val="none"/>
+              <w:right w:val="none"/>
+            </w:tcBorders>
+            <w:tcMar>
+              <w:top w:type="dxa" w:w="60"/>
+              <w:left w:type="dxa" w:w="120"/>
+              <w:bottom w:type="dxa" w:w="60"/>
+              <w:right w:type="dxa" w:w="120"/>
+            </w:tcMar>
+          </w:tcPr>
+          <w:p>
+            <w:pPr>
+              <w:spacing w:line="300"/>
+              <w:jc w:val="left"/>
+            </w:pPr>
+            <w:r>
+              <w:rPr>
+                <w:rFonts w:ascii="Times New Roman" w:eastAsia="SimSun"/>
+                <w:color w:val="000000"/>
+                <w:sz w:val="21"/>
+                <w:szCs w:val="21"/>
+              </w:rPr>
+              <w:t xml:space="preserve">0%</w:t>
+            </w:r>
+          </w:p>
+        </w:tc>
+        <w:tc>
+          <w:tcPr>
+            <w:tcBorders>
+              <w:top w:val="none"/>
+              <w:left w:val="none"/>
+              <w:bottom w:val="none"/>
+              <w:right w:val="none"/>
+            </w:tcBorders>
+            <w:tcMar>
+              <w:top w:type="dxa" w:w="60"/>
+              <w:left w:type="dxa" w:w="120"/>
+              <w:bottom w:type="dxa" w:w="60"/>
+              <w:right w:type="dxa" w:w="120"/>
+            </w:tcMar>
+          </w:tcPr>
+          <w:p>
+            <w:pPr>
+              <w:spacing w:line="300"/>
+              <w:jc w:val="left"/>
+            </w:pPr>
+            <w:r>
+              <w:rPr>
+                <w:rFonts w:ascii="Times New Roman" w:eastAsia="SimSun"/>
+                <w:color w:val="000000"/>
+                <w:sz w:val="21"/>
+                <w:szCs w:val="21"/>
+              </w:rPr>
+              <w:t xml:space="preserve">✓ Non détecté</w:t>
+            </w:r>
+          </w:p>
+        </w:tc>
+      </w:tr>
+      <w:tr>
+        <w:trPr>
+          <w:cantSplit/>
+        </w:trPr>
+        <w:tc>
+          <w:tcPr>
+            <w:tcBorders>
+              <w:top w:val="none"/>
+              <w:left w:val="none"/>
+              <w:bottom w:val="none"/>
+              <w:right w:val="none"/>
+            </w:tcBorders>
+            <w:tcMar>
+              <w:top w:type="dxa" w:w="60"/>
+              <w:left w:type="dxa" w:w="120"/>
+              <w:bottom w:type="dxa" w:w="60"/>
+              <w:right w:type="dxa" w:w="120"/>
+            </w:tcMar>
+          </w:tcPr>
+          <w:p>
+            <w:pPr>
+              <w:spacing w:line="300"/>
+              <w:jc w:val="left"/>
+            </w:pPr>
+            <w:r>
+              <w:rPr>
+                <w:rFonts w:ascii="Times New Roman" w:eastAsia="SimSun"/>
+                <w:color w:val="000000"/>
+                <w:sz w:val="21"/>
+                <w:szCs w:val="21"/>
+              </w:rPr>
+              <w:t xml:space="preserve">Minerais de conflit</w:t>
+            </w:r>
+          </w:p>
+        </w:tc>
+        <w:tc>
+          <w:tcPr>
+            <w:tcBorders>
+              <w:top w:val="none"/>
+              <w:left w:val="none"/>
+              <w:bottom w:val="none"/>
+              <w:right w:val="none"/>
+            </w:tcBorders>
+            <w:tcMar>
+              <w:top w:type="dxa" w:w="60"/>
+              <w:left w:type="dxa" w:w="120"/>
+              <w:bottom w:type="dxa" w:w="60"/>
+              <w:right w:type="dxa" w:w="120"/>
+            </w:tcMar>
+          </w:tcPr>
+          <w:p>
+            <w:pPr>
+              <w:spacing w:line="300"/>
+              <w:jc w:val="left"/>
+            </w:pPr>
+            <w:r>
+              <w:rPr>
+                <w:rFonts w:ascii="Times New Roman" w:eastAsia="SimSun"/>
+                <w:color w:val="000000"/>
+                <w:sz w:val="21"/>
+                <w:szCs w:val="21"/>
+              </w:rPr>
+              <w:t xml:space="preserve">ORIGINAL</w:t>
+            </w:r>
+          </w:p>
+        </w:tc>
+        <w:tc>
+          <w:tcPr>
+            <w:tcBorders>
+              <w:top w:val="none"/>
+              <w:left w:val="none"/>
+              <w:bottom w:val="none"/>
+              <w:right w:val="none"/>
+            </w:tcBorders>
+            <w:tcMar>
+              <w:top w:type="dxa" w:w="60"/>
+              <w:left w:type="dxa" w:w="120"/>
+              <w:bottom w:type="dxa" w:w="60"/>
+              <w:right w:type="dxa" w:w="120"/>
+            </w:tcMar>
+          </w:tcPr>
+          <w:p>
+            <w:pPr>
+              <w:spacing w:line="300"/>
+              <w:jc w:val="left"/>
+            </w:pPr>
+            <w:r>
+              <w:rPr>
+                <w:rFonts w:ascii="Times New Roman" w:eastAsia="SimSun"/>
+                <w:color w:val="000000"/>
+                <w:sz w:val="21"/>
+                <w:szCs w:val="21"/>
+              </w:rPr>
+              <w:t xml:space="preserve">0%</w:t>
+            </w:r>
+          </w:p>
+        </w:tc>
+        <w:tc>
+          <w:tcPr>
+            <w:tcBorders>
+              <w:top w:val="none"/>
+              <w:left w:val="none"/>
+              <w:bottom w:val="none"/>
+              <w:right w:val="none"/>
+            </w:tcBorders>
+            <w:tcMar>
+              <w:top w:type="dxa" w:w="60"/>
+              <w:left w:type="dxa" w:w="120"/>
+              <w:bottom w:type="dxa" w:w="60"/>
+              <w:right w:type="dxa" w:w="120"/>
+            </w:tcMar>
+          </w:tcPr>
+          <w:p>
+            <w:pPr>
+              <w:spacing w:line="300"/>
+              <w:jc w:val="left"/>
+            </w:pPr>
+            <w:r>
+              <w:rPr>
+                <w:rFonts w:ascii="Times New Roman" w:eastAsia="SimSun"/>
+                <w:color w:val="000000"/>
+                <w:sz w:val="21"/>
+                <w:szCs w:val="21"/>
+              </w:rPr>
+              <w:t xml:space="preserve">0%</w:t>
+            </w:r>
+          </w:p>
+        </w:tc>
+        <w:tc>
+          <w:tcPr>
+            <w:tcBorders>
+              <w:top w:val="none"/>
+              <w:left w:val="none"/>
+              <w:bottom w:val="none"/>
+              <w:right w:val="none"/>
+            </w:tcBorders>
+            <w:tcMar>
+              <w:top w:type="dxa" w:w="60"/>
+              <w:left w:type="dxa" w:w="120"/>
+              <w:bottom w:type="dxa" w:w="60"/>
+              <w:right w:type="dxa" w:w="120"/>
+            </w:tcMar>
+          </w:tcPr>
+          <w:p>
+            <w:pPr>
+              <w:spacing w:line="300"/>
+              <w:jc w:val="left"/>
+            </w:pPr>
+            <w:r>
+              <w:rPr>
+                <w:rFonts w:ascii="Times New Roman" w:eastAsia="SimSun"/>
+                <w:color w:val="000000"/>
+                <w:sz w:val="21"/>
+                <w:szCs w:val="21"/>
+              </w:rPr>
+              <w:t xml:space="preserve">✓ Non détecté</w:t>
+            </w:r>
+          </w:p>
+        </w:tc>
+      </w:tr>
+      <w:tr>
+        <w:trPr>
+          <w:cantSplit/>
+        </w:trPr>
+        <w:tc>
+          <w:tcPr>
+            <w:tcBorders>
+              <w:top w:val="none"/>
+              <w:left w:val="none"/>
+              <w:bottom w:val="none"/>
+              <w:right w:val="none"/>
+            </w:tcBorders>
+            <w:tcMar>
+              <w:top w:type="dxa" w:w="60"/>
+              <w:left w:type="dxa" w:w="120"/>
+              <w:bottom w:type="dxa" w:w="60"/>
+              <w:right w:type="dxa" w:w="120"/>
+            </w:tcMar>
+          </w:tcPr>
+          <w:p>
+            <w:pPr>
+              <w:spacing w:line="300"/>
+              <w:jc w:val="left"/>
+            </w:pPr>
+            <w:r>
+              <w:rPr>
+                <w:rFonts w:ascii="Times New Roman" w:eastAsia="SimSun"/>
+                <w:color w:val="000000"/>
+                <w:sz w:val="21"/>
+                <w:szCs w:val="21"/>
+              </w:rPr>
+              <w:t xml:space="preserve">Télémédecine Afrique rurale</w:t>
+            </w:r>
+          </w:p>
+        </w:tc>
+        <w:tc>
+          <w:tcPr>
+            <w:tcBorders>
+              <w:top w:val="none"/>
+              <w:left w:val="none"/>
+              <w:bottom w:val="none"/>
+              <w:right w:val="none"/>
+            </w:tcBorders>
+            <w:tcMar>
+              <w:top w:type="dxa" w:w="60"/>
+              <w:left w:type="dxa" w:w="120"/>
+              <w:bottom w:type="dxa" w:w="60"/>
+              <w:right w:type="dxa" w:w="120"/>
+            </w:tcMar>
+          </w:tcPr>
+          <w:p>
+            <w:pPr>
+              <w:spacing w:line="300"/>
+              <w:jc w:val="left"/>
+            </w:pPr>
+            <w:r>
+              <w:rPr>
+                <w:rFonts w:ascii="Times New Roman" w:eastAsia="SimSun"/>
+                <w:color w:val="000000"/>
+                <w:sz w:val="21"/>
+                <w:szCs w:val="21"/>
+              </w:rPr>
+              <w:t xml:space="preserve">ORIGINAL</w:t>
+            </w:r>
+          </w:p>
+        </w:tc>
+        <w:tc>
+          <w:tcPr>
+            <w:tcBorders>
+              <w:top w:val="none"/>
+              <w:left w:val="none"/>
+              <w:bottom w:val="none"/>
+              <w:right w:val="none"/>
+            </w:tcBorders>
+            <w:tcMar>
+              <w:top w:type="dxa" w:w="60"/>
+              <w:left w:type="dxa" w:w="120"/>
+              <w:bottom w:type="dxa" w:w="60"/>
+              <w:right w:type="dxa" w:w="120"/>
+            </w:tcMar>
+          </w:tcPr>
+          <w:p>
+            <w:pPr>
+              <w:spacing w:line="300"/>
+              <w:jc w:val="left"/>
+            </w:pPr>
+            <w:r>
+              <w:rPr>
+                <w:rFonts w:ascii="Times New Roman" w:eastAsia="SimSun"/>
+                <w:color w:val="000000"/>
+                <w:sz w:val="21"/>
+                <w:szCs w:val="21"/>
+              </w:rPr>
+              <w:t xml:space="preserve">0%</w:t>
+            </w:r>
+          </w:p>
+        </w:tc>
+        <w:tc>
+          <w:tcPr>
+            <w:tcBorders>
+              <w:top w:val="none"/>
+              <w:left w:val="none"/>
+              <w:bottom w:val="none"/>
+              <w:right w:val="none"/>
+            </w:tcBorders>
+            <w:tcMar>
+              <w:top w:type="dxa" w:w="60"/>
+              <w:left w:type="dxa" w:w="120"/>
+              <w:bottom w:type="dxa" w:w="60"/>
+              <w:right w:type="dxa" w:w="120"/>
+            </w:tcMar>
+          </w:tcPr>
+          <w:p>
+            <w:pPr>
+              <w:spacing w:line="300"/>
+              <w:jc w:val="left"/>
+            </w:pPr>
+            <w:r>
+              <w:rPr>
+                <w:rFonts w:ascii="Times New Roman" w:eastAsia="SimSun"/>
+                <w:color w:val="000000"/>
+                <w:sz w:val="21"/>
+                <w:szCs w:val="21"/>
+              </w:rPr>
+              <w:t xml:space="preserve">0%</w:t>
+            </w:r>
+          </w:p>
+        </w:tc>
+        <w:tc>
+          <w:tcPr>
+            <w:tcBorders>
+              <w:top w:val="none"/>
+              <w:left w:val="none"/>
+              <w:bottom w:val="none"/>
+              <w:right w:val="none"/>
+            </w:tcBorders>
+            <w:tcMar>
+              <w:top w:type="dxa" w:w="60"/>
+              <w:left w:type="dxa" w:w="120"/>
+              <w:bottom w:type="dxa" w:w="60"/>
+              <w:right w:type="dxa" w:w="120"/>
+            </w:tcMar>
+          </w:tcPr>
+          <w:p>
+            <w:pPr>
+              <w:spacing w:line="300"/>
+              <w:jc w:val="left"/>
+            </w:pPr>
+            <w:r>
+              <w:rPr>
+                <w:rFonts w:ascii="Times New Roman" w:eastAsia="SimSun"/>
+                <w:color w:val="000000"/>
+                <w:sz w:val="21"/>
+                <w:szCs w:val="21"/>
+              </w:rPr>
+              <w:t xml:space="preserve">✓ Non détecté</w:t>
             </w:r>
           </w:p>
         </w:tc>
@@ -25265,7 +28393,7 @@
           <w:sz w:val="24"/>
           <w:szCs w:val="24"/>
         </w:rPr>
-        <w:t xml:space="preserve">Les résultats obtenus valident l'hypothèse formulée en introduction. Le document plagiat (« L'IA dans les universités africaines ») obtient un score de 77,8%, avec 2 segments sur 2 touchés et 2 correspondances détectées. Le document source obtient le même score par réciprocité (les similarités sont symétriques). Le document original sur la biodiversité obtient un score de 0%, ce qui confirme l'absence de faux positifs : la plateforme ne signale pas de similarités when les documents traitent de sujets réellement différents. Le temps de traitement est de 1 milliseconde pour chaque analyse, ce qui démontre l'efficacité de l'implémentation native TypeScript.</w:t>
+        <w:t xml:space="preserve">L'analyse qualitative des correspondances confirme la pertinence de la classification. Les documents en relation de copier-coller strict obtiennent un score sémantique de 100% avec classification correcte en COPY_PASTE. Les paraphrases obtiennent des scores entre 77 et 79% avec classification en PARAPHRASE ou REFORMULATION selon l'intensité de la similarité lexicale. Les documents originaux non liés obtiennent 0%, confirmant la spécificité du moteur.</w:t>
       </w:r>
     </w:p>
     <w:p>
@@ -25273,7 +28401,7 @@
         <w:pStyle w:val="Heading3"/>
         <w:spacing w:after="120" w:before="240" w:line="360"/>
       </w:pPr>
-      <w:bookmarkStart w:id="100112" w:name="_Toc100112"/>
+      <w:bookmarkStart w:id="100113" w:name="_Toc100113"/>
       <w:r>
         <w:rPr>
           <w:rFonts w:ascii="Times New Roman" w:eastAsia="SimHei"/>
@@ -25283,9 +28411,9 @@
           <w:sz w:val="28"/>
           <w:szCs w:val="28"/>
         </w:rPr>
-        <w:t xml:space="preserve">IV.10.4. Analyse des correspondances détectées</w:t>
-      </w:r>
-      <w:bookmarkEnd w:id="100112"/>
+        <w:t xml:space="preserve">IV.10.5. Analyse des correspondances détectées</w:t>
+      </w:r>
+      <w:bookmarkEnd w:id="100113"/>
     </w:p>
     <w:p>
       <w:pPr>
@@ -25300,7 +28428,7 @@
           <w:sz w:val="24"/>
           <w:szCs w:val="24"/>
         </w:rPr>
-        <w:t xml:space="preserve">L'analyse détaillée des 4 correspondances détectées (2 par document plagiaire) révèle la pertinence de la classification. Les deux correspondances principales sont classées comme « traduction » (similarité sémantique 31,86%, lexicale 21,57%), ce qui correspond bien à une reformulation substantielle du texte source avec préservation du sens. Les deux correspondances secondaires sont classées « similarité faible » (sémantique 20,14%, lexicale 14,89%), correspondant à des passages partageant un vocabulaire technique commun mais avec une formulation différente. Cette classification fine permet à l'enseignant d'évaluer la gravité des similarités : une traduction est plus suspecte qu'une similarité faible.</w:t>
+        <w:t xml:space="preserve">L'analyse détaillée des correspondances détectées sur le document plagiat « L'IA dans les universités africaines » (paraphrase du document source « Impact de l'IA sur l'enseignement supérieur en Afrique ») révèle la pertinence de la classification. Les deux correspondances principales sont classées comme « traduction » (similarité sémantique 31,86%, lexicale 21,57%), ce qui correspond bien à une reformulation substantielle du texte source avec préservation du sens. Les deux correspondances secondaires sont classées « similarité faible » (sémantique 20,14%, lexicale 14,89%), correspondant à des passages partageant un vocabulaire technique commun mais avec une formulation différente.</w:t>
       </w:r>
     </w:p>
     <w:p>
@@ -25318,7 +28446,7 @@
           <w:sz w:val="21"/>
           <w:szCs w:val="21"/>
         </w:rPr>
-        <w:t xml:space="preserve">Tableau IV.4 — Détail des correspondances détectées</w:t>
+        <w:t xml:space="preserve">Tableau IV.5 — Détail des correspondances détectées sur le document plagiat type</w:t>
       </w:r>
     </w:p>
     <w:tbl>
@@ -25857,7 +28985,7 @@
                 <w:sz w:val="21"/>
                 <w:szCs w:val="21"/>
               </w:rPr>
-              <w:t xml:space="preserve">1 (plagiat → source)</w:t>
+              <w:t xml:space="preserve">3 (plagiat → source)</w:t>
             </w:r>
           </w:p>
         </w:tc>
@@ -26017,7 +29145,7 @@
                 <w:sz w:val="21"/>
                 <w:szCs w:val="21"/>
               </w:rPr>
-              <w:t xml:space="preserve">2 (plagiat → source)</w:t>
+              <w:t xml:space="preserve">4 (plagiat → source)</w:t>
             </w:r>
           </w:p>
         </w:tc>
@@ -26173,7 +29301,7 @@
         <w:pStyle w:val="Heading2"/>
         <w:spacing w:after="240" w:before="360" w:line="360"/>
       </w:pPr>
-      <w:bookmarkStart w:id="100113" w:name="_Toc100113"/>
+      <w:bookmarkStart w:id="100114" w:name="_Toc100114"/>
       <w:r>
         <w:rPr>
           <w:rFonts w:ascii="Times New Roman" w:eastAsia="SimHei"/>
@@ -26185,7 +29313,7 @@
         </w:rPr>
         <w:t xml:space="preserve">IV.11. Performances et scalabilité</w:t>
       </w:r>
-      <w:bookmarkEnd w:id="100113"/>
+      <w:bookmarkEnd w:id="100114"/>
     </w:p>
     <w:p>
       <w:pPr>
@@ -27053,7 +30181,7 @@
         <w:pStyle w:val="Heading2"/>
         <w:spacing w:after="240" w:before="360" w:line="360"/>
       </w:pPr>
-      <w:bookmarkStart w:id="100114" w:name="_Toc100114"/>
+      <w:bookmarkStart w:id="100115" w:name="_Toc100115"/>
       <w:r>
         <w:rPr>
           <w:rFonts w:ascii="Times New Roman" w:eastAsia="SimHei"/>
@@ -27065,7 +30193,7 @@
         </w:rPr>
         <w:t xml:space="preserve">IV.12. Limites observées</w:t>
       </w:r>
-      <w:bookmarkEnd w:id="100114"/>
+      <w:bookmarkEnd w:id="100115"/>
     </w:p>
     <w:p>
       <w:pPr>
@@ -27152,7 +30280,7 @@
         <w:pStyle w:val="Heading2"/>
         <w:spacing w:after="240" w:before="360" w:line="360"/>
       </w:pPr>
-      <w:bookmarkStart w:id="100115" w:name="_Toc100115"/>
+      <w:bookmarkStart w:id="100116" w:name="_Toc100116"/>
       <w:r>
         <w:rPr>
           <w:rFonts w:ascii="Times New Roman" w:eastAsia="SimHei"/>
@@ -27164,7 +30292,7 @@
         </w:rPr>
         <w:t xml:space="preserve">IV.13. Conclusion</w:t>
       </w:r>
-      <w:bookmarkEnd w:id="100115"/>
+      <w:bookmarkEnd w:id="100116"/>
     </w:p>
     <w:p>
       <w:pPr>
@@ -27225,7 +30353,7 @@
         <w:spacing w:after="360" w:before="480" w:line="360"/>
         <w:jc w:val="center"/>
       </w:pPr>
-      <w:bookmarkStart w:id="100116" w:name="_Toc100116"/>
+      <w:bookmarkStart w:id="100117" w:name="_Toc100117"/>
       <w:r>
         <w:rPr>
           <w:rFonts w:ascii="Times New Roman" w:eastAsia="SimHei"/>
@@ -27237,7 +30365,7 @@
         </w:rPr>
         <w:t xml:space="preserve">CONCLUSION GÉNÉRALE</w:t>
       </w:r>
-      <w:bookmarkEnd w:id="100116"/>
+      <w:bookmarkEnd w:id="100117"/>
     </w:p>
     <w:p>
       <w:pPr>
@@ -27260,7 +30388,7 @@
         <w:pStyle w:val="Heading2"/>
         <w:spacing w:after="240" w:before="360" w:line="360"/>
       </w:pPr>
-      <w:bookmarkStart w:id="100117" w:name="_Toc100117"/>
+      <w:bookmarkStart w:id="100118" w:name="_Toc100118"/>
       <w:r>
         <w:rPr>
           <w:rFonts w:ascii="Times New Roman" w:eastAsia="SimHei"/>
@@ -27272,7 +30400,7 @@
         </w:rPr>
         <w:t xml:space="preserve">Résultats obtenus</w:t>
       </w:r>
-      <w:bookmarkEnd w:id="100117"/>
+      <w:bookmarkEnd w:id="100118"/>
     </w:p>
     <w:p>
       <w:pPr>
@@ -27359,7 +30487,7 @@
         <w:pStyle w:val="Heading2"/>
         <w:spacing w:after="240" w:before="360" w:line="360"/>
       </w:pPr>
-      <w:bookmarkStart w:id="100118" w:name="_Toc100118"/>
+      <w:bookmarkStart w:id="100119" w:name="_Toc100119"/>
       <w:r>
         <w:rPr>
           <w:rFonts w:ascii="Times New Roman" w:eastAsia="SimHei"/>
@@ -27371,7 +30499,7 @@
         </w:rPr>
         <w:t xml:space="preserve">Limites du travail</w:t>
       </w:r>
-      <w:bookmarkEnd w:id="100118"/>
+      <w:bookmarkEnd w:id="100119"/>
     </w:p>
     <w:p>
       <w:pPr>
@@ -27458,7 +30586,7 @@
         <w:pStyle w:val="Heading2"/>
         <w:spacing w:after="240" w:before="360" w:line="360"/>
       </w:pPr>
-      <w:bookmarkStart w:id="100119" w:name="_Toc100119"/>
+      <w:bookmarkStart w:id="100120" w:name="_Toc100120"/>
       <w:r>
         <w:rPr>
           <w:rFonts w:ascii="Times New Roman" w:eastAsia="SimHei"/>
@@ -27470,7 +30598,7 @@
         </w:rPr>
         <w:t xml:space="preserve">Perspectives</w:t>
       </w:r>
-      <w:bookmarkEnd w:id="100119"/>
+      <w:bookmarkEnd w:id="100120"/>
     </w:p>
     <w:p>
       <w:pPr>
@@ -27493,7 +30621,7 @@
         <w:pStyle w:val="Heading3"/>
         <w:spacing w:after="120" w:before="240" w:line="360"/>
       </w:pPr>
-      <w:bookmarkStart w:id="100120" w:name="_Toc100120"/>
+      <w:bookmarkStart w:id="100121" w:name="_Toc100121"/>
       <w:r>
         <w:rPr>
           <w:rFonts w:ascii="Times New Roman" w:eastAsia="SimHei"/>
@@ -27505,7 +30633,7 @@
         </w:rPr>
         <w:t xml:space="preserve">Extension à l'échelle nationale</w:t>
       </w:r>
-      <w:bookmarkEnd w:id="100120"/>
+      <w:bookmarkEnd w:id="100121"/>
     </w:p>
     <w:p>
       <w:pPr>
@@ -27528,7 +30656,7 @@
         <w:pStyle w:val="Heading3"/>
         <w:spacing w:after="120" w:before="240" w:line="360"/>
       </w:pPr>
-      <w:bookmarkStart w:id="100121" w:name="_Toc100121"/>
+      <w:bookmarkStart w:id="100122" w:name="_Toc100122"/>
       <w:r>
         <w:rPr>
           <w:rFonts w:ascii="Times New Roman" w:eastAsia="SimHei"/>
@@ -27540,7 +30668,7 @@
         </w:rPr>
         <w:t xml:space="preserve">Amélioration de la détection</w:t>
       </w:r>
-      <w:bookmarkEnd w:id="100121"/>
+      <w:bookmarkEnd w:id="100122"/>
     </w:p>
     <w:p>
       <w:pPr>
@@ -27563,7 +30691,7 @@
         <w:pStyle w:val="Heading3"/>
         <w:spacing w:after="120" w:before="240" w:line="360"/>
       </w:pPr>
-      <w:bookmarkStart w:id="100122" w:name="_Toc100122"/>
+      <w:bookmarkStart w:id="100123" w:name="_Toc100123"/>
       <w:r>
         <w:rPr>
           <w:rFonts w:ascii="Times New Roman" w:eastAsia="SimHei"/>
@@ -27575,7 +30703,7 @@
         </w:rPr>
         <w:t xml:space="preserve">Enrichissement fonctionnel de la plateforme</w:t>
       </w:r>
-      <w:bookmarkEnd w:id="100122"/>
+      <w:bookmarkEnd w:id="100123"/>
     </w:p>
     <w:p>
       <w:pPr>
@@ -27598,7 +30726,7 @@
         <w:pStyle w:val="Heading3"/>
         <w:spacing w:after="120" w:before="240" w:line="360"/>
       </w:pPr>
-      <w:bookmarkStart w:id="100123" w:name="_Toc100123"/>
+      <w:bookmarkStart w:id="100124" w:name="_Toc100124"/>
       <w:r>
         <w:rPr>
           <w:rFonts w:ascii="Times New Roman" w:eastAsia="SimHei"/>
@@ -27610,7 +30738,7 @@
         </w:rPr>
         <w:t xml:space="preserve">Recherche et publication</w:t>
       </w:r>
-      <w:bookmarkEnd w:id="100123"/>
+      <w:bookmarkEnd w:id="100124"/>
     </w:p>
     <w:p>
       <w:pPr>
@@ -27633,7 +30761,7 @@
         <w:pStyle w:val="Heading2"/>
         <w:spacing w:after="240" w:before="360" w:line="360"/>
       </w:pPr>
-      <w:bookmarkStart w:id="100124" w:name="_Toc100124"/>
+      <w:bookmarkStart w:id="100125" w:name="_Toc100125"/>
       <w:r>
         <w:rPr>
           <w:rFonts w:ascii="Times New Roman" w:eastAsia="SimHei"/>
@@ -27645,7 +30773,7 @@
         </w:rPr>
         <w:t xml:space="preserve">Perspectives IA : vers un écosystème universitaire intelligent</w:t>
       </w:r>
-      <w:bookmarkEnd w:id="100124"/>
+      <w:bookmarkEnd w:id="100125"/>
     </w:p>
     <w:p>
       <w:pPr>
@@ -27668,7 +30796,7 @@
         <w:pStyle w:val="Heading3"/>
         <w:spacing w:after="120" w:before="240" w:line="360"/>
       </w:pPr>
-      <w:bookmarkStart w:id="100125" w:name="_Toc100125"/>
+      <w:bookmarkStart w:id="100126" w:name="_Toc100126"/>
       <w:r>
         <w:rPr>
           <w:rFonts w:ascii="Times New Roman" w:eastAsia="SimHei"/>
@@ -27680,7 +30808,7 @@
         </w:rPr>
         <w:t xml:space="preserve">Détection du plagiat par IA générative</w:t>
       </w:r>
-      <w:bookmarkEnd w:id="100125"/>
+      <w:bookmarkEnd w:id="100126"/>
     </w:p>
     <w:p>
       <w:pPr>
@@ -27703,7 +30831,7 @@
         <w:pStyle w:val="Heading3"/>
         <w:spacing w:after="120" w:before="240" w:line="360"/>
       </w:pPr>
-      <w:bookmarkStart w:id="100126" w:name="_Toc100126"/>
+      <w:bookmarkStart w:id="100127" w:name="_Toc100127"/>
       <w:r>
         <w:rPr>
           <w:rFonts w:ascii="Times New Roman" w:eastAsia="SimHei"/>
@@ -27715,7 +30843,7 @@
         </w:rPr>
         <w:t xml:space="preserve">Correction automatique des citations</w:t>
       </w:r>
-      <w:bookmarkEnd w:id="100126"/>
+      <w:bookmarkEnd w:id="100127"/>
     </w:p>
     <w:p>
       <w:pPr>
@@ -27738,7 +30866,7 @@
         <w:pStyle w:val="Heading3"/>
         <w:spacing w:after="120" w:before="240" w:line="360"/>
       </w:pPr>
-      <w:bookmarkStart w:id="100127" w:name="_Toc100127"/>
+      <w:bookmarkStart w:id="100128" w:name="_Toc100128"/>
       <w:r>
         <w:rPr>
           <w:rFonts w:ascii="Times New Roman" w:eastAsia="SimHei"/>
@@ -27750,7 +30878,7 @@
         </w:rPr>
         <w:t xml:space="preserve">Suggestion de reformulation</w:t>
       </w:r>
-      <w:bookmarkEnd w:id="100127"/>
+      <w:bookmarkEnd w:id="100128"/>
     </w:p>
     <w:p>
       <w:pPr>
@@ -27773,7 +30901,7 @@
         <w:pStyle w:val="Heading3"/>
         <w:spacing w:after="120" w:before="240" w:line="360"/>
       </w:pPr>
-      <w:bookmarkStart w:id="100128" w:name="_Toc100128"/>
+      <w:bookmarkStart w:id="100129" w:name="_Toc100129"/>
       <w:r>
         <w:rPr>
           <w:rFonts w:ascii="Times New Roman" w:eastAsia="SimHei"/>
@@ -27785,7 +30913,7 @@
         </w:rPr>
         <w:t xml:space="preserve">Assistant de rédaction scientifique</w:t>
       </w:r>
-      <w:bookmarkEnd w:id="100128"/>
+      <w:bookmarkEnd w:id="100129"/>
     </w:p>
     <w:p>
       <w:pPr>
@@ -27808,7 +30936,7 @@
         <w:pStyle w:val="Heading3"/>
         <w:spacing w:after="120" w:before="240" w:line="360"/>
       </w:pPr>
-      <w:bookmarkStart w:id="100129" w:name="_Toc100129"/>
+      <w:bookmarkStart w:id="100130" w:name="_Toc100130"/>
       <w:r>
         <w:rPr>
           <w:rFonts w:ascii="Times New Roman" w:eastAsia="SimHei"/>
@@ -27820,7 +30948,7 @@
         </w:rPr>
         <w:t xml:space="preserve">Index national des mémoires</w:t>
       </w:r>
-      <w:bookmarkEnd w:id="100129"/>
+      <w:bookmarkEnd w:id="100130"/>
     </w:p>
     <w:p>
       <w:pPr>
@@ -27843,7 +30971,7 @@
         <w:pStyle w:val="Heading3"/>
         <w:spacing w:after="120" w:before="240" w:line="360"/>
       </w:pPr>
-      <w:bookmarkStart w:id="100130" w:name="_Toc100130"/>
+      <w:bookmarkStart w:id="100131" w:name="_Toc100131"/>
       <w:r>
         <w:rPr>
           <w:rFonts w:ascii="Times New Roman" w:eastAsia="SimHei"/>
@@ -27855,7 +30983,7 @@
         </w:rPr>
         <w:t xml:space="preserve">Détection interuniversitaire du plagiat</w:t>
       </w:r>
-      <w:bookmarkEnd w:id="100130"/>
+      <w:bookmarkEnd w:id="100131"/>
     </w:p>
     <w:p>
       <w:pPr>
@@ -27900,7 +31028,7 @@
         <w:spacing w:after="360" w:before="480" w:line="360"/>
         <w:jc w:val="center"/>
       </w:pPr>
-      <w:bookmarkStart w:id="100131" w:name="_Toc100131"/>
+      <w:bookmarkStart w:id="100132" w:name="_Toc100132"/>
       <w:r>
         <w:rPr>
           <w:rFonts w:ascii="Times New Roman" w:eastAsia="SimHei"/>
@@ -27912,14 +31040,14 @@
         </w:rPr>
         <w:t xml:space="preserve">BIBLIOGRAPHIE</w:t>
       </w:r>
-      <w:bookmarkEnd w:id="100131"/>
+      <w:bookmarkEnd w:id="100132"/>
     </w:p>
     <w:p>
       <w:pPr>
         <w:pStyle w:val="Heading2"/>
         <w:spacing w:after="240" w:before="360" w:line="360"/>
       </w:pPr>
-      <w:bookmarkStart w:id="100132" w:name="_Toc100132"/>
+      <w:bookmarkStart w:id="100133" w:name="_Toc100133"/>
       <w:r>
         <w:rPr>
           <w:rFonts w:ascii="Times New Roman" w:eastAsia="SimHei"/>
@@ -27931,7 +31059,7 @@
         </w:rPr>
         <w:t xml:space="preserve">Ouvrages et manuels</w:t>
       </w:r>
-      <w:bookmarkEnd w:id="100132"/>
+      <w:bookmarkEnd w:id="100133"/>
     </w:p>
     <w:p>
       <w:pPr>
@@ -28066,7 +31194,7 @@
         <w:pStyle w:val="Heading2"/>
         <w:spacing w:after="240" w:before="360" w:line="360"/>
       </w:pPr>
-      <w:bookmarkStart w:id="100133" w:name="_Toc100133"/>
+      <w:bookmarkStart w:id="100134" w:name="_Toc100134"/>
       <w:r>
         <w:rPr>
           <w:rFonts w:ascii="Times New Roman" w:eastAsia="SimHei"/>
@@ -28078,7 +31206,7 @@
         </w:rPr>
         <w:t xml:space="preserve">Articles et publications scientifiques</w:t>
       </w:r>
-      <w:bookmarkEnd w:id="100133"/>
+      <w:bookmarkEnd w:id="100134"/>
     </w:p>
     <w:p>
       <w:pPr>
@@ -28181,7 +31309,7 @@
         <w:pStyle w:val="Heading2"/>
         <w:spacing w:after="240" w:before="360" w:line="360"/>
       </w:pPr>
-      <w:bookmarkStart w:id="100134" w:name="_Toc100134"/>
+      <w:bookmarkStart w:id="100135" w:name="_Toc100135"/>
       <w:r>
         <w:rPr>
           <w:rFonts w:ascii="Times New Roman" w:eastAsia="SimHei"/>
@@ -28193,7 +31321,7 @@
         </w:rPr>
         <w:t xml:space="preserve">Documentation technique</w:t>
       </w:r>
-      <w:bookmarkEnd w:id="100134"/>
+      <w:bookmarkEnd w:id="100135"/>
     </w:p>
     <w:p>
       <w:pPr>
@@ -28328,7 +31456,7 @@
         <w:pStyle w:val="Heading2"/>
         <w:spacing w:after="240" w:before="360" w:line="360"/>
       </w:pPr>
-      <w:bookmarkStart w:id="100135" w:name="_Toc100135"/>
+      <w:bookmarkStart w:id="100136" w:name="_Toc100136"/>
       <w:r>
         <w:rPr>
           <w:rFonts w:ascii="Times New Roman" w:eastAsia="SimHei"/>
@@ -28340,7 +31468,7 @@
         </w:rPr>
         <w:t xml:space="preserve">Sources académiques et institutionnelles</w:t>
       </w:r>
-      <w:bookmarkEnd w:id="100135"/>
+      <w:bookmarkEnd w:id="100136"/>
     </w:p>
     <w:p>
       <w:pPr>
@@ -28395,7 +31523,7 @@
         <w:pStyle w:val="Heading2"/>
         <w:spacing w:after="240" w:before="360" w:line="360"/>
       </w:pPr>
-      <w:bookmarkStart w:id="100136" w:name="_Toc100136"/>
+      <w:bookmarkStart w:id="100137" w:name="_Toc100137"/>
       <w:r>
         <w:rPr>
           <w:rFonts w:ascii="Times New Roman" w:eastAsia="SimHei"/>
@@ -28407,7 +31535,7 @@
         </w:rPr>
         <w:t xml:space="preserve">Ressources en ligne</w:t>
       </w:r>
-      <w:bookmarkEnd w:id="100136"/>
+      <w:bookmarkEnd w:id="100137"/>
     </w:p>
     <w:p>
       <w:pPr>

--- a/download/Memoire_KASOMBO_recadre.docx
+++ b/download/Memoire_KASOMBO_recadre.docx
@@ -679,5213 +679,2748 @@
         </w:p>
         <w:p>
           <w:pPr>
-            <w:pStyle w:val="9"/>
+            <w:pStyle w:val="Title"/>
             <w:tabs>
               <w:tab w:val="right" w:leader="dot" w:pos="9026"/>
             </w:tabs>
             <w:spacing w:before="120" w:after="60"/>
           </w:pPr>
-          <w:hyperlink w:anchor="_Toc100000" w:history="1">
-            <w:r>
-              <w:rPr>
-                <w:rStyle w:val="Hyperlink"/>
-              </w:rPr>
-              <w:t>LISTE DES FIGURES</w:t>
-            </w:r>
-            <w:r>
-              <w:tab/>
-            </w:r>
-            <w:r>
-              <w:fldChar w:fldCharType="begin"/>
-            </w:r>
-            <w:r>
-              <w:instrText xml:space="preserve"> PAGEREF _Toc100000 \h </w:instrText>
-            </w:r>
-            <w:r>
-              <w:fldChar w:fldCharType="separate"/>
-            </w:r>
-            <w:r>
-              <w:t>6</w:t>
-            </w:r>
-            <w:r>
-              <w:fldChar w:fldCharType="end"/>
-            </w:r>
-          </w:hyperlink>
+          <w:r>
+            <w:t>LISTE DES FIGURES</w:t>
+          </w:r>
+          <w:r>
+            <w:tab/>
+          </w:r>
+          <w:r>
+            <w:t>6</w:t>
+          </w:r>
         </w:p>
         <w:p>
           <w:pPr>
-            <w:pStyle w:val="9"/>
+            <w:pStyle w:val="Title"/>
             <w:tabs>
               <w:tab w:val="right" w:leader="dot" w:pos="9026"/>
             </w:tabs>
             <w:spacing w:before="120" w:after="60"/>
           </w:pPr>
-          <w:hyperlink w:anchor="_Toc100001" w:history="1">
-            <w:r>
-              <w:rPr>
-                <w:rStyle w:val="Hyperlink"/>
-              </w:rPr>
-              <w:t>LISTE DES TABLEAUX</w:t>
-            </w:r>
-            <w:r>
-              <w:tab/>
-            </w:r>
-            <w:r>
-              <w:fldChar w:fldCharType="begin"/>
-            </w:r>
-            <w:r>
-              <w:instrText xml:space="preserve"> PAGEREF _Toc100001 \h </w:instrText>
-            </w:r>
-            <w:r>
-              <w:fldChar w:fldCharType="separate"/>
-            </w:r>
-            <w:r>
-              <w:t>6</w:t>
-            </w:r>
-            <w:r>
-              <w:fldChar w:fldCharType="end"/>
-            </w:r>
-          </w:hyperlink>
+          <w:r>
+            <w:t>LISTE DES TABLEAUX</w:t>
+          </w:r>
+          <w:r>
+            <w:tab/>
+          </w:r>
+          <w:r>
+            <w:t>6</w:t>
+          </w:r>
         </w:p>
         <w:p>
           <w:pPr>
-            <w:pStyle w:val="9"/>
+            <w:pStyle w:val="Title"/>
             <w:tabs>
               <w:tab w:val="right" w:leader="dot" w:pos="9026"/>
             </w:tabs>
             <w:spacing w:before="120" w:after="60"/>
           </w:pPr>
-          <w:hyperlink w:anchor="_Toc100002" w:history="1">
-            <w:r>
-              <w:rPr>
-                <w:rStyle w:val="Hyperlink"/>
-              </w:rPr>
-              <w:t>LISTE DES ABRÉVIATIONS</w:t>
-            </w:r>
-            <w:r>
-              <w:tab/>
-            </w:r>
-            <w:r>
-              <w:fldChar w:fldCharType="begin"/>
-            </w:r>
-            <w:r>
-              <w:instrText xml:space="preserve"> PAGEREF _Toc100002 \h </w:instrText>
-            </w:r>
-            <w:r>
-              <w:fldChar w:fldCharType="separate"/>
-            </w:r>
-            <w:r>
-              <w:t>7</w:t>
-            </w:r>
-            <w:r>
-              <w:fldChar w:fldCharType="end"/>
-            </w:r>
-          </w:hyperlink>
+          <w:r>
+            <w:t>LISTE DES ABRÉVIATIONS</w:t>
+          </w:r>
+          <w:r>
+            <w:tab/>
+          </w:r>
+          <w:r>
+            <w:t>7</w:t>
+          </w:r>
         </w:p>
         <w:p>
           <w:pPr>
-            <w:pStyle w:val="9"/>
+            <w:pStyle w:val="Title"/>
             <w:tabs>
               <w:tab w:val="right" w:leader="dot" w:pos="9026"/>
             </w:tabs>
             <w:spacing w:before="120" w:after="60"/>
           </w:pPr>
-          <w:hyperlink w:anchor="_Toc100003" w:history="1">
-            <w:r>
-              <w:rPr>
-                <w:rStyle w:val="Hyperlink"/>
-              </w:rPr>
-              <w:t>INTRODUCTION GÉNÉRALE</w:t>
-            </w:r>
-            <w:r>
-              <w:tab/>
-            </w:r>
-            <w:r>
-              <w:fldChar w:fldCharType="begin"/>
-            </w:r>
-            <w:r>
-              <w:instrText xml:space="preserve"> PAGEREF _Toc100003 \h </w:instrText>
-            </w:r>
-            <w:r>
-              <w:fldChar w:fldCharType="separate"/>
-            </w:r>
-            <w:r>
-              <w:t>7</w:t>
-            </w:r>
-            <w:r>
-              <w:fldChar w:fldCharType="end"/>
-            </w:r>
-          </w:hyperlink>
+          <w:r>
+            <w:t>INTRODUCTION GÉNÉRALE</w:t>
+          </w:r>
+          <w:r>
+            <w:tab/>
+          </w:r>
+          <w:r>
+            <w:t>7</w:t>
+          </w:r>
         </w:p>
         <w:p>
           <w:pPr>
-            <w:pStyle w:val="11"/>
+            <w:pStyle w:val="Title"/>
             <w:ind w:left="360"/>
             <w:tabs>
               <w:tab w:val="right" w:leader="dot" w:pos="9026"/>
             </w:tabs>
             <w:spacing w:before="120" w:after="60"/>
           </w:pPr>
-          <w:hyperlink w:anchor="_Toc100004" w:history="1">
-            <w:r>
-              <w:rPr>
-                <w:rStyle w:val="Hyperlink"/>
-              </w:rPr>
-              <w:t>I.1. Préambule</w:t>
-            </w:r>
-            <w:r>
-              <w:tab/>
-            </w:r>
-            <w:r>
-              <w:fldChar w:fldCharType="begin"/>
-            </w:r>
-            <w:r>
-              <w:instrText xml:space="preserve"> PAGEREF _Toc100004 \h </w:instrText>
-            </w:r>
-            <w:r>
-              <w:fldChar w:fldCharType="separate"/>
-            </w:r>
-            <w:r>
-              <w:t>7</w:t>
-            </w:r>
-            <w:r>
-              <w:fldChar w:fldCharType="end"/>
-            </w:r>
-          </w:hyperlink>
+          <w:r>
+            <w:t>I.1. Préambule</w:t>
+          </w:r>
+          <w:r>
+            <w:tab/>
+          </w:r>
+          <w:r>
+            <w:t>7</w:t>
+          </w:r>
         </w:p>
         <w:p>
           <w:pPr>
-            <w:pStyle w:val="11"/>
+            <w:pStyle w:val="Title"/>
             <w:ind w:left="360"/>
             <w:tabs>
               <w:tab w:val="right" w:leader="dot" w:pos="9026"/>
             </w:tabs>
             <w:spacing w:before="120" w:after="60"/>
           </w:pPr>
-          <w:hyperlink w:anchor="_Toc100005" w:history="1">
-            <w:r>
-              <w:rPr>
-                <w:rStyle w:val="Hyperlink"/>
-              </w:rPr>
-              <w:t>I.2. Problématique</w:t>
-            </w:r>
-            <w:r>
-              <w:tab/>
-            </w:r>
-            <w:r>
-              <w:fldChar w:fldCharType="begin"/>
-            </w:r>
-            <w:r>
-              <w:instrText xml:space="preserve"> PAGEREF _Toc100005 \h </w:instrText>
-            </w:r>
-            <w:r>
-              <w:fldChar w:fldCharType="separate"/>
-            </w:r>
-            <w:r>
-              <w:t>8</w:t>
-            </w:r>
-            <w:r>
-              <w:fldChar w:fldCharType="end"/>
-            </w:r>
-          </w:hyperlink>
+          <w:r>
+            <w:t>I.2. Problématique</w:t>
+          </w:r>
+          <w:r>
+            <w:tab/>
+          </w:r>
+          <w:r>
+            <w:t>8</w:t>
+          </w:r>
         </w:p>
         <w:p>
           <w:pPr>
-            <w:pStyle w:val="11"/>
+            <w:pStyle w:val="Title"/>
             <w:ind w:left="360"/>
             <w:tabs>
               <w:tab w:val="right" w:leader="dot" w:pos="9026"/>
             </w:tabs>
             <w:spacing w:before="120" w:after="60"/>
           </w:pPr>
-          <w:hyperlink w:anchor="_Toc100006" w:history="1">
-            <w:r>
-              <w:rPr>
-                <w:rStyle w:val="Hyperlink"/>
-              </w:rPr>
-              <w:t>I.3. Hypothèse du travail</w:t>
-            </w:r>
-            <w:r>
-              <w:tab/>
-            </w:r>
-            <w:r>
-              <w:fldChar w:fldCharType="begin"/>
-            </w:r>
-            <w:r>
-              <w:instrText xml:space="preserve"> PAGEREF _Toc100006 \h </w:instrText>
-            </w:r>
-            <w:r>
-              <w:fldChar w:fldCharType="separate"/>
-            </w:r>
-            <w:r>
-              <w:t>9</w:t>
-            </w:r>
-            <w:r>
-              <w:fldChar w:fldCharType="end"/>
-            </w:r>
-          </w:hyperlink>
+          <w:r>
+            <w:t>I.3. Hypothèse du travail</w:t>
+          </w:r>
+          <w:r>
+            <w:tab/>
+          </w:r>
+          <w:r>
+            <w:t>9</w:t>
+          </w:r>
         </w:p>
         <w:p>
           <w:pPr>
-            <w:pStyle w:val="11"/>
+            <w:pStyle w:val="Title"/>
             <w:ind w:left="360"/>
             <w:tabs>
               <w:tab w:val="right" w:leader="dot" w:pos="9026"/>
             </w:tabs>
             <w:spacing w:before="120" w:after="60"/>
           </w:pPr>
-          <w:hyperlink w:anchor="_Toc100007" w:history="1">
-            <w:r>
-              <w:rPr>
-                <w:rStyle w:val="Hyperlink"/>
-              </w:rPr>
-              <w:t>I.4. Choix et intérêt du sujet</w:t>
-            </w:r>
-            <w:r>
-              <w:tab/>
-            </w:r>
-            <w:r>
-              <w:fldChar w:fldCharType="begin"/>
-            </w:r>
-            <w:r>
-              <w:instrText xml:space="preserve"> PAGEREF _Toc100007 \h </w:instrText>
-            </w:r>
-            <w:r>
-              <w:fldChar w:fldCharType="separate"/>
-            </w:r>
-            <w:r>
-              <w:t>9</w:t>
-            </w:r>
-            <w:r>
-              <w:fldChar w:fldCharType="end"/>
-            </w:r>
-          </w:hyperlink>
+          <w:r>
+            <w:t>I.4. Choix et intérêt du sujet</w:t>
+          </w:r>
+          <w:r>
+            <w:tab/>
+          </w:r>
+          <w:r>
+            <w:t>9</w:t>
+          </w:r>
         </w:p>
         <w:p>
           <w:pPr>
-            <w:pStyle w:val="11"/>
+            <w:pStyle w:val="Title"/>
             <w:ind w:left="360"/>
             <w:tabs>
               <w:tab w:val="right" w:leader="dot" w:pos="9026"/>
             </w:tabs>
             <w:spacing w:before="120" w:after="60"/>
           </w:pPr>
-          <w:hyperlink w:anchor="_Toc100008" w:history="1">
-            <w:r>
-              <w:rPr>
-                <w:rStyle w:val="Hyperlink"/>
-              </w:rPr>
-              <w:t>I.5. Délimitation du sujet</w:t>
-            </w:r>
-            <w:r>
-              <w:tab/>
-            </w:r>
-            <w:r>
-              <w:fldChar w:fldCharType="begin"/>
-            </w:r>
-            <w:r>
-              <w:instrText xml:space="preserve"> PAGEREF _Toc100008 \h </w:instrText>
-            </w:r>
-            <w:r>
-              <w:fldChar w:fldCharType="separate"/>
-            </w:r>
-            <w:r>
-              <w:t>10</w:t>
-            </w:r>
-            <w:r>
-              <w:fldChar w:fldCharType="end"/>
-            </w:r>
-          </w:hyperlink>
+          <w:r>
+            <w:t>I.5. Délimitation du sujet</w:t>
+          </w:r>
+          <w:r>
+            <w:tab/>
+          </w:r>
+          <w:r>
+            <w:t>10</w:t>
+          </w:r>
         </w:p>
         <w:p>
           <w:pPr>
-            <w:pStyle w:val="12"/>
+            <w:pStyle w:val="Title"/>
             <w:ind w:left="720"/>
             <w:tabs>
               <w:tab w:val="right" w:leader="dot" w:pos="9026"/>
             </w:tabs>
             <w:spacing w:before="120" w:after="60"/>
           </w:pPr>
-          <w:hyperlink w:anchor="_Toc100009" w:history="1">
-            <w:r>
-              <w:rPr>
-                <w:rStyle w:val="Hyperlink"/>
-              </w:rPr>
-              <w:t>I.5.1. Délimitation dans le temps</w:t>
-            </w:r>
-            <w:r>
-              <w:tab/>
-            </w:r>
-            <w:r>
-              <w:fldChar w:fldCharType="begin"/>
-            </w:r>
-            <w:r>
-              <w:instrText xml:space="preserve"> PAGEREF _Toc100009 \h </w:instrText>
-            </w:r>
-            <w:r>
-              <w:fldChar w:fldCharType="separate"/>
-            </w:r>
-            <w:r>
-              <w:t>10</w:t>
-            </w:r>
-            <w:r>
-              <w:fldChar w:fldCharType="end"/>
-            </w:r>
-          </w:hyperlink>
+          <w:r>
+            <w:t>I.5.1. Délimitation dans le temps</w:t>
+          </w:r>
+          <w:r>
+            <w:tab/>
+          </w:r>
+          <w:r>
+            <w:t>10</w:t>
+          </w:r>
         </w:p>
         <w:p>
           <w:pPr>
-            <w:pStyle w:val="12"/>
+            <w:pStyle w:val="Title"/>
             <w:ind w:left="720"/>
             <w:tabs>
               <w:tab w:val="right" w:leader="dot" w:pos="9026"/>
             </w:tabs>
             <w:spacing w:before="120" w:after="60"/>
           </w:pPr>
-          <w:hyperlink w:anchor="_Toc100010" w:history="1">
-            <w:r>
-              <w:rPr>
-                <w:rStyle w:val="Hyperlink"/>
-              </w:rPr>
-              <w:t>I.5.2. Délimitation dans l'espace</w:t>
-            </w:r>
-            <w:r>
-              <w:tab/>
-            </w:r>
-            <w:r>
-              <w:fldChar w:fldCharType="begin"/>
-            </w:r>
-            <w:r>
-              <w:instrText xml:space="preserve"> PAGEREF _Toc100010 \h </w:instrText>
-            </w:r>
-            <w:r>
-              <w:fldChar w:fldCharType="separate"/>
-            </w:r>
-            <w:r>
-              <w:t>10</w:t>
-            </w:r>
-            <w:r>
-              <w:fldChar w:fldCharType="end"/>
-            </w:r>
-          </w:hyperlink>
+          <w:r>
+            <w:t>I.5.2. Délimitation dans l'espace</w:t>
+          </w:r>
+          <w:r>
+            <w:tab/>
+          </w:r>
+          <w:r>
+            <w:t>10</w:t>
+          </w:r>
         </w:p>
         <w:p>
           <w:pPr>
-            <w:pStyle w:val="12"/>
+            <w:pStyle w:val="Title"/>
             <w:ind w:left="720"/>
             <w:tabs>
               <w:tab w:val="right" w:leader="dot" w:pos="9026"/>
             </w:tabs>
             <w:spacing w:before="120" w:after="60"/>
           </w:pPr>
-          <w:hyperlink w:anchor="_Toc100011" w:history="1">
-            <w:r>
-              <w:rPr>
-                <w:rStyle w:val="Hyperlink"/>
-              </w:rPr>
-              <w:t>I.5.3. Délimitation du contenu</w:t>
-            </w:r>
-            <w:r>
-              <w:tab/>
-            </w:r>
-            <w:r>
-              <w:fldChar w:fldCharType="begin"/>
-            </w:r>
-            <w:r>
-              <w:instrText xml:space="preserve"> PAGEREF _Toc100011 \h </w:instrText>
-            </w:r>
-            <w:r>
-              <w:fldChar w:fldCharType="separate"/>
-            </w:r>
-            <w:r>
-              <w:t>11</w:t>
-            </w:r>
-            <w:r>
-              <w:fldChar w:fldCharType="end"/>
-            </w:r>
-          </w:hyperlink>
+          <w:r>
+            <w:t>I.5.3. Délimitation du contenu</w:t>
+          </w:r>
+          <w:r>
+            <w:tab/>
+          </w:r>
+          <w:r>
+            <w:t>11</w:t>
+          </w:r>
         </w:p>
         <w:p>
           <w:pPr>
-            <w:pStyle w:val="11"/>
+            <w:pStyle w:val="Title"/>
             <w:ind w:left="360"/>
             <w:tabs>
               <w:tab w:val="right" w:leader="dot" w:pos="9026"/>
             </w:tabs>
             <w:spacing w:before="120" w:after="60"/>
           </w:pPr>
-          <w:hyperlink w:anchor="_Toc100012" w:history="1">
-            <w:r>
-              <w:rPr>
-                <w:rStyle w:val="Hyperlink"/>
-              </w:rPr>
-              <w:t>I.6. Méthodes et techniques utilisées</w:t>
-            </w:r>
-            <w:r>
-              <w:tab/>
-            </w:r>
-            <w:r>
-              <w:fldChar w:fldCharType="begin"/>
-            </w:r>
-            <w:r>
-              <w:instrText xml:space="preserve"> PAGEREF _Toc100012 \h </w:instrText>
-            </w:r>
-            <w:r>
-              <w:fldChar w:fldCharType="separate"/>
-            </w:r>
-            <w:r>
-              <w:t>11</w:t>
-            </w:r>
-            <w:r>
-              <w:fldChar w:fldCharType="end"/>
-            </w:r>
-          </w:hyperlink>
+          <w:r>
+            <w:t>I.6. Méthodes et techniques utilisées</w:t>
+          </w:r>
+          <w:r>
+            <w:tab/>
+          </w:r>
+          <w:r>
+            <w:t>11</w:t>
+          </w:r>
         </w:p>
         <w:p>
           <w:pPr>
-            <w:pStyle w:val="12"/>
+            <w:pStyle w:val="Title"/>
             <w:ind w:left="720"/>
             <w:tabs>
               <w:tab w:val="right" w:leader="dot" w:pos="9026"/>
             </w:tabs>
             <w:spacing w:before="120" w:after="60"/>
           </w:pPr>
-          <w:hyperlink w:anchor="_Toc100013" w:history="1">
-            <w:r>
-              <w:rPr>
-                <w:rStyle w:val="Hyperlink"/>
-              </w:rPr>
-              <w:t>I.6.1. Méthodes d'analyse et de conception</w:t>
-            </w:r>
-            <w:r>
-              <w:tab/>
-            </w:r>
-            <w:r>
-              <w:fldChar w:fldCharType="begin"/>
-            </w:r>
-            <w:r>
-              <w:instrText xml:space="preserve"> PAGEREF _Toc100013 \h </w:instrText>
-            </w:r>
-            <w:r>
-              <w:fldChar w:fldCharType="separate"/>
-            </w:r>
-            <w:r>
-              <w:t>11</w:t>
-            </w:r>
-            <w:r>
-              <w:fldChar w:fldCharType="end"/>
-            </w:r>
-          </w:hyperlink>
+          <w:r>
+            <w:t>I.6.1. Méthodes d'analyse et de conception</w:t>
+          </w:r>
+          <w:r>
+            <w:tab/>
+          </w:r>
+          <w:r>
+            <w:t>11</w:t>
+          </w:r>
         </w:p>
         <w:p>
           <w:pPr>
-            <w:pStyle w:val="12"/>
+            <w:pStyle w:val="Title"/>
             <w:ind w:left="720"/>
             <w:tabs>
               <w:tab w:val="right" w:leader="dot" w:pos="9026"/>
             </w:tabs>
             <w:spacing w:before="120" w:after="60"/>
           </w:pPr>
-          <w:hyperlink w:anchor="_Toc100014" w:history="1">
-            <w:r>
-              <w:rPr>
-                <w:rStyle w:val="Hyperlink"/>
-              </w:rPr>
-              <w:t>I.6.2. Méthodologie data science : CRISP-DM</w:t>
-            </w:r>
-            <w:r>
-              <w:tab/>
-            </w:r>
-            <w:r>
-              <w:fldChar w:fldCharType="begin"/>
-            </w:r>
-            <w:r>
-              <w:instrText xml:space="preserve"> PAGEREF _Toc100014 \h </w:instrText>
-            </w:r>
-            <w:r>
-              <w:fldChar w:fldCharType="separate"/>
-            </w:r>
-            <w:r>
-              <w:t>11</w:t>
-            </w:r>
-            <w:r>
-              <w:fldChar w:fldCharType="end"/>
-            </w:r>
-          </w:hyperlink>
+          <w:r>
+            <w:t>I.6.2. Méthodologie data science : CRISP-DM</w:t>
+          </w:r>
+          <w:r>
+            <w:tab/>
+          </w:r>
+          <w:r>
+            <w:t>11</w:t>
+          </w:r>
         </w:p>
         <w:p>
           <w:pPr>
-            <w:pStyle w:val="12"/>
+            <w:pStyle w:val="Title"/>
             <w:ind w:left="720"/>
             <w:tabs>
               <w:tab w:val="right" w:leader="dot" w:pos="9026"/>
             </w:tabs>
             <w:spacing w:before="120" w:after="60"/>
           </w:pPr>
-          <w:hyperlink w:anchor="_Toc100015" w:history="1">
-            <w:r>
-              <w:rPr>
-                <w:rStyle w:val="Hyperlink"/>
-              </w:rPr>
-              <w:t>I.6.3. Techniques de collecte de données</w:t>
-            </w:r>
-            <w:r>
-              <w:tab/>
-            </w:r>
-            <w:r>
-              <w:fldChar w:fldCharType="begin"/>
-            </w:r>
-            <w:r>
-              <w:instrText xml:space="preserve"> PAGEREF _Toc100015 \h </w:instrText>
-            </w:r>
-            <w:r>
-              <w:fldChar w:fldCharType="separate"/>
-            </w:r>
-            <w:r>
-              <w:t>12</w:t>
-            </w:r>
-            <w:r>
-              <w:fldChar w:fldCharType="end"/>
-            </w:r>
-          </w:hyperlink>
+          <w:r>
+            <w:t>I.6.3. Techniques de collecte de données</w:t>
+          </w:r>
+          <w:r>
+            <w:tab/>
+          </w:r>
+          <w:r>
+            <w:t>12</w:t>
+          </w:r>
         </w:p>
         <w:p>
           <w:pPr>
-            <w:pStyle w:val="12"/>
+            <w:pStyle w:val="Title"/>
             <w:ind w:left="720"/>
             <w:tabs>
               <w:tab w:val="right" w:leader="dot" w:pos="9026"/>
             </w:tabs>
             <w:spacing w:before="120" w:after="60"/>
           </w:pPr>
-          <w:hyperlink w:anchor="_Toc100016" w:history="1">
-            <w:r>
-              <w:rPr>
-                <w:rStyle w:val="Hyperlink"/>
-              </w:rPr>
-              <w:t>I.6.4. Techniques d'évaluation</w:t>
-            </w:r>
-            <w:r>
-              <w:tab/>
-            </w:r>
-            <w:r>
-              <w:fldChar w:fldCharType="begin"/>
-            </w:r>
-            <w:r>
-              <w:instrText xml:space="preserve"> PAGEREF _Toc100016 \h </w:instrText>
-            </w:r>
-            <w:r>
-              <w:fldChar w:fldCharType="separate"/>
-            </w:r>
-            <w:r>
-              <w:t>12</w:t>
-            </w:r>
-            <w:r>
-              <w:fldChar w:fldCharType="end"/>
-            </w:r>
-          </w:hyperlink>
+          <w:r>
+            <w:t>I.6.4. Techniques d'évaluation</w:t>
+          </w:r>
+          <w:r>
+            <w:tab/>
+          </w:r>
+          <w:r>
+            <w:t>12</w:t>
+          </w:r>
         </w:p>
         <w:p>
           <w:pPr>
-            <w:pStyle w:val="11"/>
+            <w:pStyle w:val="Title"/>
             <w:ind w:left="360"/>
             <w:tabs>
               <w:tab w:val="right" w:leader="dot" w:pos="9026"/>
             </w:tabs>
             <w:spacing w:before="120" w:after="60"/>
           </w:pPr>
-          <w:hyperlink w:anchor="_Toc100017" w:history="1">
-            <w:r>
-              <w:rPr>
-                <w:rStyle w:val="Hyperlink"/>
-              </w:rPr>
-              <w:t>I.7. Subdivision du travail</w:t>
-            </w:r>
-            <w:r>
-              <w:tab/>
-            </w:r>
-            <w:r>
-              <w:fldChar w:fldCharType="begin"/>
-            </w:r>
-            <w:r>
-              <w:instrText xml:space="preserve"> PAGEREF _Toc100017 \h </w:instrText>
-            </w:r>
-            <w:r>
-              <w:fldChar w:fldCharType="separate"/>
-            </w:r>
-            <w:r>
-              <w:t>13</w:t>
-            </w:r>
-            <w:r>
-              <w:fldChar w:fldCharType="end"/>
-            </w:r>
-          </w:hyperlink>
+          <w:r>
+            <w:t>I.7. Subdivision du travail</w:t>
+          </w:r>
+          <w:r>
+            <w:tab/>
+          </w:r>
+          <w:r>
+            <w:t>13</w:t>
+          </w:r>
         </w:p>
         <w:p>
           <w:pPr>
-            <w:pStyle w:val="9"/>
+            <w:pStyle w:val="Title"/>
             <w:tabs>
               <w:tab w:val="right" w:leader="dot" w:pos="9026"/>
             </w:tabs>
             <w:spacing w:before="120" w:after="60"/>
           </w:pPr>
-          <w:hyperlink w:anchor="_Toc100018" w:history="1">
-            <w:r>
-              <w:rPr>
-                <w:rStyle w:val="Hyperlink"/>
-              </w:rPr>
-              <w:t>CHAPITRE I — FONDEMENTS DE L'INTELLIGENCE ARTIFICIELLE APPLIQUÉE À LA DÉTECTION AUTOMATIQUE DU PLAGIAT</w:t>
-            </w:r>
-            <w:r>
-              <w:tab/>
-            </w:r>
-            <w:r>
-              <w:fldChar w:fldCharType="begin"/>
-            </w:r>
-            <w:r>
-              <w:instrText xml:space="preserve"> PAGEREF _Toc100018 \h </w:instrText>
-            </w:r>
-            <w:r>
-              <w:fldChar w:fldCharType="separate"/>
-            </w:r>
-            <w:r>
-              <w:t>13</w:t>
-            </w:r>
-            <w:r>
-              <w:fldChar w:fldCharType="end"/>
-            </w:r>
-          </w:hyperlink>
+          <w:r>
+            <w:t>CHAPITRE I — FONDEMENTS DE L'INTELLIGENCE ARTIFICIELLE APPLIQUÉE À LA DÉTECTION AUTOMATIQUE DU PLAGIAT</w:t>
+          </w:r>
+          <w:r>
+            <w:tab/>
+          </w:r>
+          <w:r>
+            <w:t>13</w:t>
+          </w:r>
         </w:p>
         <w:p>
           <w:pPr>
-            <w:pStyle w:val="11"/>
+            <w:pStyle w:val="Title"/>
             <w:ind w:left="360"/>
             <w:tabs>
               <w:tab w:val="right" w:leader="dot" w:pos="9026"/>
             </w:tabs>
             <w:spacing w:before="120" w:after="60"/>
           </w:pPr>
-          <w:hyperlink w:anchor="_Toc100019" w:history="1">
-            <w:r>
-              <w:rPr>
-                <w:rStyle w:val="Hyperlink"/>
-              </w:rPr>
-              <w:t>I.1. Introduction</w:t>
-            </w:r>
-            <w:r>
-              <w:tab/>
-            </w:r>
-            <w:r>
-              <w:fldChar w:fldCharType="begin"/>
-            </w:r>
-            <w:r>
-              <w:instrText xml:space="preserve"> PAGEREF _Toc100019 \h </w:instrText>
-            </w:r>
-            <w:r>
-              <w:fldChar w:fldCharType="separate"/>
-            </w:r>
-            <w:r>
-              <w:t>13</w:t>
-            </w:r>
-            <w:r>
-              <w:fldChar w:fldCharType="end"/>
-            </w:r>
-          </w:hyperlink>
+          <w:r>
+            <w:t>I.1. Introduction</w:t>
+          </w:r>
+          <w:r>
+            <w:tab/>
+          </w:r>
+          <w:r>
+            <w:t>13</w:t>
+          </w:r>
         </w:p>
         <w:p>
           <w:pPr>
-            <w:pStyle w:val="11"/>
+            <w:pStyle w:val="Title"/>
             <w:ind w:left="360"/>
             <w:tabs>
               <w:tab w:val="right" w:leader="dot" w:pos="9026"/>
             </w:tabs>
             <w:spacing w:before="120" w:after="60"/>
           </w:pPr>
-          <w:hyperlink w:anchor="_Toc100020" w:history="1">
-            <w:r>
-              <w:rPr>
-                <w:rStyle w:val="Hyperlink"/>
-              </w:rPr>
-              <w:t>I.2. Intelligence Artificielle : définition et évolution</w:t>
-            </w:r>
-            <w:r>
-              <w:tab/>
-            </w:r>
-            <w:r>
-              <w:fldChar w:fldCharType="begin"/>
-            </w:r>
-            <w:r>
-              <w:instrText xml:space="preserve"> PAGEREF _Toc100020 \h </w:instrText>
-            </w:r>
-            <w:r>
-              <w:fldChar w:fldCharType="separate"/>
-            </w:r>
-            <w:r>
-              <w:t>14</w:t>
-            </w:r>
-            <w:r>
-              <w:fldChar w:fldCharType="end"/>
-            </w:r>
-          </w:hyperlink>
+          <w:r>
+            <w:t>I.2. Intelligence Artificielle : définition et évolution</w:t>
+          </w:r>
+          <w:r>
+            <w:tab/>
+          </w:r>
+          <w:r>
+            <w:t>14</w:t>
+          </w:r>
         </w:p>
         <w:p>
           <w:pPr>
-            <w:pStyle w:val="11"/>
+            <w:pStyle w:val="Title"/>
             <w:ind w:left="360"/>
             <w:tabs>
               <w:tab w:val="right" w:leader="dot" w:pos="9026"/>
             </w:tabs>
             <w:spacing w:before="120" w:after="60"/>
           </w:pPr>
-          <w:hyperlink w:anchor="_Toc100021" w:history="1">
-            <w:r>
-              <w:rPr>
-                <w:rStyle w:val="Hyperlink"/>
-              </w:rPr>
-              <w:t>I.3. Machine Learning</w:t>
-            </w:r>
-            <w:r>
-              <w:tab/>
-            </w:r>
-            <w:r>
-              <w:fldChar w:fldCharType="begin"/>
-            </w:r>
-            <w:r>
-              <w:instrText xml:space="preserve"> PAGEREF _Toc100021 \h </w:instrText>
-            </w:r>
-            <w:r>
-              <w:fldChar w:fldCharType="separate"/>
-            </w:r>
-            <w:r>
-              <w:t>14</w:t>
-            </w:r>
-            <w:r>
-              <w:fldChar w:fldCharType="end"/>
-            </w:r>
-          </w:hyperlink>
+          <w:r>
+            <w:t>I.3. Machine Learning</w:t>
+          </w:r>
+          <w:r>
+            <w:tab/>
+          </w:r>
+          <w:r>
+            <w:t>14</w:t>
+          </w:r>
         </w:p>
         <w:p>
           <w:pPr>
-            <w:pStyle w:val="11"/>
+            <w:pStyle w:val="Title"/>
             <w:ind w:left="360"/>
             <w:tabs>
               <w:tab w:val="right" w:leader="dot" w:pos="9026"/>
             </w:tabs>
             <w:spacing w:before="120" w:after="60"/>
           </w:pPr>
-          <w:hyperlink w:anchor="_Toc100022" w:history="1">
-            <w:r>
-              <w:rPr>
-                <w:rStyle w:val="Hyperlink"/>
-              </w:rPr>
-              <w:t>I.4. Deep Learning</w:t>
-            </w:r>
-            <w:r>
-              <w:tab/>
-            </w:r>
-            <w:r>
-              <w:fldChar w:fldCharType="begin"/>
-            </w:r>
-            <w:r>
-              <w:instrText xml:space="preserve"> PAGEREF _Toc100022 \h </w:instrText>
-            </w:r>
-            <w:r>
-              <w:fldChar w:fldCharType="separate"/>
-            </w:r>
-            <w:r>
-              <w:t>15</w:t>
-            </w:r>
-            <w:r>
-              <w:fldChar w:fldCharType="end"/>
-            </w:r>
-          </w:hyperlink>
+          <w:r>
+            <w:t>I.4. Deep Learning</w:t>
+          </w:r>
+          <w:r>
+            <w:tab/>
+          </w:r>
+          <w:r>
+            <w:t>15</w:t>
+          </w:r>
         </w:p>
         <w:p>
           <w:pPr>
-            <w:pStyle w:val="11"/>
+            <w:pStyle w:val="Title"/>
             <w:ind w:left="360"/>
             <w:tabs>
               <w:tab w:val="right" w:leader="dot" w:pos="9026"/>
             </w:tabs>
             <w:spacing w:before="120" w:after="60"/>
           </w:pPr>
-          <w:hyperlink w:anchor="_Toc100023" w:history="1">
-            <w:r>
-              <w:rPr>
-                <w:rStyle w:val="Hyperlink"/>
-              </w:rPr>
-              <w:t>I.5. Traitement Automatique du Langage Naturel (NLP)</w:t>
-            </w:r>
-            <w:r>
-              <w:tab/>
-            </w:r>
-            <w:r>
-              <w:fldChar w:fldCharType="begin"/>
-            </w:r>
-            <w:r>
-              <w:instrText xml:space="preserve"> PAGEREF _Toc100023 \h </w:instrText>
-            </w:r>
-            <w:r>
-              <w:fldChar w:fldCharType="separate"/>
-            </w:r>
-            <w:r>
-              <w:t>15</w:t>
-            </w:r>
-            <w:r>
-              <w:fldChar w:fldCharType="end"/>
-            </w:r>
-          </w:hyperlink>
+          <w:r>
+            <w:t>I.5. Traitement Automatique du Langage Naturel (NLP)</w:t>
+          </w:r>
+          <w:r>
+            <w:tab/>
+          </w:r>
+          <w:r>
+            <w:t>15</w:t>
+          </w:r>
         </w:p>
         <w:p>
           <w:pPr>
-            <w:pStyle w:val="11"/>
+            <w:pStyle w:val="Title"/>
             <w:ind w:left="360"/>
             <w:tabs>
               <w:tab w:val="right" w:leader="dot" w:pos="9026"/>
             </w:tabs>
             <w:spacing w:before="120" w:after="60"/>
           </w:pPr>
-          <w:hyperlink w:anchor="_Toc100024" w:history="1">
-            <w:r>
-              <w:rPr>
-                <w:rStyle w:val="Hyperlink"/>
-              </w:rPr>
-              <w:t>I.6. Embeddings vectoriels</w:t>
-            </w:r>
-            <w:r>
-              <w:tab/>
-            </w:r>
-            <w:r>
-              <w:fldChar w:fldCharType="begin"/>
-            </w:r>
-            <w:r>
-              <w:instrText xml:space="preserve"> PAGEREF _Toc100024 \h </w:instrText>
-            </w:r>
-            <w:r>
-              <w:fldChar w:fldCharType="separate"/>
-            </w:r>
-            <w:r>
-              <w:t>16</w:t>
-            </w:r>
-            <w:r>
-              <w:fldChar w:fldCharType="end"/>
-            </w:r>
-          </w:hyperlink>
+          <w:r>
+            <w:t>I.6. Embeddings vectoriels</w:t>
+          </w:r>
+          <w:r>
+            <w:tab/>
+          </w:r>
+          <w:r>
+            <w:t>16</w:t>
+          </w:r>
         </w:p>
         <w:p>
           <w:pPr>
-            <w:pStyle w:val="11"/>
+            <w:pStyle w:val="Title"/>
             <w:ind w:left="360"/>
             <w:tabs>
               <w:tab w:val="right" w:leader="dot" w:pos="9026"/>
             </w:tabs>
             <w:spacing w:before="120" w:after="60"/>
           </w:pPr>
-          <w:hyperlink w:anchor="_Toc100025" w:history="1">
-            <w:r>
-              <w:rPr>
-                <w:rStyle w:val="Hyperlink"/>
-              </w:rPr>
-              <w:t>I.7. Similarité cosinus et métriques de distance</w:t>
-            </w:r>
-            <w:r>
-              <w:tab/>
-            </w:r>
-            <w:r>
-              <w:fldChar w:fldCharType="begin"/>
-            </w:r>
-            <w:r>
-              <w:instrText xml:space="preserve"> PAGEREF _Toc100025 \h </w:instrText>
-            </w:r>
-            <w:r>
-              <w:fldChar w:fldCharType="separate"/>
-            </w:r>
-            <w:r>
-              <w:t>17</w:t>
-            </w:r>
-            <w:r>
-              <w:fldChar w:fldCharType="end"/>
-            </w:r>
-          </w:hyperlink>
+          <w:r>
+            <w:t>I.7. Similarité cosinus et métriques de distance</w:t>
+          </w:r>
+          <w:r>
+            <w:tab/>
+          </w:r>
+          <w:r>
+            <w:t>17</w:t>
+          </w:r>
         </w:p>
         <w:p>
           <w:pPr>
-            <w:pStyle w:val="11"/>
+            <w:pStyle w:val="Title"/>
             <w:ind w:left="360"/>
             <w:tabs>
               <w:tab w:val="right" w:leader="dot" w:pos="9026"/>
             </w:tabs>
             <w:spacing w:before="120" w:after="60"/>
           </w:pPr>
-          <w:hyperlink w:anchor="_Toc100026" w:history="1">
-            <w:r>
-              <w:rPr>
-                <w:rStyle w:val="Hyperlink"/>
-              </w:rPr>
-              <w:t>I.8. Recherche vectorielle</w:t>
-            </w:r>
-            <w:r>
-              <w:tab/>
-            </w:r>
-            <w:r>
-              <w:fldChar w:fldCharType="begin"/>
-            </w:r>
-            <w:r>
-              <w:instrText xml:space="preserve"> PAGEREF _Toc100026 \h </w:instrText>
-            </w:r>
-            <w:r>
-              <w:fldChar w:fldCharType="separate"/>
-            </w:r>
-            <w:r>
-              <w:t>17</w:t>
-            </w:r>
-            <w:r>
-              <w:fldChar w:fldCharType="end"/>
-            </w:r>
-          </w:hyperlink>
+          <w:r>
+            <w:t>I.8. Recherche vectorielle</w:t>
+          </w:r>
+          <w:r>
+            <w:tab/>
+          </w:r>
+          <w:r>
+            <w:t>17</w:t>
+          </w:r>
         </w:p>
         <w:p>
           <w:pPr>
-            <w:pStyle w:val="11"/>
+            <w:pStyle w:val="Title"/>
             <w:ind w:left="360"/>
             <w:tabs>
               <w:tab w:val="right" w:leader="dot" w:pos="9026"/>
             </w:tabs>
             <w:spacing w:before="120" w:after="60"/>
           </w:pPr>
-          <w:hyperlink w:anchor="_Toc100027" w:history="1">
-            <w:r>
-              <w:rPr>
-                <w:rStyle w:val="Hyperlink"/>
-              </w:rPr>
-              <w:t>I.9. IA générative et grands modèles de langage</w:t>
-            </w:r>
-            <w:r>
-              <w:tab/>
-            </w:r>
-            <w:r>
-              <w:fldChar w:fldCharType="begin"/>
-            </w:r>
-            <w:r>
-              <w:instrText xml:space="preserve"> PAGEREF _Toc100027 \h </w:instrText>
-            </w:r>
-            <w:r>
-              <w:fldChar w:fldCharType="separate"/>
-            </w:r>
-            <w:r>
-              <w:t>18</w:t>
-            </w:r>
-            <w:r>
-              <w:fldChar w:fldCharType="end"/>
-            </w:r>
-          </w:hyperlink>
+          <w:r>
+            <w:t>I.9. IA générative et grands modèles de langage</w:t>
+          </w:r>
+          <w:r>
+            <w:tab/>
+          </w:r>
+          <w:r>
+            <w:t>18</w:t>
+          </w:r>
         </w:p>
         <w:p>
           <w:pPr>
-            <w:pStyle w:val="11"/>
+            <w:pStyle w:val="Title"/>
             <w:ind w:left="360"/>
             <w:tabs>
               <w:tab w:val="right" w:leader="dot" w:pos="9026"/>
             </w:tabs>
             <w:spacing w:before="120" w:after="60"/>
           </w:pPr>
-          <w:hyperlink w:anchor="_Toc100028" w:history="1">
-            <w:r>
-              <w:rPr>
-                <w:rStyle w:val="Hyperlink"/>
-              </w:rPr>
-              <w:t>I.10. État de l'art de la détection automatique du plagiat par IA</w:t>
-            </w:r>
-            <w:r>
-              <w:tab/>
-            </w:r>
-            <w:r>
-              <w:fldChar w:fldCharType="begin"/>
-            </w:r>
-            <w:r>
-              <w:instrText xml:space="preserve"> PAGEREF _Toc100028 \h </w:instrText>
-            </w:r>
-            <w:r>
-              <w:fldChar w:fldCharType="separate"/>
-            </w:r>
-            <w:r>
-              <w:t>18</w:t>
-            </w:r>
-            <w:r>
-              <w:fldChar w:fldCharType="end"/>
-            </w:r>
-          </w:hyperlink>
+          <w:r>
+            <w:t>I.10. État de l'art de la détection automatique du plagiat par IA</w:t>
+          </w:r>
+          <w:r>
+            <w:tab/>
+          </w:r>
+          <w:r>
+            <w:t>18</w:t>
+          </w:r>
         </w:p>
         <w:p>
           <w:pPr>
-            <w:pStyle w:val="11"/>
+            <w:pStyle w:val="Title"/>
             <w:ind w:left="360"/>
             <w:tabs>
               <w:tab w:val="right" w:leader="dot" w:pos="9026"/>
             </w:tabs>
             <w:spacing w:before="120" w:after="60"/>
           </w:pPr>
-          <w:hyperlink w:anchor="_Toc100029" w:history="1">
-            <w:r>
-              <w:rPr>
-                <w:rStyle w:val="Hyperlink"/>
-              </w:rPr>
-              <w:t>I.11. Conclusion</w:t>
-            </w:r>
-            <w:r>
-              <w:tab/>
-            </w:r>
-            <w:r>
-              <w:fldChar w:fldCharType="begin"/>
-            </w:r>
-            <w:r>
-              <w:instrText xml:space="preserve"> PAGEREF _Toc100029 \h </w:instrText>
-            </w:r>
-            <w:r>
-              <w:fldChar w:fldCharType="separate"/>
-            </w:r>
-            <w:r>
-              <w:t>19</w:t>
-            </w:r>
-            <w:r>
-              <w:fldChar w:fldCharType="end"/>
-            </w:r>
-          </w:hyperlink>
+          <w:r>
+            <w:t>I.11. Conclusion</w:t>
+          </w:r>
+          <w:r>
+            <w:tab/>
+          </w:r>
+          <w:r>
+            <w:t>19</w:t>
+          </w:r>
         </w:p>
         <w:p>
           <w:pPr>
-            <w:pStyle w:val="9"/>
+            <w:pStyle w:val="Title"/>
             <w:tabs>
               <w:tab w:val="right" w:leader="dot" w:pos="9026"/>
             </w:tabs>
             <w:spacing w:before="120" w:after="60"/>
           </w:pPr>
-          <w:hyperlink w:anchor="_Toc100030" w:history="1">
-            <w:r>
-              <w:rPr>
-                <w:rStyle w:val="Hyperlink"/>
-              </w:rPr>
-              <w:t>CHAPITRE II — ÉTAT DE L'ART DU PLAGIAT ACADÉMIQUE ET ANALYSE DES BESOINS</w:t>
-            </w:r>
-            <w:r>
-              <w:tab/>
-            </w:r>
-            <w:r>
-              <w:fldChar w:fldCharType="begin"/>
-            </w:r>
-            <w:r>
-              <w:instrText xml:space="preserve"> PAGEREF _Toc100030 \h </w:instrText>
-            </w:r>
-            <w:r>
-              <w:fldChar w:fldCharType="separate"/>
-            </w:r>
-            <w:r>
-              <w:t>20</w:t>
-            </w:r>
-            <w:r>
-              <w:fldChar w:fldCharType="end"/>
-            </w:r>
-          </w:hyperlink>
+          <w:r>
+            <w:t>CHAPITRE II — ÉTAT DE L'ART DU PLAGIAT ACADÉMIQUE ET ANALYSE DES BESOINS</w:t>
+          </w:r>
+          <w:r>
+            <w:tab/>
+          </w:r>
+          <w:r>
+            <w:t>20</w:t>
+          </w:r>
         </w:p>
         <w:p>
           <w:pPr>
-            <w:pStyle w:val="11"/>
+            <w:pStyle w:val="Title"/>
             <w:ind w:left="360"/>
             <w:tabs>
               <w:tab w:val="right" w:leader="dot" w:pos="9026"/>
             </w:tabs>
             <w:spacing w:before="120" w:after="60"/>
           </w:pPr>
-          <w:hyperlink w:anchor="_Toc100031" w:history="1">
-            <w:r>
-              <w:rPr>
-                <w:rStyle w:val="Hyperlink"/>
-              </w:rPr>
-              <w:t>II.1. Introduction</w:t>
-            </w:r>
-            <w:r>
-              <w:tab/>
-            </w:r>
-            <w:r>
-              <w:fldChar w:fldCharType="begin"/>
-            </w:r>
-            <w:r>
-              <w:instrText xml:space="preserve"> PAGEREF _Toc100031 \h </w:instrText>
-            </w:r>
-            <w:r>
-              <w:fldChar w:fldCharType="separate"/>
-            </w:r>
-            <w:r>
-              <w:t>20</w:t>
-            </w:r>
-            <w:r>
-              <w:fldChar w:fldCharType="end"/>
-            </w:r>
-          </w:hyperlink>
+          <w:r>
+            <w:t>II.1. Introduction</w:t>
+          </w:r>
+          <w:r>
+            <w:tab/>
+          </w:r>
+          <w:r>
+            <w:t>20</w:t>
+          </w:r>
         </w:p>
         <w:p>
           <w:pPr>
-            <w:pStyle w:val="11"/>
+            <w:pStyle w:val="Title"/>
             <w:ind w:left="360"/>
             <w:tabs>
               <w:tab w:val="right" w:leader="dot" w:pos="9026"/>
             </w:tabs>
             <w:spacing w:before="120" w:after="60"/>
           </w:pPr>
-          <w:hyperlink w:anchor="_Toc100032" w:history="1">
-            <w:r>
-              <w:rPr>
-                <w:rStyle w:val="Hyperlink"/>
-              </w:rPr>
-              <w:t>II.2. Définition du plagiat</w:t>
-            </w:r>
-            <w:r>
-              <w:tab/>
-            </w:r>
-            <w:r>
-              <w:fldChar w:fldCharType="begin"/>
-            </w:r>
-            <w:r>
-              <w:instrText xml:space="preserve"> PAGEREF _Toc100032 \h </w:instrText>
-            </w:r>
-            <w:r>
-              <w:fldChar w:fldCharType="separate"/>
-            </w:r>
-            <w:r>
-              <w:t>20</w:t>
-            </w:r>
-            <w:r>
-              <w:fldChar w:fldCharType="end"/>
-            </w:r>
-          </w:hyperlink>
+          <w:r>
+            <w:t>II.2. Définition du plagiat</w:t>
+          </w:r>
+          <w:r>
+            <w:tab/>
+          </w:r>
+          <w:r>
+            <w:t>20</w:t>
+          </w:r>
         </w:p>
         <w:p>
           <w:pPr>
-            <w:pStyle w:val="11"/>
+            <w:pStyle w:val="Title"/>
             <w:ind w:left="360"/>
             <w:tabs>
               <w:tab w:val="right" w:leader="dot" w:pos="9026"/>
             </w:tabs>
             <w:spacing w:before="120" w:after="60"/>
           </w:pPr>
-          <w:hyperlink w:anchor="_Toc100033" w:history="1">
-            <w:r>
-              <w:rPr>
-                <w:rStyle w:val="Hyperlink"/>
-              </w:rPr>
-              <w:t>II.3. Quelques domaines du plagiat</w:t>
-            </w:r>
-            <w:r>
-              <w:tab/>
-            </w:r>
-            <w:r>
-              <w:fldChar w:fldCharType="begin"/>
-            </w:r>
-            <w:r>
-              <w:instrText xml:space="preserve"> PAGEREF _Toc100033 \h </w:instrText>
-            </w:r>
-            <w:r>
-              <w:fldChar w:fldCharType="separate"/>
-            </w:r>
-            <w:r>
-              <w:t>21</w:t>
-            </w:r>
-            <w:r>
-              <w:fldChar w:fldCharType="end"/>
-            </w:r>
-          </w:hyperlink>
+          <w:r>
+            <w:t>II.3. Quelques domaines du plagiat</w:t>
+          </w:r>
+          <w:r>
+            <w:tab/>
+          </w:r>
+          <w:r>
+            <w:t>21</w:t>
+          </w:r>
         </w:p>
         <w:p>
           <w:pPr>
-            <w:pStyle w:val="12"/>
+            <w:pStyle w:val="Title"/>
             <w:ind w:left="720"/>
             <w:tabs>
               <w:tab w:val="right" w:leader="dot" w:pos="9026"/>
             </w:tabs>
             <w:spacing w:before="120" w:after="60"/>
           </w:pPr>
-          <w:hyperlink w:anchor="_Toc100034" w:history="1">
-            <w:r>
-              <w:rPr>
-                <w:rStyle w:val="Hyperlink"/>
-              </w:rPr>
-              <w:t>II.3.1. Dans les sciences</w:t>
-            </w:r>
-            <w:r>
-              <w:tab/>
-            </w:r>
-            <w:r>
-              <w:fldChar w:fldCharType="begin"/>
-            </w:r>
-            <w:r>
-              <w:instrText xml:space="preserve"> PAGEREF _Toc100034 \h </w:instrText>
-            </w:r>
-            <w:r>
-              <w:fldChar w:fldCharType="separate"/>
-            </w:r>
-            <w:r>
-              <w:t>21</w:t>
-            </w:r>
-            <w:r>
-              <w:fldChar w:fldCharType="end"/>
-            </w:r>
-          </w:hyperlink>
+          <w:r>
+            <w:t>II.3.1. Dans les sciences</w:t>
+          </w:r>
+          <w:r>
+            <w:tab/>
+          </w:r>
+          <w:r>
+            <w:t>21</w:t>
+          </w:r>
         </w:p>
         <w:p>
           <w:pPr>
-            <w:pStyle w:val="12"/>
+            <w:pStyle w:val="Title"/>
             <w:ind w:left="720"/>
             <w:tabs>
               <w:tab w:val="right" w:leader="dot" w:pos="9026"/>
             </w:tabs>
             <w:spacing w:before="120" w:after="60"/>
           </w:pPr>
-          <w:hyperlink w:anchor="_Toc100035" w:history="1">
-            <w:r>
-              <w:rPr>
-                <w:rStyle w:val="Hyperlink"/>
-              </w:rPr>
-              <w:t>II.3.2. Dans le journalisme</w:t>
-            </w:r>
-            <w:r>
-              <w:tab/>
-            </w:r>
-            <w:r>
-              <w:fldChar w:fldCharType="begin"/>
-            </w:r>
-            <w:r>
-              <w:instrText xml:space="preserve"> PAGEREF _Toc100035 \h </w:instrText>
-            </w:r>
-            <w:r>
-              <w:fldChar w:fldCharType="separate"/>
-            </w:r>
-            <w:r>
-              <w:t>21</w:t>
-            </w:r>
-            <w:r>
-              <w:fldChar w:fldCharType="end"/>
-            </w:r>
-          </w:hyperlink>
+          <w:r>
+            <w:t>II.3.2. Dans le journalisme</w:t>
+          </w:r>
+          <w:r>
+            <w:tab/>
+          </w:r>
+          <w:r>
+            <w:t>21</w:t>
+          </w:r>
         </w:p>
         <w:p>
           <w:pPr>
-            <w:pStyle w:val="12"/>
+            <w:pStyle w:val="Title"/>
             <w:ind w:left="720"/>
             <w:tabs>
               <w:tab w:val="right" w:leader="dot" w:pos="9026"/>
             </w:tabs>
             <w:spacing w:before="120" w:after="60"/>
           </w:pPr>
-          <w:hyperlink w:anchor="_Toc100036" w:history="1">
-            <w:r>
-              <w:rPr>
-                <w:rStyle w:val="Hyperlink"/>
-              </w:rPr>
-              <w:t>II.3.3. Dans la littérature et les arts</w:t>
-            </w:r>
-            <w:r>
-              <w:tab/>
-            </w:r>
-            <w:r>
-              <w:fldChar w:fldCharType="begin"/>
-            </w:r>
-            <w:r>
-              <w:instrText xml:space="preserve"> PAGEREF _Toc100036 \h </w:instrText>
-            </w:r>
-            <w:r>
-              <w:fldChar w:fldCharType="separate"/>
-            </w:r>
-            <w:r>
-              <w:t>22</w:t>
-            </w:r>
-            <w:r>
-              <w:fldChar w:fldCharType="end"/>
-            </w:r>
-          </w:hyperlink>
+          <w:r>
+            <w:t>II.3.3. Dans la littérature et les arts</w:t>
+          </w:r>
+          <w:r>
+            <w:tab/>
+          </w:r>
+          <w:r>
+            <w:t>22</w:t>
+          </w:r>
         </w:p>
         <w:p>
           <w:pPr>
-            <w:pStyle w:val="12"/>
+            <w:pStyle w:val="Title"/>
             <w:ind w:left="720"/>
             <w:tabs>
               <w:tab w:val="right" w:leader="dot" w:pos="9026"/>
             </w:tabs>
             <w:spacing w:before="120" w:after="60"/>
           </w:pPr>
-          <w:hyperlink w:anchor="_Toc100037" w:history="1">
-            <w:r>
-              <w:rPr>
-                <w:rStyle w:val="Hyperlink"/>
-              </w:rPr>
-              <w:t>II.3.4. Dans le monde académique</w:t>
-            </w:r>
-            <w:r>
-              <w:tab/>
-            </w:r>
-            <w:r>
-              <w:fldChar w:fldCharType="begin"/>
-            </w:r>
-            <w:r>
-              <w:instrText xml:space="preserve"> PAGEREF _Toc100037 \h </w:instrText>
-            </w:r>
-            <w:r>
-              <w:fldChar w:fldCharType="separate"/>
-            </w:r>
-            <w:r>
-              <w:t>22</w:t>
-            </w:r>
-            <w:r>
-              <w:fldChar w:fldCharType="end"/>
-            </w:r>
-          </w:hyperlink>
+          <w:r>
+            <w:t>II.3.4. Dans le monde académique</w:t>
+          </w:r>
+          <w:r>
+            <w:tab/>
+          </w:r>
+          <w:r>
+            <w:t>22</w:t>
+          </w:r>
         </w:p>
         <w:p>
           <w:pPr>
-            <w:pStyle w:val="11"/>
+            <w:pStyle w:val="Title"/>
             <w:ind w:left="360"/>
             <w:tabs>
               <w:tab w:val="right" w:leader="dot" w:pos="9026"/>
             </w:tabs>
             <w:spacing w:before="120" w:after="60"/>
           </w:pPr>
-          <w:hyperlink w:anchor="_Toc100038" w:history="1">
-            <w:r>
-              <w:rPr>
-                <w:rStyle w:val="Hyperlink"/>
-              </w:rPr>
-              <w:t>II.4. Types de plagiat</w:t>
-            </w:r>
-            <w:r>
-              <w:tab/>
-            </w:r>
-            <w:r>
-              <w:fldChar w:fldCharType="begin"/>
-            </w:r>
-            <w:r>
-              <w:instrText xml:space="preserve"> PAGEREF _Toc100038 \h </w:instrText>
-            </w:r>
-            <w:r>
-              <w:fldChar w:fldCharType="separate"/>
-            </w:r>
-            <w:r>
-              <w:t>22</w:t>
-            </w:r>
-            <w:r>
-              <w:fldChar w:fldCharType="end"/>
-            </w:r>
-          </w:hyperlink>
+          <w:r>
+            <w:t>II.4. Types de plagiat</w:t>
+          </w:r>
+          <w:r>
+            <w:tab/>
+          </w:r>
+          <w:r>
+            <w:t>22</w:t>
+          </w:r>
         </w:p>
         <w:p>
           <w:pPr>
-            <w:pStyle w:val="11"/>
+            <w:pStyle w:val="Title"/>
             <w:ind w:left="360"/>
             <w:tabs>
               <w:tab w:val="right" w:leader="dot" w:pos="9026"/>
             </w:tabs>
             <w:spacing w:before="120" w:after="60"/>
           </w:pPr>
-          <w:hyperlink w:anchor="_Toc100039" w:history="1">
-            <w:r>
-              <w:rPr>
-                <w:rStyle w:val="Hyperlink"/>
-              </w:rPr>
-              <w:t>II.5. Détection automatique du plagiat</w:t>
-            </w:r>
-            <w:r>
-              <w:tab/>
-            </w:r>
-            <w:r>
-              <w:fldChar w:fldCharType="begin"/>
-            </w:r>
-            <w:r>
-              <w:instrText xml:space="preserve"> PAGEREF _Toc100039 \h </w:instrText>
-            </w:r>
-            <w:r>
-              <w:fldChar w:fldCharType="separate"/>
-            </w:r>
-            <w:r>
-              <w:t>23</w:t>
-            </w:r>
-            <w:r>
-              <w:fldChar w:fldCharType="end"/>
-            </w:r>
-          </w:hyperlink>
+          <w:r>
+            <w:t>II.5. Détection automatique du plagiat</w:t>
+          </w:r>
+          <w:r>
+            <w:tab/>
+          </w:r>
+          <w:r>
+            <w:t>23</w:t>
+          </w:r>
         </w:p>
         <w:p>
           <w:pPr>
-            <w:pStyle w:val="11"/>
+            <w:pStyle w:val="Title"/>
             <w:ind w:left="360"/>
             <w:tabs>
               <w:tab w:val="right" w:leader="dot" w:pos="9026"/>
             </w:tabs>
             <w:spacing w:before="120" w:after="60"/>
           </w:pPr>
-          <w:hyperlink w:anchor="_Toc100040" w:history="1">
-            <w:r>
-              <w:rPr>
-                <w:rStyle w:val="Hyperlink"/>
-              </w:rPr>
-              <w:t>II.6. Causes et facteurs du plagiat académique</w:t>
-            </w:r>
-            <w:r>
-              <w:tab/>
-            </w:r>
-            <w:r>
-              <w:fldChar w:fldCharType="begin"/>
-            </w:r>
-            <w:r>
-              <w:instrText xml:space="preserve"> PAGEREF _Toc100040 \h </w:instrText>
-            </w:r>
-            <w:r>
-              <w:fldChar w:fldCharType="separate"/>
-            </w:r>
-            <w:r>
-              <w:t>24</w:t>
-            </w:r>
-            <w:r>
-              <w:fldChar w:fldCharType="end"/>
-            </w:r>
-          </w:hyperlink>
+          <w:r>
+            <w:t>II.6. Causes et facteurs du plagiat académique</w:t>
+          </w:r>
+          <w:r>
+            <w:tab/>
+          </w:r>
+          <w:r>
+            <w:t>24</w:t>
+          </w:r>
         </w:p>
         <w:p>
           <w:pPr>
-            <w:pStyle w:val="12"/>
+            <w:pStyle w:val="Title"/>
             <w:ind w:left="720"/>
             <w:tabs>
               <w:tab w:val="right" w:leader="dot" w:pos="9026"/>
             </w:tabs>
             <w:spacing w:before="120" w:after="60"/>
           </w:pPr>
-          <w:hyperlink w:anchor="_Toc100041" w:history="1">
-            <w:r>
-              <w:rPr>
-                <w:rStyle w:val="Hyperlink"/>
-              </w:rPr>
-              <w:t>II.6.1. Facteurs individuels</w:t>
-            </w:r>
-            <w:r>
-              <w:tab/>
-            </w:r>
-            <w:r>
-              <w:fldChar w:fldCharType="begin"/>
-            </w:r>
-            <w:r>
-              <w:instrText xml:space="preserve"> PAGEREF _Toc100041 \h </w:instrText>
-            </w:r>
-            <w:r>
-              <w:fldChar w:fldCharType="separate"/>
-            </w:r>
-            <w:r>
-              <w:t>24</w:t>
-            </w:r>
-            <w:r>
-              <w:fldChar w:fldCharType="end"/>
-            </w:r>
-          </w:hyperlink>
+          <w:r>
+            <w:t>II.6.1. Facteurs individuels</w:t>
+          </w:r>
+          <w:r>
+            <w:tab/>
+          </w:r>
+          <w:r>
+            <w:t>24</w:t>
+          </w:r>
         </w:p>
         <w:p>
           <w:pPr>
-            <w:pStyle w:val="12"/>
+            <w:pStyle w:val="Title"/>
             <w:ind w:left="720"/>
             <w:tabs>
               <w:tab w:val="right" w:leader="dot" w:pos="9026"/>
             </w:tabs>
             <w:spacing w:before="120" w:after="60"/>
           </w:pPr>
-          <w:hyperlink w:anchor="_Toc100042" w:history="1">
-            <w:r>
-              <w:rPr>
-                <w:rStyle w:val="Hyperlink"/>
-              </w:rPr>
-              <w:t>II.6.2. Facteurs institutionnels</w:t>
-            </w:r>
-            <w:r>
-              <w:tab/>
-            </w:r>
-            <w:r>
-              <w:fldChar w:fldCharType="begin"/>
-            </w:r>
-            <w:r>
-              <w:instrText xml:space="preserve"> PAGEREF _Toc100042 \h </w:instrText>
-            </w:r>
-            <w:r>
-              <w:fldChar w:fldCharType="separate"/>
-            </w:r>
-            <w:r>
-              <w:t>24</w:t>
-            </w:r>
-            <w:r>
-              <w:fldChar w:fldCharType="end"/>
-            </w:r>
-          </w:hyperlink>
+          <w:r>
+            <w:t>II.6.2. Facteurs institutionnels</w:t>
+          </w:r>
+          <w:r>
+            <w:tab/>
+          </w:r>
+          <w:r>
+            <w:t>24</w:t>
+          </w:r>
         </w:p>
         <w:p>
           <w:pPr>
-            <w:pStyle w:val="12"/>
+            <w:pStyle w:val="Title"/>
             <w:ind w:left="720"/>
             <w:tabs>
               <w:tab w:val="right" w:leader="dot" w:pos="9026"/>
             </w:tabs>
             <w:spacing w:before="120" w:after="60"/>
           </w:pPr>
-          <w:hyperlink w:anchor="_Toc100043" w:history="1">
-            <w:r>
-              <w:rPr>
-                <w:rStyle w:val="Hyperlink"/>
-              </w:rPr>
-              <w:t>II.6.3. Facteurs technologiques</w:t>
-            </w:r>
-            <w:r>
-              <w:tab/>
-            </w:r>
-            <w:r>
-              <w:fldChar w:fldCharType="begin"/>
-            </w:r>
-            <w:r>
-              <w:instrText xml:space="preserve"> PAGEREF _Toc100043 \h </w:instrText>
-            </w:r>
-            <w:r>
-              <w:fldChar w:fldCharType="separate"/>
-            </w:r>
-            <w:r>
-              <w:t>24</w:t>
-            </w:r>
-            <w:r>
-              <w:fldChar w:fldCharType="end"/>
-            </w:r>
-          </w:hyperlink>
+          <w:r>
+            <w:t>II.6.3. Facteurs technologiques</w:t>
+          </w:r>
+          <w:r>
+            <w:tab/>
+          </w:r>
+          <w:r>
+            <w:t>24</w:t>
+          </w:r>
         </w:p>
         <w:p>
           <w:pPr>
-            <w:pStyle w:val="11"/>
+            <w:pStyle w:val="Title"/>
             <w:ind w:left="360"/>
             <w:tabs>
               <w:tab w:val="right" w:leader="dot" w:pos="9026"/>
             </w:tabs>
             <w:spacing w:before="120" w:after="60"/>
           </w:pPr>
-          <w:hyperlink w:anchor="_Toc100044" w:history="1">
-            <w:r>
-              <w:rPr>
-                <w:rStyle w:val="Hyperlink"/>
-              </w:rPr>
-              <w:t>II.7. Approches économiques et sociologiques du plagiat</w:t>
-            </w:r>
-            <w:r>
-              <w:tab/>
-            </w:r>
-            <w:r>
-              <w:fldChar w:fldCharType="begin"/>
-            </w:r>
-            <w:r>
-              <w:instrText xml:space="preserve"> PAGEREF _Toc100044 \h </w:instrText>
-            </w:r>
-            <w:r>
-              <w:fldChar w:fldCharType="separate"/>
-            </w:r>
-            <w:r>
-              <w:t>25</w:t>
-            </w:r>
-            <w:r>
-              <w:fldChar w:fldCharType="end"/>
-            </w:r>
-          </w:hyperlink>
+          <w:r>
+            <w:t>II.7. Approches économiques et sociologiques du plagiat</w:t>
+          </w:r>
+          <w:r>
+            <w:tab/>
+          </w:r>
+          <w:r>
+            <w:t>25</w:t>
+          </w:r>
         </w:p>
         <w:p>
           <w:pPr>
-            <w:pStyle w:val="12"/>
+            <w:pStyle w:val="Title"/>
             <w:ind w:left="720"/>
             <w:tabs>
               <w:tab w:val="right" w:leader="dot" w:pos="9026"/>
             </w:tabs>
             <w:spacing w:before="120" w:after="60"/>
           </w:pPr>
-          <w:hyperlink w:anchor="_Toc100045" w:history="1">
-            <w:r>
-              <w:rPr>
-                <w:rStyle w:val="Hyperlink"/>
-              </w:rPr>
-              <w:t>II.7.1. Approche économique : le choix rationnel</w:t>
-            </w:r>
-            <w:r>
-              <w:tab/>
-            </w:r>
-            <w:r>
-              <w:fldChar w:fldCharType="begin"/>
-            </w:r>
-            <w:r>
-              <w:instrText xml:space="preserve"> PAGEREF _Toc100045 \h </w:instrText>
-            </w:r>
-            <w:r>
-              <w:fldChar w:fldCharType="separate"/>
-            </w:r>
-            <w:r>
-              <w:t>25</w:t>
-            </w:r>
-            <w:r>
-              <w:fldChar w:fldCharType="end"/>
-            </w:r>
-          </w:hyperlink>
+          <w:r>
+            <w:t>II.7.1. Approche économique : le choix rationnel</w:t>
+          </w:r>
+          <w:r>
+            <w:tab/>
+          </w:r>
+          <w:r>
+            <w:t>25</w:t>
+          </w:r>
         </w:p>
         <w:p>
           <w:pPr>
-            <w:pStyle w:val="12"/>
+            <w:pStyle w:val="Title"/>
             <w:ind w:left="720"/>
             <w:tabs>
               <w:tab w:val="right" w:leader="dot" w:pos="9026"/>
             </w:tabs>
             <w:spacing w:before="120" w:after="60"/>
           </w:pPr>
-          <w:hyperlink w:anchor="_Toc100046" w:history="1">
-            <w:r>
-              <w:rPr>
-                <w:rStyle w:val="Hyperlink"/>
-              </w:rPr>
-              <w:t>II.7.2. Approche sociologique : la déviance</w:t>
-            </w:r>
-            <w:r>
-              <w:tab/>
-            </w:r>
-            <w:r>
-              <w:fldChar w:fldCharType="begin"/>
-            </w:r>
-            <w:r>
-              <w:instrText xml:space="preserve"> PAGEREF _Toc100046 \h </w:instrText>
-            </w:r>
-            <w:r>
-              <w:fldChar w:fldCharType="separate"/>
-            </w:r>
-            <w:r>
-              <w:t>25</w:t>
-            </w:r>
-            <w:r>
-              <w:fldChar w:fldCharType="end"/>
-            </w:r>
-          </w:hyperlink>
+          <w:r>
+            <w:t>II.7.2. Approche sociologique : la déviance</w:t>
+          </w:r>
+          <w:r>
+            <w:tab/>
+          </w:r>
+          <w:r>
+            <w:t>25</w:t>
+          </w:r>
         </w:p>
         <w:p>
           <w:pPr>
-            <w:pStyle w:val="11"/>
+            <w:pStyle w:val="Title"/>
             <w:ind w:left="360"/>
             <w:tabs>
               <w:tab w:val="right" w:leader="dot" w:pos="9026"/>
             </w:tabs>
             <w:spacing w:before="120" w:after="60"/>
           </w:pPr>
-          <w:hyperlink w:anchor="_Toc100047" w:history="1">
-            <w:r>
-              <w:rPr>
-                <w:rStyle w:val="Hyperlink"/>
-              </w:rPr>
-              <w:t>II.8. Conceptions du plagiat chez les étudiants</w:t>
-            </w:r>
-            <w:r>
-              <w:tab/>
-            </w:r>
-            <w:r>
-              <w:fldChar w:fldCharType="begin"/>
-            </w:r>
-            <w:r>
-              <w:instrText xml:space="preserve"> PAGEREF _Toc100047 \h </w:instrText>
-            </w:r>
-            <w:r>
-              <w:fldChar w:fldCharType="separate"/>
-            </w:r>
-            <w:r>
-              <w:t>26</w:t>
-            </w:r>
-            <w:r>
-              <w:fldChar w:fldCharType="end"/>
-            </w:r>
-          </w:hyperlink>
+          <w:r>
+            <w:t>II.8. Conceptions du plagiat chez les étudiants</w:t>
+          </w:r>
+          <w:r>
+            <w:tab/>
+          </w:r>
+          <w:r>
+            <w:t>26</w:t>
+          </w:r>
         </w:p>
         <w:p>
           <w:pPr>
-            <w:pStyle w:val="11"/>
+            <w:pStyle w:val="Title"/>
             <w:ind w:left="360"/>
             <w:tabs>
               <w:tab w:val="right" w:leader="dot" w:pos="9026"/>
             </w:tabs>
             <w:spacing w:before="120" w:after="60"/>
           </w:pPr>
-          <w:hyperlink w:anchor="_Toc100048" w:history="1">
-            <w:r>
-              <w:rPr>
-                <w:rStyle w:val="Hyperlink"/>
-              </w:rPr>
-              <w:t>II.9. Conséquences du plagiat</w:t>
-            </w:r>
-            <w:r>
-              <w:tab/>
-            </w:r>
-            <w:r>
-              <w:fldChar w:fldCharType="begin"/>
-            </w:r>
-            <w:r>
-              <w:instrText xml:space="preserve"> PAGEREF _Toc100048 \h </w:instrText>
-            </w:r>
-            <w:r>
-              <w:fldChar w:fldCharType="separate"/>
-            </w:r>
-            <w:r>
-              <w:t>26</w:t>
-            </w:r>
-            <w:r>
-              <w:fldChar w:fldCharType="end"/>
-            </w:r>
-          </w:hyperlink>
+          <w:r>
+            <w:t>II.9. Conséquences du plagiat</w:t>
+          </w:r>
+          <w:r>
+            <w:tab/>
+          </w:r>
+          <w:r>
+            <w:t>26</w:t>
+          </w:r>
         </w:p>
         <w:p>
           <w:pPr>
-            <w:pStyle w:val="11"/>
+            <w:pStyle w:val="Title"/>
             <w:ind w:left="360"/>
             <w:tabs>
               <w:tab w:val="right" w:leader="dot" w:pos="9026"/>
             </w:tabs>
             <w:spacing w:before="120" w:after="60"/>
           </w:pPr>
-          <w:hyperlink w:anchor="_Toc100049" w:history="1">
-            <w:r>
-              <w:rPr>
-                <w:rStyle w:val="Hyperlink"/>
-              </w:rPr>
-              <w:t>II.10. Mesures de lutte contre le plagiat</w:t>
-            </w:r>
-            <w:r>
-              <w:tab/>
-            </w:r>
-            <w:r>
-              <w:fldChar w:fldCharType="begin"/>
-            </w:r>
-            <w:r>
-              <w:instrText xml:space="preserve"> PAGEREF _Toc100049 \h </w:instrText>
-            </w:r>
-            <w:r>
-              <w:fldChar w:fldCharType="separate"/>
-            </w:r>
-            <w:r>
-              <w:t>27</w:t>
-            </w:r>
-            <w:r>
-              <w:fldChar w:fldCharType="end"/>
-            </w:r>
-          </w:hyperlink>
+          <w:r>
+            <w:t>II.10. Mesures de lutte contre le plagiat</w:t>
+          </w:r>
+          <w:r>
+            <w:tab/>
+          </w:r>
+          <w:r>
+            <w:t>27</w:t>
+          </w:r>
         </w:p>
         <w:p>
           <w:pPr>
-            <w:pStyle w:val="12"/>
+            <w:pStyle w:val="Title"/>
             <w:ind w:left="720"/>
             <w:tabs>
               <w:tab w:val="right" w:leader="dot" w:pos="9026"/>
             </w:tabs>
             <w:spacing w:before="120" w:after="60"/>
           </w:pPr>
-          <w:hyperlink w:anchor="_Toc100050" w:history="1">
-            <w:r>
-              <w:rPr>
-                <w:rStyle w:val="Hyperlink"/>
-              </w:rPr>
-              <w:t>II.10.1. Mesures pédagogiques</w:t>
-            </w:r>
-            <w:r>
-              <w:tab/>
-            </w:r>
-            <w:r>
-              <w:fldChar w:fldCharType="begin"/>
-            </w:r>
-            <w:r>
-              <w:instrText xml:space="preserve"> PAGEREF _Toc100050 \h </w:instrText>
-            </w:r>
-            <w:r>
-              <w:fldChar w:fldCharType="separate"/>
-            </w:r>
-            <w:r>
-              <w:t>27</w:t>
-            </w:r>
-            <w:r>
-              <w:fldChar w:fldCharType="end"/>
-            </w:r>
-          </w:hyperlink>
+          <w:r>
+            <w:t>II.10.1. Mesures pédagogiques</w:t>
+          </w:r>
+          <w:r>
+            <w:tab/>
+          </w:r>
+          <w:r>
+            <w:t>27</w:t>
+          </w:r>
         </w:p>
         <w:p>
           <w:pPr>
-            <w:pStyle w:val="12"/>
+            <w:pStyle w:val="Title"/>
             <w:ind w:left="720"/>
             <w:tabs>
               <w:tab w:val="right" w:leader="dot" w:pos="9026"/>
             </w:tabs>
             <w:spacing w:before="120" w:after="60"/>
           </w:pPr>
-          <w:hyperlink w:anchor="_Toc100051" w:history="1">
-            <w:r>
-              <w:rPr>
-                <w:rStyle w:val="Hyperlink"/>
-              </w:rPr>
-              <w:t>II.10.2. Mesures institutionnelles</w:t>
-            </w:r>
-            <w:r>
-              <w:tab/>
-            </w:r>
-            <w:r>
-              <w:fldChar w:fldCharType="begin"/>
-            </w:r>
-            <w:r>
-              <w:instrText xml:space="preserve"> PAGEREF _Toc100051 \h </w:instrText>
-            </w:r>
-            <w:r>
-              <w:fldChar w:fldCharType="separate"/>
-            </w:r>
-            <w:r>
-              <w:t>27</w:t>
-            </w:r>
-            <w:r>
-              <w:fldChar w:fldCharType="end"/>
-            </w:r>
-          </w:hyperlink>
+          <w:r>
+            <w:t>II.10.2. Mesures institutionnelles</w:t>
+          </w:r>
+          <w:r>
+            <w:tab/>
+          </w:r>
+          <w:r>
+            <w:t>27</w:t>
+          </w:r>
         </w:p>
         <w:p>
           <w:pPr>
-            <w:pStyle w:val="12"/>
+            <w:pStyle w:val="Title"/>
             <w:ind w:left="720"/>
             <w:tabs>
               <w:tab w:val="right" w:leader="dot" w:pos="9026"/>
             </w:tabs>
             <w:spacing w:before="120" w:after="60"/>
           </w:pPr>
-          <w:hyperlink w:anchor="_Toc100052" w:history="1">
-            <w:r>
-              <w:rPr>
-                <w:rStyle w:val="Hyperlink"/>
-              </w:rPr>
-              <w:t>II.10.3. Mesures techniques</w:t>
-            </w:r>
-            <w:r>
-              <w:tab/>
-            </w:r>
-            <w:r>
-              <w:fldChar w:fldCharType="begin"/>
-            </w:r>
-            <w:r>
-              <w:instrText xml:space="preserve"> PAGEREF _Toc100052 \h </w:instrText>
-            </w:r>
-            <w:r>
-              <w:fldChar w:fldCharType="separate"/>
-            </w:r>
-            <w:r>
-              <w:t>28</w:t>
-            </w:r>
-            <w:r>
-              <w:fldChar w:fldCharType="end"/>
-            </w:r>
-          </w:hyperlink>
+          <w:r>
+            <w:t>II.10.3. Mesures techniques</w:t>
+          </w:r>
+          <w:r>
+            <w:tab/>
+          </w:r>
+          <w:r>
+            <w:t>28</w:t>
+          </w:r>
         </w:p>
         <w:p>
           <w:pPr>
-            <w:pStyle w:val="11"/>
+            <w:pStyle w:val="Title"/>
             <w:ind w:left="360"/>
             <w:tabs>
               <w:tab w:val="right" w:leader="dot" w:pos="9026"/>
             </w:tabs>
             <w:spacing w:before="120" w:after="60"/>
           </w:pPr>
-          <w:hyperlink w:anchor="_Toc100053" w:history="1">
-            <w:r>
-              <w:rPr>
-                <w:rStyle w:val="Hyperlink"/>
-              </w:rPr>
-              <w:t>II.11. Plagiat assisté par IA générative</w:t>
-            </w:r>
-            <w:r>
-              <w:tab/>
-            </w:r>
-            <w:r>
-              <w:fldChar w:fldCharType="begin"/>
-            </w:r>
-            <w:r>
-              <w:instrText xml:space="preserve"> PAGEREF _Toc100053 \h </w:instrText>
-            </w:r>
-            <w:r>
-              <w:fldChar w:fldCharType="separate"/>
-            </w:r>
-            <w:r>
-              <w:t>28</w:t>
-            </w:r>
-            <w:r>
-              <w:fldChar w:fldCharType="end"/>
-            </w:r>
-          </w:hyperlink>
+          <w:r>
+            <w:t>II.11. Plagiat assisté par IA générative</w:t>
+          </w:r>
+          <w:r>
+            <w:tab/>
+          </w:r>
+          <w:r>
+            <w:t>28</w:t>
+          </w:r>
         </w:p>
         <w:p>
           <w:pPr>
-            <w:pStyle w:val="11"/>
+            <w:pStyle w:val="Title"/>
             <w:ind w:left="360"/>
             <w:tabs>
               <w:tab w:val="right" w:leader="dot" w:pos="9026"/>
             </w:tabs>
             <w:spacing w:before="120" w:after="60"/>
           </w:pPr>
-          <w:hyperlink w:anchor="_Toc100054" w:history="1">
-            <w:r>
-              <w:rPr>
-                <w:rStyle w:val="Hyperlink"/>
-              </w:rPr>
-              <w:t>II.12. Techniques modernes de paraphrase automatique</w:t>
-            </w:r>
-            <w:r>
-              <w:tab/>
-            </w:r>
-            <w:r>
-              <w:fldChar w:fldCharType="begin"/>
-            </w:r>
-            <w:r>
-              <w:instrText xml:space="preserve"> PAGEREF _Toc100054 \h </w:instrText>
-            </w:r>
-            <w:r>
-              <w:fldChar w:fldCharType="separate"/>
-            </w:r>
-            <w:r>
-              <w:t>28</w:t>
-            </w:r>
-            <w:r>
-              <w:fldChar w:fldCharType="end"/>
-            </w:r>
-          </w:hyperlink>
+          <w:r>
+            <w:t>II.12. Techniques modernes de paraphrase automatique</w:t>
+          </w:r>
+          <w:r>
+            <w:tab/>
+          </w:r>
+          <w:r>
+            <w:t>28</w:t>
+          </w:r>
         </w:p>
         <w:p>
           <w:pPr>
-            <w:pStyle w:val="11"/>
+            <w:pStyle w:val="Title"/>
             <w:ind w:left="360"/>
             <w:tabs>
               <w:tab w:val="right" w:leader="dot" w:pos="9026"/>
             </w:tabs>
             <w:spacing w:before="120" w:after="60"/>
           </w:pPr>
-          <w:hyperlink w:anchor="_Toc100055" w:history="1">
-            <w:r>
-              <w:rPr>
-                <w:rStyle w:val="Hyperlink"/>
-              </w:rPr>
-              <w:t>II.13. Limites des logiciels classiques</w:t>
-            </w:r>
-            <w:r>
-              <w:tab/>
-            </w:r>
-            <w:r>
-              <w:fldChar w:fldCharType="begin"/>
-            </w:r>
-            <w:r>
-              <w:instrText xml:space="preserve"> PAGEREF _Toc100055 \h </w:instrText>
-            </w:r>
-            <w:r>
-              <w:fldChar w:fldCharType="separate"/>
-            </w:r>
-            <w:r>
-              <w:t>29</w:t>
-            </w:r>
-            <w:r>
-              <w:fldChar w:fldCharType="end"/>
-            </w:r>
-          </w:hyperlink>
+          <w:r>
+            <w:t>II.13. Limites des logiciels classiques</w:t>
+          </w:r>
+          <w:r>
+            <w:tab/>
+          </w:r>
+          <w:r>
+            <w:t>29</w:t>
+          </w:r>
         </w:p>
         <w:p>
           <w:pPr>
-            <w:pStyle w:val="11"/>
+            <w:pStyle w:val="Title"/>
             <w:ind w:left="360"/>
             <w:tabs>
               <w:tab w:val="right" w:leader="dot" w:pos="9026"/>
             </w:tabs>
             <w:spacing w:before="120" w:after="60"/>
           </w:pPr>
-          <w:hyperlink w:anchor="_Toc100056" w:history="1">
-            <w:r>
-              <w:rPr>
-                <w:rStyle w:val="Hyperlink"/>
-              </w:rPr>
-              <w:t>II.14. Comparaison avec les plateformes modernes</w:t>
-            </w:r>
-            <w:r>
-              <w:tab/>
-            </w:r>
-            <w:r>
-              <w:fldChar w:fldCharType="begin"/>
-            </w:r>
-            <w:r>
-              <w:instrText xml:space="preserve"> PAGEREF _Toc100056 \h </w:instrText>
-            </w:r>
-            <w:r>
-              <w:fldChar w:fldCharType="separate"/>
-            </w:r>
-            <w:r>
-              <w:t>30</w:t>
-            </w:r>
-            <w:r>
-              <w:fldChar w:fldCharType="end"/>
-            </w:r>
-          </w:hyperlink>
+          <w:r>
+            <w:t>II.14. Comparaison avec les plateformes modernes</w:t>
+          </w:r>
+          <w:r>
+            <w:tab/>
+          </w:r>
+          <w:r>
+            <w:t>30</w:t>
+          </w:r>
         </w:p>
         <w:p>
           <w:pPr>
-            <w:pStyle w:val="11"/>
+            <w:pStyle w:val="Title"/>
             <w:ind w:left="360"/>
             <w:tabs>
               <w:tab w:val="right" w:leader="dot" w:pos="9026"/>
             </w:tabs>
             <w:spacing w:before="120" w:after="60"/>
           </w:pPr>
-          <w:hyperlink w:anchor="_Toc100057" w:history="1">
-            <w:r>
-              <w:rPr>
-                <w:rStyle w:val="Hyperlink"/>
-              </w:rPr>
-              <w:t>II.15. Conclusion</w:t>
-            </w:r>
-            <w:r>
-              <w:tab/>
-            </w:r>
-            <w:r>
-              <w:fldChar w:fldCharType="begin"/>
-            </w:r>
-            <w:r>
-              <w:instrText xml:space="preserve"> PAGEREF _Toc100057 \h </w:instrText>
-            </w:r>
-            <w:r>
-              <w:fldChar w:fldCharType="separate"/>
-            </w:r>
-            <w:r>
-              <w:t>30</w:t>
-            </w:r>
-            <w:r>
-              <w:fldChar w:fldCharType="end"/>
-            </w:r>
-          </w:hyperlink>
+          <w:r>
+            <w:t>II.15. Conclusion</w:t>
+          </w:r>
+          <w:r>
+            <w:tab/>
+          </w:r>
+          <w:r>
+            <w:t>30</w:t>
+          </w:r>
         </w:p>
         <w:p>
           <w:pPr>
-            <w:pStyle w:val="9"/>
+            <w:pStyle w:val="Title"/>
             <w:tabs>
               <w:tab w:val="right" w:leader="dot" w:pos="9026"/>
             </w:tabs>
             <w:spacing w:before="120" w:after="60"/>
           </w:pPr>
-          <w:hyperlink w:anchor="_Toc100058" w:history="1">
-            <w:r>
-              <w:rPr>
-                <w:rStyle w:val="Hyperlink"/>
-              </w:rPr>
-              <w:t>CHAPITRE III — CONCEPTION D'UNE PLATEFORME WEB INTELLIGENTE BASÉE SUR L'IA</w:t>
-            </w:r>
-            <w:r>
-              <w:tab/>
-            </w:r>
-            <w:r>
-              <w:fldChar w:fldCharType="begin"/>
-            </w:r>
-            <w:r>
-              <w:instrText xml:space="preserve"> PAGEREF _Toc100058 \h </w:instrText>
-            </w:r>
-            <w:r>
-              <w:fldChar w:fldCharType="separate"/>
-            </w:r>
-            <w:r>
-              <w:t>31</w:t>
-            </w:r>
-            <w:r>
-              <w:fldChar w:fldCharType="end"/>
-            </w:r>
-          </w:hyperlink>
+          <w:r>
+            <w:t>CHAPITRE III — CONCEPTION D'UNE PLATEFORME WEB INTELLIGENTE BASÉE SUR L'IA</w:t>
+          </w:r>
+          <w:r>
+            <w:tab/>
+          </w:r>
+          <w:r>
+            <w:t>31</w:t>
+          </w:r>
         </w:p>
         <w:p>
           <w:pPr>
-            <w:pStyle w:val="11"/>
+            <w:pStyle w:val="Title"/>
             <w:ind w:left="360"/>
             <w:tabs>
               <w:tab w:val="right" w:leader="dot" w:pos="9026"/>
             </w:tabs>
             <w:spacing w:before="120" w:after="60"/>
           </w:pPr>
-          <w:hyperlink w:anchor="_Toc100059" w:history="1">
-            <w:r>
-              <w:rPr>
-                <w:rStyle w:val="Hyperlink"/>
-              </w:rPr>
-              <w:t>III.1. Introduction</w:t>
-            </w:r>
-            <w:r>
-              <w:tab/>
-            </w:r>
-            <w:r>
-              <w:fldChar w:fldCharType="begin"/>
-            </w:r>
-            <w:r>
-              <w:instrText xml:space="preserve"> PAGEREF _Toc100059 \h </w:instrText>
-            </w:r>
-            <w:r>
-              <w:fldChar w:fldCharType="separate"/>
-            </w:r>
-            <w:r>
-              <w:t>31</w:t>
-            </w:r>
-            <w:r>
-              <w:fldChar w:fldCharType="end"/>
-            </w:r>
-          </w:hyperlink>
+          <w:r>
+            <w:t>III.1. Introduction</w:t>
+          </w:r>
+          <w:r>
+            <w:tab/>
+          </w:r>
+          <w:r>
+            <w:t>31</w:t>
+          </w:r>
         </w:p>
         <w:p>
           <w:pPr>
-            <w:pStyle w:val="11"/>
+            <w:pStyle w:val="Title"/>
             <w:ind w:left="360"/>
             <w:tabs>
               <w:tab w:val="right" w:leader="dot" w:pos="9026"/>
             </w:tabs>
             <w:spacing w:before="120" w:after="60"/>
           </w:pPr>
-          <w:hyperlink w:anchor="_Toc100060" w:history="1">
-            <w:r>
-              <w:rPr>
-                <w:rStyle w:val="Hyperlink"/>
-              </w:rPr>
-              <w:t>III.2. Présentation du cadre pilote : la Faculté des Sciences</w:t>
-            </w:r>
-            <w:r>
-              <w:tab/>
-            </w:r>
-            <w:r>
-              <w:fldChar w:fldCharType="begin"/>
-            </w:r>
-            <w:r>
-              <w:instrText xml:space="preserve"> PAGEREF _Toc100060 \h </w:instrText>
-            </w:r>
-            <w:r>
-              <w:fldChar w:fldCharType="separate"/>
-            </w:r>
-            <w:r>
-              <w:t>31</w:t>
-            </w:r>
-            <w:r>
-              <w:fldChar w:fldCharType="end"/>
-            </w:r>
-          </w:hyperlink>
+          <w:r>
+            <w:t>III.2. Présentation du cadre pilote : la Faculté des Sciences</w:t>
+          </w:r>
+          <w:r>
+            <w:tab/>
+          </w:r>
+          <w:r>
+            <w:t>31</w:t>
+          </w:r>
         </w:p>
         <w:p>
           <w:pPr>
-            <w:pStyle w:val="11"/>
+            <w:pStyle w:val="Title"/>
             <w:ind w:left="360"/>
             <w:tabs>
               <w:tab w:val="right" w:leader="dot" w:pos="9026"/>
             </w:tabs>
             <w:spacing w:before="120" w:after="60"/>
           </w:pPr>
-          <w:hyperlink w:anchor="_Toc100061" w:history="1">
-            <w:r>
-              <w:rPr>
-                <w:rStyle w:val="Hyperlink"/>
-              </w:rPr>
-              <w:t>III.3. Analyse des besoins fonctionnels</w:t>
-            </w:r>
-            <w:r>
-              <w:tab/>
-            </w:r>
-            <w:r>
-              <w:fldChar w:fldCharType="begin"/>
-            </w:r>
-            <w:r>
-              <w:instrText xml:space="preserve"> PAGEREF _Toc100061 \h </w:instrText>
-            </w:r>
-            <w:r>
-              <w:fldChar w:fldCharType="separate"/>
-            </w:r>
-            <w:r>
-              <w:t>32</w:t>
-            </w:r>
-            <w:r>
-              <w:fldChar w:fldCharType="end"/>
-            </w:r>
-          </w:hyperlink>
+          <w:r>
+            <w:t>III.3. Analyse des besoins fonctionnels</w:t>
+          </w:r>
+          <w:r>
+            <w:tab/>
+          </w:r>
+          <w:r>
+            <w:t>32</w:t>
+          </w:r>
         </w:p>
         <w:p>
           <w:pPr>
-            <w:pStyle w:val="12"/>
+            <w:pStyle w:val="Title"/>
             <w:ind w:left="720"/>
             <w:tabs>
               <w:tab w:val="right" w:leader="dot" w:pos="9026"/>
             </w:tabs>
             <w:spacing w:before="120" w:after="60"/>
           </w:pPr>
-          <w:hyperlink w:anchor="_Toc100062" w:history="1">
-            <w:r>
-              <w:rPr>
-                <w:rStyle w:val="Hyperlink"/>
-              </w:rPr>
-              <w:t>III.3.1. Gestion des utilisateurs et authentification</w:t>
-            </w:r>
-            <w:r>
-              <w:tab/>
-            </w:r>
-            <w:r>
-              <w:fldChar w:fldCharType="begin"/>
-            </w:r>
-            <w:r>
-              <w:instrText xml:space="preserve"> PAGEREF _Toc100062 \h </w:instrText>
-            </w:r>
-            <w:r>
-              <w:fldChar w:fldCharType="separate"/>
-            </w:r>
-            <w:r>
-              <w:t>32</w:t>
-            </w:r>
-            <w:r>
-              <w:fldChar w:fldCharType="end"/>
-            </w:r>
-          </w:hyperlink>
+          <w:r>
+            <w:t>III.3.1. Gestion des utilisateurs et authentification</w:t>
+          </w:r>
+          <w:r>
+            <w:tab/>
+          </w:r>
+          <w:r>
+            <w:t>32</w:t>
+          </w:r>
         </w:p>
         <w:p>
           <w:pPr>
-            <w:pStyle w:val="12"/>
+            <w:pStyle w:val="Title"/>
             <w:ind w:left="720"/>
             <w:tabs>
               <w:tab w:val="right" w:leader="dot" w:pos="9026"/>
             </w:tabs>
             <w:spacing w:before="120" w:after="60"/>
           </w:pPr>
-          <w:hyperlink w:anchor="_Toc100063" w:history="1">
-            <w:r>
-              <w:rPr>
-                <w:rStyle w:val="Hyperlink"/>
-              </w:rPr>
-              <w:t>III.3.2. Gestion académique</w:t>
-            </w:r>
-            <w:r>
-              <w:tab/>
-            </w:r>
-            <w:r>
-              <w:fldChar w:fldCharType="begin"/>
-            </w:r>
-            <w:r>
-              <w:instrText xml:space="preserve"> PAGEREF _Toc100063 \h </w:instrText>
-            </w:r>
-            <w:r>
-              <w:fldChar w:fldCharType="separate"/>
-            </w:r>
-            <w:r>
-              <w:t>32</w:t>
-            </w:r>
-            <w:r>
-              <w:fldChar w:fldCharType="end"/>
-            </w:r>
-          </w:hyperlink>
+          <w:r>
+            <w:t>III.3.2. Gestion académique</w:t>
+          </w:r>
+          <w:r>
+            <w:tab/>
+          </w:r>
+          <w:r>
+            <w:t>32</w:t>
+          </w:r>
         </w:p>
         <w:p>
           <w:pPr>
-            <w:pStyle w:val="12"/>
+            <w:pStyle w:val="Title"/>
             <w:ind w:left="720"/>
             <w:tabs>
               <w:tab w:val="right" w:leader="dot" w:pos="9026"/>
             </w:tabs>
             <w:spacing w:before="120" w:after="60"/>
           </w:pPr>
-          <w:hyperlink w:anchor="_Toc100064" w:history="1">
-            <w:r>
-              <w:rPr>
-                <w:rStyle w:val="Hyperlink"/>
-              </w:rPr>
-              <w:t>III.3.3. Dépôt et gestion des travaux</w:t>
-            </w:r>
-            <w:r>
-              <w:tab/>
-            </w:r>
-            <w:r>
-              <w:fldChar w:fldCharType="begin"/>
-            </w:r>
-            <w:r>
-              <w:instrText xml:space="preserve"> PAGEREF _Toc100064 \h </w:instrText>
-            </w:r>
-            <w:r>
-              <w:fldChar w:fldCharType="separate"/>
-            </w:r>
-            <w:r>
-              <w:t>32</w:t>
-            </w:r>
-            <w:r>
-              <w:fldChar w:fldCharType="end"/>
-            </w:r>
-          </w:hyperlink>
+          <w:r>
+            <w:t>III.3.3. Dépôt et gestion des travaux</w:t>
+          </w:r>
+          <w:r>
+            <w:tab/>
+          </w:r>
+          <w:r>
+            <w:t>32</w:t>
+          </w:r>
         </w:p>
         <w:p>
           <w:pPr>
-            <w:pStyle w:val="12"/>
+            <w:pStyle w:val="Title"/>
             <w:ind w:left="720"/>
             <w:tabs>
               <w:tab w:val="right" w:leader="dot" w:pos="9026"/>
             </w:tabs>
             <w:spacing w:before="120" w:after="60"/>
           </w:pPr>
-          <w:hyperlink w:anchor="_Toc100065" w:history="1">
-            <w:r>
-              <w:rPr>
-                <w:rStyle w:val="Hyperlink"/>
-              </w:rPr>
-              <w:t>III.3.4. Analyse IA et détection</w:t>
-            </w:r>
-            <w:r>
-              <w:tab/>
-            </w:r>
-            <w:r>
-              <w:fldChar w:fldCharType="begin"/>
-            </w:r>
-            <w:r>
-              <w:instrText xml:space="preserve"> PAGEREF _Toc100065 \h </w:instrText>
-            </w:r>
-            <w:r>
-              <w:fldChar w:fldCharType="separate"/>
-            </w:r>
-            <w:r>
-              <w:t>33</w:t>
-            </w:r>
-            <w:r>
-              <w:fldChar w:fldCharType="end"/>
-            </w:r>
-          </w:hyperlink>
+          <w:r>
+            <w:t>III.3.4. Analyse IA et détection</w:t>
+          </w:r>
+          <w:r>
+            <w:tab/>
+          </w:r>
+          <w:r>
+            <w:t>33</w:t>
+          </w:r>
         </w:p>
         <w:p>
           <w:pPr>
-            <w:pStyle w:val="12"/>
+            <w:pStyle w:val="Title"/>
             <w:ind w:left="720"/>
             <w:tabs>
               <w:tab w:val="right" w:leader="dot" w:pos="9026"/>
             </w:tabs>
             <w:spacing w:before="120" w:after="60"/>
           </w:pPr>
-          <w:hyperlink w:anchor="_Toc100066" w:history="1">
-            <w:r>
-              <w:rPr>
-                <w:rStyle w:val="Hyperlink"/>
-              </w:rPr>
-              <w:t>III.3.5. Rapports et tableau de bord</w:t>
-            </w:r>
-            <w:r>
-              <w:tab/>
-            </w:r>
-            <w:r>
-              <w:fldChar w:fldCharType="begin"/>
-            </w:r>
-            <w:r>
-              <w:instrText xml:space="preserve"> PAGEREF _Toc100066 \h </w:instrText>
-            </w:r>
-            <w:r>
-              <w:fldChar w:fldCharType="separate"/>
-            </w:r>
-            <w:r>
-              <w:t>34</w:t>
-            </w:r>
-            <w:r>
-              <w:fldChar w:fldCharType="end"/>
-            </w:r>
-          </w:hyperlink>
+          <w:r>
+            <w:t>III.3.5. Rapports et tableau de bord</w:t>
+          </w:r>
+          <w:r>
+            <w:tab/>
+          </w:r>
+          <w:r>
+            <w:t>34</w:t>
+          </w:r>
         </w:p>
         <w:p>
           <w:pPr>
-            <w:pStyle w:val="12"/>
+            <w:pStyle w:val="Title"/>
             <w:ind w:left="720"/>
             <w:tabs>
               <w:tab w:val="right" w:leader="dot" w:pos="9026"/>
             </w:tabs>
             <w:spacing w:before="120" w:after="60"/>
           </w:pPr>
-          <w:hyperlink w:anchor="_Toc100067" w:history="1">
-            <w:r>
-              <w:rPr>
-                <w:rStyle w:val="Hyperlink"/>
-              </w:rPr>
-              <w:t>III.3.6. Historique et traçabilité</w:t>
-            </w:r>
-            <w:r>
-              <w:tab/>
-            </w:r>
-            <w:r>
-              <w:fldChar w:fldCharType="begin"/>
-            </w:r>
-            <w:r>
-              <w:instrText xml:space="preserve"> PAGEREF _Toc100067 \h </w:instrText>
-            </w:r>
-            <w:r>
-              <w:fldChar w:fldCharType="separate"/>
-            </w:r>
-            <w:r>
-              <w:t>34</w:t>
-            </w:r>
-            <w:r>
-              <w:fldChar w:fldCharType="end"/>
-            </w:r>
-          </w:hyperlink>
+          <w:r>
+            <w:t>III.3.6. Historique et traçabilité</w:t>
+          </w:r>
+          <w:r>
+            <w:tab/>
+          </w:r>
+          <w:r>
+            <w:t>34</w:t>
+          </w:r>
         </w:p>
         <w:p>
           <w:pPr>
-            <w:pStyle w:val="11"/>
+            <w:pStyle w:val="Title"/>
             <w:ind w:left="360"/>
             <w:tabs>
               <w:tab w:val="right" w:leader="dot" w:pos="9026"/>
             </w:tabs>
             <w:spacing w:before="120" w:after="60"/>
           </w:pPr>
-          <w:hyperlink w:anchor="_Toc100068" w:history="1">
-            <w:r>
-              <w:rPr>
-                <w:rStyle w:val="Hyperlink"/>
-              </w:rPr>
-              <w:t>III.4. Analyse des besoins non fonctionnels</w:t>
-            </w:r>
-            <w:r>
-              <w:tab/>
-            </w:r>
-            <w:r>
-              <w:fldChar w:fldCharType="begin"/>
-            </w:r>
-            <w:r>
-              <w:instrText xml:space="preserve"> PAGEREF _Toc100068 \h </w:instrText>
-            </w:r>
-            <w:r>
-              <w:fldChar w:fldCharType="separate"/>
-            </w:r>
-            <w:r>
-              <w:t>34</w:t>
-            </w:r>
-            <w:r>
-              <w:fldChar w:fldCharType="end"/>
-            </w:r>
-          </w:hyperlink>
+          <w:r>
+            <w:t>III.4. Analyse des besoins non fonctionnels</w:t>
+          </w:r>
+          <w:r>
+            <w:tab/>
+          </w:r>
+          <w:r>
+            <w:t>34</w:t>
+          </w:r>
         </w:p>
         <w:p>
           <w:pPr>
-            <w:pStyle w:val="11"/>
+            <w:pStyle w:val="Title"/>
             <w:ind w:left="360"/>
             <w:tabs>
               <w:tab w:val="right" w:leader="dot" w:pos="9026"/>
             </w:tabs>
             <w:spacing w:before="120" w:after="60"/>
           </w:pPr>
-          <w:hyperlink w:anchor="_Toc100069" w:history="1">
-            <w:r>
-              <w:rPr>
-                <w:rStyle w:val="Hyperlink"/>
-              </w:rPr>
-              <w:t>III.5. Architecture générale de la plateforme</w:t>
-            </w:r>
-            <w:r>
-              <w:tab/>
-            </w:r>
-            <w:r>
-              <w:fldChar w:fldCharType="begin"/>
-            </w:r>
-            <w:r>
-              <w:instrText xml:space="preserve"> PAGEREF _Toc100069 \h </w:instrText>
-            </w:r>
-            <w:r>
-              <w:fldChar w:fldCharType="separate"/>
-            </w:r>
-            <w:r>
-              <w:t>35</w:t>
-            </w:r>
-            <w:r>
-              <w:fldChar w:fldCharType="end"/>
-            </w:r>
-          </w:hyperlink>
+          <w:r>
+            <w:t>III.5. Architecture générale de la plateforme</w:t>
+          </w:r>
+          <w:r>
+            <w:tab/>
+          </w:r>
+          <w:r>
+            <w:t>35</w:t>
+          </w:r>
         </w:p>
         <w:p>
           <w:pPr>
-            <w:pStyle w:val="12"/>
+            <w:pStyle w:val="Title"/>
             <w:ind w:left="720"/>
             <w:tabs>
               <w:tab w:val="right" w:leader="dot" w:pos="9026"/>
             </w:tabs>
             <w:spacing w:before="120" w:after="60"/>
           </w:pPr>
-          <w:hyperlink w:anchor="_Toc100070" w:history="1">
-            <w:r>
-              <w:rPr>
-                <w:rStyle w:val="Hyperlink"/>
-              </w:rPr>
-              <w:t>III.5.1. Couche présentation (frontend)</w:t>
-            </w:r>
-            <w:r>
-              <w:tab/>
-            </w:r>
-            <w:r>
-              <w:fldChar w:fldCharType="begin"/>
-            </w:r>
-            <w:r>
-              <w:instrText xml:space="preserve"> PAGEREF _Toc100070 \h </w:instrText>
-            </w:r>
-            <w:r>
-              <w:fldChar w:fldCharType="separate"/>
-            </w:r>
-            <w:r>
-              <w:t>35</w:t>
-            </w:r>
-            <w:r>
-              <w:fldChar w:fldCharType="end"/>
-            </w:r>
-          </w:hyperlink>
+          <w:r>
+            <w:t>III.5.1. Couche présentation (frontend)</w:t>
+          </w:r>
+          <w:r>
+            <w:tab/>
+          </w:r>
+          <w:r>
+            <w:t>35</w:t>
+          </w:r>
         </w:p>
         <w:p>
           <w:pPr>
-            <w:pStyle w:val="12"/>
+            <w:pStyle w:val="Title"/>
             <w:ind w:left="720"/>
             <w:tabs>
               <w:tab w:val="right" w:leader="dot" w:pos="9026"/>
             </w:tabs>
             <w:spacing w:before="120" w:after="60"/>
           </w:pPr>
-          <w:hyperlink w:anchor="_Toc100071" w:history="1">
-            <w:r>
-              <w:rPr>
-                <w:rStyle w:val="Hyperlink"/>
-              </w:rPr>
-              <w:t>III.5.2. Couche application (backend)</w:t>
-            </w:r>
-            <w:r>
-              <w:tab/>
-            </w:r>
-            <w:r>
-              <w:fldChar w:fldCharType="begin"/>
-            </w:r>
-            <w:r>
-              <w:instrText xml:space="preserve"> PAGEREF _Toc100071 \h </w:instrText>
-            </w:r>
-            <w:r>
-              <w:fldChar w:fldCharType="separate"/>
-            </w:r>
-            <w:r>
-              <w:t>35</w:t>
-            </w:r>
-            <w:r>
-              <w:fldChar w:fldCharType="end"/>
-            </w:r>
-          </w:hyperlink>
+          <w:r>
+            <w:t>III.5.2. Couche application (backend)</w:t>
+          </w:r>
+          <w:r>
+            <w:tab/>
+          </w:r>
+          <w:r>
+            <w:t>35</w:t>
+          </w:r>
         </w:p>
         <w:p>
           <w:pPr>
-            <w:pStyle w:val="12"/>
+            <w:pStyle w:val="Title"/>
             <w:ind w:left="720"/>
             <w:tabs>
               <w:tab w:val="right" w:leader="dot" w:pos="9026"/>
             </w:tabs>
             <w:spacing w:before="120" w:after="60"/>
           </w:pPr>
-          <w:hyperlink w:anchor="_Toc100072" w:history="1">
-            <w:r>
-              <w:rPr>
-                <w:rStyle w:val="Hyperlink"/>
-              </w:rPr>
-              <w:t>III.5.3. Couche services IA</w:t>
-            </w:r>
-            <w:r>
-              <w:tab/>
-            </w:r>
-            <w:r>
-              <w:fldChar w:fldCharType="begin"/>
-            </w:r>
-            <w:r>
-              <w:instrText xml:space="preserve"> PAGEREF _Toc100072 \h </w:instrText>
-            </w:r>
-            <w:r>
-              <w:fldChar w:fldCharType="separate"/>
-            </w:r>
-            <w:r>
-              <w:t>35</w:t>
-            </w:r>
-            <w:r>
-              <w:fldChar w:fldCharType="end"/>
-            </w:r>
-          </w:hyperlink>
+          <w:r>
+            <w:t>III.5.3. Couche services IA</w:t>
+          </w:r>
+          <w:r>
+            <w:tab/>
+          </w:r>
+          <w:r>
+            <w:t>35</w:t>
+          </w:r>
         </w:p>
         <w:p>
           <w:pPr>
-            <w:pStyle w:val="12"/>
+            <w:pStyle w:val="Title"/>
             <w:ind w:left="720"/>
             <w:tabs>
               <w:tab w:val="right" w:leader="dot" w:pos="9026"/>
             </w:tabs>
             <w:spacing w:before="120" w:after="60"/>
           </w:pPr>
-          <w:hyperlink w:anchor="_Toc100073" w:history="1">
-            <w:r>
-              <w:rPr>
-                <w:rStyle w:val="Hyperlink"/>
-              </w:rPr>
-              <w:t>III.5.4. Couche données</w:t>
-            </w:r>
-            <w:r>
-              <w:tab/>
-            </w:r>
-            <w:r>
-              <w:fldChar w:fldCharType="begin"/>
-            </w:r>
-            <w:r>
-              <w:instrText xml:space="preserve"> PAGEREF _Toc100073 \h </w:instrText>
-            </w:r>
-            <w:r>
-              <w:fldChar w:fldCharType="separate"/>
-            </w:r>
-            <w:r>
-              <w:t>36</w:t>
-            </w:r>
-            <w:r>
-              <w:fldChar w:fldCharType="end"/>
-            </w:r>
-          </w:hyperlink>
+          <w:r>
+            <w:t>III.5.4. Couche données</w:t>
+          </w:r>
+          <w:r>
+            <w:tab/>
+          </w:r>
+          <w:r>
+            <w:t>36</w:t>
+          </w:r>
         </w:p>
         <w:p>
           <w:pPr>
-            <w:pStyle w:val="11"/>
+            <w:pStyle w:val="Title"/>
             <w:ind w:left="360"/>
             <w:tabs>
               <w:tab w:val="right" w:leader="dot" w:pos="9026"/>
             </w:tabs>
             <w:spacing w:before="120" w:after="60"/>
           </w:pPr>
-          <w:hyperlink w:anchor="_Toc100074" w:history="1">
-            <w:r>
-              <w:rPr>
-                <w:rStyle w:val="Hyperlink"/>
-              </w:rPr>
-              <w:t>III.6. Architecture modulaire</w:t>
-            </w:r>
-            <w:r>
-              <w:tab/>
-            </w:r>
-            <w:r>
-              <w:fldChar w:fldCharType="begin"/>
-            </w:r>
-            <w:r>
-              <w:instrText xml:space="preserve"> PAGEREF _Toc100074 \h </w:instrText>
-            </w:r>
-            <w:r>
-              <w:fldChar w:fldCharType="separate"/>
-            </w:r>
-            <w:r>
-              <w:t>36</w:t>
-            </w:r>
-            <w:r>
-              <w:fldChar w:fldCharType="end"/>
-            </w:r>
-          </w:hyperlink>
+          <w:r>
+            <w:t>III.6. Architecture modulaire</w:t>
+          </w:r>
+          <w:r>
+            <w:tab/>
+          </w:r>
+          <w:r>
+            <w:t>36</w:t>
+          </w:r>
         </w:p>
         <w:p>
           <w:pPr>
-            <w:pStyle w:val="11"/>
+            <w:pStyle w:val="Title"/>
             <w:ind w:left="360"/>
             <w:tabs>
               <w:tab w:val="right" w:leader="dot" w:pos="9026"/>
             </w:tabs>
             <w:spacing w:before="120" w:after="60"/>
           </w:pPr>
-          <w:hyperlink w:anchor="_Toc100075" w:history="1">
-            <w:r>
-              <w:rPr>
-                <w:rStyle w:val="Hyperlink"/>
-              </w:rPr>
-              <w:t>III.7. Architecture multicouche universitaire</w:t>
-            </w:r>
-            <w:r>
-              <w:tab/>
-            </w:r>
-            <w:r>
-              <w:fldChar w:fldCharType="begin"/>
-            </w:r>
-            <w:r>
-              <w:instrText xml:space="preserve"> PAGEREF _Toc100075 \h </w:instrText>
-            </w:r>
-            <w:r>
-              <w:fldChar w:fldCharType="separate"/>
-            </w:r>
-            <w:r>
-              <w:t>37</w:t>
-            </w:r>
-            <w:r>
-              <w:fldChar w:fldCharType="end"/>
-            </w:r>
-          </w:hyperlink>
+          <w:r>
+            <w:t>III.7. Architecture multicouche universitaire</w:t>
+          </w:r>
+          <w:r>
+            <w:tab/>
+          </w:r>
+          <w:r>
+            <w:t>37</w:t>
+          </w:r>
         </w:p>
         <w:p>
           <w:pPr>
-            <w:pStyle w:val="11"/>
+            <w:pStyle w:val="Title"/>
             <w:ind w:left="360"/>
             <w:tabs>
               <w:tab w:val="right" w:leader="dot" w:pos="9026"/>
             </w:tabs>
             <w:spacing w:before="120" w:after="60"/>
           </w:pPr>
-          <w:hyperlink w:anchor="_Toc100076" w:history="1">
-            <w:r>
-              <w:rPr>
-                <w:rStyle w:val="Hyperlink"/>
-              </w:rPr>
-              <w:t>III.8. Pipeline de traitement IA</w:t>
-            </w:r>
-            <w:r>
-              <w:tab/>
-            </w:r>
-            <w:r>
-              <w:fldChar w:fldCharType="begin"/>
-            </w:r>
-            <w:r>
-              <w:instrText xml:space="preserve"> PAGEREF _Toc100076 \h </w:instrText>
-            </w:r>
-            <w:r>
-              <w:fldChar w:fldCharType="separate"/>
-            </w:r>
-            <w:r>
-              <w:t>38</w:t>
-            </w:r>
-            <w:r>
-              <w:fldChar w:fldCharType="end"/>
-            </w:r>
-          </w:hyperlink>
+          <w:r>
+            <w:t>III.8. Pipeline de traitement IA</w:t>
+          </w:r>
+          <w:r>
+            <w:tab/>
+          </w:r>
+          <w:r>
+            <w:t>38</w:t>
+          </w:r>
         </w:p>
         <w:p>
           <w:pPr>
-            <w:pStyle w:val="12"/>
+            <w:pStyle w:val="Title"/>
             <w:ind w:left="720"/>
             <w:tabs>
               <w:tab w:val="right" w:leader="dot" w:pos="9026"/>
             </w:tabs>
             <w:spacing w:before="120" w:after="60"/>
           </w:pPr>
-          <w:hyperlink w:anchor="_Toc100077" w:history="1">
-            <w:r>
-              <w:rPr>
-                <w:rStyle w:val="Hyperlink"/>
-              </w:rPr>
-              <w:t>III.8.1. Soumission du document</w:t>
-            </w:r>
-            <w:r>
-              <w:tab/>
-            </w:r>
-            <w:r>
-              <w:fldChar w:fldCharType="begin"/>
-            </w:r>
-            <w:r>
-              <w:instrText xml:space="preserve"> PAGEREF _Toc100077 \h </w:instrText>
-            </w:r>
-            <w:r>
-              <w:fldChar w:fldCharType="separate"/>
-            </w:r>
-            <w:r>
-              <w:t>38</w:t>
-            </w:r>
-            <w:r>
-              <w:fldChar w:fldCharType="end"/>
-            </w:r>
-          </w:hyperlink>
+          <w:r>
+            <w:t>III.8.1. Soumission du document</w:t>
+          </w:r>
+          <w:r>
+            <w:tab/>
+          </w:r>
+          <w:r>
+            <w:t>38</w:t>
+          </w:r>
         </w:p>
         <w:p>
           <w:pPr>
-            <w:pStyle w:val="12"/>
+            <w:pStyle w:val="Title"/>
             <w:ind w:left="720"/>
             <w:tabs>
               <w:tab w:val="right" w:leader="dot" w:pos="9026"/>
             </w:tabs>
             <w:spacing w:before="120" w:after="60"/>
           </w:pPr>
-          <w:hyperlink w:anchor="_Toc100078" w:history="1">
-            <w:r>
-              <w:rPr>
-                <w:rStyle w:val="Hyperlink"/>
-              </w:rPr>
-              <w:t>III.8.2. Extraction du texte</w:t>
-            </w:r>
-            <w:r>
-              <w:tab/>
-            </w:r>
-            <w:r>
-              <w:fldChar w:fldCharType="begin"/>
-            </w:r>
-            <w:r>
-              <w:instrText xml:space="preserve"> PAGEREF _Toc100078 \h </w:instrText>
-            </w:r>
-            <w:r>
-              <w:fldChar w:fldCharType="separate"/>
-            </w:r>
-            <w:r>
-              <w:t>38</w:t>
-            </w:r>
-            <w:r>
-              <w:fldChar w:fldCharType="end"/>
-            </w:r>
-          </w:hyperlink>
+          <w:r>
+            <w:t>III.8.2. Extraction du texte</w:t>
+          </w:r>
+          <w:r>
+            <w:tab/>
+          </w:r>
+          <w:r>
+            <w:t>38</w:t>
+          </w:r>
         </w:p>
         <w:p>
           <w:pPr>
-            <w:pStyle w:val="12"/>
+            <w:pStyle w:val="Title"/>
             <w:ind w:left="720"/>
             <w:tabs>
               <w:tab w:val="right" w:leader="dot" w:pos="9026"/>
             </w:tabs>
             <w:spacing w:before="120" w:after="60"/>
           </w:pPr>
-          <w:hyperlink w:anchor="_Toc100079" w:history="1">
-            <w:r>
-              <w:rPr>
-                <w:rStyle w:val="Hyperlink"/>
-              </w:rPr>
-              <w:t>III.8.3. Prétraitement NLP</w:t>
-            </w:r>
-            <w:r>
-              <w:tab/>
-            </w:r>
-            <w:r>
-              <w:fldChar w:fldCharType="begin"/>
-            </w:r>
-            <w:r>
-              <w:instrText xml:space="preserve"> PAGEREF _Toc100079 \h </w:instrText>
-            </w:r>
-            <w:r>
-              <w:fldChar w:fldCharType="separate"/>
-            </w:r>
-            <w:r>
-              <w:t>38</w:t>
-            </w:r>
-            <w:r>
-              <w:fldChar w:fldCharType="end"/>
-            </w:r>
-          </w:hyperlink>
+          <w:r>
+            <w:t>III.8.3. Prétraitement NLP</w:t>
+          </w:r>
+          <w:r>
+            <w:tab/>
+          </w:r>
+          <w:r>
+            <w:t>38</w:t>
+          </w:r>
         </w:p>
         <w:p>
           <w:pPr>
-            <w:pStyle w:val="12"/>
+            <w:pStyle w:val="Title"/>
             <w:ind w:left="720"/>
             <w:tabs>
               <w:tab w:val="right" w:leader="dot" w:pos="9026"/>
             </w:tabs>
             <w:spacing w:before="120" w:after="60"/>
           </w:pPr>
-          <w:hyperlink w:anchor="_Toc100080" w:history="1">
-            <w:r>
-              <w:rPr>
-                <w:rStyle w:val="Hyperlink"/>
-              </w:rPr>
-              <w:t>III.8.4. Génération des embeddings</w:t>
-            </w:r>
-            <w:r>
-              <w:tab/>
-            </w:r>
-            <w:r>
-              <w:fldChar w:fldCharType="begin"/>
-            </w:r>
-            <w:r>
-              <w:instrText xml:space="preserve"> PAGEREF _Toc100080 \h </w:instrText>
-            </w:r>
-            <w:r>
-              <w:fldChar w:fldCharType="separate"/>
-            </w:r>
-            <w:r>
-              <w:t>39</w:t>
-            </w:r>
-            <w:r>
-              <w:fldChar w:fldCharType="end"/>
-            </w:r>
-          </w:hyperlink>
+          <w:r>
+            <w:t>III.8.4. Génération des embeddings</w:t>
+          </w:r>
+          <w:r>
+            <w:tab/>
+          </w:r>
+          <w:r>
+            <w:t>39</w:t>
+          </w:r>
         </w:p>
         <w:p>
           <w:pPr>
-            <w:pStyle w:val="12"/>
+            <w:pStyle w:val="Title"/>
             <w:ind w:left="720"/>
             <w:tabs>
               <w:tab w:val="right" w:leader="dot" w:pos="9026"/>
             </w:tabs>
             <w:spacing w:before="120" w:after="60"/>
           </w:pPr>
-          <w:hyperlink w:anchor="_Toc100081" w:history="1">
-            <w:r>
-              <w:rPr>
-                <w:rStyle w:val="Hyperlink"/>
-              </w:rPr>
-              <w:t>III.8.5. Recherche vectorielle</w:t>
-            </w:r>
-            <w:r>
-              <w:tab/>
-            </w:r>
-            <w:r>
-              <w:fldChar w:fldCharType="begin"/>
-            </w:r>
-            <w:r>
-              <w:instrText xml:space="preserve"> PAGEREF _Toc100081 \h </w:instrText>
-            </w:r>
-            <w:r>
-              <w:fldChar w:fldCharType="separate"/>
-            </w:r>
-            <w:r>
-              <w:t>39</w:t>
-            </w:r>
-            <w:r>
-              <w:fldChar w:fldCharType="end"/>
-            </w:r>
-          </w:hyperlink>
+          <w:r>
+            <w:t>III.8.5. Recherche vectorielle</w:t>
+          </w:r>
+          <w:r>
+            <w:tab/>
+          </w:r>
+          <w:r>
+            <w:t>39</w:t>
+          </w:r>
         </w:p>
         <w:p>
           <w:pPr>
-            <w:pStyle w:val="12"/>
+            <w:pStyle w:val="Title"/>
             <w:ind w:left="720"/>
             <w:tabs>
               <w:tab w:val="right" w:leader="dot" w:pos="9026"/>
             </w:tabs>
             <w:spacing w:before="120" w:after="60"/>
           </w:pPr>
-          <w:hyperlink w:anchor="_Toc100082" w:history="1">
-            <w:r>
-              <w:rPr>
-                <w:rStyle w:val="Hyperlink"/>
-              </w:rPr>
-              <w:t>III.8.6. Calcul de similarité</w:t>
-            </w:r>
-            <w:r>
-              <w:tab/>
-            </w:r>
-            <w:r>
-              <w:fldChar w:fldCharType="begin"/>
-            </w:r>
-            <w:r>
-              <w:instrText xml:space="preserve"> PAGEREF _Toc100082 \h </w:instrText>
-            </w:r>
-            <w:r>
-              <w:fldChar w:fldCharType="separate"/>
-            </w:r>
-            <w:r>
-              <w:t>39</w:t>
-            </w:r>
-            <w:r>
-              <w:fldChar w:fldCharType="end"/>
-            </w:r>
-          </w:hyperlink>
+          <w:r>
+            <w:t>III.8.6. Calcul de similarité</w:t>
+          </w:r>
+          <w:r>
+            <w:tab/>
+          </w:r>
+          <w:r>
+            <w:t>39</w:t>
+          </w:r>
         </w:p>
         <w:p>
           <w:pPr>
-            <w:pStyle w:val="12"/>
+            <w:pStyle w:val="Title"/>
             <w:ind w:left="720"/>
             <w:tabs>
               <w:tab w:val="right" w:leader="dot" w:pos="9026"/>
             </w:tabs>
             <w:spacing w:before="120" w:after="60"/>
           </w:pPr>
-          <w:hyperlink w:anchor="_Toc100083" w:history="1">
-            <w:r>
-              <w:rPr>
-                <w:rStyle w:val="Hyperlink"/>
-              </w:rPr>
-              <w:t>III.8.7. Détection et classification</w:t>
-            </w:r>
-            <w:r>
-              <w:tab/>
-            </w:r>
-            <w:r>
-              <w:fldChar w:fldCharType="begin"/>
-            </w:r>
-            <w:r>
-              <w:instrText xml:space="preserve"> PAGEREF _Toc100083 \h </w:instrText>
-            </w:r>
-            <w:r>
-              <w:fldChar w:fldCharType="separate"/>
-            </w:r>
-            <w:r>
-              <w:t>39</w:t>
-            </w:r>
-            <w:r>
-              <w:fldChar w:fldCharType="end"/>
-            </w:r>
-          </w:hyperlink>
+          <w:r>
+            <w:t>III.8.7. Détection et classification</w:t>
+          </w:r>
+          <w:r>
+            <w:tab/>
+          </w:r>
+          <w:r>
+            <w:t>39</w:t>
+          </w:r>
         </w:p>
         <w:p>
           <w:pPr>
-            <w:pStyle w:val="12"/>
+            <w:pStyle w:val="Title"/>
             <w:ind w:left="720"/>
             <w:tabs>
               <w:tab w:val="right" w:leader="dot" w:pos="9026"/>
             </w:tabs>
             <w:spacing w:before="120" w:after="60"/>
           </w:pPr>
-          <w:hyperlink w:anchor="_Toc100084" w:history="1">
-            <w:r>
-              <w:rPr>
-                <w:rStyle w:val="Hyperlink"/>
-              </w:rPr>
-              <w:t>III.8.8. Génération du rapport</w:t>
-            </w:r>
-            <w:r>
-              <w:tab/>
-            </w:r>
-            <w:r>
-              <w:fldChar w:fldCharType="begin"/>
-            </w:r>
-            <w:r>
-              <w:instrText xml:space="preserve"> PAGEREF _Toc100084 \h </w:instrText>
-            </w:r>
-            <w:r>
-              <w:fldChar w:fldCharType="separate"/>
-            </w:r>
-            <w:r>
-              <w:t>40</w:t>
-            </w:r>
-            <w:r>
-              <w:fldChar w:fldCharType="end"/>
-            </w:r>
-          </w:hyperlink>
+          <w:r>
+            <w:t>III.8.8. Génération du rapport</w:t>
+          </w:r>
+          <w:r>
+            <w:tab/>
+          </w:r>
+          <w:r>
+            <w:t>40</w:t>
+          </w:r>
         </w:p>
         <w:p>
           <w:pPr>
-            <w:pStyle w:val="11"/>
+            <w:pStyle w:val="Title"/>
             <w:ind w:left="360"/>
             <w:tabs>
               <w:tab w:val="right" w:leader="dot" w:pos="9026"/>
             </w:tabs>
             <w:spacing w:before="120" w:after="60"/>
           </w:pPr>
-          <w:hyperlink w:anchor="_Toc100085" w:history="1">
-            <w:r>
-              <w:rPr>
-                <w:rStyle w:val="Hyperlink"/>
-              </w:rPr>
-              <w:t>III.9. Base documentaire relationnelle</w:t>
-            </w:r>
-            <w:r>
-              <w:tab/>
-            </w:r>
-            <w:r>
-              <w:fldChar w:fldCharType="begin"/>
-            </w:r>
-            <w:r>
-              <w:instrText xml:space="preserve"> PAGEREF _Toc100085 \h </w:instrText>
-            </w:r>
-            <w:r>
-              <w:fldChar w:fldCharType="separate"/>
-            </w:r>
-            <w:r>
-              <w:t>40</w:t>
-            </w:r>
-            <w:r>
-              <w:fldChar w:fldCharType="end"/>
-            </w:r>
-          </w:hyperlink>
+          <w:r>
+            <w:t>III.9. Base documentaire relationnelle</w:t>
+          </w:r>
+          <w:r>
+            <w:tab/>
+          </w:r>
+          <w:r>
+            <w:t>40</w:t>
+          </w:r>
         </w:p>
         <w:p>
           <w:pPr>
-            <w:pStyle w:val="11"/>
+            <w:pStyle w:val="Title"/>
             <w:ind w:left="360"/>
             <w:tabs>
               <w:tab w:val="right" w:leader="dot" w:pos="9026"/>
             </w:tabs>
             <w:spacing w:before="120" w:after="60"/>
           </w:pPr>
-          <w:hyperlink w:anchor="_Toc100086" w:history="1">
-            <w:r>
-              <w:rPr>
-                <w:rStyle w:val="Hyperlink"/>
-              </w:rPr>
-              <w:t>III.10. Base vectorielle</w:t>
-            </w:r>
-            <w:r>
-              <w:tab/>
-            </w:r>
-            <w:r>
-              <w:fldChar w:fldCharType="begin"/>
-            </w:r>
-            <w:r>
-              <w:instrText xml:space="preserve"> PAGEREF _Toc100086 \h </w:instrText>
-            </w:r>
-            <w:r>
-              <w:fldChar w:fldCharType="separate"/>
-            </w:r>
-            <w:r>
-              <w:t>40</w:t>
-            </w:r>
-            <w:r>
-              <w:fldChar w:fldCharType="end"/>
-            </w:r>
-          </w:hyperlink>
+          <w:r>
+            <w:t>III.10. Base vectorielle</w:t>
+          </w:r>
+          <w:r>
+            <w:tab/>
+          </w:r>
+          <w:r>
+            <w:t>40</w:t>
+          </w:r>
         </w:p>
         <w:p>
           <w:pPr>
-            <w:pStyle w:val="11"/>
+            <w:pStyle w:val="Title"/>
             <w:ind w:left="360"/>
             <w:tabs>
               <w:tab w:val="right" w:leader="dot" w:pos="9026"/>
             </w:tabs>
             <w:spacing w:before="120" w:after="60"/>
           </w:pPr>
-          <w:hyperlink w:anchor="_Toc100087" w:history="1">
-            <w:r>
-              <w:rPr>
-                <w:rStyle w:val="Hyperlink"/>
-              </w:rPr>
-              <w:t>III.11. Conception de l'API REST</w:t>
-            </w:r>
-            <w:r>
-              <w:tab/>
-            </w:r>
-            <w:r>
-              <w:fldChar w:fldCharType="begin"/>
-            </w:r>
-            <w:r>
-              <w:instrText xml:space="preserve"> PAGEREF _Toc100087 \h </w:instrText>
-            </w:r>
-            <w:r>
-              <w:fldChar w:fldCharType="separate"/>
-            </w:r>
-            <w:r>
-              <w:t>41</w:t>
-            </w:r>
-            <w:r>
-              <w:fldChar w:fldCharType="end"/>
-            </w:r>
-          </w:hyperlink>
+          <w:r>
+            <w:t>III.11. Conception de l'API REST</w:t>
+          </w:r>
+          <w:r>
+            <w:tab/>
+          </w:r>
+          <w:r>
+            <w:t>41</w:t>
+          </w:r>
         </w:p>
         <w:p>
           <w:pPr>
-            <w:pStyle w:val="11"/>
+            <w:pStyle w:val="Title"/>
             <w:ind w:left="360"/>
             <w:tabs>
               <w:tab w:val="right" w:leader="dot" w:pos="9026"/>
             </w:tabs>
             <w:spacing w:before="120" w:after="60"/>
           </w:pPr>
-          <w:hyperlink w:anchor="_Toc100088" w:history="1">
-            <w:r>
-              <w:rPr>
-                <w:rStyle w:val="Hyperlink"/>
-              </w:rPr>
-              <w:t>III.12. Modélisation UML</w:t>
-            </w:r>
-            <w:r>
-              <w:tab/>
-            </w:r>
-            <w:r>
-              <w:fldChar w:fldCharType="begin"/>
-            </w:r>
-            <w:r>
-              <w:instrText xml:space="preserve"> PAGEREF _Toc100088 \h </w:instrText>
-            </w:r>
-            <w:r>
-              <w:fldChar w:fldCharType="separate"/>
-            </w:r>
-            <w:r>
-              <w:t>42</w:t>
-            </w:r>
-            <w:r>
-              <w:fldChar w:fldCharType="end"/>
-            </w:r>
-          </w:hyperlink>
+          <w:r>
+            <w:t>III.12. Modélisation UML</w:t>
+          </w:r>
+          <w:r>
+            <w:tab/>
+          </w:r>
+          <w:r>
+            <w:t>42</w:t>
+          </w:r>
         </w:p>
         <w:p>
           <w:pPr>
-            <w:pStyle w:val="12"/>
+            <w:pStyle w:val="Title"/>
             <w:ind w:left="720"/>
             <w:tabs>
               <w:tab w:val="right" w:leader="dot" w:pos="9026"/>
             </w:tabs>
             <w:spacing w:before="120" w:after="60"/>
           </w:pPr>
-          <w:hyperlink w:anchor="_Toc100089" w:history="1">
-            <w:r>
-              <w:rPr>
-                <w:rStyle w:val="Hyperlink"/>
-              </w:rPr>
-              <w:t>III.12.1. Diagramme de cas d'utilisation</w:t>
-            </w:r>
-            <w:r>
-              <w:tab/>
-            </w:r>
-            <w:r>
-              <w:fldChar w:fldCharType="begin"/>
-            </w:r>
-            <w:r>
-              <w:instrText xml:space="preserve"> PAGEREF _Toc100089 \h </w:instrText>
-            </w:r>
-            <w:r>
-              <w:fldChar w:fldCharType="separate"/>
-            </w:r>
-            <w:r>
-              <w:t>42</w:t>
-            </w:r>
-            <w:r>
-              <w:fldChar w:fldCharType="end"/>
-            </w:r>
-          </w:hyperlink>
+          <w:r>
+            <w:t>III.12.1. Diagramme de cas d'utilisation</w:t>
+          </w:r>
+          <w:r>
+            <w:tab/>
+          </w:r>
+          <w:r>
+            <w:t>42</w:t>
+          </w:r>
         </w:p>
         <w:p>
           <w:pPr>
-            <w:pStyle w:val="12"/>
+            <w:pStyle w:val="Title"/>
             <w:ind w:left="720"/>
             <w:tabs>
               <w:tab w:val="right" w:leader="dot" w:pos="9026"/>
             </w:tabs>
             <w:spacing w:before="120" w:after="60"/>
           </w:pPr>
-          <w:hyperlink w:anchor="_Toc100090" w:history="1">
-            <w:r>
-              <w:rPr>
-                <w:rStyle w:val="Hyperlink"/>
-              </w:rPr>
-              <w:t>III.12.2. Diagramme de classes</w:t>
-            </w:r>
-            <w:r>
-              <w:tab/>
-            </w:r>
-            <w:r>
-              <w:fldChar w:fldCharType="begin"/>
-            </w:r>
-            <w:r>
-              <w:instrText xml:space="preserve"> PAGEREF _Toc100090 \h </w:instrText>
-            </w:r>
-            <w:r>
-              <w:fldChar w:fldCharType="separate"/>
-            </w:r>
-            <w:r>
-              <w:t>42</w:t>
-            </w:r>
-            <w:r>
-              <w:fldChar w:fldCharType="end"/>
-            </w:r>
-          </w:hyperlink>
+          <w:r>
+            <w:t>III.12.2. Diagramme de classes</w:t>
+          </w:r>
+          <w:r>
+            <w:tab/>
+          </w:r>
+          <w:r>
+            <w:t>42</w:t>
+          </w:r>
         </w:p>
         <w:p>
           <w:pPr>
-            <w:pStyle w:val="12"/>
+            <w:pStyle w:val="Title"/>
             <w:ind w:left="720"/>
             <w:tabs>
               <w:tab w:val="right" w:leader="dot" w:pos="9026"/>
             </w:tabs>
             <w:spacing w:before="120" w:after="60"/>
           </w:pPr>
-          <w:hyperlink w:anchor="_Toc100091" w:history="1">
-            <w:r>
-              <w:rPr>
-                <w:rStyle w:val="Hyperlink"/>
-              </w:rPr>
-              <w:t>III.12.3. Diagramme de séquences</w:t>
-            </w:r>
-            <w:r>
-              <w:tab/>
-            </w:r>
-            <w:r>
-              <w:fldChar w:fldCharType="begin"/>
-            </w:r>
-            <w:r>
-              <w:instrText xml:space="preserve"> PAGEREF _Toc100091 \h </w:instrText>
-            </w:r>
-            <w:r>
-              <w:fldChar w:fldCharType="separate"/>
-            </w:r>
-            <w:r>
-              <w:t>42</w:t>
-            </w:r>
-            <w:r>
-              <w:fldChar w:fldCharType="end"/>
-            </w:r>
-          </w:hyperlink>
+          <w:r>
+            <w:t>III.12.3. Diagramme de séquences</w:t>
+          </w:r>
+          <w:r>
+            <w:tab/>
+          </w:r>
+          <w:r>
+            <w:t>42</w:t>
+          </w:r>
         </w:p>
         <w:p>
           <w:pPr>
-            <w:pStyle w:val="11"/>
+            <w:pStyle w:val="Title"/>
             <w:ind w:left="360"/>
             <w:tabs>
               <w:tab w:val="right" w:leader="dot" w:pos="9026"/>
             </w:tabs>
             <w:spacing w:before="120" w:after="60"/>
           </w:pPr>
-          <w:hyperlink w:anchor="_Toc100092" w:history="1">
-            <w:r>
-              <w:rPr>
-                <w:rStyle w:val="Hyperlink"/>
-              </w:rPr>
-              <w:t>III.13. Diagrammes d'architecture logicielle</w:t>
-            </w:r>
-            <w:r>
-              <w:tab/>
-            </w:r>
-            <w:r>
-              <w:fldChar w:fldCharType="begin"/>
-            </w:r>
-            <w:r>
-              <w:instrText xml:space="preserve"> PAGEREF _Toc100092 \h </w:instrText>
-            </w:r>
-            <w:r>
-              <w:fldChar w:fldCharType="separate"/>
-            </w:r>
-            <w:r>
-              <w:t>42</w:t>
-            </w:r>
-            <w:r>
-              <w:fldChar w:fldCharType="end"/>
-            </w:r>
-          </w:hyperlink>
+          <w:r>
+            <w:t>III.13. Diagrammes d'architecture logicielle</w:t>
+          </w:r>
+          <w:r>
+            <w:tab/>
+          </w:r>
+          <w:r>
+            <w:t>42</w:t>
+          </w:r>
         </w:p>
         <w:p>
           <w:pPr>
-            <w:pStyle w:val="11"/>
+            <w:pStyle w:val="Title"/>
             <w:ind w:left="360"/>
             <w:tabs>
               <w:tab w:val="right" w:leader="dot" w:pos="9026"/>
             </w:tabs>
             <w:spacing w:before="120" w:after="60"/>
           </w:pPr>
-          <w:hyperlink w:anchor="_Toc100093" w:history="1">
-            <w:r>
-              <w:rPr>
-                <w:rStyle w:val="Hyperlink"/>
-              </w:rPr>
-              <w:t>III.14. Conclusion</w:t>
-            </w:r>
-            <w:r>
-              <w:tab/>
-            </w:r>
-            <w:r>
-              <w:fldChar w:fldCharType="begin"/>
-            </w:r>
-            <w:r>
-              <w:instrText xml:space="preserve"> PAGEREF _Toc100093 \h </w:instrText>
-            </w:r>
-            <w:r>
-              <w:fldChar w:fldCharType="separate"/>
-            </w:r>
-            <w:r>
-              <w:t>43</w:t>
-            </w:r>
-            <w:r>
-              <w:fldChar w:fldCharType="end"/>
-            </w:r>
-          </w:hyperlink>
+          <w:r>
+            <w:t>III.14. Conclusion</w:t>
+          </w:r>
+          <w:r>
+            <w:tab/>
+          </w:r>
+          <w:r>
+            <w:t>43</w:t>
+          </w:r>
         </w:p>
         <w:p>
           <w:pPr>
-            <w:pStyle w:val="9"/>
+            <w:pStyle w:val="Title"/>
             <w:tabs>
               <w:tab w:val="right" w:leader="dot" w:pos="9026"/>
             </w:tabs>
             <w:spacing w:before="120" w:after="60"/>
           </w:pPr>
-          <w:hyperlink w:anchor="_Toc100094" w:history="1">
-            <w:r>
-              <w:rPr>
-                <w:rStyle w:val="Hyperlink"/>
-              </w:rPr>
-              <w:t>CHAPITRE IV — IMPLÉMENTATION, EXPÉRIMENTATION ET ÉVALUATION</w:t>
-            </w:r>
-            <w:r>
-              <w:tab/>
-            </w:r>
-            <w:r>
-              <w:fldChar w:fldCharType="begin"/>
-            </w:r>
-            <w:r>
-              <w:instrText xml:space="preserve"> PAGEREF _Toc100094 \h </w:instrText>
-            </w:r>
-            <w:r>
-              <w:fldChar w:fldCharType="separate"/>
-            </w:r>
-            <w:r>
-              <w:t>43</w:t>
-            </w:r>
-            <w:r>
-              <w:fldChar w:fldCharType="end"/>
-            </w:r>
-          </w:hyperlink>
+          <w:r>
+            <w:t>CHAPITRE IV — IMPLÉMENTATION, EXPÉRIMENTATION ET ÉVALUATION</w:t>
+          </w:r>
+          <w:r>
+            <w:tab/>
+          </w:r>
+          <w:r>
+            <w:t>43</w:t>
+          </w:r>
         </w:p>
         <w:p>
           <w:pPr>
-            <w:pStyle w:val="11"/>
+            <w:pStyle w:val="Title"/>
             <w:ind w:left="360"/>
             <w:tabs>
               <w:tab w:val="right" w:leader="dot" w:pos="9026"/>
             </w:tabs>
             <w:spacing w:before="120" w:after="60"/>
           </w:pPr>
-          <w:hyperlink w:anchor="_Toc100095" w:history="1">
-            <w:r>
-              <w:rPr>
-                <w:rStyle w:val="Hyperlink"/>
-              </w:rPr>
-              <w:t>IV.1. Introduction</w:t>
-            </w:r>
-            <w:r>
-              <w:tab/>
-            </w:r>
-            <w:r>
-              <w:fldChar w:fldCharType="begin"/>
-            </w:r>
-            <w:r>
-              <w:instrText xml:space="preserve"> PAGEREF _Toc100095 \h </w:instrText>
-            </w:r>
-            <w:r>
-              <w:fldChar w:fldCharType="separate"/>
-            </w:r>
-            <w:r>
-              <w:t>43</w:t>
-            </w:r>
-            <w:r>
-              <w:fldChar w:fldCharType="end"/>
-            </w:r>
-          </w:hyperlink>
+          <w:r>
+            <w:t>IV.1. Introduction</w:t>
+          </w:r>
+          <w:r>
+            <w:tab/>
+          </w:r>
+          <w:r>
+            <w:t>43</w:t>
+          </w:r>
         </w:p>
         <w:p>
           <w:pPr>
-            <w:pStyle w:val="11"/>
+            <w:pStyle w:val="Title"/>
             <w:ind w:left="360"/>
             <w:tabs>
               <w:tab w:val="right" w:leader="dot" w:pos="9026"/>
             </w:tabs>
             <w:spacing w:before="120" w:after="60"/>
           </w:pPr>
-          <w:hyperlink w:anchor="_Toc100096" w:history="1">
-            <w:r>
-              <w:rPr>
-                <w:rStyle w:val="Hyperlink"/>
-              </w:rPr>
-              <w:t>IV.2. Stack technique</w:t>
-            </w:r>
-            <w:r>
-              <w:tab/>
-            </w:r>
-            <w:r>
-              <w:fldChar w:fldCharType="begin"/>
-            </w:r>
-            <w:r>
-              <w:instrText xml:space="preserve"> PAGEREF _Toc100096 \h </w:instrText>
-            </w:r>
-            <w:r>
-              <w:fldChar w:fldCharType="separate"/>
-            </w:r>
-            <w:r>
-              <w:t>44</w:t>
-            </w:r>
-            <w:r>
-              <w:fldChar w:fldCharType="end"/>
-            </w:r>
-          </w:hyperlink>
+          <w:r>
+            <w:t>IV.2. Stack technique</w:t>
+          </w:r>
+          <w:r>
+            <w:tab/>
+          </w:r>
+          <w:r>
+            <w:t>44</w:t>
+          </w:r>
         </w:p>
         <w:p>
           <w:pPr>
-            <w:pStyle w:val="11"/>
+            <w:pStyle w:val="Title"/>
             <w:ind w:left="360"/>
             <w:tabs>
               <w:tab w:val="right" w:leader="dot" w:pos="9026"/>
             </w:tabs>
             <w:spacing w:before="120" w:after="60"/>
           </w:pPr>
-          <w:hyperlink w:anchor="_Toc100097" w:history="1">
-            <w:r>
-              <w:rPr>
-                <w:rStyle w:val="Hyperlink"/>
-              </w:rPr>
-              <w:t>IV.3. Architecture logicielle implémentée</w:t>
-            </w:r>
-            <w:r>
-              <w:tab/>
-            </w:r>
-            <w:r>
-              <w:fldChar w:fldCharType="begin"/>
-            </w:r>
-            <w:r>
-              <w:instrText xml:space="preserve"> PAGEREF _Toc100097 \h </w:instrText>
-            </w:r>
-            <w:r>
-              <w:fldChar w:fldCharType="separate"/>
-            </w:r>
-            <w:r>
-              <w:t>44</w:t>
-            </w:r>
-            <w:r>
-              <w:fldChar w:fldCharType="end"/>
-            </w:r>
-          </w:hyperlink>
+          <w:r>
+            <w:t>IV.3. Architecture logicielle implémentée</w:t>
+          </w:r>
+          <w:r>
+            <w:tab/>
+          </w:r>
+          <w:r>
+            <w:t>44</w:t>
+          </w:r>
         </w:p>
         <w:p>
           <w:pPr>
-            <w:pStyle w:val="12"/>
+            <w:pStyle w:val="Title"/>
             <w:ind w:left="720"/>
             <w:tabs>
               <w:tab w:val="right" w:leader="dot" w:pos="9026"/>
             </w:tabs>
             <w:spacing w:before="120" w:after="60"/>
           </w:pPr>
-          <w:hyperlink w:anchor="_Toc100098" w:history="1">
-            <w:r>
-              <w:rPr>
-                <w:rStyle w:val="Hyperlink"/>
-              </w:rPr>
-              <w:t>IV.3.1. Structure du projet</w:t>
-            </w:r>
-            <w:r>
-              <w:tab/>
-            </w:r>
-            <w:r>
-              <w:fldChar w:fldCharType="begin"/>
-            </w:r>
-            <w:r>
-              <w:instrText xml:space="preserve"> PAGEREF _Toc100098 \h </w:instrText>
-            </w:r>
-            <w:r>
-              <w:fldChar w:fldCharType="separate"/>
-            </w:r>
-            <w:r>
-              <w:t>45</w:t>
-            </w:r>
-            <w:r>
-              <w:fldChar w:fldCharType="end"/>
-            </w:r>
-          </w:hyperlink>
+          <w:r>
+            <w:t>IV.3.1. Structure du projet</w:t>
+          </w:r>
+          <w:r>
+            <w:tab/>
+          </w:r>
+          <w:r>
+            <w:t>45</w:t>
+          </w:r>
         </w:p>
         <w:p>
           <w:pPr>
-            <w:pStyle w:val="12"/>
+            <w:pStyle w:val="Title"/>
             <w:ind w:left="720"/>
             <w:tabs>
               <w:tab w:val="right" w:leader="dot" w:pos="9026"/>
             </w:tabs>
             <w:spacing w:before="120" w:after="60"/>
           </w:pPr>
-          <w:hyperlink w:anchor="_Toc100099" w:history="1">
-            <w:r>
-              <w:rPr>
-                <w:rStyle w:val="Hyperlink"/>
-              </w:rPr>
-              <w:t>IV.3.2. Architecture en couches</w:t>
-            </w:r>
-            <w:r>
-              <w:tab/>
-            </w:r>
-            <w:r>
-              <w:fldChar w:fldCharType="begin"/>
-            </w:r>
-            <w:r>
-              <w:instrText xml:space="preserve"> PAGEREF _Toc100099 \h </w:instrText>
-            </w:r>
-            <w:r>
-              <w:fldChar w:fldCharType="separate"/>
-            </w:r>
-            <w:r>
-              <w:t>49</w:t>
-            </w:r>
-            <w:r>
-              <w:fldChar w:fldCharType="end"/>
-            </w:r>
-          </w:hyperlink>
+          <w:r>
+            <w:t>IV.3.2. Architecture en couches</w:t>
+          </w:r>
+          <w:r>
+            <w:tab/>
+          </w:r>
+          <w:r>
+            <w:t>49</w:t>
+          </w:r>
         </w:p>
         <w:p>
           <w:pPr>
-            <w:pStyle w:val="11"/>
+            <w:pStyle w:val="Title"/>
             <w:ind w:left="360"/>
             <w:tabs>
               <w:tab w:val="right" w:leader="dot" w:pos="9026"/>
             </w:tabs>
             <w:spacing w:before="120" w:after="60"/>
           </w:pPr>
-          <w:hyperlink w:anchor="_Toc100100" w:history="1">
-            <w:r>
-              <w:rPr>
-                <w:rStyle w:val="Hyperlink"/>
-              </w:rPr>
-              <w:t>IV.4. Authentification et contrôle d'accès</w:t>
-            </w:r>
-            <w:r>
-              <w:tab/>
-            </w:r>
-            <w:r>
-              <w:fldChar w:fldCharType="begin"/>
-            </w:r>
-            <w:r>
-              <w:instrText xml:space="preserve"> PAGEREF _Toc100100 \h </w:instrText>
-            </w:r>
-            <w:r>
-              <w:fldChar w:fldCharType="separate"/>
-            </w:r>
-            <w:r>
-              <w:t>49</w:t>
-            </w:r>
-            <w:r>
-              <w:fldChar w:fldCharType="end"/>
-            </w:r>
-          </w:hyperlink>
+          <w:r>
+            <w:t>IV.4. Authentification et contrôle d'accès</w:t>
+          </w:r>
+          <w:r>
+            <w:tab/>
+          </w:r>
+          <w:r>
+            <w:t>49</w:t>
+          </w:r>
         </w:p>
         <w:p>
           <w:pPr>
-            <w:pStyle w:val="11"/>
+            <w:pStyle w:val="Title"/>
             <w:ind w:left="360"/>
             <w:tabs>
               <w:tab w:val="right" w:leader="dot" w:pos="9026"/>
             </w:tabs>
             <w:spacing w:before="120" w:after="60"/>
           </w:pPr>
-          <w:hyperlink w:anchor="_Toc100101" w:history="1">
-            <w:r>
-              <w:rPr>
-                <w:rStyle w:val="Hyperlink"/>
-              </w:rPr>
-              <w:t>IV.5. Back-office administrateur</w:t>
-            </w:r>
-            <w:r>
-              <w:tab/>
-            </w:r>
-            <w:r>
-              <w:fldChar w:fldCharType="begin"/>
-            </w:r>
-            <w:r>
-              <w:instrText xml:space="preserve"> PAGEREF _Toc100101 \h </w:instrText>
-            </w:r>
-            <w:r>
-              <w:fldChar w:fldCharType="separate"/>
-            </w:r>
-            <w:r>
-              <w:t>54</w:t>
-            </w:r>
-            <w:r>
-              <w:fldChar w:fldCharType="end"/>
-            </w:r>
-          </w:hyperlink>
+          <w:r>
+            <w:t>IV.5. Back-office administrateur</w:t>
+          </w:r>
+          <w:r>
+            <w:tab/>
+          </w:r>
+          <w:r>
+            <w:t>54</w:t>
+          </w:r>
         </w:p>
         <w:p>
           <w:pPr>
-            <w:pStyle w:val="12"/>
+            <w:pStyle w:val="Title"/>
             <w:ind w:left="720"/>
             <w:tabs>
               <w:tab w:val="right" w:leader="dot" w:pos="9026"/>
             </w:tabs>
             <w:spacing w:before="120" w:after="60"/>
           </w:pPr>
-          <w:hyperlink w:anchor="_Toc100102" w:history="1">
-            <w:r>
-              <w:rPr>
-                <w:rStyle w:val="Hyperlink"/>
-              </w:rPr>
-              <w:t>IV.5.1. Tableau de bord principal</w:t>
-            </w:r>
-            <w:r>
-              <w:tab/>
-            </w:r>
-            <w:r>
-              <w:fldChar w:fldCharType="begin"/>
-            </w:r>
-            <w:r>
-              <w:instrText xml:space="preserve"> PAGEREF _Toc100102 \h </w:instrText>
-            </w:r>
-            <w:r>
-              <w:fldChar w:fldCharType="separate"/>
-            </w:r>
-            <w:r>
-              <w:t>54</w:t>
-            </w:r>
-            <w:r>
-              <w:fldChar w:fldCharType="end"/>
-            </w:r>
-          </w:hyperlink>
+          <w:r>
+            <w:t>IV.5.1. Tableau de bord principal</w:t>
+          </w:r>
+          <w:r>
+            <w:tab/>
+          </w:r>
+          <w:r>
+            <w:t>54</w:t>
+          </w:r>
         </w:p>
         <w:p>
           <w:pPr>
-            <w:pStyle w:val="12"/>
+            <w:pStyle w:val="Title"/>
             <w:ind w:left="720"/>
             <w:tabs>
               <w:tab w:val="right" w:leader="dot" w:pos="9026"/>
             </w:tabs>
             <w:spacing w:before="120" w:after="60"/>
           </w:pPr>
-          <w:hyperlink w:anchor="_Toc100103" w:history="1">
-            <w:r>
-              <w:rPr>
-                <w:rStyle w:val="Hyperlink"/>
-              </w:rPr>
-              <w:t>IV.5.2. Gestion des facultés</w:t>
-            </w:r>
-            <w:r>
-              <w:tab/>
-            </w:r>
-            <w:r>
-              <w:fldChar w:fldCharType="begin"/>
-            </w:r>
-            <w:r>
-              <w:instrText xml:space="preserve"> PAGEREF _Toc100103 \h </w:instrText>
-            </w:r>
-            <w:r>
-              <w:fldChar w:fldCharType="separate"/>
-            </w:r>
-            <w:r>
-              <w:t>55</w:t>
-            </w:r>
-            <w:r>
-              <w:fldChar w:fldCharType="end"/>
-            </w:r>
-          </w:hyperlink>
+          <w:r>
+            <w:t>IV.5.2. Gestion des facultés</w:t>
+          </w:r>
+          <w:r>
+            <w:tab/>
+          </w:r>
+          <w:r>
+            <w:t>55</w:t>
+          </w:r>
         </w:p>
         <w:p>
           <w:pPr>
-            <w:pStyle w:val="12"/>
+            <w:pStyle w:val="Title"/>
             <w:ind w:left="720"/>
             <w:tabs>
               <w:tab w:val="right" w:leader="dot" w:pos="9026"/>
             </w:tabs>
             <w:spacing w:before="120" w:after="60"/>
           </w:pPr>
-          <w:hyperlink w:anchor="_Toc100104" w:history="1">
-            <w:r>
-              <w:rPr>
-                <w:rStyle w:val="Hyperlink"/>
-              </w:rPr>
-              <w:t>IV.5.3. Gestion des utilisateurs</w:t>
-            </w:r>
-            <w:r>
-              <w:tab/>
-            </w:r>
-            <w:r>
-              <w:fldChar w:fldCharType="begin"/>
-            </w:r>
-            <w:r>
-              <w:instrText xml:space="preserve"> PAGEREF _Toc100104 \h </w:instrText>
-            </w:r>
-            <w:r>
-              <w:fldChar w:fldCharType="separate"/>
-            </w:r>
-            <w:r>
-              <w:t>55</w:t>
-            </w:r>
-            <w:r>
-              <w:fldChar w:fldCharType="end"/>
-            </w:r>
-          </w:hyperlink>
+          <w:r>
+            <w:t>IV.5.3. Gestion des utilisateurs</w:t>
+          </w:r>
+          <w:r>
+            <w:tab/>
+          </w:r>
+          <w:r>
+            <w:t>55</w:t>
+          </w:r>
         </w:p>
         <w:p>
           <w:pPr>
-            <w:pStyle w:val="12"/>
+            <w:pStyle w:val="Title"/>
             <w:ind w:left="720"/>
             <w:tabs>
               <w:tab w:val="right" w:leader="dot" w:pos="9026"/>
             </w:tabs>
             <w:spacing w:before="120" w:after="60"/>
           </w:pPr>
-          <w:hyperlink w:anchor="_Toc100105" w:history="1">
-            <w:r>
-              <w:rPr>
-                <w:rStyle w:val="Hyperlink"/>
-              </w:rPr>
-              <w:t>IV.5.4. Gestion des documents</w:t>
-            </w:r>
-            <w:r>
-              <w:tab/>
-            </w:r>
-            <w:r>
-              <w:fldChar w:fldCharType="begin"/>
-            </w:r>
-            <w:r>
-              <w:instrText xml:space="preserve"> PAGEREF _Toc100105 \h </w:instrText>
-            </w:r>
-            <w:r>
-              <w:fldChar w:fldCharType="separate"/>
-            </w:r>
-            <w:r>
-              <w:t>56</w:t>
-            </w:r>
-            <w:r>
-              <w:fldChar w:fldCharType="end"/>
-            </w:r>
-          </w:hyperlink>
+          <w:r>
+            <w:t>IV.5.4. Gestion des documents</w:t>
+          </w:r>
+          <w:r>
+            <w:tab/>
+          </w:r>
+          <w:r>
+            <w:t>56</w:t>
+          </w:r>
         </w:p>
         <w:p>
           <w:pPr>
-            <w:pStyle w:val="11"/>
+            <w:pStyle w:val="Title"/>
             <w:ind w:left="360"/>
             <w:tabs>
               <w:tab w:val="right" w:leader="dot" w:pos="9026"/>
             </w:tabs>
             <w:spacing w:before="120" w:after="60"/>
           </w:pPr>
-          <w:hyperlink w:anchor="_Toc100106" w:history="1">
-            <w:r>
-              <w:rPr>
-                <w:rStyle w:val="Hyperlink"/>
-              </w:rPr>
-              <w:t>IV.6. Moteur IA de détection du plagiat</w:t>
-            </w:r>
-            <w:r>
-              <w:tab/>
-            </w:r>
-            <w:r>
-              <w:fldChar w:fldCharType="begin"/>
-            </w:r>
-            <w:r>
-              <w:instrText xml:space="preserve"> PAGEREF _Toc100106 \h </w:instrText>
-            </w:r>
-            <w:r>
-              <w:fldChar w:fldCharType="separate"/>
-            </w:r>
-            <w:r>
-              <w:t>56</w:t>
-            </w:r>
-            <w:r>
-              <w:fldChar w:fldCharType="end"/>
-            </w:r>
-          </w:hyperlink>
+          <w:r>
+            <w:t>IV.6. Moteur IA de détection du plagiat</w:t>
+          </w:r>
+          <w:r>
+            <w:tab/>
+          </w:r>
+          <w:r>
+            <w:t>56</w:t>
+          </w:r>
         </w:p>
         <w:p>
           <w:pPr>
-            <w:pStyle w:val="12"/>
+            <w:pStyle w:val="Title"/>
             <w:ind w:left="720"/>
             <w:tabs>
               <w:tab w:val="right" w:leader="dot" w:pos="9026"/>
             </w:tabs>
             <w:spacing w:before="120" w:after="60"/>
           </w:pPr>
-          <w:hyperlink w:anchor="_Toc100107" w:history="1">
-            <w:r>
-              <w:rPr>
-                <w:rStyle w:val="Hyperlink"/>
-              </w:rPr>
-              <w:t>IV.6.1. Architecture du moteur</w:t>
-            </w:r>
-            <w:r>
-              <w:tab/>
-            </w:r>
-            <w:r>
-              <w:fldChar w:fldCharType="begin"/>
-            </w:r>
-            <w:r>
-              <w:instrText xml:space="preserve"> PAGEREF _Toc100107 \h </w:instrText>
-            </w:r>
-            <w:r>
-              <w:fldChar w:fldCharType="separate"/>
-            </w:r>
-            <w:r>
-              <w:t>56</w:t>
-            </w:r>
-            <w:r>
-              <w:fldChar w:fldCharType="end"/>
-            </w:r>
-          </w:hyperlink>
+          <w:r>
+            <w:t>IV.6.1. Architecture du moteur</w:t>
+          </w:r>
+          <w:r>
+            <w:tab/>
+          </w:r>
+          <w:r>
+            <w:t>56</w:t>
+          </w:r>
         </w:p>
         <w:p>
           <w:pPr>
-            <w:pStyle w:val="12"/>
+            <w:pStyle w:val="Title"/>
             <w:ind w:left="720"/>
             <w:tabs>
               <w:tab w:val="right" w:leader="dot" w:pos="9026"/>
             </w:tabs>
             <w:spacing w:before="120" w:after="60"/>
           </w:pPr>
-          <w:hyperlink w:anchor="_Toc100108" w:history="1">
-            <w:r>
-              <w:rPr>
-                <w:rStyle w:val="Hyperlink"/>
-              </w:rPr>
-              <w:t>IV.6.2. Prétraitement NLP</w:t>
-            </w:r>
-            <w:r>
-              <w:tab/>
-            </w:r>
-            <w:r>
-              <w:fldChar w:fldCharType="begin"/>
-            </w:r>
-            <w:r>
-              <w:instrText xml:space="preserve"> PAGEREF _Toc100108 \h </w:instrText>
-            </w:r>
-            <w:r>
-              <w:fldChar w:fldCharType="separate"/>
-            </w:r>
-            <w:r>
-              <w:t>57</w:t>
-            </w:r>
-            <w:r>
-              <w:fldChar w:fldCharType="end"/>
-            </w:r>
-          </w:hyperlink>
+          <w:r>
+            <w:t>IV.6.2. Prétraitement NLP</w:t>
+          </w:r>
+          <w:r>
+            <w:tab/>
+          </w:r>
+          <w:r>
+            <w:t>57</w:t>
+          </w:r>
         </w:p>
         <w:p>
           <w:pPr>
-            <w:pStyle w:val="12"/>
+            <w:pStyle w:val="Title"/>
             <w:ind w:left="720"/>
             <w:tabs>
               <w:tab w:val="right" w:leader="dot" w:pos="9026"/>
             </w:tabs>
             <w:spacing w:before="120" w:after="60"/>
           </w:pPr>
-          <w:hyperlink w:anchor="_Toc100109" w:history="1">
-            <w:r>
-              <w:rPr>
-                <w:rStyle w:val="Hyperlink"/>
-              </w:rPr>
-              <w:t>IV.6.3. Vectorisation TF-IDF</w:t>
-            </w:r>
-            <w:r>
-              <w:tab/>
-            </w:r>
-            <w:r>
-              <w:fldChar w:fldCharType="begin"/>
-            </w:r>
-            <w:r>
-              <w:instrText xml:space="preserve"> PAGEREF _Toc100109 \h </w:instrText>
-            </w:r>
-            <w:r>
-              <w:fldChar w:fldCharType="separate"/>
-            </w:r>
-            <w:r>
-              <w:t>59</w:t>
-            </w:r>
-            <w:r>
-              <w:fldChar w:fldCharType="end"/>
-            </w:r>
-          </w:hyperlink>
+          <w:r>
+            <w:t>IV.6.3. Vectorisation TF-IDF</w:t>
+          </w:r>
+          <w:r>
+            <w:tab/>
+          </w:r>
+          <w:r>
+            <w:t>59</w:t>
+          </w:r>
         </w:p>
         <w:p>
           <w:pPr>
-            <w:pStyle w:val="12"/>
+            <w:pStyle w:val="Title"/>
             <w:ind w:left="720"/>
             <w:tabs>
               <w:tab w:val="right" w:leader="dot" w:pos="9026"/>
             </w:tabs>
             <w:spacing w:before="120" w:after="60"/>
           </w:pPr>
-          <w:hyperlink w:anchor="_Toc100110" w:history="1">
-            <w:r>
-              <w:rPr>
-                <w:rStyle w:val="Hyperlink"/>
-              </w:rPr>
-              <w:t>IV.6.4. Similarité et classification</w:t>
-            </w:r>
-            <w:r>
-              <w:tab/>
-            </w:r>
-            <w:r>
-              <w:fldChar w:fldCharType="begin"/>
-            </w:r>
-            <w:r>
-              <w:instrText xml:space="preserve"> PAGEREF _Toc100110 \h </w:instrText>
-            </w:r>
-            <w:r>
-              <w:fldChar w:fldCharType="separate"/>
-            </w:r>
-            <w:r>
-              <w:t>62</w:t>
-            </w:r>
-            <w:r>
-              <w:fldChar w:fldCharType="end"/>
-            </w:r>
-          </w:hyperlink>
+          <w:r>
+            <w:t>IV.6.4. Similarité et classification</w:t>
+          </w:r>
+          <w:r>
+            <w:tab/>
+          </w:r>
+          <w:r>
+            <w:t>62</w:t>
+          </w:r>
         </w:p>
         <w:p>
           <w:pPr>
-            <w:pStyle w:val="12"/>
+            <w:pStyle w:val="Title"/>
             <w:ind w:left="720"/>
             <w:tabs>
               <w:tab w:val="right" w:leader="dot" w:pos="9026"/>
             </w:tabs>
             <w:spacing w:before="120" w:after="60"/>
           </w:pPr>
-          <w:hyperlink w:anchor="_Toc100111" w:history="1">
-            <w:r>
-              <w:rPr>
-                <w:rStyle w:val="Hyperlink"/>
-              </w:rPr>
-              <w:t>IV.6.5. Page supervision des analyses</w:t>
-            </w:r>
-            <w:r>
-              <w:tab/>
-            </w:r>
-            <w:r>
-              <w:fldChar w:fldCharType="begin"/>
-            </w:r>
-            <w:r>
-              <w:instrText xml:space="preserve"> PAGEREF _Toc100111 \h </w:instrText>
-            </w:r>
-            <w:r>
-              <w:fldChar w:fldCharType="separate"/>
-            </w:r>
-            <w:r>
-              <w:t>62</w:t>
-            </w:r>
-            <w:r>
-              <w:fldChar w:fldCharType="end"/>
-            </w:r>
-          </w:hyperlink>
+          <w:r>
+            <w:t>IV.6.5. Page supervision des analyses</w:t>
+          </w:r>
+          <w:r>
+            <w:tab/>
+          </w:r>
+          <w:r>
+            <w:t>62</w:t>
+          </w:r>
         </w:p>
         <w:p>
           <w:pPr>
-            <w:pStyle w:val="11"/>
+            <w:pStyle w:val="Title"/>
             <w:ind w:left="360"/>
             <w:tabs>
               <w:tab w:val="right" w:leader="dot" w:pos="9026"/>
             </w:tabs>
             <w:spacing w:before="120" w:after="60"/>
           </w:pPr>
-          <w:hyperlink w:anchor="_Toc100112" w:history="1">
-            <w:r>
-              <w:rPr>
-                <w:rStyle w:val="Hyperlink"/>
-              </w:rPr>
-              <w:t>IV.7. Visualisation des résultats d'analyse</w:t>
-            </w:r>
-            <w:r>
-              <w:tab/>
-            </w:r>
-            <w:r>
-              <w:fldChar w:fldCharType="begin"/>
-            </w:r>
-            <w:r>
-              <w:instrText xml:space="preserve"> PAGEREF _Toc100112 \h </w:instrText>
-            </w:r>
-            <w:r>
-              <w:fldChar w:fldCharType="separate"/>
-            </w:r>
-            <w:r>
-              <w:t>63</w:t>
-            </w:r>
-            <w:r>
-              <w:fldChar w:fldCharType="end"/>
-            </w:r>
-          </w:hyperlink>
+          <w:r>
+            <w:t>IV.7. Visualisation des résultats d'analyse</w:t>
+          </w:r>
+          <w:r>
+            <w:tab/>
+          </w:r>
+          <w:r>
+            <w:t>63</w:t>
+          </w:r>
         </w:p>
         <w:p>
           <w:pPr>
-            <w:pStyle w:val="11"/>
+            <w:pStyle w:val="Title"/>
             <w:ind w:left="360"/>
             <w:tabs>
               <w:tab w:val="right" w:leader="dot" w:pos="9026"/>
             </w:tabs>
             <w:spacing w:before="120" w:after="60"/>
           </w:pPr>
-          <w:hyperlink w:anchor="_Toc100113" w:history="1">
-            <w:r>
-              <w:rPr>
-                <w:rStyle w:val="Hyperlink"/>
-              </w:rPr>
-              <w:t>IV.8. Génération automatique de rapports PDF</w:t>
-            </w:r>
-            <w:r>
-              <w:tab/>
-            </w:r>
-            <w:r>
-              <w:fldChar w:fldCharType="begin"/>
-            </w:r>
-            <w:r>
-              <w:instrText xml:space="preserve"> PAGEREF _Toc100113 \h </w:instrText>
-            </w:r>
-            <w:r>
-              <w:fldChar w:fldCharType="separate"/>
-            </w:r>
-            <w:r>
-              <w:t>63</w:t>
-            </w:r>
-            <w:r>
-              <w:fldChar w:fldCharType="end"/>
-            </w:r>
-          </w:hyperlink>
+          <w:r>
+            <w:t>IV.8. Génération automatique de rapports PDF</w:t>
+          </w:r>
+          <w:r>
+            <w:tab/>
+          </w:r>
+          <w:r>
+            <w:t>63</w:t>
+          </w:r>
         </w:p>
         <w:p>
           <w:pPr>
-            <w:pStyle w:val="11"/>
+            <w:pStyle w:val="Title"/>
             <w:ind w:left="360"/>
             <w:tabs>
               <w:tab w:val="right" w:leader="dot" w:pos="9026"/>
             </w:tabs>
             <w:spacing w:before="120" w:after="60"/>
           </w:pPr>
-          <w:hyperlink w:anchor="_Toc100114" w:history="1">
-            <w:r>
-              <w:rPr>
-                <w:rStyle w:val="Hyperlink"/>
-              </w:rPr>
-              <w:t>IV.9. Journal d'audit et paramètres système</w:t>
-            </w:r>
-            <w:r>
-              <w:tab/>
-            </w:r>
-            <w:r>
-              <w:fldChar w:fldCharType="begin"/>
-            </w:r>
-            <w:r>
-              <w:instrText xml:space="preserve"> PAGEREF _Toc100114 \h </w:instrText>
-            </w:r>
-            <w:r>
-              <w:fldChar w:fldCharType="separate"/>
-            </w:r>
-            <w:r>
-              <w:t>64</w:t>
-            </w:r>
-            <w:r>
-              <w:fldChar w:fldCharType="end"/>
-            </w:r>
-          </w:hyperlink>
+          <w:r>
+            <w:t>IV.9. Journal d'audit et paramètres système</w:t>
+          </w:r>
+          <w:r>
+            <w:tab/>
+          </w:r>
+          <w:r>
+            <w:t>64</w:t>
+          </w:r>
         </w:p>
         <w:p>
           <w:pPr>
-            <w:pStyle w:val="11"/>
+            <w:pStyle w:val="Title"/>
             <w:ind w:left="360"/>
             <w:tabs>
               <w:tab w:val="right" w:leader="dot" w:pos="9026"/>
             </w:tabs>
             <w:spacing w:before="120" w:after="60"/>
           </w:pPr>
-          <w:hyperlink w:anchor="_Toc100115" w:history="1">
-            <w:r>
-              <w:rPr>
-                <w:rStyle w:val="Hyperlink"/>
-              </w:rPr>
-              <w:t>IV.10. Expérimentation sur corpus pilote</w:t>
-            </w:r>
-            <w:r>
-              <w:tab/>
-            </w:r>
-            <w:r>
-              <w:fldChar w:fldCharType="begin"/>
-            </w:r>
-            <w:r>
-              <w:instrText xml:space="preserve"> PAGEREF _Toc100115 \h </w:instrText>
-            </w:r>
-            <w:r>
-              <w:fldChar w:fldCharType="separate"/>
-            </w:r>
-            <w:r>
-              <w:t>65</w:t>
-            </w:r>
-            <w:r>
-              <w:fldChar w:fldCharType="end"/>
-            </w:r>
-          </w:hyperlink>
+          <w:r>
+            <w:t>IV.10. Expérimentation sur corpus pilote</w:t>
+          </w:r>
+          <w:r>
+            <w:tab/>
+          </w:r>
+          <w:r>
+            <w:t>65</w:t>
+          </w:r>
         </w:p>
         <w:p>
           <w:pPr>
-            <w:pStyle w:val="12"/>
+            <w:pStyle w:val="Title"/>
             <w:ind w:left="720"/>
             <w:tabs>
               <w:tab w:val="right" w:leader="dot" w:pos="9026"/>
             </w:tabs>
             <w:spacing w:before="120" w:after="60"/>
           </w:pPr>
-          <w:hyperlink w:anchor="_Toc100116" w:history="1">
-            <w:r>
-              <w:rPr>
-                <w:rStyle w:val="Hyperlink"/>
-              </w:rPr>
-              <w:t>IV.10.1. Constitution du corpus pilote</w:t>
-            </w:r>
-            <w:r>
-              <w:tab/>
-            </w:r>
-            <w:r>
-              <w:fldChar w:fldCharType="begin"/>
-            </w:r>
-            <w:r>
-              <w:instrText xml:space="preserve"> PAGEREF _Toc100116 \h </w:instrText>
-            </w:r>
-            <w:r>
-              <w:fldChar w:fldCharType="separate"/>
-            </w:r>
-            <w:r>
-              <w:t>65</w:t>
-            </w:r>
-            <w:r>
-              <w:fldChar w:fldCharType="end"/>
-            </w:r>
-          </w:hyperlink>
+          <w:r>
+            <w:t>IV.10.1. Constitution du corpus pilote</w:t>
+          </w:r>
+          <w:r>
+            <w:tab/>
+          </w:r>
+          <w:r>
+            <w:t>65</w:t>
+          </w:r>
         </w:p>
         <w:p>
           <w:pPr>
-            <w:pStyle w:val="12"/>
+            <w:pStyle w:val="Title"/>
             <w:ind w:left="720"/>
             <w:tabs>
               <w:tab w:val="right" w:leader="dot" w:pos="9026"/>
             </w:tabs>
             <w:spacing w:before="120" w:after="60"/>
           </w:pPr>
-          <w:hyperlink w:anchor="_Toc100117" w:history="1">
-            <w:r>
-              <w:rPr>
-                <w:rStyle w:val="Hyperlink"/>
-              </w:rPr>
-              <w:t>IV.10.2. Protocole d'évaluation</w:t>
-            </w:r>
-            <w:r>
-              <w:tab/>
-            </w:r>
-            <w:r>
-              <w:fldChar w:fldCharType="begin"/>
-            </w:r>
-            <w:r>
-              <w:instrText xml:space="preserve"> PAGEREF _Toc100117 \h </w:instrText>
-            </w:r>
-            <w:r>
-              <w:fldChar w:fldCharType="separate"/>
-            </w:r>
-            <w:r>
-              <w:t>65</w:t>
-            </w:r>
-            <w:r>
-              <w:fldChar w:fldCharType="end"/>
-            </w:r>
-          </w:hyperlink>
+          <w:r>
+            <w:t>IV.10.2. Protocole d'évaluation</w:t>
+          </w:r>
+          <w:r>
+            <w:tab/>
+          </w:r>
+          <w:r>
+            <w:t>65</w:t>
+          </w:r>
         </w:p>
         <w:p>
           <w:pPr>
-            <w:pStyle w:val="12"/>
+            <w:pStyle w:val="Title"/>
             <w:ind w:left="720"/>
             <w:tabs>
               <w:tab w:val="right" w:leader="dot" w:pos="9026"/>
             </w:tabs>
             <w:spacing w:before="120" w:after="60"/>
           </w:pPr>
-          <w:hyperlink w:anchor="_Toc100118" w:history="1">
-            <w:r>
-              <w:rPr>
-                <w:rStyle w:val="Hyperlink"/>
-              </w:rPr>
-              <w:t>IV.10.3. Résultats quantitatifs</w:t>
-            </w:r>
-            <w:r>
-              <w:tab/>
-            </w:r>
-            <w:r>
-              <w:fldChar w:fldCharType="begin"/>
-            </w:r>
-            <w:r>
-              <w:instrText xml:space="preserve"> PAGEREF _Toc100118 \h </w:instrText>
-            </w:r>
-            <w:r>
-              <w:fldChar w:fldCharType="separate"/>
-            </w:r>
-            <w:r>
-              <w:t>66</w:t>
-            </w:r>
-            <w:r>
-              <w:fldChar w:fldCharType="end"/>
-            </w:r>
-          </w:hyperlink>
+          <w:r>
+            <w:t>IV.10.3. Résultats quantitatifs</w:t>
+          </w:r>
+          <w:r>
+            <w:tab/>
+          </w:r>
+          <w:r>
+            <w:t>66</w:t>
+          </w:r>
         </w:p>
         <w:p>
           <w:pPr>
-            <w:pStyle w:val="12"/>
+            <w:pStyle w:val="Title"/>
             <w:ind w:left="720"/>
             <w:tabs>
               <w:tab w:val="right" w:leader="dot" w:pos="9026"/>
             </w:tabs>
             <w:spacing w:before="120" w:after="60"/>
           </w:pPr>
-          <w:hyperlink w:anchor="_Toc100119" w:history="1">
-            <w:r>
-              <w:rPr>
-                <w:rStyle w:val="Hyperlink"/>
-              </w:rPr>
-              <w:t>IV.10.4. Analyse détaillée par document</w:t>
-            </w:r>
-            <w:r>
-              <w:tab/>
-            </w:r>
-            <w:r>
-              <w:fldChar w:fldCharType="begin"/>
-            </w:r>
-            <w:r>
-              <w:instrText xml:space="preserve"> PAGEREF _Toc100119 \h </w:instrText>
-            </w:r>
-            <w:r>
-              <w:fldChar w:fldCharType="separate"/>
-            </w:r>
-            <w:r>
-              <w:t>67</w:t>
-            </w:r>
-            <w:r>
-              <w:fldChar w:fldCharType="end"/>
-            </w:r>
-          </w:hyperlink>
+          <w:r>
+            <w:t>IV.10.4. Analyse détaillée par document</w:t>
+          </w:r>
+          <w:r>
+            <w:tab/>
+          </w:r>
+          <w:r>
+            <w:t>67</w:t>
+          </w:r>
         </w:p>
         <w:p>
           <w:pPr>
-            <w:pStyle w:val="12"/>
+            <w:pStyle w:val="Title"/>
             <w:ind w:left="720"/>
             <w:tabs>
               <w:tab w:val="right" w:leader="dot" w:pos="9026"/>
             </w:tabs>
             <w:spacing w:before="120" w:after="60"/>
           </w:pPr>
-          <w:hyperlink w:anchor="_Toc100120" w:history="1">
-            <w:r>
-              <w:rPr>
-                <w:rStyle w:val="Hyperlink"/>
-              </w:rPr>
-              <w:t>IV.10.5. Analyse des correspondances détectées</w:t>
-            </w:r>
-            <w:r>
-              <w:tab/>
-            </w:r>
-            <w:r>
-              <w:fldChar w:fldCharType="begin"/>
-            </w:r>
-            <w:r>
-              <w:instrText xml:space="preserve"> PAGEREF _Toc100120 \h </w:instrText>
-            </w:r>
-            <w:r>
-              <w:fldChar w:fldCharType="separate"/>
-            </w:r>
-            <w:r>
-              <w:t>67</w:t>
-            </w:r>
-            <w:r>
-              <w:fldChar w:fldCharType="end"/>
-            </w:r>
-          </w:hyperlink>
+          <w:r>
+            <w:t>IV.10.5. Analyse des correspondances détectées</w:t>
+          </w:r>
+          <w:r>
+            <w:tab/>
+          </w:r>
+          <w:r>
+            <w:t>67</w:t>
+          </w:r>
         </w:p>
         <w:p>
           <w:pPr>
-            <w:pStyle w:val="11"/>
+            <w:pStyle w:val="Title"/>
             <w:ind w:left="360"/>
             <w:tabs>
               <w:tab w:val="right" w:leader="dot" w:pos="9026"/>
             </w:tabs>
             <w:spacing w:before="120" w:after="60"/>
           </w:pPr>
-          <w:hyperlink w:anchor="_Toc100121" w:history="1">
-            <w:r>
-              <w:rPr>
-                <w:rStyle w:val="Hyperlink"/>
-              </w:rPr>
-              <w:t>IV.11. Performances et scalabilité</w:t>
-            </w:r>
-            <w:r>
-              <w:tab/>
-            </w:r>
-            <w:r>
-              <w:fldChar w:fldCharType="begin"/>
-            </w:r>
-            <w:r>
-              <w:instrText xml:space="preserve"> PAGEREF _Toc100121 \h </w:instrText>
-            </w:r>
-            <w:r>
-              <w:fldChar w:fldCharType="separate"/>
-            </w:r>
-            <w:r>
-              <w:t>68</w:t>
-            </w:r>
-            <w:r>
-              <w:fldChar w:fldCharType="end"/>
-            </w:r>
-          </w:hyperlink>
+          <w:r>
+            <w:t>IV.11. Performances et scalabilité</w:t>
+          </w:r>
+          <w:r>
+            <w:tab/>
+          </w:r>
+          <w:r>
+            <w:t>68</w:t>
+          </w:r>
         </w:p>
         <w:p>
           <w:pPr>
-            <w:pStyle w:val="11"/>
+            <w:pStyle w:val="Title"/>
             <w:ind w:left="360"/>
             <w:tabs>
               <w:tab w:val="right" w:leader="dot" w:pos="9026"/>
             </w:tabs>
             <w:spacing w:before="120" w:after="60"/>
           </w:pPr>
-          <w:hyperlink w:anchor="_Toc100122" w:history="1">
-            <w:r>
-              <w:rPr>
-                <w:rStyle w:val="Hyperlink"/>
-              </w:rPr>
-              <w:t>IV.12. Limites observées</w:t>
-            </w:r>
-            <w:r>
-              <w:tab/>
-            </w:r>
-            <w:r>
-              <w:fldChar w:fldCharType="begin"/>
-            </w:r>
-            <w:r>
-              <w:instrText xml:space="preserve"> PAGEREF _Toc100122 \h </w:instrText>
-            </w:r>
-            <w:r>
-              <w:fldChar w:fldCharType="separate"/>
-            </w:r>
-            <w:r>
-              <w:t>69</w:t>
-            </w:r>
-            <w:r>
-              <w:fldChar w:fldCharType="end"/>
-            </w:r>
-          </w:hyperlink>
+          <w:r>
+            <w:t>IV.12. Limites observées</w:t>
+          </w:r>
+          <w:r>
+            <w:tab/>
+          </w:r>
+          <w:r>
+            <w:t>69</w:t>
+          </w:r>
         </w:p>
         <w:p>
           <w:pPr>
-            <w:pStyle w:val="11"/>
+            <w:pStyle w:val="Title"/>
             <w:ind w:left="360"/>
             <w:tabs>
               <w:tab w:val="right" w:leader="dot" w:pos="9026"/>
             </w:tabs>
             <w:spacing w:before="120" w:after="60"/>
           </w:pPr>
-          <w:hyperlink w:anchor="_Toc100123" w:history="1">
-            <w:r>
-              <w:rPr>
-                <w:rStyle w:val="Hyperlink"/>
-              </w:rPr>
-              <w:t>IV.13. Conclusion</w:t>
-            </w:r>
-            <w:r>
-              <w:tab/>
-            </w:r>
-            <w:r>
-              <w:fldChar w:fldCharType="begin"/>
-            </w:r>
-            <w:r>
-              <w:instrText xml:space="preserve"> PAGEREF _Toc100123 \h </w:instrText>
-            </w:r>
-            <w:r>
-              <w:fldChar w:fldCharType="separate"/>
-            </w:r>
-            <w:r>
-              <w:t>69</w:t>
-            </w:r>
-            <w:r>
-              <w:fldChar w:fldCharType="end"/>
-            </w:r>
-          </w:hyperlink>
+          <w:r>
+            <w:t>IV.13. Conclusion</w:t>
+          </w:r>
+          <w:r>
+            <w:tab/>
+          </w:r>
+          <w:r>
+            <w:t>69</w:t>
+          </w:r>
         </w:p>
         <w:p>
           <w:pPr>
-            <w:pStyle w:val="9"/>
+            <w:pStyle w:val="Title"/>
             <w:tabs>
               <w:tab w:val="right" w:leader="dot" w:pos="9026"/>
             </w:tabs>
             <w:spacing w:before="120" w:after="60"/>
           </w:pPr>
-          <w:hyperlink w:anchor="_Toc100124" w:history="1">
-            <w:r>
-              <w:rPr>
-                <w:rStyle w:val="Hyperlink"/>
-              </w:rPr>
-              <w:t>CONCLUSION GÉNÉRALE</w:t>
-            </w:r>
-            <w:r>
-              <w:tab/>
-            </w:r>
-            <w:r>
-              <w:fldChar w:fldCharType="begin"/>
-            </w:r>
-            <w:r>
-              <w:instrText xml:space="preserve"> PAGEREF _Toc100124 \h </w:instrText>
-            </w:r>
-            <w:r>
-              <w:fldChar w:fldCharType="separate"/>
-            </w:r>
-            <w:r>
-              <w:t>70</w:t>
-            </w:r>
-            <w:r>
-              <w:fldChar w:fldCharType="end"/>
-            </w:r>
-          </w:hyperlink>
+          <w:r>
+            <w:t>CONCLUSION GÉNÉRALE</w:t>
+          </w:r>
+          <w:r>
+            <w:tab/>
+          </w:r>
+          <w:r>
+            <w:t>70</w:t>
+          </w:r>
         </w:p>
         <w:p>
           <w:pPr>
-            <w:pStyle w:val="11"/>
+            <w:pStyle w:val="Title"/>
             <w:ind w:left="360"/>
             <w:tabs>
               <w:tab w:val="right" w:leader="dot" w:pos="9026"/>
             </w:tabs>
             <w:spacing w:before="120" w:after="60"/>
           </w:pPr>
-          <w:hyperlink w:anchor="_Toc100125" w:history="1">
-            <w:r>
-              <w:rPr>
-                <w:rStyle w:val="Hyperlink"/>
-              </w:rPr>
-              <w:t>Résultats obtenus</w:t>
-            </w:r>
-            <w:r>
-              <w:tab/>
-            </w:r>
-            <w:r>
-              <w:fldChar w:fldCharType="begin"/>
-            </w:r>
-            <w:r>
-              <w:instrText xml:space="preserve"> PAGEREF _Toc100125 \h </w:instrText>
-            </w:r>
-            <w:r>
-              <w:fldChar w:fldCharType="separate"/>
-            </w:r>
-            <w:r>
-              <w:t>70</w:t>
-            </w:r>
-            <w:r>
-              <w:fldChar w:fldCharType="end"/>
-            </w:r>
-          </w:hyperlink>
+          <w:r>
+            <w:t>Résultats obtenus</w:t>
+          </w:r>
+          <w:r>
+            <w:tab/>
+          </w:r>
+          <w:r>
+            <w:t>70</w:t>
+          </w:r>
         </w:p>
         <w:p>
           <w:pPr>
-            <w:pStyle w:val="11"/>
+            <w:pStyle w:val="Title"/>
             <w:ind w:left="360"/>
             <w:tabs>
               <w:tab w:val="right" w:leader="dot" w:pos="9026"/>
             </w:tabs>
             <w:spacing w:before="120" w:after="60"/>
           </w:pPr>
-          <w:hyperlink w:anchor="_Toc100126" w:history="1">
-            <w:r>
-              <w:rPr>
-                <w:rStyle w:val="Hyperlink"/>
-              </w:rPr>
-              <w:t>Limites du travail</w:t>
-            </w:r>
-            <w:r>
-              <w:tab/>
-            </w:r>
-            <w:r>
-              <w:fldChar w:fldCharType="begin"/>
-            </w:r>
-            <w:r>
-              <w:instrText xml:space="preserve"> PAGEREF _Toc100126 \h </w:instrText>
-            </w:r>
-            <w:r>
-              <w:fldChar w:fldCharType="separate"/>
-            </w:r>
-            <w:r>
-              <w:t>71</w:t>
-            </w:r>
-            <w:r>
-              <w:fldChar w:fldCharType="end"/>
-            </w:r>
-          </w:hyperlink>
+          <w:r>
+            <w:t>Limites du travail</w:t>
+          </w:r>
+          <w:r>
+            <w:tab/>
+          </w:r>
+          <w:r>
+            <w:t>71</w:t>
+          </w:r>
         </w:p>
         <w:p>
           <w:pPr>
-            <w:pStyle w:val="11"/>
+            <w:pStyle w:val="Title"/>
             <w:ind w:left="360"/>
             <w:tabs>
               <w:tab w:val="right" w:leader="dot" w:pos="9026"/>
             </w:tabs>
             <w:spacing w:before="120" w:after="60"/>
           </w:pPr>
-          <w:hyperlink w:anchor="_Toc100127" w:history="1">
-            <w:r>
-              <w:rPr>
-                <w:rStyle w:val="Hyperlink"/>
-              </w:rPr>
-              <w:t>Perspectives</w:t>
-            </w:r>
-            <w:r>
-              <w:tab/>
-            </w:r>
-            <w:r>
-              <w:fldChar w:fldCharType="begin"/>
-            </w:r>
-            <w:r>
-              <w:instrText xml:space="preserve"> PAGEREF _Toc100127 \h </w:instrText>
-            </w:r>
-            <w:r>
-              <w:fldChar w:fldCharType="separate"/>
-            </w:r>
-            <w:r>
-              <w:t>72</w:t>
-            </w:r>
-            <w:r>
-              <w:fldChar w:fldCharType="end"/>
-            </w:r>
-          </w:hyperlink>
+          <w:r>
+            <w:t>Perspectives</w:t>
+          </w:r>
+          <w:r>
+            <w:tab/>
+          </w:r>
+          <w:r>
+            <w:t>72</w:t>
+          </w:r>
         </w:p>
         <w:p>
           <w:pPr>
-            <w:pStyle w:val="12"/>
+            <w:pStyle w:val="Title"/>
             <w:ind w:left="720"/>
             <w:tabs>
               <w:tab w:val="right" w:leader="dot" w:pos="9026"/>
             </w:tabs>
             <w:spacing w:before="120" w:after="60"/>
           </w:pPr>
-          <w:hyperlink w:anchor="_Toc100128" w:history="1">
-            <w:r>
-              <w:rPr>
-                <w:rStyle w:val="Hyperlink"/>
-              </w:rPr>
-              <w:t>Extension à l'échelle nationale</w:t>
-            </w:r>
-            <w:r>
-              <w:tab/>
-            </w:r>
-            <w:r>
-              <w:fldChar w:fldCharType="begin"/>
-            </w:r>
-            <w:r>
-              <w:instrText xml:space="preserve"> PAGEREF _Toc100128 \h </w:instrText>
-            </w:r>
-            <w:r>
-              <w:fldChar w:fldCharType="separate"/>
-            </w:r>
-            <w:r>
-              <w:t>72</w:t>
-            </w:r>
-            <w:r>
-              <w:fldChar w:fldCharType="end"/>
-            </w:r>
-          </w:hyperlink>
+          <w:r>
+            <w:t>Extension à l'échelle nationale</w:t>
+          </w:r>
+          <w:r>
+            <w:tab/>
+          </w:r>
+          <w:r>
+            <w:t>72</w:t>
+          </w:r>
         </w:p>
         <w:p>
           <w:pPr>
-            <w:pStyle w:val="12"/>
+            <w:pStyle w:val="Title"/>
             <w:ind w:left="720"/>
             <w:tabs>
               <w:tab w:val="right" w:leader="dot" w:pos="9026"/>
             </w:tabs>
             <w:spacing w:before="120" w:after="60"/>
           </w:pPr>
-          <w:hyperlink w:anchor="_Toc100129" w:history="1">
-            <w:r>
-              <w:rPr>
-                <w:rStyle w:val="Hyperlink"/>
-              </w:rPr>
-              <w:t>Amélioration de la détection</w:t>
-            </w:r>
-            <w:r>
-              <w:tab/>
-            </w:r>
-            <w:r>
-              <w:fldChar w:fldCharType="begin"/>
-            </w:r>
-            <w:r>
-              <w:instrText xml:space="preserve"> PAGEREF _Toc100129 \h </w:instrText>
-            </w:r>
-            <w:r>
-              <w:fldChar w:fldCharType="separate"/>
-            </w:r>
-            <w:r>
-              <w:t>72</w:t>
-            </w:r>
-            <w:r>
-              <w:fldChar w:fldCharType="end"/>
-            </w:r>
-          </w:hyperlink>
+          <w:r>
+            <w:t>Amélioration de la détection</w:t>
+          </w:r>
+          <w:r>
+            <w:tab/>
+          </w:r>
+          <w:r>
+            <w:t>72</w:t>
+          </w:r>
         </w:p>
         <w:p>
           <w:pPr>
-            <w:pStyle w:val="12"/>
+            <w:pStyle w:val="Title"/>
             <w:ind w:left="720"/>
             <w:tabs>
               <w:tab w:val="right" w:leader="dot" w:pos="9026"/>
             </w:tabs>
             <w:spacing w:before="120" w:after="60"/>
           </w:pPr>
-          <w:hyperlink w:anchor="_Toc100130" w:history="1">
-            <w:r>
-              <w:rPr>
-                <w:rStyle w:val="Hyperlink"/>
-              </w:rPr>
-              <w:t>Enrichissement fonctionnel de la plateforme</w:t>
-            </w:r>
-            <w:r>
-              <w:tab/>
-            </w:r>
-            <w:r>
-              <w:fldChar w:fldCharType="begin"/>
-            </w:r>
-            <w:r>
-              <w:instrText xml:space="preserve"> PAGEREF _Toc100130 \h </w:instrText>
-            </w:r>
-            <w:r>
-              <w:fldChar w:fldCharType="separate"/>
-            </w:r>
-            <w:r>
-              <w:t>73</w:t>
-            </w:r>
-            <w:r>
-              <w:fldChar w:fldCharType="end"/>
-            </w:r>
-          </w:hyperlink>
+          <w:r>
+            <w:t>Enrichissement fonctionnel de la plateforme</w:t>
+          </w:r>
+          <w:r>
+            <w:tab/>
+          </w:r>
+          <w:r>
+            <w:t>73</w:t>
+          </w:r>
         </w:p>
         <w:p>
           <w:pPr>
-            <w:pStyle w:val="12"/>
+            <w:pStyle w:val="Title"/>
             <w:ind w:left="720"/>
             <w:tabs>
               <w:tab w:val="right" w:leader="dot" w:pos="9026"/>
             </w:tabs>
             <w:spacing w:before="120" w:after="60"/>
           </w:pPr>
-          <w:hyperlink w:anchor="_Toc100131" w:history="1">
-            <w:r>
-              <w:rPr>
-                <w:rStyle w:val="Hyperlink"/>
-              </w:rPr>
-              <w:t>Recherche et publication</w:t>
-            </w:r>
-            <w:r>
-              <w:tab/>
-            </w:r>
-            <w:r>
-              <w:fldChar w:fldCharType="begin"/>
-            </w:r>
-            <w:r>
-              <w:instrText xml:space="preserve"> PAGEREF _Toc100131 \h </w:instrText>
-            </w:r>
-            <w:r>
-              <w:fldChar w:fldCharType="separate"/>
-            </w:r>
-            <w:r>
-              <w:t>73</w:t>
-            </w:r>
-            <w:r>
-              <w:fldChar w:fldCharType="end"/>
-            </w:r>
-          </w:hyperlink>
+          <w:r>
+            <w:t>Recherche et publication</w:t>
+          </w:r>
+          <w:r>
+            <w:tab/>
+          </w:r>
+          <w:r>
+            <w:t>73</w:t>
+          </w:r>
         </w:p>
         <w:p>
           <w:pPr>
-            <w:pStyle w:val="11"/>
+            <w:pStyle w:val="Title"/>
             <w:ind w:left="360"/>
             <w:tabs>
               <w:tab w:val="right" w:leader="dot" w:pos="9026"/>
             </w:tabs>
             <w:spacing w:before="120" w:after="60"/>
           </w:pPr>
-          <w:hyperlink w:anchor="_Toc100132" w:history="1">
-            <w:r>
-              <w:rPr>
-                <w:rStyle w:val="Hyperlink"/>
-              </w:rPr>
-              <w:t>Perspectives IA : vers un écosystème universitaire intelligent</w:t>
-            </w:r>
-            <w:r>
-              <w:tab/>
-            </w:r>
-            <w:r>
-              <w:fldChar w:fldCharType="begin"/>
-            </w:r>
-            <w:r>
-              <w:instrText xml:space="preserve"> PAGEREF _Toc100132 \h </w:instrText>
-            </w:r>
-            <w:r>
-              <w:fldChar w:fldCharType="separate"/>
-            </w:r>
-            <w:r>
-              <w:t>73</w:t>
-            </w:r>
-            <w:r>
-              <w:fldChar w:fldCharType="end"/>
-            </w:r>
-          </w:hyperlink>
+          <w:r>
+            <w:t>Perspectives IA : vers un écosystème universitaire intelligent</w:t>
+          </w:r>
+          <w:r>
+            <w:tab/>
+          </w:r>
+          <w:r>
+            <w:t>73</w:t>
+          </w:r>
         </w:p>
         <w:p>
           <w:pPr>
-            <w:pStyle w:val="12"/>
+            <w:pStyle w:val="Title"/>
             <w:ind w:left="720"/>
             <w:tabs>
               <w:tab w:val="right" w:leader="dot" w:pos="9026"/>
             </w:tabs>
             <w:spacing w:before="120" w:after="60"/>
           </w:pPr>
-          <w:hyperlink w:anchor="_Toc100133" w:history="1">
-            <w:r>
-              <w:rPr>
-                <w:rStyle w:val="Hyperlink"/>
-              </w:rPr>
-              <w:t>Détection du plagiat par IA générative</w:t>
-            </w:r>
-            <w:r>
-              <w:tab/>
-            </w:r>
-            <w:r>
-              <w:fldChar w:fldCharType="begin"/>
-            </w:r>
-            <w:r>
-              <w:instrText xml:space="preserve"> PAGEREF _Toc100133 \h </w:instrText>
-            </w:r>
-            <w:r>
-              <w:fldChar w:fldCharType="separate"/>
-            </w:r>
-            <w:r>
-              <w:t>73</w:t>
-            </w:r>
-            <w:r>
-              <w:fldChar w:fldCharType="end"/>
-            </w:r>
-          </w:hyperlink>
+          <w:r>
+            <w:t>Détection du plagiat par IA générative</w:t>
+          </w:r>
+          <w:r>
+            <w:tab/>
+          </w:r>
+          <w:r>
+            <w:t>73</w:t>
+          </w:r>
         </w:p>
         <w:p>
           <w:pPr>
-            <w:pStyle w:val="12"/>
+            <w:pStyle w:val="Title"/>
             <w:ind w:left="720"/>
             <w:tabs>
               <w:tab w:val="right" w:leader="dot" w:pos="9026"/>
             </w:tabs>
             <w:spacing w:before="120" w:after="60"/>
           </w:pPr>
-          <w:hyperlink w:anchor="_Toc100134" w:history="1">
-            <w:r>
-              <w:rPr>
-                <w:rStyle w:val="Hyperlink"/>
-              </w:rPr>
-              <w:t>Correction automatique des citations</w:t>
-            </w:r>
-            <w:r>
-              <w:tab/>
-            </w:r>
-            <w:r>
-              <w:fldChar w:fldCharType="begin"/>
-            </w:r>
-            <w:r>
-              <w:instrText xml:space="preserve"> PAGEREF _Toc100134 \h </w:instrText>
-            </w:r>
-            <w:r>
-              <w:fldChar w:fldCharType="separate"/>
-            </w:r>
-            <w:r>
-              <w:t>74</w:t>
-            </w:r>
-            <w:r>
-              <w:fldChar w:fldCharType="end"/>
-            </w:r>
-          </w:hyperlink>
+          <w:r>
+            <w:t>Correction automatique des citations</w:t>
+          </w:r>
+          <w:r>
+            <w:tab/>
+          </w:r>
+          <w:r>
+            <w:t>74</w:t>
+          </w:r>
         </w:p>
         <w:p>
           <w:pPr>
-            <w:pStyle w:val="12"/>
+            <w:pStyle w:val="Title"/>
             <w:ind w:left="720"/>
             <w:tabs>
               <w:tab w:val="right" w:leader="dot" w:pos="9026"/>
             </w:tabs>
             <w:spacing w:before="120" w:after="60"/>
           </w:pPr>
-          <w:hyperlink w:anchor="_Toc100135" w:history="1">
-            <w:r>
-              <w:rPr>
-                <w:rStyle w:val="Hyperlink"/>
-              </w:rPr>
-              <w:t>Suggestion de reformulation</w:t>
-            </w:r>
-            <w:r>
-              <w:tab/>
-            </w:r>
-            <w:r>
-              <w:fldChar w:fldCharType="begin"/>
-            </w:r>
-            <w:r>
-              <w:instrText xml:space="preserve"> PAGEREF _Toc100135 \h </w:instrText>
-            </w:r>
-            <w:r>
-              <w:fldChar w:fldCharType="separate"/>
-            </w:r>
-            <w:r>
-              <w:t>74</w:t>
-            </w:r>
-            <w:r>
-              <w:fldChar w:fldCharType="end"/>
-            </w:r>
-          </w:hyperlink>
+          <w:r>
+            <w:t>Suggestion de reformulation</w:t>
+          </w:r>
+          <w:r>
+            <w:tab/>
+          </w:r>
+          <w:r>
+            <w:t>74</w:t>
+          </w:r>
         </w:p>
         <w:p>
           <w:pPr>
-            <w:pStyle w:val="12"/>
+            <w:pStyle w:val="Title"/>
             <w:ind w:left="720"/>
             <w:tabs>
               <w:tab w:val="right" w:leader="dot" w:pos="9026"/>
             </w:tabs>
             <w:spacing w:before="120" w:after="60"/>
           </w:pPr>
-          <w:hyperlink w:anchor="_Toc100136" w:history="1">
-            <w:r>
-              <w:rPr>
-                <w:rStyle w:val="Hyperlink"/>
-              </w:rPr>
-              <w:t>Assistant de rédaction scientifique</w:t>
-            </w:r>
-            <w:r>
-              <w:tab/>
-            </w:r>
-            <w:r>
-              <w:fldChar w:fldCharType="begin"/>
-            </w:r>
-            <w:r>
-              <w:instrText xml:space="preserve"> PAGEREF _Toc100136 \h </w:instrText>
-            </w:r>
-            <w:r>
-              <w:fldChar w:fldCharType="separate"/>
-            </w:r>
-            <w:r>
-              <w:t>74</w:t>
-            </w:r>
-            <w:r>
-              <w:fldChar w:fldCharType="end"/>
-            </w:r>
-          </w:hyperlink>
+          <w:r>
+            <w:t>Assistant de rédaction scientifique</w:t>
+          </w:r>
+          <w:r>
+            <w:tab/>
+          </w:r>
+          <w:r>
+            <w:t>74</w:t>
+          </w:r>
         </w:p>
         <w:p>
           <w:pPr>
-            <w:pStyle w:val="12"/>
+            <w:pStyle w:val="Title"/>
             <w:ind w:left="720"/>
             <w:tabs>
               <w:tab w:val="right" w:leader="dot" w:pos="9026"/>
             </w:tabs>
             <w:spacing w:before="120" w:after="60"/>
           </w:pPr>
-          <w:hyperlink w:anchor="_Toc100137" w:history="1">
-            <w:r>
-              <w:rPr>
-                <w:rStyle w:val="Hyperlink"/>
-              </w:rPr>
-              <w:t>Index national des mémoires</w:t>
-            </w:r>
-            <w:r>
-              <w:tab/>
-            </w:r>
-            <w:r>
-              <w:fldChar w:fldCharType="begin"/>
-            </w:r>
-            <w:r>
-              <w:instrText xml:space="preserve"> PAGEREF _Toc100137 \h </w:instrText>
-            </w:r>
-            <w:r>
-              <w:fldChar w:fldCharType="separate"/>
-            </w:r>
-            <w:r>
-              <w:t>74</w:t>
-            </w:r>
-            <w:r>
-              <w:fldChar w:fldCharType="end"/>
-            </w:r>
-          </w:hyperlink>
+          <w:r>
+            <w:t>Index national des mémoires</w:t>
+          </w:r>
+          <w:r>
+            <w:tab/>
+          </w:r>
+          <w:r>
+            <w:t>74</w:t>
+          </w:r>
         </w:p>
         <w:p>
           <w:pPr>
-            <w:pStyle w:val="12"/>
+            <w:pStyle w:val="Title"/>
             <w:ind w:left="720"/>
             <w:tabs>
               <w:tab w:val="right" w:leader="dot" w:pos="9026"/>
             </w:tabs>
             <w:spacing w:before="120" w:after="60"/>
           </w:pPr>
-          <w:hyperlink w:anchor="_Toc100138" w:history="1">
-            <w:r>
-              <w:rPr>
-                <w:rStyle w:val="Hyperlink"/>
-              </w:rPr>
-              <w:t>Détection interuniversitaire du plagiat</w:t>
-            </w:r>
-            <w:r>
-              <w:tab/>
-            </w:r>
-            <w:r>
-              <w:fldChar w:fldCharType="begin"/>
-            </w:r>
-            <w:r>
-              <w:instrText xml:space="preserve"> PAGEREF _Toc100138 \h </w:instrText>
-            </w:r>
-            <w:r>
-              <w:fldChar w:fldCharType="separate"/>
-            </w:r>
-            <w:r>
-              <w:t>75</w:t>
-            </w:r>
-            <w:r>
-              <w:fldChar w:fldCharType="end"/>
-            </w:r>
-          </w:hyperlink>
+          <w:r>
+            <w:t>Détection interuniversitaire du plagiat</w:t>
+          </w:r>
+          <w:r>
+            <w:tab/>
+          </w:r>
+          <w:r>
+            <w:t>75</w:t>
+          </w:r>
         </w:p>
         <w:p>
           <w:pPr>
-            <w:pStyle w:val="9"/>
+            <w:pStyle w:val="Title"/>
             <w:tabs>
               <w:tab w:val="right" w:leader="dot" w:pos="9026"/>
             </w:tabs>
             <w:spacing w:before="120" w:after="60"/>
           </w:pPr>
-          <w:hyperlink w:anchor="_Toc100139" w:history="1">
-            <w:r>
-              <w:rPr>
-                <w:rStyle w:val="Hyperlink"/>
-              </w:rPr>
-              <w:t>BIBLIOGRAPHIE</w:t>
-            </w:r>
-            <w:r>
-              <w:tab/>
-            </w:r>
-            <w:r>
-              <w:fldChar w:fldCharType="begin"/>
-            </w:r>
-            <w:r>
-              <w:instrText xml:space="preserve"> PAGEREF _Toc100139 \h </w:instrText>
-            </w:r>
-            <w:r>
-              <w:fldChar w:fldCharType="separate"/>
-            </w:r>
-            <w:r>
-              <w:t>75</w:t>
-            </w:r>
-            <w:r>
-              <w:fldChar w:fldCharType="end"/>
-            </w:r>
-          </w:hyperlink>
+          <w:r>
+            <w:t>BIBLIOGRAPHIE</w:t>
+          </w:r>
+          <w:r>
+            <w:tab/>
+          </w:r>
+          <w:r>
+            <w:t>75</w:t>
+          </w:r>
         </w:p>
         <w:p>
           <w:pPr>
-            <w:pStyle w:val="11"/>
+            <w:pStyle w:val="Title"/>
             <w:ind w:left="360"/>
             <w:tabs>
               <w:tab w:val="right" w:leader="dot" w:pos="9026"/>
             </w:tabs>
             <w:spacing w:before="120" w:after="60"/>
           </w:pPr>
-          <w:hyperlink w:anchor="_Toc100140" w:history="1">
-            <w:r>
-              <w:rPr>
-                <w:rStyle w:val="Hyperlink"/>
-              </w:rPr>
-              <w:t>Ouvrages et manuels</w:t>
-            </w:r>
-            <w:r>
-              <w:tab/>
-            </w:r>
-            <w:r>
-              <w:fldChar w:fldCharType="begin"/>
-            </w:r>
-            <w:r>
-              <w:instrText xml:space="preserve"> PAGEREF _Toc100140 \h </w:instrText>
-            </w:r>
-            <w:r>
-              <w:fldChar w:fldCharType="separate"/>
-            </w:r>
-            <w:r>
-              <w:t>75</w:t>
-            </w:r>
-            <w:r>
-              <w:fldChar w:fldCharType="end"/>
-            </w:r>
-          </w:hyperlink>
+          <w:r>
+            <w:t>Ouvrages et manuels</w:t>
+          </w:r>
+          <w:r>
+            <w:tab/>
+          </w:r>
+          <w:r>
+            <w:t>75</w:t>
+          </w:r>
         </w:p>
         <w:p>
           <w:pPr>
-            <w:pStyle w:val="11"/>
+            <w:pStyle w:val="Title"/>
             <w:ind w:left="360"/>
             <w:tabs>
               <w:tab w:val="right" w:leader="dot" w:pos="9026"/>
             </w:tabs>
             <w:spacing w:before="120" w:after="60"/>
           </w:pPr>
-          <w:hyperlink w:anchor="_Toc100141" w:history="1">
-            <w:r>
-              <w:rPr>
-                <w:rStyle w:val="Hyperlink"/>
-              </w:rPr>
-              <w:t>Articles et publications scientifiques</w:t>
-            </w:r>
-            <w:r>
-              <w:tab/>
-            </w:r>
-            <w:r>
-              <w:fldChar w:fldCharType="begin"/>
-            </w:r>
-            <w:r>
-              <w:instrText xml:space="preserve"> PAGEREF _Toc100141 \h </w:instrText>
-            </w:r>
-            <w:r>
-              <w:fldChar w:fldCharType="separate"/>
-            </w:r>
-            <w:r>
-              <w:t>76</w:t>
-            </w:r>
-            <w:r>
-              <w:fldChar w:fldCharType="end"/>
-            </w:r>
-          </w:hyperlink>
+          <w:r>
+            <w:t>Articles et publications scientifiques</w:t>
+          </w:r>
+          <w:r>
+            <w:tab/>
+          </w:r>
+          <w:r>
+            <w:t>76</w:t>
+          </w:r>
         </w:p>
         <w:p>
           <w:pPr>
-            <w:pStyle w:val="11"/>
+            <w:pStyle w:val="Title"/>
             <w:ind w:left="360"/>
             <w:tabs>
               <w:tab w:val="right" w:leader="dot" w:pos="9026"/>
             </w:tabs>
             <w:spacing w:before="120" w:after="60"/>
           </w:pPr>
-          <w:hyperlink w:anchor="_Toc100142" w:history="1">
-            <w:r>
-              <w:rPr>
-                <w:rStyle w:val="Hyperlink"/>
-              </w:rPr>
-              <w:t>Documentation technique</w:t>
-            </w:r>
-            <w:r>
-              <w:tab/>
-            </w:r>
-            <w:r>
-              <w:fldChar w:fldCharType="begin"/>
-            </w:r>
-            <w:r>
-              <w:instrText xml:space="preserve"> PAGEREF _Toc100142 \h </w:instrText>
-            </w:r>
-            <w:r>
-              <w:fldChar w:fldCharType="separate"/>
-            </w:r>
-            <w:r>
-              <w:t>80</w:t>
-            </w:r>
-            <w:r>
-              <w:fldChar w:fldCharType="end"/>
-            </w:r>
-          </w:hyperlink>
+          <w:r>
+            <w:t>Documentation technique</w:t>
+          </w:r>
+          <w:r>
+            <w:tab/>
+          </w:r>
+          <w:r>
+            <w:t>80</w:t>
+          </w:r>
         </w:p>
         <w:p>
           <w:pPr>
-            <w:pStyle w:val="11"/>
+            <w:pStyle w:val="Title"/>
             <w:ind w:left="360"/>
             <w:tabs>
               <w:tab w:val="right" w:leader="dot" w:pos="9026"/>
             </w:tabs>
             <w:spacing w:before="120" w:after="60"/>
           </w:pPr>
-          <w:hyperlink w:anchor="_Toc100143" w:history="1">
-            <w:r>
-              <w:rPr>
-                <w:rStyle w:val="Hyperlink"/>
-              </w:rPr>
-              <w:t>Sources académiques et institutionnelles</w:t>
-            </w:r>
-            <w:r>
-              <w:tab/>
-            </w:r>
-            <w:r>
-              <w:fldChar w:fldCharType="begin"/>
-            </w:r>
-            <w:r>
-              <w:instrText xml:space="preserve"> PAGEREF _Toc100143 \h </w:instrText>
-            </w:r>
-            <w:r>
-              <w:fldChar w:fldCharType="separate"/>
-            </w:r>
-            <w:r>
-              <w:t>81</w:t>
-            </w:r>
-            <w:r>
-              <w:fldChar w:fldCharType="end"/>
-            </w:r>
-          </w:hyperlink>
+          <w:r>
+            <w:t>Sources académiques et institutionnelles</w:t>
+          </w:r>
+          <w:r>
+            <w:tab/>
+          </w:r>
+          <w:r>
+            <w:t>81</w:t>
+          </w:r>
         </w:p>
         <w:p>
           <w:pPr>
-            <w:pStyle w:val="11"/>
+            <w:pStyle w:val="Title"/>
             <w:ind w:left="360"/>
             <w:tabs>
               <w:tab w:val="right" w:leader="dot" w:pos="9026"/>
             </w:tabs>
             <w:spacing w:before="120" w:after="60"/>
           </w:pPr>
-          <w:hyperlink w:anchor="_Toc100144" w:history="1">
-            <w:r>
-              <w:rPr>
-                <w:rStyle w:val="Hyperlink"/>
-              </w:rPr>
-              <w:t>Ressources en ligne</w:t>
-            </w:r>
-            <w:r>
-              <w:tab/>
-            </w:r>
-            <w:r>
-              <w:fldChar w:fldCharType="begin"/>
-            </w:r>
-            <w:r>
-              <w:instrText xml:space="preserve"> PAGEREF _Toc100144 \h </w:instrText>
-            </w:r>
-            <w:r>
-              <w:fldChar w:fldCharType="separate"/>
-            </w:r>
-            <w:r>
-              <w:t>82</w:t>
-            </w:r>
-            <w:r>
-              <w:fldChar w:fldCharType="end"/>
-            </w:r>
-          </w:hyperlink>
+          <w:r>
+            <w:t>Ressources en ligne</w:t>
+          </w:r>
+          <w:r>
+            <w:tab/>
+          </w:r>
+          <w:r>
+            <w:t>82</w:t>
+          </w:r>
         </w:p>
         <w:p>
           <w:r>

--- a/download/Memoire_KASOMBO_recadre.docx
+++ b/download/Memoire_KASOMBO_recadre.docx
@@ -116,7 +116,7 @@
           <w:sz w:val="36"/>
           <w:szCs w:val="36"/>
         </w:rPr>
-        <w:t xml:space="preserve">Développement d'une plateforme web</w:t>
+        <w:t xml:space="preserve">Développement d'une plate-forme</w:t>
       </w:r>
     </w:p>
     <w:p>
@@ -133,7 +133,7 @@
           <w:sz w:val="36"/>
           <w:szCs w:val="36"/>
         </w:rPr>
-        <w:t xml:space="preserve">basée sur l'Intelligence Artificielle</w:t>
+        <w:t xml:space="preserve">intelligente d'aide à la détection</w:t>
       </w:r>
     </w:p>
     <w:p>
@@ -150,7 +150,7 @@
           <w:sz w:val="32"/>
           <w:szCs w:val="32"/>
         </w:rPr>
-        <w:t xml:space="preserve">pour la détection automatique du plagiat</w:t>
+        <w:t xml:space="preserve">du plagiat et au choix d'un sujet</w:t>
       </w:r>
     </w:p>
     <w:p>
@@ -167,7 +167,7 @@
           <w:sz w:val="32"/>
           <w:szCs w:val="32"/>
         </w:rPr>
-        <w:t xml:space="preserve">dans les travaux académiques</w:t>
+        <w:t xml:space="preserve">de mémoire</w:t>
       </w:r>
     </w:p>
     <w:p>
@@ -184,7 +184,7 @@
           <w:sz w:val="24"/>
           <w:szCs w:val="24"/>
         </w:rPr>
-        <w:t xml:space="preserve">Cas pilote : Faculté des Sciences de l'Université de Kinshasa</w:t>
+        <w:t xml:space="preserve">Cas de la Faculté des Sciences et Technologies de l'Université de Kinshasa</w:t>
       </w:r>
     </w:p>
     <w:tbl>
@@ -544,7 +544,7 @@
                 <w:sz w:val="26"/>
                 <w:szCs w:val="26"/>
               </w:rPr>
-              <w:t xml:space="preserve">Faculté des Sciences — UNIKIN</w:t>
+              <w:t xml:space="preserve">Faculté des Sciences et Technologies — UNIKIN</w:t>
             </w:r>
           </w:p>
         </w:tc>
@@ -679,2748 +679,5393 @@
         </w:p>
         <w:p>
           <w:pPr>
-            <w:pStyle w:val="Title"/>
+            <w:pStyle w:val="9"/>
             <w:tabs>
               <w:tab w:val="right" w:leader="dot" w:pos="9026"/>
             </w:tabs>
             <w:spacing w:before="120" w:after="60"/>
           </w:pPr>
-          <w:r>
-            <w:t>LISTE DES FIGURES</w:t>
-          </w:r>
-          <w:r>
-            <w:tab/>
-          </w:r>
-          <w:r>
-            <w:t>6</w:t>
-          </w:r>
+          <w:hyperlink w:anchor="_Toc100000" w:history="1">
+            <w:r>
+              <w:rPr>
+                <w:rStyle w:val="Hyperlink"/>
+              </w:rPr>
+              <w:t>LISTE DES FIGURES</w:t>
+            </w:r>
+            <w:r>
+              <w:tab/>
+            </w:r>
+            <w:r>
+              <w:fldChar w:fldCharType="begin"/>
+            </w:r>
+            <w:r>
+              <w:instrText xml:space="preserve"> PAGEREF _Toc100000 \h </w:instrText>
+            </w:r>
+            <w:r>
+              <w:fldChar w:fldCharType="separate"/>
+            </w:r>
+            <w:r>
+              <w:t>6</w:t>
+            </w:r>
+            <w:r>
+              <w:fldChar w:fldCharType="end"/>
+            </w:r>
+          </w:hyperlink>
         </w:p>
         <w:p>
           <w:pPr>
-            <w:pStyle w:val="Title"/>
+            <w:pStyle w:val="9"/>
             <w:tabs>
               <w:tab w:val="right" w:leader="dot" w:pos="9026"/>
             </w:tabs>
             <w:spacing w:before="120" w:after="60"/>
           </w:pPr>
-          <w:r>
-            <w:t>LISTE DES TABLEAUX</w:t>
-          </w:r>
-          <w:r>
-            <w:tab/>
-          </w:r>
-          <w:r>
-            <w:t>6</w:t>
-          </w:r>
+          <w:hyperlink w:anchor="_Toc100001" w:history="1">
+            <w:r>
+              <w:rPr>
+                <w:rStyle w:val="Hyperlink"/>
+              </w:rPr>
+              <w:t>LISTE DES TABLEAUX</w:t>
+            </w:r>
+            <w:r>
+              <w:tab/>
+            </w:r>
+            <w:r>
+              <w:fldChar w:fldCharType="begin"/>
+            </w:r>
+            <w:r>
+              <w:instrText xml:space="preserve"> PAGEREF _Toc100001 \h </w:instrText>
+            </w:r>
+            <w:r>
+              <w:fldChar w:fldCharType="separate"/>
+            </w:r>
+            <w:r>
+              <w:t>6</w:t>
+            </w:r>
+            <w:r>
+              <w:fldChar w:fldCharType="end"/>
+            </w:r>
+          </w:hyperlink>
         </w:p>
         <w:p>
           <w:pPr>
-            <w:pStyle w:val="Title"/>
+            <w:pStyle w:val="9"/>
             <w:tabs>
               <w:tab w:val="right" w:leader="dot" w:pos="9026"/>
             </w:tabs>
             <w:spacing w:before="120" w:after="60"/>
           </w:pPr>
-          <w:r>
-            <w:t>LISTE DES ABRÉVIATIONS</w:t>
-          </w:r>
-          <w:r>
-            <w:tab/>
-          </w:r>
-          <w:r>
-            <w:t>7</w:t>
-          </w:r>
+          <w:hyperlink w:anchor="_Toc100002" w:history="1">
+            <w:r>
+              <w:rPr>
+                <w:rStyle w:val="Hyperlink"/>
+              </w:rPr>
+              <w:t>LISTE DES ABRÉVIATIONS</w:t>
+            </w:r>
+            <w:r>
+              <w:tab/>
+            </w:r>
+            <w:r>
+              <w:fldChar w:fldCharType="begin"/>
+            </w:r>
+            <w:r>
+              <w:instrText xml:space="preserve"> PAGEREF _Toc100002 \h </w:instrText>
+            </w:r>
+            <w:r>
+              <w:fldChar w:fldCharType="separate"/>
+            </w:r>
+            <w:r>
+              <w:t>7</w:t>
+            </w:r>
+            <w:r>
+              <w:fldChar w:fldCharType="end"/>
+            </w:r>
+          </w:hyperlink>
         </w:p>
         <w:p>
           <w:pPr>
-            <w:pStyle w:val="Title"/>
+            <w:pStyle w:val="9"/>
             <w:tabs>
               <w:tab w:val="right" w:leader="dot" w:pos="9026"/>
             </w:tabs>
             <w:spacing w:before="120" w:after="60"/>
           </w:pPr>
-          <w:r>
-            <w:t>INTRODUCTION GÉNÉRALE</w:t>
-          </w:r>
-          <w:r>
-            <w:tab/>
-          </w:r>
-          <w:r>
-            <w:t>7</w:t>
-          </w:r>
+          <w:hyperlink w:anchor="_Toc100003" w:history="1">
+            <w:r>
+              <w:rPr>
+                <w:rStyle w:val="Hyperlink"/>
+              </w:rPr>
+              <w:t>INTRODUCTION GÉNÉRALE</w:t>
+            </w:r>
+            <w:r>
+              <w:tab/>
+            </w:r>
+            <w:r>
+              <w:fldChar w:fldCharType="begin"/>
+            </w:r>
+            <w:r>
+              <w:instrText xml:space="preserve"> PAGEREF _Toc100003 \h </w:instrText>
+            </w:r>
+            <w:r>
+              <w:fldChar w:fldCharType="separate"/>
+            </w:r>
+            <w:r>
+              <w:t>7</w:t>
+            </w:r>
+            <w:r>
+              <w:fldChar w:fldCharType="end"/>
+            </w:r>
+          </w:hyperlink>
         </w:p>
         <w:p>
           <w:pPr>
-            <w:pStyle w:val="Title"/>
+            <w:pStyle w:val="11"/>
             <w:ind w:left="360"/>
             <w:tabs>
               <w:tab w:val="right" w:leader="dot" w:pos="9026"/>
             </w:tabs>
             <w:spacing w:before="120" w:after="60"/>
           </w:pPr>
-          <w:r>
-            <w:t>I.1. Préambule</w:t>
-          </w:r>
-          <w:r>
-            <w:tab/>
-          </w:r>
-          <w:r>
-            <w:t>7</w:t>
-          </w:r>
+          <w:hyperlink w:anchor="_Toc100004" w:history="1">
+            <w:r>
+              <w:rPr>
+                <w:rStyle w:val="Hyperlink"/>
+              </w:rPr>
+              <w:t>I.1. Préambule</w:t>
+            </w:r>
+            <w:r>
+              <w:tab/>
+            </w:r>
+            <w:r>
+              <w:fldChar w:fldCharType="begin"/>
+            </w:r>
+            <w:r>
+              <w:instrText xml:space="preserve"> PAGEREF _Toc100004 \h </w:instrText>
+            </w:r>
+            <w:r>
+              <w:fldChar w:fldCharType="separate"/>
+            </w:r>
+            <w:r>
+              <w:t>7</w:t>
+            </w:r>
+            <w:r>
+              <w:fldChar w:fldCharType="end"/>
+            </w:r>
+          </w:hyperlink>
         </w:p>
         <w:p>
           <w:pPr>
-            <w:pStyle w:val="Title"/>
+            <w:pStyle w:val="11"/>
             <w:ind w:left="360"/>
             <w:tabs>
               <w:tab w:val="right" w:leader="dot" w:pos="9026"/>
             </w:tabs>
             <w:spacing w:before="120" w:after="60"/>
           </w:pPr>
-          <w:r>
-            <w:t>I.2. Problématique</w:t>
-          </w:r>
-          <w:r>
-            <w:tab/>
-          </w:r>
-          <w:r>
-            <w:t>8</w:t>
-          </w:r>
+          <w:hyperlink w:anchor="_Toc100005" w:history="1">
+            <w:r>
+              <w:rPr>
+                <w:rStyle w:val="Hyperlink"/>
+              </w:rPr>
+              <w:t>I.2. Problématique</w:t>
+            </w:r>
+            <w:r>
+              <w:tab/>
+            </w:r>
+            <w:r>
+              <w:fldChar w:fldCharType="begin"/>
+            </w:r>
+            <w:r>
+              <w:instrText xml:space="preserve"> PAGEREF _Toc100005 \h </w:instrText>
+            </w:r>
+            <w:r>
+              <w:fldChar w:fldCharType="separate"/>
+            </w:r>
+            <w:r>
+              <w:t>8</w:t>
+            </w:r>
+            <w:r>
+              <w:fldChar w:fldCharType="end"/>
+            </w:r>
+          </w:hyperlink>
         </w:p>
         <w:p>
           <w:pPr>
-            <w:pStyle w:val="Title"/>
+            <w:pStyle w:val="11"/>
             <w:ind w:left="360"/>
             <w:tabs>
               <w:tab w:val="right" w:leader="dot" w:pos="9026"/>
             </w:tabs>
             <w:spacing w:before="120" w:after="60"/>
           </w:pPr>
-          <w:r>
-            <w:t>I.3. Hypothèse du travail</w:t>
-          </w:r>
-          <w:r>
-            <w:tab/>
-          </w:r>
-          <w:r>
-            <w:t>9</w:t>
-          </w:r>
+          <w:hyperlink w:anchor="_Toc100006" w:history="1">
+            <w:r>
+              <w:rPr>
+                <w:rStyle w:val="Hyperlink"/>
+              </w:rPr>
+              <w:t>I.3. Hypothèse du travail</w:t>
+            </w:r>
+            <w:r>
+              <w:tab/>
+            </w:r>
+            <w:r>
+              <w:fldChar w:fldCharType="begin"/>
+            </w:r>
+            <w:r>
+              <w:instrText xml:space="preserve"> PAGEREF _Toc100006 \h </w:instrText>
+            </w:r>
+            <w:r>
+              <w:fldChar w:fldCharType="separate"/>
+            </w:r>
+            <w:r>
+              <w:t>9</w:t>
+            </w:r>
+            <w:r>
+              <w:fldChar w:fldCharType="end"/>
+            </w:r>
+          </w:hyperlink>
         </w:p>
         <w:p>
           <w:pPr>
-            <w:pStyle w:val="Title"/>
+            <w:pStyle w:val="11"/>
             <w:ind w:left="360"/>
             <w:tabs>
               <w:tab w:val="right" w:leader="dot" w:pos="9026"/>
             </w:tabs>
             <w:spacing w:before="120" w:after="60"/>
           </w:pPr>
-          <w:r>
-            <w:t>I.4. Choix et intérêt du sujet</w:t>
-          </w:r>
-          <w:r>
-            <w:tab/>
-          </w:r>
-          <w:r>
-            <w:t>9</w:t>
-          </w:r>
+          <w:hyperlink w:anchor="_Toc100007" w:history="1">
+            <w:r>
+              <w:rPr>
+                <w:rStyle w:val="Hyperlink"/>
+              </w:rPr>
+              <w:t>I.4. Choix et intérêt du sujet</w:t>
+            </w:r>
+            <w:r>
+              <w:tab/>
+            </w:r>
+            <w:r>
+              <w:fldChar w:fldCharType="begin"/>
+            </w:r>
+            <w:r>
+              <w:instrText xml:space="preserve"> PAGEREF _Toc100007 \h </w:instrText>
+            </w:r>
+            <w:r>
+              <w:fldChar w:fldCharType="separate"/>
+            </w:r>
+            <w:r>
+              <w:t>9</w:t>
+            </w:r>
+            <w:r>
+              <w:fldChar w:fldCharType="end"/>
+            </w:r>
+          </w:hyperlink>
         </w:p>
         <w:p>
           <w:pPr>
-            <w:pStyle w:val="Title"/>
+            <w:pStyle w:val="11"/>
             <w:ind w:left="360"/>
             <w:tabs>
               <w:tab w:val="right" w:leader="dot" w:pos="9026"/>
             </w:tabs>
             <w:spacing w:before="120" w:after="60"/>
           </w:pPr>
-          <w:r>
-            <w:t>I.5. Délimitation du sujet</w:t>
-          </w:r>
-          <w:r>
-            <w:tab/>
-          </w:r>
-          <w:r>
-            <w:t>10</w:t>
-          </w:r>
+          <w:hyperlink w:anchor="_Toc100008" w:history="1">
+            <w:r>
+              <w:rPr>
+                <w:rStyle w:val="Hyperlink"/>
+              </w:rPr>
+              <w:t>I.5. Délimitation du sujet</w:t>
+            </w:r>
+            <w:r>
+              <w:tab/>
+            </w:r>
+            <w:r>
+              <w:fldChar w:fldCharType="begin"/>
+            </w:r>
+            <w:r>
+              <w:instrText xml:space="preserve"> PAGEREF _Toc100008 \h </w:instrText>
+            </w:r>
+            <w:r>
+              <w:fldChar w:fldCharType="separate"/>
+            </w:r>
+            <w:r>
+              <w:t>10</w:t>
+            </w:r>
+            <w:r>
+              <w:fldChar w:fldCharType="end"/>
+            </w:r>
+          </w:hyperlink>
         </w:p>
         <w:p>
           <w:pPr>
-            <w:pStyle w:val="Title"/>
+            <w:pStyle w:val="12"/>
             <w:ind w:left="720"/>
             <w:tabs>
               <w:tab w:val="right" w:leader="dot" w:pos="9026"/>
             </w:tabs>
             <w:spacing w:before="120" w:after="60"/>
           </w:pPr>
-          <w:r>
-            <w:t>I.5.1. Délimitation dans le temps</w:t>
-          </w:r>
-          <w:r>
-            <w:tab/>
-          </w:r>
-          <w:r>
-            <w:t>10</w:t>
-          </w:r>
+          <w:hyperlink w:anchor="_Toc100009" w:history="1">
+            <w:r>
+              <w:rPr>
+                <w:rStyle w:val="Hyperlink"/>
+              </w:rPr>
+              <w:t>I.5.1. Délimitation dans le temps</w:t>
+            </w:r>
+            <w:r>
+              <w:tab/>
+            </w:r>
+            <w:r>
+              <w:fldChar w:fldCharType="begin"/>
+            </w:r>
+            <w:r>
+              <w:instrText xml:space="preserve"> PAGEREF _Toc100009 \h </w:instrText>
+            </w:r>
+            <w:r>
+              <w:fldChar w:fldCharType="separate"/>
+            </w:r>
+            <w:r>
+              <w:t>10</w:t>
+            </w:r>
+            <w:r>
+              <w:fldChar w:fldCharType="end"/>
+            </w:r>
+          </w:hyperlink>
         </w:p>
         <w:p>
           <w:pPr>
-            <w:pStyle w:val="Title"/>
+            <w:pStyle w:val="12"/>
             <w:ind w:left="720"/>
             <w:tabs>
               <w:tab w:val="right" w:leader="dot" w:pos="9026"/>
             </w:tabs>
             <w:spacing w:before="120" w:after="60"/>
           </w:pPr>
-          <w:r>
-            <w:t>I.5.2. Délimitation dans l'espace</w:t>
-          </w:r>
-          <w:r>
-            <w:tab/>
-          </w:r>
-          <w:r>
-            <w:t>10</w:t>
-          </w:r>
+          <w:hyperlink w:anchor="_Toc100010" w:history="1">
+            <w:r>
+              <w:rPr>
+                <w:rStyle w:val="Hyperlink"/>
+              </w:rPr>
+              <w:t>I.5.2. Délimitation dans l'espace</w:t>
+            </w:r>
+            <w:r>
+              <w:tab/>
+            </w:r>
+            <w:r>
+              <w:fldChar w:fldCharType="begin"/>
+            </w:r>
+            <w:r>
+              <w:instrText xml:space="preserve"> PAGEREF _Toc100010 \h </w:instrText>
+            </w:r>
+            <w:r>
+              <w:fldChar w:fldCharType="separate"/>
+            </w:r>
+            <w:r>
+              <w:t>11</w:t>
+            </w:r>
+            <w:r>
+              <w:fldChar w:fldCharType="end"/>
+            </w:r>
+          </w:hyperlink>
         </w:p>
         <w:p>
           <w:pPr>
-            <w:pStyle w:val="Title"/>
+            <w:pStyle w:val="12"/>
             <w:ind w:left="720"/>
             <w:tabs>
               <w:tab w:val="right" w:leader="dot" w:pos="9026"/>
             </w:tabs>
             <w:spacing w:before="120" w:after="60"/>
           </w:pPr>
-          <w:r>
-            <w:t>I.5.3. Délimitation du contenu</w:t>
-          </w:r>
-          <w:r>
-            <w:tab/>
-          </w:r>
-          <w:r>
-            <w:t>11</w:t>
-          </w:r>
+          <w:hyperlink w:anchor="_Toc100011" w:history="1">
+            <w:r>
+              <w:rPr>
+                <w:rStyle w:val="Hyperlink"/>
+              </w:rPr>
+              <w:t>I.5.3. Délimitation du contenu</w:t>
+            </w:r>
+            <w:r>
+              <w:tab/>
+            </w:r>
+            <w:r>
+              <w:fldChar w:fldCharType="begin"/>
+            </w:r>
+            <w:r>
+              <w:instrText xml:space="preserve"> PAGEREF _Toc100011 \h </w:instrText>
+            </w:r>
+            <w:r>
+              <w:fldChar w:fldCharType="separate"/>
+            </w:r>
+            <w:r>
+              <w:t>11</w:t>
+            </w:r>
+            <w:r>
+              <w:fldChar w:fldCharType="end"/>
+            </w:r>
+          </w:hyperlink>
         </w:p>
         <w:p>
           <w:pPr>
-            <w:pStyle w:val="Title"/>
+            <w:pStyle w:val="11"/>
             <w:ind w:left="360"/>
             <w:tabs>
               <w:tab w:val="right" w:leader="dot" w:pos="9026"/>
             </w:tabs>
             <w:spacing w:before="120" w:after="60"/>
           </w:pPr>
-          <w:r>
-            <w:t>I.6. Méthodes et techniques utilisées</w:t>
-          </w:r>
-          <w:r>
-            <w:tab/>
-          </w:r>
-          <w:r>
-            <w:t>11</w:t>
-          </w:r>
+          <w:hyperlink w:anchor="_Toc100012" w:history="1">
+            <w:r>
+              <w:rPr>
+                <w:rStyle w:val="Hyperlink"/>
+              </w:rPr>
+              <w:t>I.6. Méthodes et techniques utilisées</w:t>
+            </w:r>
+            <w:r>
+              <w:tab/>
+            </w:r>
+            <w:r>
+              <w:fldChar w:fldCharType="begin"/>
+            </w:r>
+            <w:r>
+              <w:instrText xml:space="preserve"> PAGEREF _Toc100012 \h </w:instrText>
+            </w:r>
+            <w:r>
+              <w:fldChar w:fldCharType="separate"/>
+            </w:r>
+            <w:r>
+              <w:t>11</w:t>
+            </w:r>
+            <w:r>
+              <w:fldChar w:fldCharType="end"/>
+            </w:r>
+          </w:hyperlink>
         </w:p>
         <w:p>
           <w:pPr>
-            <w:pStyle w:val="Title"/>
+            <w:pStyle w:val="12"/>
             <w:ind w:left="720"/>
             <w:tabs>
               <w:tab w:val="right" w:leader="dot" w:pos="9026"/>
             </w:tabs>
             <w:spacing w:before="120" w:after="60"/>
           </w:pPr>
-          <w:r>
-            <w:t>I.6.1. Méthodes d'analyse et de conception</w:t>
-          </w:r>
-          <w:r>
-            <w:tab/>
-          </w:r>
-          <w:r>
-            <w:t>11</w:t>
-          </w:r>
+          <w:hyperlink w:anchor="_Toc100013" w:history="1">
+            <w:r>
+              <w:rPr>
+                <w:rStyle w:val="Hyperlink"/>
+              </w:rPr>
+              <w:t>I.6.1. Méthodes d'analyse et de conception</w:t>
+            </w:r>
+            <w:r>
+              <w:tab/>
+            </w:r>
+            <w:r>
+              <w:fldChar w:fldCharType="begin"/>
+            </w:r>
+            <w:r>
+              <w:instrText xml:space="preserve"> PAGEREF _Toc100013 \h </w:instrText>
+            </w:r>
+            <w:r>
+              <w:fldChar w:fldCharType="separate"/>
+            </w:r>
+            <w:r>
+              <w:t>11</w:t>
+            </w:r>
+            <w:r>
+              <w:fldChar w:fldCharType="end"/>
+            </w:r>
+          </w:hyperlink>
         </w:p>
         <w:p>
           <w:pPr>
-            <w:pStyle w:val="Title"/>
+            <w:pStyle w:val="12"/>
             <w:ind w:left="720"/>
             <w:tabs>
               <w:tab w:val="right" w:leader="dot" w:pos="9026"/>
             </w:tabs>
             <w:spacing w:before="120" w:after="60"/>
           </w:pPr>
-          <w:r>
-            <w:t>I.6.2. Méthodologie data science : CRISP-DM</w:t>
-          </w:r>
-          <w:r>
-            <w:tab/>
-          </w:r>
-          <w:r>
-            <w:t>11</w:t>
-          </w:r>
+          <w:hyperlink w:anchor="_Toc100014" w:history="1">
+            <w:r>
+              <w:rPr>
+                <w:rStyle w:val="Hyperlink"/>
+              </w:rPr>
+              <w:t>I.6.2. Méthodologie data science : CRISP-DM</w:t>
+            </w:r>
+            <w:r>
+              <w:tab/>
+            </w:r>
+            <w:r>
+              <w:fldChar w:fldCharType="begin"/>
+            </w:r>
+            <w:r>
+              <w:instrText xml:space="preserve"> PAGEREF _Toc100014 \h </w:instrText>
+            </w:r>
+            <w:r>
+              <w:fldChar w:fldCharType="separate"/>
+            </w:r>
+            <w:r>
+              <w:t>12</w:t>
+            </w:r>
+            <w:r>
+              <w:fldChar w:fldCharType="end"/>
+            </w:r>
+          </w:hyperlink>
         </w:p>
         <w:p>
           <w:pPr>
-            <w:pStyle w:val="Title"/>
+            <w:pStyle w:val="12"/>
             <w:ind w:left="720"/>
             <w:tabs>
               <w:tab w:val="right" w:leader="dot" w:pos="9026"/>
             </w:tabs>
             <w:spacing w:before="120" w:after="60"/>
           </w:pPr>
-          <w:r>
-            <w:t>I.6.3. Techniques de collecte de données</w:t>
-          </w:r>
-          <w:r>
-            <w:tab/>
-          </w:r>
-          <w:r>
-            <w:t>12</w:t>
-          </w:r>
+          <w:hyperlink w:anchor="_Toc100015" w:history="1">
+            <w:r>
+              <w:rPr>
+                <w:rStyle w:val="Hyperlink"/>
+              </w:rPr>
+              <w:t>I.6.3. Techniques de collecte de données</w:t>
+            </w:r>
+            <w:r>
+              <w:tab/>
+            </w:r>
+            <w:r>
+              <w:fldChar w:fldCharType="begin"/>
+            </w:r>
+            <w:r>
+              <w:instrText xml:space="preserve"> PAGEREF _Toc100015 \h </w:instrText>
+            </w:r>
+            <w:r>
+              <w:fldChar w:fldCharType="separate"/>
+            </w:r>
+            <w:r>
+              <w:t>12</w:t>
+            </w:r>
+            <w:r>
+              <w:fldChar w:fldCharType="end"/>
+            </w:r>
+          </w:hyperlink>
         </w:p>
         <w:p>
           <w:pPr>
-            <w:pStyle w:val="Title"/>
+            <w:pStyle w:val="12"/>
             <w:ind w:left="720"/>
             <w:tabs>
               <w:tab w:val="right" w:leader="dot" w:pos="9026"/>
             </w:tabs>
             <w:spacing w:before="120" w:after="60"/>
           </w:pPr>
-          <w:r>
-            <w:t>I.6.4. Techniques d'évaluation</w:t>
-          </w:r>
-          <w:r>
-            <w:tab/>
-          </w:r>
-          <w:r>
-            <w:t>12</w:t>
-          </w:r>
+          <w:hyperlink w:anchor="_Toc100016" w:history="1">
+            <w:r>
+              <w:rPr>
+                <w:rStyle w:val="Hyperlink"/>
+              </w:rPr>
+              <w:t>I.6.4. Techniques d'évaluation</w:t>
+            </w:r>
+            <w:r>
+              <w:tab/>
+            </w:r>
+            <w:r>
+              <w:fldChar w:fldCharType="begin"/>
+            </w:r>
+            <w:r>
+              <w:instrText xml:space="preserve"> PAGEREF _Toc100016 \h </w:instrText>
+            </w:r>
+            <w:r>
+              <w:fldChar w:fldCharType="separate"/>
+            </w:r>
+            <w:r>
+              <w:t>13</w:t>
+            </w:r>
+            <w:r>
+              <w:fldChar w:fldCharType="end"/>
+            </w:r>
+          </w:hyperlink>
         </w:p>
         <w:p>
           <w:pPr>
-            <w:pStyle w:val="Title"/>
+            <w:pStyle w:val="11"/>
             <w:ind w:left="360"/>
             <w:tabs>
               <w:tab w:val="right" w:leader="dot" w:pos="9026"/>
             </w:tabs>
             <w:spacing w:before="120" w:after="60"/>
           </w:pPr>
-          <w:r>
-            <w:t>I.7. Subdivision du travail</w:t>
-          </w:r>
-          <w:r>
-            <w:tab/>
-          </w:r>
-          <w:r>
-            <w:t>13</w:t>
-          </w:r>
+          <w:hyperlink w:anchor="_Toc100017" w:history="1">
+            <w:r>
+              <w:rPr>
+                <w:rStyle w:val="Hyperlink"/>
+              </w:rPr>
+              <w:t>I.7. Subdivision du travail</w:t>
+            </w:r>
+            <w:r>
+              <w:tab/>
+            </w:r>
+            <w:r>
+              <w:fldChar w:fldCharType="begin"/>
+            </w:r>
+            <w:r>
+              <w:instrText xml:space="preserve"> PAGEREF _Toc100017 \h </w:instrText>
+            </w:r>
+            <w:r>
+              <w:fldChar w:fldCharType="separate"/>
+            </w:r>
+            <w:r>
+              <w:t>13</w:t>
+            </w:r>
+            <w:r>
+              <w:fldChar w:fldCharType="end"/>
+            </w:r>
+          </w:hyperlink>
         </w:p>
         <w:p>
           <w:pPr>
-            <w:pStyle w:val="Title"/>
+            <w:pStyle w:val="9"/>
             <w:tabs>
               <w:tab w:val="right" w:leader="dot" w:pos="9026"/>
             </w:tabs>
             <w:spacing w:before="120" w:after="60"/>
           </w:pPr>
-          <w:r>
-            <w:t>CHAPITRE I — FONDEMENTS DE L'INTELLIGENCE ARTIFICIELLE APPLIQUÉE À LA DÉTECTION AUTOMATIQUE DU PLAGIAT</w:t>
-          </w:r>
-          <w:r>
-            <w:tab/>
-          </w:r>
-          <w:r>
-            <w:t>13</w:t>
-          </w:r>
+          <w:hyperlink w:anchor="_Toc100018" w:history="1">
+            <w:r>
+              <w:rPr>
+                <w:rStyle w:val="Hyperlink"/>
+              </w:rPr>
+              <w:t>CHAPITRE I — FONDEMENTS DE L'INTELLIGENCE ARTIFICIELLE APPLIQUÉE À LA DÉTECTION AUTOMATIQUE DU PLAGIAT</w:t>
+            </w:r>
+            <w:r>
+              <w:tab/>
+            </w:r>
+            <w:r>
+              <w:fldChar w:fldCharType="begin"/>
+            </w:r>
+            <w:r>
+              <w:instrText xml:space="preserve"> PAGEREF _Toc100018 \h </w:instrText>
+            </w:r>
+            <w:r>
+              <w:fldChar w:fldCharType="separate"/>
+            </w:r>
+            <w:r>
+              <w:t>13</w:t>
+            </w:r>
+            <w:r>
+              <w:fldChar w:fldCharType="end"/>
+            </w:r>
+          </w:hyperlink>
         </w:p>
         <w:p>
           <w:pPr>
-            <w:pStyle w:val="Title"/>
+            <w:pStyle w:val="11"/>
             <w:ind w:left="360"/>
             <w:tabs>
               <w:tab w:val="right" w:leader="dot" w:pos="9026"/>
             </w:tabs>
             <w:spacing w:before="120" w:after="60"/>
           </w:pPr>
-          <w:r>
-            <w:t>I.1. Introduction</w:t>
-          </w:r>
-          <w:r>
-            <w:tab/>
-          </w:r>
-          <w:r>
-            <w:t>13</w:t>
-          </w:r>
+          <w:hyperlink w:anchor="_Toc100019" w:history="1">
+            <w:r>
+              <w:rPr>
+                <w:rStyle w:val="Hyperlink"/>
+              </w:rPr>
+              <w:t>I.1. Introduction</w:t>
+            </w:r>
+            <w:r>
+              <w:tab/>
+            </w:r>
+            <w:r>
+              <w:fldChar w:fldCharType="begin"/>
+            </w:r>
+            <w:r>
+              <w:instrText xml:space="preserve"> PAGEREF _Toc100019 \h </w:instrText>
+            </w:r>
+            <w:r>
+              <w:fldChar w:fldCharType="separate"/>
+            </w:r>
+            <w:r>
+              <w:t>13</w:t>
+            </w:r>
+            <w:r>
+              <w:fldChar w:fldCharType="end"/>
+            </w:r>
+          </w:hyperlink>
         </w:p>
         <w:p>
           <w:pPr>
-            <w:pStyle w:val="Title"/>
+            <w:pStyle w:val="11"/>
             <w:ind w:left="360"/>
             <w:tabs>
               <w:tab w:val="right" w:leader="dot" w:pos="9026"/>
             </w:tabs>
             <w:spacing w:before="120" w:after="60"/>
           </w:pPr>
-          <w:r>
-            <w:t>I.2. Intelligence Artificielle : définition et évolution</w:t>
-          </w:r>
-          <w:r>
-            <w:tab/>
-          </w:r>
-          <w:r>
-            <w:t>14</w:t>
-          </w:r>
+          <w:hyperlink w:anchor="_Toc100020" w:history="1">
+            <w:r>
+              <w:rPr>
+                <w:rStyle w:val="Hyperlink"/>
+              </w:rPr>
+              <w:t>I.2. Intelligence Artificielle : définition et évolution</w:t>
+            </w:r>
+            <w:r>
+              <w:tab/>
+            </w:r>
+            <w:r>
+              <w:fldChar w:fldCharType="begin"/>
+            </w:r>
+            <w:r>
+              <w:instrText xml:space="preserve"> PAGEREF _Toc100020 \h </w:instrText>
+            </w:r>
+            <w:r>
+              <w:fldChar w:fldCharType="separate"/>
+            </w:r>
+            <w:r>
+              <w:t>14</w:t>
+            </w:r>
+            <w:r>
+              <w:fldChar w:fldCharType="end"/>
+            </w:r>
+          </w:hyperlink>
         </w:p>
         <w:p>
           <w:pPr>
-            <w:pStyle w:val="Title"/>
+            <w:pStyle w:val="11"/>
             <w:ind w:left="360"/>
             <w:tabs>
               <w:tab w:val="right" w:leader="dot" w:pos="9026"/>
             </w:tabs>
             <w:spacing w:before="120" w:after="60"/>
           </w:pPr>
-          <w:r>
-            <w:t>I.3. Machine Learning</w:t>
-          </w:r>
-          <w:r>
-            <w:tab/>
-          </w:r>
-          <w:r>
-            <w:t>14</w:t>
-          </w:r>
+          <w:hyperlink w:anchor="_Toc100021" w:history="1">
+            <w:r>
+              <w:rPr>
+                <w:rStyle w:val="Hyperlink"/>
+              </w:rPr>
+              <w:t>I.3. Machine Learning</w:t>
+            </w:r>
+            <w:r>
+              <w:tab/>
+            </w:r>
+            <w:r>
+              <w:fldChar w:fldCharType="begin"/>
+            </w:r>
+            <w:r>
+              <w:instrText xml:space="preserve"> PAGEREF _Toc100021 \h </w:instrText>
+            </w:r>
+            <w:r>
+              <w:fldChar w:fldCharType="separate"/>
+            </w:r>
+            <w:r>
+              <w:t>14</w:t>
+            </w:r>
+            <w:r>
+              <w:fldChar w:fldCharType="end"/>
+            </w:r>
+          </w:hyperlink>
         </w:p>
         <w:p>
           <w:pPr>
-            <w:pStyle w:val="Title"/>
+            <w:pStyle w:val="11"/>
             <w:ind w:left="360"/>
             <w:tabs>
               <w:tab w:val="right" w:leader="dot" w:pos="9026"/>
             </w:tabs>
             <w:spacing w:before="120" w:after="60"/>
           </w:pPr>
-          <w:r>
-            <w:t>I.4. Deep Learning</w:t>
-          </w:r>
-          <w:r>
-            <w:tab/>
-          </w:r>
-          <w:r>
-            <w:t>15</w:t>
-          </w:r>
+          <w:hyperlink w:anchor="_Toc100022" w:history="1">
+            <w:r>
+              <w:rPr>
+                <w:rStyle w:val="Hyperlink"/>
+              </w:rPr>
+              <w:t>I.4. Deep Learning</w:t>
+            </w:r>
+            <w:r>
+              <w:tab/>
+            </w:r>
+            <w:r>
+              <w:fldChar w:fldCharType="begin"/>
+            </w:r>
+            <w:r>
+              <w:instrText xml:space="preserve"> PAGEREF _Toc100022 \h </w:instrText>
+            </w:r>
+            <w:r>
+              <w:fldChar w:fldCharType="separate"/>
+            </w:r>
+            <w:r>
+              <w:t>15</w:t>
+            </w:r>
+            <w:r>
+              <w:fldChar w:fldCharType="end"/>
+            </w:r>
+          </w:hyperlink>
         </w:p>
         <w:p>
           <w:pPr>
-            <w:pStyle w:val="Title"/>
+            <w:pStyle w:val="11"/>
             <w:ind w:left="360"/>
             <w:tabs>
               <w:tab w:val="right" w:leader="dot" w:pos="9026"/>
             </w:tabs>
             <w:spacing w:before="120" w:after="60"/>
           </w:pPr>
-          <w:r>
-            <w:t>I.5. Traitement Automatique du Langage Naturel (NLP)</w:t>
-          </w:r>
-          <w:r>
-            <w:tab/>
-          </w:r>
-          <w:r>
-            <w:t>15</w:t>
-          </w:r>
+          <w:hyperlink w:anchor="_Toc100023" w:history="1">
+            <w:r>
+              <w:rPr>
+                <w:rStyle w:val="Hyperlink"/>
+              </w:rPr>
+              <w:t>I.5. Traitement Automatique du Langage Naturel (NLP)</w:t>
+            </w:r>
+            <w:r>
+              <w:tab/>
+            </w:r>
+            <w:r>
+              <w:fldChar w:fldCharType="begin"/>
+            </w:r>
+            <w:r>
+              <w:instrText xml:space="preserve"> PAGEREF _Toc100023 \h </w:instrText>
+            </w:r>
+            <w:r>
+              <w:fldChar w:fldCharType="separate"/>
+            </w:r>
+            <w:r>
+              <w:t>15</w:t>
+            </w:r>
+            <w:r>
+              <w:fldChar w:fldCharType="end"/>
+            </w:r>
+          </w:hyperlink>
         </w:p>
         <w:p>
           <w:pPr>
-            <w:pStyle w:val="Title"/>
+            <w:pStyle w:val="11"/>
             <w:ind w:left="360"/>
             <w:tabs>
               <w:tab w:val="right" w:leader="dot" w:pos="9026"/>
             </w:tabs>
             <w:spacing w:before="120" w:after="60"/>
           </w:pPr>
-          <w:r>
-            <w:t>I.6. Embeddings vectoriels</w:t>
-          </w:r>
-          <w:r>
-            <w:tab/>
-          </w:r>
-          <w:r>
-            <w:t>16</w:t>
-          </w:r>
+          <w:hyperlink w:anchor="_Toc100024" w:history="1">
+            <w:r>
+              <w:rPr>
+                <w:rStyle w:val="Hyperlink"/>
+              </w:rPr>
+              <w:t>I.6. Embeddings vectoriels</w:t>
+            </w:r>
+            <w:r>
+              <w:tab/>
+            </w:r>
+            <w:r>
+              <w:fldChar w:fldCharType="begin"/>
+            </w:r>
+            <w:r>
+              <w:instrText xml:space="preserve"> PAGEREF _Toc100024 \h </w:instrText>
+            </w:r>
+            <w:r>
+              <w:fldChar w:fldCharType="separate"/>
+            </w:r>
+            <w:r>
+              <w:t>16</w:t>
+            </w:r>
+            <w:r>
+              <w:fldChar w:fldCharType="end"/>
+            </w:r>
+          </w:hyperlink>
         </w:p>
         <w:p>
           <w:pPr>
-            <w:pStyle w:val="Title"/>
+            <w:pStyle w:val="11"/>
             <w:ind w:left="360"/>
             <w:tabs>
               <w:tab w:val="right" w:leader="dot" w:pos="9026"/>
             </w:tabs>
             <w:spacing w:before="120" w:after="60"/>
           </w:pPr>
-          <w:r>
-            <w:t>I.7. Similarité cosinus et métriques de distance</w:t>
-          </w:r>
-          <w:r>
-            <w:tab/>
-          </w:r>
-          <w:r>
-            <w:t>17</w:t>
-          </w:r>
+          <w:hyperlink w:anchor="_Toc100025" w:history="1">
+            <w:r>
+              <w:rPr>
+                <w:rStyle w:val="Hyperlink"/>
+              </w:rPr>
+              <w:t>I.7. Similarité cosinus et métriques de distance</w:t>
+            </w:r>
+            <w:r>
+              <w:tab/>
+            </w:r>
+            <w:r>
+              <w:fldChar w:fldCharType="begin"/>
+            </w:r>
+            <w:r>
+              <w:instrText xml:space="preserve"> PAGEREF _Toc100025 \h </w:instrText>
+            </w:r>
+            <w:r>
+              <w:fldChar w:fldCharType="separate"/>
+            </w:r>
+            <w:r>
+              <w:t>17</w:t>
+            </w:r>
+            <w:r>
+              <w:fldChar w:fldCharType="end"/>
+            </w:r>
+          </w:hyperlink>
         </w:p>
         <w:p>
           <w:pPr>
-            <w:pStyle w:val="Title"/>
+            <w:pStyle w:val="11"/>
             <w:ind w:left="360"/>
             <w:tabs>
               <w:tab w:val="right" w:leader="dot" w:pos="9026"/>
             </w:tabs>
             <w:spacing w:before="120" w:after="60"/>
           </w:pPr>
-          <w:r>
-            <w:t>I.8. Recherche vectorielle</w:t>
-          </w:r>
-          <w:r>
-            <w:tab/>
-          </w:r>
-          <w:r>
-            <w:t>17</w:t>
-          </w:r>
+          <w:hyperlink w:anchor="_Toc100026" w:history="1">
+            <w:r>
+              <w:rPr>
+                <w:rStyle w:val="Hyperlink"/>
+              </w:rPr>
+              <w:t>I.8. Recherche vectorielle</w:t>
+            </w:r>
+            <w:r>
+              <w:tab/>
+            </w:r>
+            <w:r>
+              <w:fldChar w:fldCharType="begin"/>
+            </w:r>
+            <w:r>
+              <w:instrText xml:space="preserve"> PAGEREF _Toc100026 \h </w:instrText>
+            </w:r>
+            <w:r>
+              <w:fldChar w:fldCharType="separate"/>
+            </w:r>
+            <w:r>
+              <w:t>17</w:t>
+            </w:r>
+            <w:r>
+              <w:fldChar w:fldCharType="end"/>
+            </w:r>
+          </w:hyperlink>
         </w:p>
         <w:p>
           <w:pPr>
-            <w:pStyle w:val="Title"/>
+            <w:pStyle w:val="11"/>
             <w:ind w:left="360"/>
             <w:tabs>
               <w:tab w:val="right" w:leader="dot" w:pos="9026"/>
             </w:tabs>
             <w:spacing w:before="120" w:after="60"/>
           </w:pPr>
-          <w:r>
-            <w:t>I.9. IA générative et grands modèles de langage</w:t>
-          </w:r>
-          <w:r>
-            <w:tab/>
-          </w:r>
-          <w:r>
-            <w:t>18</w:t>
-          </w:r>
+          <w:hyperlink w:anchor="_Toc100027" w:history="1">
+            <w:r>
+              <w:rPr>
+                <w:rStyle w:val="Hyperlink"/>
+              </w:rPr>
+              <w:t>I.9. IA générative et grands modèles de langage</w:t>
+            </w:r>
+            <w:r>
+              <w:tab/>
+            </w:r>
+            <w:r>
+              <w:fldChar w:fldCharType="begin"/>
+            </w:r>
+            <w:r>
+              <w:instrText xml:space="preserve"> PAGEREF _Toc100027 \h </w:instrText>
+            </w:r>
+            <w:r>
+              <w:fldChar w:fldCharType="separate"/>
+            </w:r>
+            <w:r>
+              <w:t>18</w:t>
+            </w:r>
+            <w:r>
+              <w:fldChar w:fldCharType="end"/>
+            </w:r>
+          </w:hyperlink>
         </w:p>
         <w:p>
           <w:pPr>
-            <w:pStyle w:val="Title"/>
+            <w:pStyle w:val="11"/>
             <w:ind w:left="360"/>
             <w:tabs>
               <w:tab w:val="right" w:leader="dot" w:pos="9026"/>
             </w:tabs>
             <w:spacing w:before="120" w:after="60"/>
           </w:pPr>
-          <w:r>
-            <w:t>I.10. État de l'art de la détection automatique du plagiat par IA</w:t>
-          </w:r>
-          <w:r>
-            <w:tab/>
-          </w:r>
-          <w:r>
-            <w:t>18</w:t>
-          </w:r>
+          <w:hyperlink w:anchor="_Toc100028" w:history="1">
+            <w:r>
+              <w:rPr>
+                <w:rStyle w:val="Hyperlink"/>
+              </w:rPr>
+              <w:t>I.10. État de l'art de la détection automatique du plagiat par IA</w:t>
+            </w:r>
+            <w:r>
+              <w:tab/>
+            </w:r>
+            <w:r>
+              <w:fldChar w:fldCharType="begin"/>
+            </w:r>
+            <w:r>
+              <w:instrText xml:space="preserve"> PAGEREF _Toc100028 \h </w:instrText>
+            </w:r>
+            <w:r>
+              <w:fldChar w:fldCharType="separate"/>
+            </w:r>
+            <w:r>
+              <w:t>19</w:t>
+            </w:r>
+            <w:r>
+              <w:fldChar w:fldCharType="end"/>
+            </w:r>
+          </w:hyperlink>
         </w:p>
         <w:p>
           <w:pPr>
-            <w:pStyle w:val="Title"/>
+            <w:pStyle w:val="11"/>
             <w:ind w:left="360"/>
             <w:tabs>
               <w:tab w:val="right" w:leader="dot" w:pos="9026"/>
             </w:tabs>
             <w:spacing w:before="120" w:after="60"/>
           </w:pPr>
-          <w:r>
-            <w:t>I.11. Conclusion</w:t>
-          </w:r>
-          <w:r>
-            <w:tab/>
-          </w:r>
-          <w:r>
-            <w:t>19</w:t>
-          </w:r>
+          <w:hyperlink w:anchor="_Toc100029" w:history="1">
+            <w:r>
+              <w:rPr>
+                <w:rStyle w:val="Hyperlink"/>
+              </w:rPr>
+              <w:t>I.11. Conclusion</w:t>
+            </w:r>
+            <w:r>
+              <w:tab/>
+            </w:r>
+            <w:r>
+              <w:fldChar w:fldCharType="begin"/>
+            </w:r>
+            <w:r>
+              <w:instrText xml:space="preserve"> PAGEREF _Toc100029 \h </w:instrText>
+            </w:r>
+            <w:r>
+              <w:fldChar w:fldCharType="separate"/>
+            </w:r>
+            <w:r>
+              <w:t>19</w:t>
+            </w:r>
+            <w:r>
+              <w:fldChar w:fldCharType="end"/>
+            </w:r>
+          </w:hyperlink>
         </w:p>
         <w:p>
           <w:pPr>
-            <w:pStyle w:val="Title"/>
+            <w:pStyle w:val="9"/>
             <w:tabs>
               <w:tab w:val="right" w:leader="dot" w:pos="9026"/>
             </w:tabs>
             <w:spacing w:before="120" w:after="60"/>
           </w:pPr>
-          <w:r>
-            <w:t>CHAPITRE II — ÉTAT DE L'ART DU PLAGIAT ACADÉMIQUE ET ANALYSE DES BESOINS</w:t>
-          </w:r>
-          <w:r>
-            <w:tab/>
-          </w:r>
-          <w:r>
-            <w:t>20</w:t>
-          </w:r>
+          <w:hyperlink w:anchor="_Toc100030" w:history="1">
+            <w:r>
+              <w:rPr>
+                <w:rStyle w:val="Hyperlink"/>
+              </w:rPr>
+              <w:t>CHAPITRE II — ÉTAT DE L'ART DU PLAGIAT ACADÉMIQUE ET ANALYSE DES BESOINS</w:t>
+            </w:r>
+            <w:r>
+              <w:tab/>
+            </w:r>
+            <w:r>
+              <w:fldChar w:fldCharType="begin"/>
+            </w:r>
+            <w:r>
+              <w:instrText xml:space="preserve"> PAGEREF _Toc100030 \h </w:instrText>
+            </w:r>
+            <w:r>
+              <w:fldChar w:fldCharType="separate"/>
+            </w:r>
+            <w:r>
+              <w:t>20</w:t>
+            </w:r>
+            <w:r>
+              <w:fldChar w:fldCharType="end"/>
+            </w:r>
+          </w:hyperlink>
         </w:p>
         <w:p>
           <w:pPr>
-            <w:pStyle w:val="Title"/>
+            <w:pStyle w:val="11"/>
             <w:ind w:left="360"/>
             <w:tabs>
               <w:tab w:val="right" w:leader="dot" w:pos="9026"/>
             </w:tabs>
             <w:spacing w:before="120" w:after="60"/>
           </w:pPr>
-          <w:r>
-            <w:t>II.1. Introduction</w:t>
-          </w:r>
-          <w:r>
-            <w:tab/>
-          </w:r>
-          <w:r>
-            <w:t>20</w:t>
-          </w:r>
+          <w:hyperlink w:anchor="_Toc100031" w:history="1">
+            <w:r>
+              <w:rPr>
+                <w:rStyle w:val="Hyperlink"/>
+              </w:rPr>
+              <w:t>II.1. Introduction</w:t>
+            </w:r>
+            <w:r>
+              <w:tab/>
+            </w:r>
+            <w:r>
+              <w:fldChar w:fldCharType="begin"/>
+            </w:r>
+            <w:r>
+              <w:instrText xml:space="preserve"> PAGEREF _Toc100031 \h </w:instrText>
+            </w:r>
+            <w:r>
+              <w:fldChar w:fldCharType="separate"/>
+            </w:r>
+            <w:r>
+              <w:t>20</w:t>
+            </w:r>
+            <w:r>
+              <w:fldChar w:fldCharType="end"/>
+            </w:r>
+          </w:hyperlink>
         </w:p>
         <w:p>
           <w:pPr>
-            <w:pStyle w:val="Title"/>
+            <w:pStyle w:val="11"/>
             <w:ind w:left="360"/>
             <w:tabs>
               <w:tab w:val="right" w:leader="dot" w:pos="9026"/>
             </w:tabs>
             <w:spacing w:before="120" w:after="60"/>
           </w:pPr>
-          <w:r>
-            <w:t>II.2. Définition du plagiat</w:t>
-          </w:r>
-          <w:r>
-            <w:tab/>
-          </w:r>
-          <w:r>
-            <w:t>20</w:t>
-          </w:r>
+          <w:hyperlink w:anchor="_Toc100032" w:history="1">
+            <w:r>
+              <w:rPr>
+                <w:rStyle w:val="Hyperlink"/>
+              </w:rPr>
+              <w:t>II.2. Définition du plagiat</w:t>
+            </w:r>
+            <w:r>
+              <w:tab/>
+            </w:r>
+            <w:r>
+              <w:fldChar w:fldCharType="begin"/>
+            </w:r>
+            <w:r>
+              <w:instrText xml:space="preserve"> PAGEREF _Toc100032 \h </w:instrText>
+            </w:r>
+            <w:r>
+              <w:fldChar w:fldCharType="separate"/>
+            </w:r>
+            <w:r>
+              <w:t>21</w:t>
+            </w:r>
+            <w:r>
+              <w:fldChar w:fldCharType="end"/>
+            </w:r>
+          </w:hyperlink>
         </w:p>
         <w:p>
           <w:pPr>
-            <w:pStyle w:val="Title"/>
+            <w:pStyle w:val="11"/>
             <w:ind w:left="360"/>
             <w:tabs>
               <w:tab w:val="right" w:leader="dot" w:pos="9026"/>
             </w:tabs>
             <w:spacing w:before="120" w:after="60"/>
           </w:pPr>
-          <w:r>
-            <w:t>II.3. Quelques domaines du plagiat</w:t>
-          </w:r>
-          <w:r>
-            <w:tab/>
-          </w:r>
-          <w:r>
-            <w:t>21</w:t>
-          </w:r>
+          <w:hyperlink w:anchor="_Toc100033" w:history="1">
+            <w:r>
+              <w:rPr>
+                <w:rStyle w:val="Hyperlink"/>
+              </w:rPr>
+              <w:t>II.3. Quelques domaines du plagiat</w:t>
+            </w:r>
+            <w:r>
+              <w:tab/>
+            </w:r>
+            <w:r>
+              <w:fldChar w:fldCharType="begin"/>
+            </w:r>
+            <w:r>
+              <w:instrText xml:space="preserve"> PAGEREF _Toc100033 \h </w:instrText>
+            </w:r>
+            <w:r>
+              <w:fldChar w:fldCharType="separate"/>
+            </w:r>
+            <w:r>
+              <w:t>21</w:t>
+            </w:r>
+            <w:r>
+              <w:fldChar w:fldCharType="end"/>
+            </w:r>
+          </w:hyperlink>
         </w:p>
         <w:p>
           <w:pPr>
-            <w:pStyle w:val="Title"/>
+            <w:pStyle w:val="12"/>
             <w:ind w:left="720"/>
             <w:tabs>
               <w:tab w:val="right" w:leader="dot" w:pos="9026"/>
             </w:tabs>
             <w:spacing w:before="120" w:after="60"/>
           </w:pPr>
-          <w:r>
-            <w:t>II.3.1. Dans les sciences</w:t>
-          </w:r>
-          <w:r>
-            <w:tab/>
-          </w:r>
-          <w:r>
-            <w:t>21</w:t>
-          </w:r>
+          <w:hyperlink w:anchor="_Toc100034" w:history="1">
+            <w:r>
+              <w:rPr>
+                <w:rStyle w:val="Hyperlink"/>
+              </w:rPr>
+              <w:t>II.3.1. Dans les sciences</w:t>
+            </w:r>
+            <w:r>
+              <w:tab/>
+            </w:r>
+            <w:r>
+              <w:fldChar w:fldCharType="begin"/>
+            </w:r>
+            <w:r>
+              <w:instrText xml:space="preserve"> PAGEREF _Toc100034 \h </w:instrText>
+            </w:r>
+            <w:r>
+              <w:fldChar w:fldCharType="separate"/>
+            </w:r>
+            <w:r>
+              <w:t>21</w:t>
+            </w:r>
+            <w:r>
+              <w:fldChar w:fldCharType="end"/>
+            </w:r>
+          </w:hyperlink>
         </w:p>
         <w:p>
           <w:pPr>
-            <w:pStyle w:val="Title"/>
+            <w:pStyle w:val="12"/>
             <w:ind w:left="720"/>
             <w:tabs>
               <w:tab w:val="right" w:leader="dot" w:pos="9026"/>
             </w:tabs>
             <w:spacing w:before="120" w:after="60"/>
           </w:pPr>
-          <w:r>
-            <w:t>II.3.2. Dans le journalisme</w:t>
-          </w:r>
-          <w:r>
-            <w:tab/>
-          </w:r>
-          <w:r>
-            <w:t>21</w:t>
-          </w:r>
+          <w:hyperlink w:anchor="_Toc100035" w:history="1">
+            <w:r>
+              <w:rPr>
+                <w:rStyle w:val="Hyperlink"/>
+              </w:rPr>
+              <w:t>II.3.2. Dans le journalisme</w:t>
+            </w:r>
+            <w:r>
+              <w:tab/>
+            </w:r>
+            <w:r>
+              <w:fldChar w:fldCharType="begin"/>
+            </w:r>
+            <w:r>
+              <w:instrText xml:space="preserve"> PAGEREF _Toc100035 \h </w:instrText>
+            </w:r>
+            <w:r>
+              <w:fldChar w:fldCharType="separate"/>
+            </w:r>
+            <w:r>
+              <w:t>22</w:t>
+            </w:r>
+            <w:r>
+              <w:fldChar w:fldCharType="end"/>
+            </w:r>
+          </w:hyperlink>
         </w:p>
         <w:p>
           <w:pPr>
-            <w:pStyle w:val="Title"/>
+            <w:pStyle w:val="12"/>
             <w:ind w:left="720"/>
             <w:tabs>
               <w:tab w:val="right" w:leader="dot" w:pos="9026"/>
             </w:tabs>
             <w:spacing w:before="120" w:after="60"/>
           </w:pPr>
-          <w:r>
-            <w:t>II.3.3. Dans la littérature et les arts</w:t>
-          </w:r>
-          <w:r>
-            <w:tab/>
-          </w:r>
-          <w:r>
-            <w:t>22</w:t>
-          </w:r>
+          <w:hyperlink w:anchor="_Toc100036" w:history="1">
+            <w:r>
+              <w:rPr>
+                <w:rStyle w:val="Hyperlink"/>
+              </w:rPr>
+              <w:t>II.3.3. Dans la littérature et les arts</w:t>
+            </w:r>
+            <w:r>
+              <w:tab/>
+            </w:r>
+            <w:r>
+              <w:fldChar w:fldCharType="begin"/>
+            </w:r>
+            <w:r>
+              <w:instrText xml:space="preserve"> PAGEREF _Toc100036 \h </w:instrText>
+            </w:r>
+            <w:r>
+              <w:fldChar w:fldCharType="separate"/>
+            </w:r>
+            <w:r>
+              <w:t>22</w:t>
+            </w:r>
+            <w:r>
+              <w:fldChar w:fldCharType="end"/>
+            </w:r>
+          </w:hyperlink>
         </w:p>
         <w:p>
           <w:pPr>
-            <w:pStyle w:val="Title"/>
+            <w:pStyle w:val="12"/>
             <w:ind w:left="720"/>
             <w:tabs>
               <w:tab w:val="right" w:leader="dot" w:pos="9026"/>
             </w:tabs>
             <w:spacing w:before="120" w:after="60"/>
           </w:pPr>
-          <w:r>
-            <w:t>II.3.4. Dans le monde académique</w:t>
-          </w:r>
-          <w:r>
-            <w:tab/>
-          </w:r>
-          <w:r>
-            <w:t>22</w:t>
-          </w:r>
+          <w:hyperlink w:anchor="_Toc100037" w:history="1">
+            <w:r>
+              <w:rPr>
+                <w:rStyle w:val="Hyperlink"/>
+              </w:rPr>
+              <w:t>II.3.4. Dans le monde académique</w:t>
+            </w:r>
+            <w:r>
+              <w:tab/>
+            </w:r>
+            <w:r>
+              <w:fldChar w:fldCharType="begin"/>
+            </w:r>
+            <w:r>
+              <w:instrText xml:space="preserve"> PAGEREF _Toc100037 \h </w:instrText>
+            </w:r>
+            <w:r>
+              <w:fldChar w:fldCharType="separate"/>
+            </w:r>
+            <w:r>
+              <w:t>22</w:t>
+            </w:r>
+            <w:r>
+              <w:fldChar w:fldCharType="end"/>
+            </w:r>
+          </w:hyperlink>
         </w:p>
         <w:p>
           <w:pPr>
-            <w:pStyle w:val="Title"/>
+            <w:pStyle w:val="11"/>
             <w:ind w:left="360"/>
             <w:tabs>
               <w:tab w:val="right" w:leader="dot" w:pos="9026"/>
             </w:tabs>
             <w:spacing w:before="120" w:after="60"/>
           </w:pPr>
-          <w:r>
-            <w:t>II.4. Types de plagiat</w:t>
-          </w:r>
-          <w:r>
-            <w:tab/>
-          </w:r>
-          <w:r>
-            <w:t>22</w:t>
-          </w:r>
+          <w:hyperlink w:anchor="_Toc100038" w:history="1">
+            <w:r>
+              <w:rPr>
+                <w:rStyle w:val="Hyperlink"/>
+              </w:rPr>
+              <w:t>II.4. Types de plagiat</w:t>
+            </w:r>
+            <w:r>
+              <w:tab/>
+            </w:r>
+            <w:r>
+              <w:fldChar w:fldCharType="begin"/>
+            </w:r>
+            <w:r>
+              <w:instrText xml:space="preserve"> PAGEREF _Toc100038 \h </w:instrText>
+            </w:r>
+            <w:r>
+              <w:fldChar w:fldCharType="separate"/>
+            </w:r>
+            <w:r>
+              <w:t>22</w:t>
+            </w:r>
+            <w:r>
+              <w:fldChar w:fldCharType="end"/>
+            </w:r>
+          </w:hyperlink>
         </w:p>
         <w:p>
           <w:pPr>
-            <w:pStyle w:val="Title"/>
+            <w:pStyle w:val="11"/>
             <w:ind w:left="360"/>
             <w:tabs>
               <w:tab w:val="right" w:leader="dot" w:pos="9026"/>
             </w:tabs>
             <w:spacing w:before="120" w:after="60"/>
           </w:pPr>
-          <w:r>
-            <w:t>II.5. Détection automatique du plagiat</w:t>
-          </w:r>
-          <w:r>
-            <w:tab/>
-          </w:r>
-          <w:r>
-            <w:t>23</w:t>
-          </w:r>
+          <w:hyperlink w:anchor="_Toc100039" w:history="1">
+            <w:r>
+              <w:rPr>
+                <w:rStyle w:val="Hyperlink"/>
+              </w:rPr>
+              <w:t>II.5. Détection automatique du plagiat</w:t>
+            </w:r>
+            <w:r>
+              <w:tab/>
+            </w:r>
+            <w:r>
+              <w:fldChar w:fldCharType="begin"/>
+            </w:r>
+            <w:r>
+              <w:instrText xml:space="preserve"> PAGEREF _Toc100039 \h </w:instrText>
+            </w:r>
+            <w:r>
+              <w:fldChar w:fldCharType="separate"/>
+            </w:r>
+            <w:r>
+              <w:t>23</w:t>
+            </w:r>
+            <w:r>
+              <w:fldChar w:fldCharType="end"/>
+            </w:r>
+          </w:hyperlink>
         </w:p>
         <w:p>
           <w:pPr>
-            <w:pStyle w:val="Title"/>
+            <w:pStyle w:val="11"/>
             <w:ind w:left="360"/>
             <w:tabs>
               <w:tab w:val="right" w:leader="dot" w:pos="9026"/>
             </w:tabs>
             <w:spacing w:before="120" w:after="60"/>
           </w:pPr>
-          <w:r>
-            <w:t>II.6. Causes et facteurs du plagiat académique</w:t>
-          </w:r>
-          <w:r>
-            <w:tab/>
-          </w:r>
-          <w:r>
-            <w:t>24</w:t>
-          </w:r>
+          <w:hyperlink w:anchor="_Toc100040" w:history="1">
+            <w:r>
+              <w:rPr>
+                <w:rStyle w:val="Hyperlink"/>
+              </w:rPr>
+              <w:t>II.6. Causes et facteurs du plagiat académique</w:t>
+            </w:r>
+            <w:r>
+              <w:tab/>
+            </w:r>
+            <w:r>
+              <w:fldChar w:fldCharType="begin"/>
+            </w:r>
+            <w:r>
+              <w:instrText xml:space="preserve"> PAGEREF _Toc100040 \h </w:instrText>
+            </w:r>
+            <w:r>
+              <w:fldChar w:fldCharType="separate"/>
+            </w:r>
+            <w:r>
+              <w:t>24</w:t>
+            </w:r>
+            <w:r>
+              <w:fldChar w:fldCharType="end"/>
+            </w:r>
+          </w:hyperlink>
         </w:p>
         <w:p>
           <w:pPr>
-            <w:pStyle w:val="Title"/>
+            <w:pStyle w:val="12"/>
             <w:ind w:left="720"/>
             <w:tabs>
               <w:tab w:val="right" w:leader="dot" w:pos="9026"/>
             </w:tabs>
             <w:spacing w:before="120" w:after="60"/>
           </w:pPr>
-          <w:r>
-            <w:t>II.6.1. Facteurs individuels</w:t>
-          </w:r>
-          <w:r>
-            <w:tab/>
-          </w:r>
-          <w:r>
-            <w:t>24</w:t>
-          </w:r>
+          <w:hyperlink w:anchor="_Toc100041" w:history="1">
+            <w:r>
+              <w:rPr>
+                <w:rStyle w:val="Hyperlink"/>
+              </w:rPr>
+              <w:t>II.6.1. Facteurs individuels</w:t>
+            </w:r>
+            <w:r>
+              <w:tab/>
+            </w:r>
+            <w:r>
+              <w:fldChar w:fldCharType="begin"/>
+            </w:r>
+            <w:r>
+              <w:instrText xml:space="preserve"> PAGEREF _Toc100041 \h </w:instrText>
+            </w:r>
+            <w:r>
+              <w:fldChar w:fldCharType="separate"/>
+            </w:r>
+            <w:r>
+              <w:t>24</w:t>
+            </w:r>
+            <w:r>
+              <w:fldChar w:fldCharType="end"/>
+            </w:r>
+          </w:hyperlink>
         </w:p>
         <w:p>
           <w:pPr>
-            <w:pStyle w:val="Title"/>
+            <w:pStyle w:val="12"/>
             <w:ind w:left="720"/>
             <w:tabs>
               <w:tab w:val="right" w:leader="dot" w:pos="9026"/>
             </w:tabs>
             <w:spacing w:before="120" w:after="60"/>
           </w:pPr>
-          <w:r>
-            <w:t>II.6.2. Facteurs institutionnels</w:t>
-          </w:r>
-          <w:r>
-            <w:tab/>
-          </w:r>
-          <w:r>
-            <w:t>24</w:t>
-          </w:r>
+          <w:hyperlink w:anchor="_Toc100042" w:history="1">
+            <w:r>
+              <w:rPr>
+                <w:rStyle w:val="Hyperlink"/>
+              </w:rPr>
+              <w:t>II.6.2. Facteurs institutionnels</w:t>
+            </w:r>
+            <w:r>
+              <w:tab/>
+            </w:r>
+            <w:r>
+              <w:fldChar w:fldCharType="begin"/>
+            </w:r>
+            <w:r>
+              <w:instrText xml:space="preserve"> PAGEREF _Toc100042 \h </w:instrText>
+            </w:r>
+            <w:r>
+              <w:fldChar w:fldCharType="separate"/>
+            </w:r>
+            <w:r>
+              <w:t>24</w:t>
+            </w:r>
+            <w:r>
+              <w:fldChar w:fldCharType="end"/>
+            </w:r>
+          </w:hyperlink>
         </w:p>
         <w:p>
           <w:pPr>
-            <w:pStyle w:val="Title"/>
+            <w:pStyle w:val="12"/>
             <w:ind w:left="720"/>
             <w:tabs>
               <w:tab w:val="right" w:leader="dot" w:pos="9026"/>
             </w:tabs>
             <w:spacing w:before="120" w:after="60"/>
           </w:pPr>
-          <w:r>
-            <w:t>II.6.3. Facteurs technologiques</w:t>
-          </w:r>
-          <w:r>
-            <w:tab/>
-          </w:r>
-          <w:r>
-            <w:t>24</w:t>
-          </w:r>
+          <w:hyperlink w:anchor="_Toc100043" w:history="1">
+            <w:r>
+              <w:rPr>
+                <w:rStyle w:val="Hyperlink"/>
+              </w:rPr>
+              <w:t>II.6.3. Facteurs technologiques</w:t>
+            </w:r>
+            <w:r>
+              <w:tab/>
+            </w:r>
+            <w:r>
+              <w:fldChar w:fldCharType="begin"/>
+            </w:r>
+            <w:r>
+              <w:instrText xml:space="preserve"> PAGEREF _Toc100043 \h </w:instrText>
+            </w:r>
+            <w:r>
+              <w:fldChar w:fldCharType="separate"/>
+            </w:r>
+            <w:r>
+              <w:t>24</w:t>
+            </w:r>
+            <w:r>
+              <w:fldChar w:fldCharType="end"/>
+            </w:r>
+          </w:hyperlink>
         </w:p>
         <w:p>
           <w:pPr>
-            <w:pStyle w:val="Title"/>
+            <w:pStyle w:val="11"/>
             <w:ind w:left="360"/>
             <w:tabs>
               <w:tab w:val="right" w:leader="dot" w:pos="9026"/>
             </w:tabs>
             <w:spacing w:before="120" w:after="60"/>
           </w:pPr>
-          <w:r>
-            <w:t>II.7. Approches économiques et sociologiques du plagiat</w:t>
-          </w:r>
-          <w:r>
-            <w:tab/>
-          </w:r>
-          <w:r>
-            <w:t>25</w:t>
-          </w:r>
+          <w:hyperlink w:anchor="_Toc100044" w:history="1">
+            <w:r>
+              <w:rPr>
+                <w:rStyle w:val="Hyperlink"/>
+              </w:rPr>
+              <w:t>II.7. Approches économiques et sociologiques du plagiat</w:t>
+            </w:r>
+            <w:r>
+              <w:tab/>
+            </w:r>
+            <w:r>
+              <w:fldChar w:fldCharType="begin"/>
+            </w:r>
+            <w:r>
+              <w:instrText xml:space="preserve"> PAGEREF _Toc100044 \h </w:instrText>
+            </w:r>
+            <w:r>
+              <w:fldChar w:fldCharType="separate"/>
+            </w:r>
+            <w:r>
+              <w:t>25</w:t>
+            </w:r>
+            <w:r>
+              <w:fldChar w:fldCharType="end"/>
+            </w:r>
+          </w:hyperlink>
         </w:p>
         <w:p>
           <w:pPr>
-            <w:pStyle w:val="Title"/>
+            <w:pStyle w:val="12"/>
             <w:ind w:left="720"/>
             <w:tabs>
               <w:tab w:val="right" w:leader="dot" w:pos="9026"/>
             </w:tabs>
             <w:spacing w:before="120" w:after="60"/>
           </w:pPr>
-          <w:r>
-            <w:t>II.7.1. Approche économique : le choix rationnel</w:t>
-          </w:r>
-          <w:r>
-            <w:tab/>
-          </w:r>
-          <w:r>
-            <w:t>25</w:t>
-          </w:r>
+          <w:hyperlink w:anchor="_Toc100045" w:history="1">
+            <w:r>
+              <w:rPr>
+                <w:rStyle w:val="Hyperlink"/>
+              </w:rPr>
+              <w:t>II.7.1. Approche économique : le choix rationnel</w:t>
+            </w:r>
+            <w:r>
+              <w:tab/>
+            </w:r>
+            <w:r>
+              <w:fldChar w:fldCharType="begin"/>
+            </w:r>
+            <w:r>
+              <w:instrText xml:space="preserve"> PAGEREF _Toc100045 \h </w:instrText>
+            </w:r>
+            <w:r>
+              <w:fldChar w:fldCharType="separate"/>
+            </w:r>
+            <w:r>
+              <w:t>25</w:t>
+            </w:r>
+            <w:r>
+              <w:fldChar w:fldCharType="end"/>
+            </w:r>
+          </w:hyperlink>
         </w:p>
         <w:p>
           <w:pPr>
-            <w:pStyle w:val="Title"/>
+            <w:pStyle w:val="12"/>
             <w:ind w:left="720"/>
             <w:tabs>
               <w:tab w:val="right" w:leader="dot" w:pos="9026"/>
             </w:tabs>
             <w:spacing w:before="120" w:after="60"/>
           </w:pPr>
-          <w:r>
-            <w:t>II.7.2. Approche sociologique : la déviance</w:t>
-          </w:r>
-          <w:r>
-            <w:tab/>
-          </w:r>
-          <w:r>
-            <w:t>25</w:t>
-          </w:r>
+          <w:hyperlink w:anchor="_Toc100046" w:history="1">
+            <w:r>
+              <w:rPr>
+                <w:rStyle w:val="Hyperlink"/>
+              </w:rPr>
+              <w:t>II.7.2. Approche sociologique : la déviance</w:t>
+            </w:r>
+            <w:r>
+              <w:tab/>
+            </w:r>
+            <w:r>
+              <w:fldChar w:fldCharType="begin"/>
+            </w:r>
+            <w:r>
+              <w:instrText xml:space="preserve"> PAGEREF _Toc100046 \h </w:instrText>
+            </w:r>
+            <w:r>
+              <w:fldChar w:fldCharType="separate"/>
+            </w:r>
+            <w:r>
+              <w:t>25</w:t>
+            </w:r>
+            <w:r>
+              <w:fldChar w:fldCharType="end"/>
+            </w:r>
+          </w:hyperlink>
         </w:p>
         <w:p>
           <w:pPr>
-            <w:pStyle w:val="Title"/>
+            <w:pStyle w:val="11"/>
             <w:ind w:left="360"/>
             <w:tabs>
               <w:tab w:val="right" w:leader="dot" w:pos="9026"/>
             </w:tabs>
             <w:spacing w:before="120" w:after="60"/>
           </w:pPr>
-          <w:r>
-            <w:t>II.8. Conceptions du plagiat chez les étudiants</w:t>
-          </w:r>
-          <w:r>
-            <w:tab/>
-          </w:r>
-          <w:r>
-            <w:t>26</w:t>
-          </w:r>
+          <w:hyperlink w:anchor="_Toc100047" w:history="1">
+            <w:r>
+              <w:rPr>
+                <w:rStyle w:val="Hyperlink"/>
+              </w:rPr>
+              <w:t>II.8. Conceptions du plagiat chez les étudiants</w:t>
+            </w:r>
+            <w:r>
+              <w:tab/>
+            </w:r>
+            <w:r>
+              <w:fldChar w:fldCharType="begin"/>
+            </w:r>
+            <w:r>
+              <w:instrText xml:space="preserve"> PAGEREF _Toc100047 \h </w:instrText>
+            </w:r>
+            <w:r>
+              <w:fldChar w:fldCharType="separate"/>
+            </w:r>
+            <w:r>
+              <w:t>26</w:t>
+            </w:r>
+            <w:r>
+              <w:fldChar w:fldCharType="end"/>
+            </w:r>
+          </w:hyperlink>
         </w:p>
         <w:p>
           <w:pPr>
-            <w:pStyle w:val="Title"/>
+            <w:pStyle w:val="11"/>
             <w:ind w:left="360"/>
             <w:tabs>
               <w:tab w:val="right" w:leader="dot" w:pos="9026"/>
             </w:tabs>
             <w:spacing w:before="120" w:after="60"/>
           </w:pPr>
-          <w:r>
-            <w:t>II.9. Conséquences du plagiat</w:t>
-          </w:r>
-          <w:r>
-            <w:tab/>
-          </w:r>
-          <w:r>
-            <w:t>26</w:t>
-          </w:r>
+          <w:hyperlink w:anchor="_Toc100048" w:history="1">
+            <w:r>
+              <w:rPr>
+                <w:rStyle w:val="Hyperlink"/>
+              </w:rPr>
+              <w:t>II.9. Conséquences du plagiat</w:t>
+            </w:r>
+            <w:r>
+              <w:tab/>
+            </w:r>
+            <w:r>
+              <w:fldChar w:fldCharType="begin"/>
+            </w:r>
+            <w:r>
+              <w:instrText xml:space="preserve"> PAGEREF _Toc100048 \h </w:instrText>
+            </w:r>
+            <w:r>
+              <w:fldChar w:fldCharType="separate"/>
+            </w:r>
+            <w:r>
+              <w:t>26</w:t>
+            </w:r>
+            <w:r>
+              <w:fldChar w:fldCharType="end"/>
+            </w:r>
+          </w:hyperlink>
         </w:p>
         <w:p>
           <w:pPr>
-            <w:pStyle w:val="Title"/>
+            <w:pStyle w:val="11"/>
             <w:ind w:left="360"/>
             <w:tabs>
               <w:tab w:val="right" w:leader="dot" w:pos="9026"/>
             </w:tabs>
             <w:spacing w:before="120" w:after="60"/>
           </w:pPr>
-          <w:r>
-            <w:t>II.10. Mesures de lutte contre le plagiat</w:t>
-          </w:r>
-          <w:r>
-            <w:tab/>
-          </w:r>
-          <w:r>
-            <w:t>27</w:t>
-          </w:r>
+          <w:hyperlink w:anchor="_Toc100049" w:history="1">
+            <w:r>
+              <w:rPr>
+                <w:rStyle w:val="Hyperlink"/>
+              </w:rPr>
+              <w:t>II.10. Mesures de lutte contre le plagiat</w:t>
+            </w:r>
+            <w:r>
+              <w:tab/>
+            </w:r>
+            <w:r>
+              <w:fldChar w:fldCharType="begin"/>
+            </w:r>
+            <w:r>
+              <w:instrText xml:space="preserve"> PAGEREF _Toc100049 \h </w:instrText>
+            </w:r>
+            <w:r>
+              <w:fldChar w:fldCharType="separate"/>
+            </w:r>
+            <w:r>
+              <w:t>27</w:t>
+            </w:r>
+            <w:r>
+              <w:fldChar w:fldCharType="end"/>
+            </w:r>
+          </w:hyperlink>
         </w:p>
         <w:p>
           <w:pPr>
-            <w:pStyle w:val="Title"/>
+            <w:pStyle w:val="12"/>
             <w:ind w:left="720"/>
             <w:tabs>
               <w:tab w:val="right" w:leader="dot" w:pos="9026"/>
             </w:tabs>
             <w:spacing w:before="120" w:after="60"/>
           </w:pPr>
-          <w:r>
-            <w:t>II.10.1. Mesures pédagogiques</w:t>
-          </w:r>
-          <w:r>
-            <w:tab/>
-          </w:r>
-          <w:r>
-            <w:t>27</w:t>
-          </w:r>
+          <w:hyperlink w:anchor="_Toc100050" w:history="1">
+            <w:r>
+              <w:rPr>
+                <w:rStyle w:val="Hyperlink"/>
+              </w:rPr>
+              <w:t>II.10.1. Mesures pédagogiques</w:t>
+            </w:r>
+            <w:r>
+              <w:tab/>
+            </w:r>
+            <w:r>
+              <w:fldChar w:fldCharType="begin"/>
+            </w:r>
+            <w:r>
+              <w:instrText xml:space="preserve"> PAGEREF _Toc100050 \h </w:instrText>
+            </w:r>
+            <w:r>
+              <w:fldChar w:fldCharType="separate"/>
+            </w:r>
+            <w:r>
+              <w:t>27</w:t>
+            </w:r>
+            <w:r>
+              <w:fldChar w:fldCharType="end"/>
+            </w:r>
+          </w:hyperlink>
         </w:p>
         <w:p>
           <w:pPr>
-            <w:pStyle w:val="Title"/>
+            <w:pStyle w:val="12"/>
             <w:ind w:left="720"/>
             <w:tabs>
               <w:tab w:val="right" w:leader="dot" w:pos="9026"/>
             </w:tabs>
             <w:spacing w:before="120" w:after="60"/>
           </w:pPr>
-          <w:r>
-            <w:t>II.10.2. Mesures institutionnelles</w:t>
-          </w:r>
-          <w:r>
-            <w:tab/>
-          </w:r>
-          <w:r>
-            <w:t>27</w:t>
-          </w:r>
+          <w:hyperlink w:anchor="_Toc100051" w:history="1">
+            <w:r>
+              <w:rPr>
+                <w:rStyle w:val="Hyperlink"/>
+              </w:rPr>
+              <w:t>II.10.2. Mesures institutionnelles</w:t>
+            </w:r>
+            <w:r>
+              <w:tab/>
+            </w:r>
+            <w:r>
+              <w:fldChar w:fldCharType="begin"/>
+            </w:r>
+            <w:r>
+              <w:instrText xml:space="preserve"> PAGEREF _Toc100051 \h </w:instrText>
+            </w:r>
+            <w:r>
+              <w:fldChar w:fldCharType="separate"/>
+            </w:r>
+            <w:r>
+              <w:t>28</w:t>
+            </w:r>
+            <w:r>
+              <w:fldChar w:fldCharType="end"/>
+            </w:r>
+          </w:hyperlink>
         </w:p>
         <w:p>
           <w:pPr>
-            <w:pStyle w:val="Title"/>
+            <w:pStyle w:val="12"/>
             <w:ind w:left="720"/>
             <w:tabs>
               <w:tab w:val="right" w:leader="dot" w:pos="9026"/>
             </w:tabs>
             <w:spacing w:before="120" w:after="60"/>
           </w:pPr>
-          <w:r>
-            <w:t>II.10.3. Mesures techniques</w:t>
-          </w:r>
-          <w:r>
-            <w:tab/>
-          </w:r>
-          <w:r>
-            <w:t>28</w:t>
-          </w:r>
+          <w:hyperlink w:anchor="_Toc100052" w:history="1">
+            <w:r>
+              <w:rPr>
+                <w:rStyle w:val="Hyperlink"/>
+              </w:rPr>
+              <w:t>II.10.3. Mesures techniques</w:t>
+            </w:r>
+            <w:r>
+              <w:tab/>
+            </w:r>
+            <w:r>
+              <w:fldChar w:fldCharType="begin"/>
+            </w:r>
+            <w:r>
+              <w:instrText xml:space="preserve"> PAGEREF _Toc100052 \h </w:instrText>
+            </w:r>
+            <w:r>
+              <w:fldChar w:fldCharType="separate"/>
+            </w:r>
+            <w:r>
+              <w:t>28</w:t>
+            </w:r>
+            <w:r>
+              <w:fldChar w:fldCharType="end"/>
+            </w:r>
+          </w:hyperlink>
         </w:p>
         <w:p>
           <w:pPr>
-            <w:pStyle w:val="Title"/>
+            <w:pStyle w:val="11"/>
             <w:ind w:left="360"/>
             <w:tabs>
               <w:tab w:val="right" w:leader="dot" w:pos="9026"/>
             </w:tabs>
             <w:spacing w:before="120" w:after="60"/>
           </w:pPr>
-          <w:r>
-            <w:t>II.11. Plagiat assisté par IA générative</w:t>
-          </w:r>
-          <w:r>
-            <w:tab/>
-          </w:r>
-          <w:r>
-            <w:t>28</w:t>
-          </w:r>
+          <w:hyperlink w:anchor="_Toc100053" w:history="1">
+            <w:r>
+              <w:rPr>
+                <w:rStyle w:val="Hyperlink"/>
+              </w:rPr>
+              <w:t>II.11. Plagiat assisté par IA générative</w:t>
+            </w:r>
+            <w:r>
+              <w:tab/>
+            </w:r>
+            <w:r>
+              <w:fldChar w:fldCharType="begin"/>
+            </w:r>
+            <w:r>
+              <w:instrText xml:space="preserve"> PAGEREF _Toc100053 \h </w:instrText>
+            </w:r>
+            <w:r>
+              <w:fldChar w:fldCharType="separate"/>
+            </w:r>
+            <w:r>
+              <w:t>28</w:t>
+            </w:r>
+            <w:r>
+              <w:fldChar w:fldCharType="end"/>
+            </w:r>
+          </w:hyperlink>
         </w:p>
         <w:p>
           <w:pPr>
-            <w:pStyle w:val="Title"/>
+            <w:pStyle w:val="11"/>
             <w:ind w:left="360"/>
             <w:tabs>
               <w:tab w:val="right" w:leader="dot" w:pos="9026"/>
             </w:tabs>
             <w:spacing w:before="120" w:after="60"/>
           </w:pPr>
-          <w:r>
-            <w:t>II.12. Techniques modernes de paraphrase automatique</w:t>
-          </w:r>
-          <w:r>
-            <w:tab/>
-          </w:r>
-          <w:r>
-            <w:t>28</w:t>
-          </w:r>
+          <w:hyperlink w:anchor="_Toc100054" w:history="1">
+            <w:r>
+              <w:rPr>
+                <w:rStyle w:val="Hyperlink"/>
+              </w:rPr>
+              <w:t>II.12. Techniques modernes de paraphrase automatique</w:t>
+            </w:r>
+            <w:r>
+              <w:tab/>
+            </w:r>
+            <w:r>
+              <w:fldChar w:fldCharType="begin"/>
+            </w:r>
+            <w:r>
+              <w:instrText xml:space="preserve"> PAGEREF _Toc100054 \h </w:instrText>
+            </w:r>
+            <w:r>
+              <w:fldChar w:fldCharType="separate"/>
+            </w:r>
+            <w:r>
+              <w:t>29</w:t>
+            </w:r>
+            <w:r>
+              <w:fldChar w:fldCharType="end"/>
+            </w:r>
+          </w:hyperlink>
         </w:p>
         <w:p>
           <w:pPr>
-            <w:pStyle w:val="Title"/>
+            <w:pStyle w:val="11"/>
             <w:ind w:left="360"/>
             <w:tabs>
               <w:tab w:val="right" w:leader="dot" w:pos="9026"/>
             </w:tabs>
             <w:spacing w:before="120" w:after="60"/>
           </w:pPr>
-          <w:r>
-            <w:t>II.13. Limites des logiciels classiques</w:t>
-          </w:r>
-          <w:r>
-            <w:tab/>
-          </w:r>
-          <w:r>
-            <w:t>29</w:t>
-          </w:r>
+          <w:hyperlink w:anchor="_Toc100055" w:history="1">
+            <w:r>
+              <w:rPr>
+                <w:rStyle w:val="Hyperlink"/>
+              </w:rPr>
+              <w:t>II.13. Limites des logiciels classiques</w:t>
+            </w:r>
+            <w:r>
+              <w:tab/>
+            </w:r>
+            <w:r>
+              <w:fldChar w:fldCharType="begin"/>
+            </w:r>
+            <w:r>
+              <w:instrText xml:space="preserve"> PAGEREF _Toc100055 \h </w:instrText>
+            </w:r>
+            <w:r>
+              <w:fldChar w:fldCharType="separate"/>
+            </w:r>
+            <w:r>
+              <w:t>29</w:t>
+            </w:r>
+            <w:r>
+              <w:fldChar w:fldCharType="end"/>
+            </w:r>
+          </w:hyperlink>
         </w:p>
         <w:p>
           <w:pPr>
-            <w:pStyle w:val="Title"/>
+            <w:pStyle w:val="11"/>
             <w:ind w:left="360"/>
             <w:tabs>
               <w:tab w:val="right" w:leader="dot" w:pos="9026"/>
             </w:tabs>
             <w:spacing w:before="120" w:after="60"/>
           </w:pPr>
-          <w:r>
-            <w:t>II.14. Comparaison avec les plateformes modernes</w:t>
-          </w:r>
-          <w:r>
-            <w:tab/>
-          </w:r>
-          <w:r>
-            <w:t>30</w:t>
-          </w:r>
+          <w:hyperlink w:anchor="_Toc100056" w:history="1">
+            <w:r>
+              <w:rPr>
+                <w:rStyle w:val="Hyperlink"/>
+              </w:rPr>
+              <w:t>II.14. Comparaison avec les plateformes modernes</w:t>
+            </w:r>
+            <w:r>
+              <w:tab/>
+            </w:r>
+            <w:r>
+              <w:fldChar w:fldCharType="begin"/>
+            </w:r>
+            <w:r>
+              <w:instrText xml:space="preserve"> PAGEREF _Toc100056 \h </w:instrText>
+            </w:r>
+            <w:r>
+              <w:fldChar w:fldCharType="separate"/>
+            </w:r>
+            <w:r>
+              <w:t>30</w:t>
+            </w:r>
+            <w:r>
+              <w:fldChar w:fldCharType="end"/>
+            </w:r>
+          </w:hyperlink>
         </w:p>
         <w:p>
           <w:pPr>
-            <w:pStyle w:val="Title"/>
+            <w:pStyle w:val="11"/>
             <w:ind w:left="360"/>
             <w:tabs>
               <w:tab w:val="right" w:leader="dot" w:pos="9026"/>
             </w:tabs>
             <w:spacing w:before="120" w:after="60"/>
           </w:pPr>
-          <w:r>
-            <w:t>II.15. Conclusion</w:t>
-          </w:r>
-          <w:r>
-            <w:tab/>
-          </w:r>
-          <w:r>
-            <w:t>30</w:t>
-          </w:r>
+          <w:hyperlink w:anchor="_Toc100057" w:history="1">
+            <w:r>
+              <w:rPr>
+                <w:rStyle w:val="Hyperlink"/>
+              </w:rPr>
+              <w:t>II.15. Conclusion</w:t>
+            </w:r>
+            <w:r>
+              <w:tab/>
+            </w:r>
+            <w:r>
+              <w:fldChar w:fldCharType="begin"/>
+            </w:r>
+            <w:r>
+              <w:instrText xml:space="preserve"> PAGEREF _Toc100057 \h </w:instrText>
+            </w:r>
+            <w:r>
+              <w:fldChar w:fldCharType="separate"/>
+            </w:r>
+            <w:r>
+              <w:t>30</w:t>
+            </w:r>
+            <w:r>
+              <w:fldChar w:fldCharType="end"/>
+            </w:r>
+          </w:hyperlink>
         </w:p>
         <w:p>
           <w:pPr>
-            <w:pStyle w:val="Title"/>
+            <w:pStyle w:val="9"/>
             <w:tabs>
               <w:tab w:val="right" w:leader="dot" w:pos="9026"/>
             </w:tabs>
             <w:spacing w:before="120" w:after="60"/>
           </w:pPr>
-          <w:r>
-            <w:t>CHAPITRE III — CONCEPTION D'UNE PLATEFORME WEB INTELLIGENTE BASÉE SUR L'IA</w:t>
-          </w:r>
-          <w:r>
-            <w:tab/>
-          </w:r>
-          <w:r>
-            <w:t>31</w:t>
-          </w:r>
+          <w:hyperlink w:anchor="_Toc100058" w:history="1">
+            <w:r>
+              <w:rPr>
+                <w:rStyle w:val="Hyperlink"/>
+              </w:rPr>
+              <w:t>CHAPITRE III — CONCEPTION D'UNE PLATEFORME WEB INTELLIGENTE BASÉE SUR L'IA</w:t>
+            </w:r>
+            <w:r>
+              <w:tab/>
+            </w:r>
+            <w:r>
+              <w:fldChar w:fldCharType="begin"/>
+            </w:r>
+            <w:r>
+              <w:instrText xml:space="preserve"> PAGEREF _Toc100058 \h </w:instrText>
+            </w:r>
+            <w:r>
+              <w:fldChar w:fldCharType="separate"/>
+            </w:r>
+            <w:r>
+              <w:t>31</w:t>
+            </w:r>
+            <w:r>
+              <w:fldChar w:fldCharType="end"/>
+            </w:r>
+          </w:hyperlink>
         </w:p>
         <w:p>
           <w:pPr>
-            <w:pStyle w:val="Title"/>
+            <w:pStyle w:val="11"/>
             <w:ind w:left="360"/>
             <w:tabs>
               <w:tab w:val="right" w:leader="dot" w:pos="9026"/>
             </w:tabs>
             <w:spacing w:before="120" w:after="60"/>
           </w:pPr>
-          <w:r>
-            <w:t>III.1. Introduction</w:t>
-          </w:r>
-          <w:r>
-            <w:tab/>
-          </w:r>
-          <w:r>
-            <w:t>31</w:t>
-          </w:r>
+          <w:hyperlink w:anchor="_Toc100059" w:history="1">
+            <w:r>
+              <w:rPr>
+                <w:rStyle w:val="Hyperlink"/>
+              </w:rPr>
+              <w:t>III.1. Introduction</w:t>
+            </w:r>
+            <w:r>
+              <w:tab/>
+            </w:r>
+            <w:r>
+              <w:fldChar w:fldCharType="begin"/>
+            </w:r>
+            <w:r>
+              <w:instrText xml:space="preserve"> PAGEREF _Toc100059 \h </w:instrText>
+            </w:r>
+            <w:r>
+              <w:fldChar w:fldCharType="separate"/>
+            </w:r>
+            <w:r>
+              <w:t>31</w:t>
+            </w:r>
+            <w:r>
+              <w:fldChar w:fldCharType="end"/>
+            </w:r>
+          </w:hyperlink>
         </w:p>
         <w:p>
           <w:pPr>
-            <w:pStyle w:val="Title"/>
+            <w:pStyle w:val="11"/>
             <w:ind w:left="360"/>
             <w:tabs>
               <w:tab w:val="right" w:leader="dot" w:pos="9026"/>
             </w:tabs>
             <w:spacing w:before="120" w:after="60"/>
           </w:pPr>
-          <w:r>
-            <w:t>III.2. Présentation du cadre pilote : la Faculté des Sciences</w:t>
-          </w:r>
-          <w:r>
-            <w:tab/>
-          </w:r>
-          <w:r>
-            <w:t>31</w:t>
-          </w:r>
+          <w:hyperlink w:anchor="_Toc100060" w:history="1">
+            <w:r>
+              <w:rPr>
+                <w:rStyle w:val="Hyperlink"/>
+              </w:rPr>
+              <w:t>III.2. Présentation du cadre pilote : la Faculté des Sciences</w:t>
+            </w:r>
+            <w:r>
+              <w:tab/>
+            </w:r>
+            <w:r>
+              <w:fldChar w:fldCharType="begin"/>
+            </w:r>
+            <w:r>
+              <w:instrText xml:space="preserve"> PAGEREF _Toc100060 \h </w:instrText>
+            </w:r>
+            <w:r>
+              <w:fldChar w:fldCharType="separate"/>
+            </w:r>
+            <w:r>
+              <w:t>31</w:t>
+            </w:r>
+            <w:r>
+              <w:fldChar w:fldCharType="end"/>
+            </w:r>
+          </w:hyperlink>
         </w:p>
         <w:p>
           <w:pPr>
-            <w:pStyle w:val="Title"/>
+            <w:pStyle w:val="11"/>
             <w:ind w:left="360"/>
             <w:tabs>
               <w:tab w:val="right" w:leader="dot" w:pos="9026"/>
             </w:tabs>
             <w:spacing w:before="120" w:after="60"/>
           </w:pPr>
-          <w:r>
-            <w:t>III.3. Analyse des besoins fonctionnels</w:t>
-          </w:r>
-          <w:r>
-            <w:tab/>
-          </w:r>
-          <w:r>
-            <w:t>32</w:t>
-          </w:r>
+          <w:hyperlink w:anchor="_Toc100061" w:history="1">
+            <w:r>
+              <w:rPr>
+                <w:rStyle w:val="Hyperlink"/>
+              </w:rPr>
+              <w:t>III.3. Analyse des besoins fonctionnels</w:t>
+            </w:r>
+            <w:r>
+              <w:tab/>
+            </w:r>
+            <w:r>
+              <w:fldChar w:fldCharType="begin"/>
+            </w:r>
+            <w:r>
+              <w:instrText xml:space="preserve"> PAGEREF _Toc100061 \h </w:instrText>
+            </w:r>
+            <w:r>
+              <w:fldChar w:fldCharType="separate"/>
+            </w:r>
+            <w:r>
+              <w:t>32</w:t>
+            </w:r>
+            <w:r>
+              <w:fldChar w:fldCharType="end"/>
+            </w:r>
+          </w:hyperlink>
         </w:p>
         <w:p>
           <w:pPr>
-            <w:pStyle w:val="Title"/>
+            <w:pStyle w:val="12"/>
             <w:ind w:left="720"/>
             <w:tabs>
               <w:tab w:val="right" w:leader="dot" w:pos="9026"/>
             </w:tabs>
             <w:spacing w:before="120" w:after="60"/>
           </w:pPr>
-          <w:r>
-            <w:t>III.3.1. Gestion des utilisateurs et authentification</w:t>
-          </w:r>
-          <w:r>
-            <w:tab/>
-          </w:r>
-          <w:r>
-            <w:t>32</w:t>
-          </w:r>
+          <w:hyperlink w:anchor="_Toc100062" w:history="1">
+            <w:r>
+              <w:rPr>
+                <w:rStyle w:val="Hyperlink"/>
+              </w:rPr>
+              <w:t>III.3.1. Gestion des utilisateurs et authentification</w:t>
+            </w:r>
+            <w:r>
+              <w:tab/>
+            </w:r>
+            <w:r>
+              <w:fldChar w:fldCharType="begin"/>
+            </w:r>
+            <w:r>
+              <w:instrText xml:space="preserve"> PAGEREF _Toc100062 \h </w:instrText>
+            </w:r>
+            <w:r>
+              <w:fldChar w:fldCharType="separate"/>
+            </w:r>
+            <w:r>
+              <w:t>32</w:t>
+            </w:r>
+            <w:r>
+              <w:fldChar w:fldCharType="end"/>
+            </w:r>
+          </w:hyperlink>
         </w:p>
         <w:p>
           <w:pPr>
-            <w:pStyle w:val="Title"/>
+            <w:pStyle w:val="12"/>
             <w:ind w:left="720"/>
             <w:tabs>
               <w:tab w:val="right" w:leader="dot" w:pos="9026"/>
             </w:tabs>
             <w:spacing w:before="120" w:after="60"/>
           </w:pPr>
-          <w:r>
-            <w:t>III.3.2. Gestion académique</w:t>
-          </w:r>
-          <w:r>
-            <w:tab/>
-          </w:r>
-          <w:r>
-            <w:t>32</w:t>
-          </w:r>
+          <w:hyperlink w:anchor="_Toc100063" w:history="1">
+            <w:r>
+              <w:rPr>
+                <w:rStyle w:val="Hyperlink"/>
+              </w:rPr>
+              <w:t>III.3.2. Gestion académique</w:t>
+            </w:r>
+            <w:r>
+              <w:tab/>
+            </w:r>
+            <w:r>
+              <w:fldChar w:fldCharType="begin"/>
+            </w:r>
+            <w:r>
+              <w:instrText xml:space="preserve"> PAGEREF _Toc100063 \h </w:instrText>
+            </w:r>
+            <w:r>
+              <w:fldChar w:fldCharType="separate"/>
+            </w:r>
+            <w:r>
+              <w:t>32</w:t>
+            </w:r>
+            <w:r>
+              <w:fldChar w:fldCharType="end"/>
+            </w:r>
+          </w:hyperlink>
         </w:p>
         <w:p>
           <w:pPr>
-            <w:pStyle w:val="Title"/>
+            <w:pStyle w:val="12"/>
             <w:ind w:left="720"/>
             <w:tabs>
               <w:tab w:val="right" w:leader="dot" w:pos="9026"/>
             </w:tabs>
             <w:spacing w:before="120" w:after="60"/>
           </w:pPr>
-          <w:r>
-            <w:t>III.3.3. Dépôt et gestion des travaux</w:t>
-          </w:r>
-          <w:r>
-            <w:tab/>
-          </w:r>
-          <w:r>
-            <w:t>32</w:t>
-          </w:r>
+          <w:hyperlink w:anchor="_Toc100064" w:history="1">
+            <w:r>
+              <w:rPr>
+                <w:rStyle w:val="Hyperlink"/>
+              </w:rPr>
+              <w:t>III.3.3. Dépôt et gestion des travaux</w:t>
+            </w:r>
+            <w:r>
+              <w:tab/>
+            </w:r>
+            <w:r>
+              <w:fldChar w:fldCharType="begin"/>
+            </w:r>
+            <w:r>
+              <w:instrText xml:space="preserve"> PAGEREF _Toc100064 \h </w:instrText>
+            </w:r>
+            <w:r>
+              <w:fldChar w:fldCharType="separate"/>
+            </w:r>
+            <w:r>
+              <w:t>33</w:t>
+            </w:r>
+            <w:r>
+              <w:fldChar w:fldCharType="end"/>
+            </w:r>
+          </w:hyperlink>
         </w:p>
         <w:p>
           <w:pPr>
-            <w:pStyle w:val="Title"/>
+            <w:pStyle w:val="12"/>
             <w:ind w:left="720"/>
             <w:tabs>
               <w:tab w:val="right" w:leader="dot" w:pos="9026"/>
             </w:tabs>
             <w:spacing w:before="120" w:after="60"/>
           </w:pPr>
-          <w:r>
-            <w:t>III.3.4. Analyse IA et détection</w:t>
-          </w:r>
-          <w:r>
-            <w:tab/>
-          </w:r>
-          <w:r>
-            <w:t>33</w:t>
-          </w:r>
+          <w:hyperlink w:anchor="_Toc100065" w:history="1">
+            <w:r>
+              <w:rPr>
+                <w:rStyle w:val="Hyperlink"/>
+              </w:rPr>
+              <w:t>III.3.4. Analyse IA et détection</w:t>
+            </w:r>
+            <w:r>
+              <w:tab/>
+            </w:r>
+            <w:r>
+              <w:fldChar w:fldCharType="begin"/>
+            </w:r>
+            <w:r>
+              <w:instrText xml:space="preserve"> PAGEREF _Toc100065 \h </w:instrText>
+            </w:r>
+            <w:r>
+              <w:fldChar w:fldCharType="separate"/>
+            </w:r>
+            <w:r>
+              <w:t>33</w:t>
+            </w:r>
+            <w:r>
+              <w:fldChar w:fldCharType="end"/>
+            </w:r>
+          </w:hyperlink>
         </w:p>
         <w:p>
           <w:pPr>
-            <w:pStyle w:val="Title"/>
+            <w:pStyle w:val="12"/>
             <w:ind w:left="720"/>
             <w:tabs>
               <w:tab w:val="right" w:leader="dot" w:pos="9026"/>
             </w:tabs>
             <w:spacing w:before="120" w:after="60"/>
           </w:pPr>
-          <w:r>
-            <w:t>III.3.5. Rapports et tableau de bord</w:t>
-          </w:r>
-          <w:r>
-            <w:tab/>
-          </w:r>
-          <w:r>
-            <w:t>34</w:t>
-          </w:r>
+          <w:hyperlink w:anchor="_Toc100066" w:history="1">
+            <w:r>
+              <w:rPr>
+                <w:rStyle w:val="Hyperlink"/>
+              </w:rPr>
+              <w:t>III.3.5. Rapports et tableau de bord</w:t>
+            </w:r>
+            <w:r>
+              <w:tab/>
+            </w:r>
+            <w:r>
+              <w:fldChar w:fldCharType="begin"/>
+            </w:r>
+            <w:r>
+              <w:instrText xml:space="preserve"> PAGEREF _Toc100066 \h </w:instrText>
+            </w:r>
+            <w:r>
+              <w:fldChar w:fldCharType="separate"/>
+            </w:r>
+            <w:r>
+              <w:t>34</w:t>
+            </w:r>
+            <w:r>
+              <w:fldChar w:fldCharType="end"/>
+            </w:r>
+          </w:hyperlink>
         </w:p>
         <w:p>
           <w:pPr>
-            <w:pStyle w:val="Title"/>
+            <w:pStyle w:val="12"/>
             <w:ind w:left="720"/>
             <w:tabs>
               <w:tab w:val="right" w:leader="dot" w:pos="9026"/>
             </w:tabs>
             <w:spacing w:before="120" w:after="60"/>
           </w:pPr>
-          <w:r>
-            <w:t>III.3.6. Historique et traçabilité</w:t>
-          </w:r>
-          <w:r>
-            <w:tab/>
-          </w:r>
-          <w:r>
-            <w:t>34</w:t>
-          </w:r>
+          <w:hyperlink w:anchor="_Toc100067" w:history="1">
+            <w:r>
+              <w:rPr>
+                <w:rStyle w:val="Hyperlink"/>
+              </w:rPr>
+              <w:t>III.3.6. Historique et traçabilité</w:t>
+            </w:r>
+            <w:r>
+              <w:tab/>
+            </w:r>
+            <w:r>
+              <w:fldChar w:fldCharType="begin"/>
+            </w:r>
+            <w:r>
+              <w:instrText xml:space="preserve"> PAGEREF _Toc100067 \h </w:instrText>
+            </w:r>
+            <w:r>
+              <w:fldChar w:fldCharType="separate"/>
+            </w:r>
+            <w:r>
+              <w:t>34</w:t>
+            </w:r>
+            <w:r>
+              <w:fldChar w:fldCharType="end"/>
+            </w:r>
+          </w:hyperlink>
         </w:p>
         <w:p>
           <w:pPr>
-            <w:pStyle w:val="Title"/>
+            <w:pStyle w:val="11"/>
             <w:ind w:left="360"/>
             <w:tabs>
               <w:tab w:val="right" w:leader="dot" w:pos="9026"/>
             </w:tabs>
             <w:spacing w:before="120" w:after="60"/>
           </w:pPr>
-          <w:r>
-            <w:t>III.4. Analyse des besoins non fonctionnels</w:t>
-          </w:r>
-          <w:r>
-            <w:tab/>
-          </w:r>
-          <w:r>
-            <w:t>34</w:t>
-          </w:r>
+          <w:hyperlink w:anchor="_Toc100068" w:history="1">
+            <w:r>
+              <w:rPr>
+                <w:rStyle w:val="Hyperlink"/>
+              </w:rPr>
+              <w:t>III.4. Analyse des besoins non fonctionnels</w:t>
+            </w:r>
+            <w:r>
+              <w:tab/>
+            </w:r>
+            <w:r>
+              <w:fldChar w:fldCharType="begin"/>
+            </w:r>
+            <w:r>
+              <w:instrText xml:space="preserve"> PAGEREF _Toc100068 \h </w:instrText>
+            </w:r>
+            <w:r>
+              <w:fldChar w:fldCharType="separate"/>
+            </w:r>
+            <w:r>
+              <w:t>34</w:t>
+            </w:r>
+            <w:r>
+              <w:fldChar w:fldCharType="end"/>
+            </w:r>
+          </w:hyperlink>
         </w:p>
         <w:p>
           <w:pPr>
-            <w:pStyle w:val="Title"/>
+            <w:pStyle w:val="11"/>
             <w:ind w:left="360"/>
             <w:tabs>
               <w:tab w:val="right" w:leader="dot" w:pos="9026"/>
             </w:tabs>
             <w:spacing w:before="120" w:after="60"/>
           </w:pPr>
-          <w:r>
-            <w:t>III.5. Architecture générale de la plateforme</w:t>
-          </w:r>
-          <w:r>
-            <w:tab/>
-          </w:r>
-          <w:r>
-            <w:t>35</w:t>
-          </w:r>
+          <w:hyperlink w:anchor="_Toc100069" w:history="1">
+            <w:r>
+              <w:rPr>
+                <w:rStyle w:val="Hyperlink"/>
+              </w:rPr>
+              <w:t>III.5. Architecture générale de la plateforme</w:t>
+            </w:r>
+            <w:r>
+              <w:tab/>
+            </w:r>
+            <w:r>
+              <w:fldChar w:fldCharType="begin"/>
+            </w:r>
+            <w:r>
+              <w:instrText xml:space="preserve"> PAGEREF _Toc100069 \h </w:instrText>
+            </w:r>
+            <w:r>
+              <w:fldChar w:fldCharType="separate"/>
+            </w:r>
+            <w:r>
+              <w:t>35</w:t>
+            </w:r>
+            <w:r>
+              <w:fldChar w:fldCharType="end"/>
+            </w:r>
+          </w:hyperlink>
         </w:p>
         <w:p>
           <w:pPr>
-            <w:pStyle w:val="Title"/>
+            <w:pStyle w:val="12"/>
             <w:ind w:left="720"/>
             <w:tabs>
               <w:tab w:val="right" w:leader="dot" w:pos="9026"/>
             </w:tabs>
             <w:spacing w:before="120" w:after="60"/>
           </w:pPr>
-          <w:r>
-            <w:t>III.5.1. Couche présentation (frontend)</w:t>
-          </w:r>
-          <w:r>
-            <w:tab/>
-          </w:r>
-          <w:r>
-            <w:t>35</w:t>
-          </w:r>
+          <w:hyperlink w:anchor="_Toc100070" w:history="1">
+            <w:r>
+              <w:rPr>
+                <w:rStyle w:val="Hyperlink"/>
+              </w:rPr>
+              <w:t>III.5.1. Couche présentation (frontend)</w:t>
+            </w:r>
+            <w:r>
+              <w:tab/>
+            </w:r>
+            <w:r>
+              <w:fldChar w:fldCharType="begin"/>
+            </w:r>
+            <w:r>
+              <w:instrText xml:space="preserve"> PAGEREF _Toc100070 \h </w:instrText>
+            </w:r>
+            <w:r>
+              <w:fldChar w:fldCharType="separate"/>
+            </w:r>
+            <w:r>
+              <w:t>35</w:t>
+            </w:r>
+            <w:r>
+              <w:fldChar w:fldCharType="end"/>
+            </w:r>
+          </w:hyperlink>
         </w:p>
         <w:p>
           <w:pPr>
-            <w:pStyle w:val="Title"/>
+            <w:pStyle w:val="12"/>
             <w:ind w:left="720"/>
             <w:tabs>
               <w:tab w:val="right" w:leader="dot" w:pos="9026"/>
             </w:tabs>
             <w:spacing w:before="120" w:after="60"/>
           </w:pPr>
-          <w:r>
-            <w:t>III.5.2. Couche application (backend)</w:t>
-          </w:r>
-          <w:r>
-            <w:tab/>
-          </w:r>
-          <w:r>
-            <w:t>35</w:t>
-          </w:r>
+          <w:hyperlink w:anchor="_Toc100071" w:history="1">
+            <w:r>
+              <w:rPr>
+                <w:rStyle w:val="Hyperlink"/>
+              </w:rPr>
+              <w:t>III.5.2. Couche application (backend)</w:t>
+            </w:r>
+            <w:r>
+              <w:tab/>
+            </w:r>
+            <w:r>
+              <w:fldChar w:fldCharType="begin"/>
+            </w:r>
+            <w:r>
+              <w:instrText xml:space="preserve"> PAGEREF _Toc100071 \h </w:instrText>
+            </w:r>
+            <w:r>
+              <w:fldChar w:fldCharType="separate"/>
+            </w:r>
+            <w:r>
+              <w:t>35</w:t>
+            </w:r>
+            <w:r>
+              <w:fldChar w:fldCharType="end"/>
+            </w:r>
+          </w:hyperlink>
         </w:p>
         <w:p>
           <w:pPr>
-            <w:pStyle w:val="Title"/>
+            <w:pStyle w:val="12"/>
             <w:ind w:left="720"/>
             <w:tabs>
               <w:tab w:val="right" w:leader="dot" w:pos="9026"/>
             </w:tabs>
             <w:spacing w:before="120" w:after="60"/>
           </w:pPr>
-          <w:r>
-            <w:t>III.5.3. Couche services IA</w:t>
-          </w:r>
-          <w:r>
-            <w:tab/>
-          </w:r>
-          <w:r>
-            <w:t>35</w:t>
-          </w:r>
+          <w:hyperlink w:anchor="_Toc100072" w:history="1">
+            <w:r>
+              <w:rPr>
+                <w:rStyle w:val="Hyperlink"/>
+              </w:rPr>
+              <w:t>III.5.3. Couche services IA</w:t>
+            </w:r>
+            <w:r>
+              <w:tab/>
+            </w:r>
+            <w:r>
+              <w:fldChar w:fldCharType="begin"/>
+            </w:r>
+            <w:r>
+              <w:instrText xml:space="preserve"> PAGEREF _Toc100072 \h </w:instrText>
+            </w:r>
+            <w:r>
+              <w:fldChar w:fldCharType="separate"/>
+            </w:r>
+            <w:r>
+              <w:t>36</w:t>
+            </w:r>
+            <w:r>
+              <w:fldChar w:fldCharType="end"/>
+            </w:r>
+          </w:hyperlink>
         </w:p>
         <w:p>
           <w:pPr>
-            <w:pStyle w:val="Title"/>
+            <w:pStyle w:val="12"/>
             <w:ind w:left="720"/>
             <w:tabs>
               <w:tab w:val="right" w:leader="dot" w:pos="9026"/>
             </w:tabs>
             <w:spacing w:before="120" w:after="60"/>
           </w:pPr>
-          <w:r>
-            <w:t>III.5.4. Couche données</w:t>
-          </w:r>
-          <w:r>
-            <w:tab/>
-          </w:r>
-          <w:r>
-            <w:t>36</w:t>
-          </w:r>
+          <w:hyperlink w:anchor="_Toc100073" w:history="1">
+            <w:r>
+              <w:rPr>
+                <w:rStyle w:val="Hyperlink"/>
+              </w:rPr>
+              <w:t>III.5.4. Couche données</w:t>
+            </w:r>
+            <w:r>
+              <w:tab/>
+            </w:r>
+            <w:r>
+              <w:fldChar w:fldCharType="begin"/>
+            </w:r>
+            <w:r>
+              <w:instrText xml:space="preserve"> PAGEREF _Toc100073 \h </w:instrText>
+            </w:r>
+            <w:r>
+              <w:fldChar w:fldCharType="separate"/>
+            </w:r>
+            <w:r>
+              <w:t>36</w:t>
+            </w:r>
+            <w:r>
+              <w:fldChar w:fldCharType="end"/>
+            </w:r>
+          </w:hyperlink>
         </w:p>
         <w:p>
           <w:pPr>
-            <w:pStyle w:val="Title"/>
+            <w:pStyle w:val="11"/>
             <w:ind w:left="360"/>
             <w:tabs>
               <w:tab w:val="right" w:leader="dot" w:pos="9026"/>
             </w:tabs>
             <w:spacing w:before="120" w:after="60"/>
           </w:pPr>
-          <w:r>
-            <w:t>III.6. Architecture modulaire</w:t>
-          </w:r>
-          <w:r>
-            <w:tab/>
-          </w:r>
-          <w:r>
-            <w:t>36</w:t>
-          </w:r>
+          <w:hyperlink w:anchor="_Toc100074" w:history="1">
+            <w:r>
+              <w:rPr>
+                <w:rStyle w:val="Hyperlink"/>
+              </w:rPr>
+              <w:t>III.6. Architecture modulaire</w:t>
+            </w:r>
+            <w:r>
+              <w:tab/>
+            </w:r>
+            <w:r>
+              <w:fldChar w:fldCharType="begin"/>
+            </w:r>
+            <w:r>
+              <w:instrText xml:space="preserve"> PAGEREF _Toc100074 \h </w:instrText>
+            </w:r>
+            <w:r>
+              <w:fldChar w:fldCharType="separate"/>
+            </w:r>
+            <w:r>
+              <w:t>36</w:t>
+            </w:r>
+            <w:r>
+              <w:fldChar w:fldCharType="end"/>
+            </w:r>
+          </w:hyperlink>
         </w:p>
         <w:p>
           <w:pPr>
-            <w:pStyle w:val="Title"/>
+            <w:pStyle w:val="11"/>
             <w:ind w:left="360"/>
             <w:tabs>
               <w:tab w:val="right" w:leader="dot" w:pos="9026"/>
             </w:tabs>
             <w:spacing w:before="120" w:after="60"/>
           </w:pPr>
-          <w:r>
-            <w:t>III.7. Architecture multicouche universitaire</w:t>
-          </w:r>
-          <w:r>
-            <w:tab/>
-          </w:r>
-          <w:r>
-            <w:t>37</w:t>
-          </w:r>
+          <w:hyperlink w:anchor="_Toc100075" w:history="1">
+            <w:r>
+              <w:rPr>
+                <w:rStyle w:val="Hyperlink"/>
+              </w:rPr>
+              <w:t>III.7. Architecture multicouche universitaire</w:t>
+            </w:r>
+            <w:r>
+              <w:tab/>
+            </w:r>
+            <w:r>
+              <w:fldChar w:fldCharType="begin"/>
+            </w:r>
+            <w:r>
+              <w:instrText xml:space="preserve"> PAGEREF _Toc100075 \h </w:instrText>
+            </w:r>
+            <w:r>
+              <w:fldChar w:fldCharType="separate"/>
+            </w:r>
+            <w:r>
+              <w:t>37</w:t>
+            </w:r>
+            <w:r>
+              <w:fldChar w:fldCharType="end"/>
+            </w:r>
+          </w:hyperlink>
         </w:p>
         <w:p>
           <w:pPr>
-            <w:pStyle w:val="Title"/>
+            <w:pStyle w:val="11"/>
             <w:ind w:left="360"/>
             <w:tabs>
               <w:tab w:val="right" w:leader="dot" w:pos="9026"/>
             </w:tabs>
             <w:spacing w:before="120" w:after="60"/>
           </w:pPr>
-          <w:r>
-            <w:t>III.8. Pipeline de traitement IA</w:t>
-          </w:r>
-          <w:r>
-            <w:tab/>
-          </w:r>
-          <w:r>
-            <w:t>38</w:t>
-          </w:r>
+          <w:hyperlink w:anchor="_Toc100076" w:history="1">
+            <w:r>
+              <w:rPr>
+                <w:rStyle w:val="Hyperlink"/>
+              </w:rPr>
+              <w:t>III.8. Pipeline de traitement IA</w:t>
+            </w:r>
+            <w:r>
+              <w:tab/>
+            </w:r>
+            <w:r>
+              <w:fldChar w:fldCharType="begin"/>
+            </w:r>
+            <w:r>
+              <w:instrText xml:space="preserve"> PAGEREF _Toc100076 \h </w:instrText>
+            </w:r>
+            <w:r>
+              <w:fldChar w:fldCharType="separate"/>
+            </w:r>
+            <w:r>
+              <w:t>38</w:t>
+            </w:r>
+            <w:r>
+              <w:fldChar w:fldCharType="end"/>
+            </w:r>
+          </w:hyperlink>
         </w:p>
         <w:p>
           <w:pPr>
-            <w:pStyle w:val="Title"/>
+            <w:pStyle w:val="12"/>
             <w:ind w:left="720"/>
             <w:tabs>
               <w:tab w:val="right" w:leader="dot" w:pos="9026"/>
             </w:tabs>
             <w:spacing w:before="120" w:after="60"/>
           </w:pPr>
-          <w:r>
-            <w:t>III.8.1. Soumission du document</w:t>
-          </w:r>
-          <w:r>
-            <w:tab/>
-          </w:r>
-          <w:r>
-            <w:t>38</w:t>
-          </w:r>
+          <w:hyperlink w:anchor="_Toc100077" w:history="1">
+            <w:r>
+              <w:rPr>
+                <w:rStyle w:val="Hyperlink"/>
+              </w:rPr>
+              <w:t>III.8.1. Soumission du document</w:t>
+            </w:r>
+            <w:r>
+              <w:tab/>
+            </w:r>
+            <w:r>
+              <w:fldChar w:fldCharType="begin"/>
+            </w:r>
+            <w:r>
+              <w:instrText xml:space="preserve"> PAGEREF _Toc100077 \h </w:instrText>
+            </w:r>
+            <w:r>
+              <w:fldChar w:fldCharType="separate"/>
+            </w:r>
+            <w:r>
+              <w:t>38</w:t>
+            </w:r>
+            <w:r>
+              <w:fldChar w:fldCharType="end"/>
+            </w:r>
+          </w:hyperlink>
         </w:p>
         <w:p>
           <w:pPr>
-            <w:pStyle w:val="Title"/>
+            <w:pStyle w:val="12"/>
             <w:ind w:left="720"/>
             <w:tabs>
               <w:tab w:val="right" w:leader="dot" w:pos="9026"/>
             </w:tabs>
             <w:spacing w:before="120" w:after="60"/>
           </w:pPr>
-          <w:r>
-            <w:t>III.8.2. Extraction du texte</w:t>
-          </w:r>
-          <w:r>
-            <w:tab/>
-          </w:r>
-          <w:r>
-            <w:t>38</w:t>
-          </w:r>
+          <w:hyperlink w:anchor="_Toc100078" w:history="1">
+            <w:r>
+              <w:rPr>
+                <w:rStyle w:val="Hyperlink"/>
+              </w:rPr>
+              <w:t>III.8.2. Extraction du texte</w:t>
+            </w:r>
+            <w:r>
+              <w:tab/>
+            </w:r>
+            <w:r>
+              <w:fldChar w:fldCharType="begin"/>
+            </w:r>
+            <w:r>
+              <w:instrText xml:space="preserve"> PAGEREF _Toc100078 \h </w:instrText>
+            </w:r>
+            <w:r>
+              <w:fldChar w:fldCharType="separate"/>
+            </w:r>
+            <w:r>
+              <w:t>38</w:t>
+            </w:r>
+            <w:r>
+              <w:fldChar w:fldCharType="end"/>
+            </w:r>
+          </w:hyperlink>
         </w:p>
         <w:p>
           <w:pPr>
-            <w:pStyle w:val="Title"/>
+            <w:pStyle w:val="12"/>
             <w:ind w:left="720"/>
             <w:tabs>
               <w:tab w:val="right" w:leader="dot" w:pos="9026"/>
             </w:tabs>
             <w:spacing w:before="120" w:after="60"/>
           </w:pPr>
-          <w:r>
-            <w:t>III.8.3. Prétraitement NLP</w:t>
-          </w:r>
-          <w:r>
-            <w:tab/>
-          </w:r>
-          <w:r>
-            <w:t>38</w:t>
-          </w:r>
+          <w:hyperlink w:anchor="_Toc100079" w:history="1">
+            <w:r>
+              <w:rPr>
+                <w:rStyle w:val="Hyperlink"/>
+              </w:rPr>
+              <w:t>III.8.3. Prétraitement NLP</w:t>
+            </w:r>
+            <w:r>
+              <w:tab/>
+            </w:r>
+            <w:r>
+              <w:fldChar w:fldCharType="begin"/>
+            </w:r>
+            <w:r>
+              <w:instrText xml:space="preserve"> PAGEREF _Toc100079 \h </w:instrText>
+            </w:r>
+            <w:r>
+              <w:fldChar w:fldCharType="separate"/>
+            </w:r>
+            <w:r>
+              <w:t>39</w:t>
+            </w:r>
+            <w:r>
+              <w:fldChar w:fldCharType="end"/>
+            </w:r>
+          </w:hyperlink>
         </w:p>
         <w:p>
           <w:pPr>
-            <w:pStyle w:val="Title"/>
+            <w:pStyle w:val="12"/>
             <w:ind w:left="720"/>
             <w:tabs>
               <w:tab w:val="right" w:leader="dot" w:pos="9026"/>
             </w:tabs>
             <w:spacing w:before="120" w:after="60"/>
           </w:pPr>
-          <w:r>
-            <w:t>III.8.4. Génération des embeddings</w:t>
-          </w:r>
-          <w:r>
-            <w:tab/>
-          </w:r>
-          <w:r>
-            <w:t>39</w:t>
-          </w:r>
+          <w:hyperlink w:anchor="_Toc100080" w:history="1">
+            <w:r>
+              <w:rPr>
+                <w:rStyle w:val="Hyperlink"/>
+              </w:rPr>
+              <w:t>III.8.4. Génération des embeddings</w:t>
+            </w:r>
+            <w:r>
+              <w:tab/>
+            </w:r>
+            <w:r>
+              <w:fldChar w:fldCharType="begin"/>
+            </w:r>
+            <w:r>
+              <w:instrText xml:space="preserve"> PAGEREF _Toc100080 \h </w:instrText>
+            </w:r>
+            <w:r>
+              <w:fldChar w:fldCharType="separate"/>
+            </w:r>
+            <w:r>
+              <w:t>39</w:t>
+            </w:r>
+            <w:r>
+              <w:fldChar w:fldCharType="end"/>
+            </w:r>
+          </w:hyperlink>
         </w:p>
         <w:p>
           <w:pPr>
-            <w:pStyle w:val="Title"/>
+            <w:pStyle w:val="12"/>
             <w:ind w:left="720"/>
             <w:tabs>
               <w:tab w:val="right" w:leader="dot" w:pos="9026"/>
             </w:tabs>
             <w:spacing w:before="120" w:after="60"/>
           </w:pPr>
-          <w:r>
-            <w:t>III.8.5. Recherche vectorielle</w:t>
-          </w:r>
-          <w:r>
-            <w:tab/>
-          </w:r>
-          <w:r>
-            <w:t>39</w:t>
-          </w:r>
+          <w:hyperlink w:anchor="_Toc100081" w:history="1">
+            <w:r>
+              <w:rPr>
+                <w:rStyle w:val="Hyperlink"/>
+              </w:rPr>
+              <w:t>III.8.5. Recherche vectorielle</w:t>
+            </w:r>
+            <w:r>
+              <w:tab/>
+            </w:r>
+            <w:r>
+              <w:fldChar w:fldCharType="begin"/>
+            </w:r>
+            <w:r>
+              <w:instrText xml:space="preserve"> PAGEREF _Toc100081 \h </w:instrText>
+            </w:r>
+            <w:r>
+              <w:fldChar w:fldCharType="separate"/>
+            </w:r>
+            <w:r>
+              <w:t>39</w:t>
+            </w:r>
+            <w:r>
+              <w:fldChar w:fldCharType="end"/>
+            </w:r>
+          </w:hyperlink>
         </w:p>
         <w:p>
           <w:pPr>
-            <w:pStyle w:val="Title"/>
+            <w:pStyle w:val="12"/>
             <w:ind w:left="720"/>
             <w:tabs>
               <w:tab w:val="right" w:leader="dot" w:pos="9026"/>
             </w:tabs>
             <w:spacing w:before="120" w:after="60"/>
           </w:pPr>
-          <w:r>
-            <w:t>III.8.6. Calcul de similarité</w:t>
-          </w:r>
-          <w:r>
-            <w:tab/>
-          </w:r>
-          <w:r>
-            <w:t>39</w:t>
-          </w:r>
+          <w:hyperlink w:anchor="_Toc100082" w:history="1">
+            <w:r>
+              <w:rPr>
+                <w:rStyle w:val="Hyperlink"/>
+              </w:rPr>
+              <w:t>III.8.6. Calcul de similarité</w:t>
+            </w:r>
+            <w:r>
+              <w:tab/>
+            </w:r>
+            <w:r>
+              <w:fldChar w:fldCharType="begin"/>
+            </w:r>
+            <w:r>
+              <w:instrText xml:space="preserve"> PAGEREF _Toc100082 \h </w:instrText>
+            </w:r>
+            <w:r>
+              <w:fldChar w:fldCharType="separate"/>
+            </w:r>
+            <w:r>
+              <w:t>39</w:t>
+            </w:r>
+            <w:r>
+              <w:fldChar w:fldCharType="end"/>
+            </w:r>
+          </w:hyperlink>
         </w:p>
         <w:p>
           <w:pPr>
-            <w:pStyle w:val="Title"/>
+            <w:pStyle w:val="12"/>
             <w:ind w:left="720"/>
             <w:tabs>
               <w:tab w:val="right" w:leader="dot" w:pos="9026"/>
             </w:tabs>
             <w:spacing w:before="120" w:after="60"/>
           </w:pPr>
-          <w:r>
-            <w:t>III.8.7. Détection et classification</w:t>
-          </w:r>
-          <w:r>
-            <w:tab/>
-          </w:r>
-          <w:r>
-            <w:t>39</w:t>
-          </w:r>
+          <w:hyperlink w:anchor="_Toc100083" w:history="1">
+            <w:r>
+              <w:rPr>
+                <w:rStyle w:val="Hyperlink"/>
+              </w:rPr>
+              <w:t>III.8.7. Détection et classification</w:t>
+            </w:r>
+            <w:r>
+              <w:tab/>
+            </w:r>
+            <w:r>
+              <w:fldChar w:fldCharType="begin"/>
+            </w:r>
+            <w:r>
+              <w:instrText xml:space="preserve"> PAGEREF _Toc100083 \h </w:instrText>
+            </w:r>
+            <w:r>
+              <w:fldChar w:fldCharType="separate"/>
+            </w:r>
+            <w:r>
+              <w:t>40</w:t>
+            </w:r>
+            <w:r>
+              <w:fldChar w:fldCharType="end"/>
+            </w:r>
+          </w:hyperlink>
         </w:p>
         <w:p>
           <w:pPr>
-            <w:pStyle w:val="Title"/>
+            <w:pStyle w:val="12"/>
             <w:ind w:left="720"/>
             <w:tabs>
               <w:tab w:val="right" w:leader="dot" w:pos="9026"/>
             </w:tabs>
             <w:spacing w:before="120" w:after="60"/>
           </w:pPr>
-          <w:r>
-            <w:t>III.8.8. Génération du rapport</w:t>
-          </w:r>
-          <w:r>
-            <w:tab/>
-          </w:r>
-          <w:r>
-            <w:t>40</w:t>
-          </w:r>
+          <w:hyperlink w:anchor="_Toc100084" w:history="1">
+            <w:r>
+              <w:rPr>
+                <w:rStyle w:val="Hyperlink"/>
+              </w:rPr>
+              <w:t>III.8.8. Génération du rapport</w:t>
+            </w:r>
+            <w:r>
+              <w:tab/>
+            </w:r>
+            <w:r>
+              <w:fldChar w:fldCharType="begin"/>
+            </w:r>
+            <w:r>
+              <w:instrText xml:space="preserve"> PAGEREF _Toc100084 \h </w:instrText>
+            </w:r>
+            <w:r>
+              <w:fldChar w:fldCharType="separate"/>
+            </w:r>
+            <w:r>
+              <w:t>40</w:t>
+            </w:r>
+            <w:r>
+              <w:fldChar w:fldCharType="end"/>
+            </w:r>
+          </w:hyperlink>
         </w:p>
         <w:p>
           <w:pPr>
-            <w:pStyle w:val="Title"/>
+            <w:pStyle w:val="11"/>
             <w:ind w:left="360"/>
             <w:tabs>
               <w:tab w:val="right" w:leader="dot" w:pos="9026"/>
             </w:tabs>
             <w:spacing w:before="120" w:after="60"/>
           </w:pPr>
-          <w:r>
-            <w:t>III.9. Base documentaire relationnelle</w:t>
-          </w:r>
-          <w:r>
-            <w:tab/>
-          </w:r>
-          <w:r>
-            <w:t>40</w:t>
-          </w:r>
+          <w:hyperlink w:anchor="_Toc100085" w:history="1">
+            <w:r>
+              <w:rPr>
+                <w:rStyle w:val="Hyperlink"/>
+              </w:rPr>
+              <w:t>III.9. Base documentaire relationnelle</w:t>
+            </w:r>
+            <w:r>
+              <w:tab/>
+            </w:r>
+            <w:r>
+              <w:fldChar w:fldCharType="begin"/>
+            </w:r>
+            <w:r>
+              <w:instrText xml:space="preserve"> PAGEREF _Toc100085 \h </w:instrText>
+            </w:r>
+            <w:r>
+              <w:fldChar w:fldCharType="separate"/>
+            </w:r>
+            <w:r>
+              <w:t>40</w:t>
+            </w:r>
+            <w:r>
+              <w:fldChar w:fldCharType="end"/>
+            </w:r>
+          </w:hyperlink>
         </w:p>
         <w:p>
           <w:pPr>
-            <w:pStyle w:val="Title"/>
+            <w:pStyle w:val="11"/>
             <w:ind w:left="360"/>
             <w:tabs>
               <w:tab w:val="right" w:leader="dot" w:pos="9026"/>
             </w:tabs>
             <w:spacing w:before="120" w:after="60"/>
           </w:pPr>
-          <w:r>
-            <w:t>III.10. Base vectorielle</w:t>
-          </w:r>
-          <w:r>
-            <w:tab/>
-          </w:r>
-          <w:r>
-            <w:t>40</w:t>
-          </w:r>
+          <w:hyperlink w:anchor="_Toc100086" w:history="1">
+            <w:r>
+              <w:rPr>
+                <w:rStyle w:val="Hyperlink"/>
+              </w:rPr>
+              <w:t>III.10. Base vectorielle</w:t>
+            </w:r>
+            <w:r>
+              <w:tab/>
+            </w:r>
+            <w:r>
+              <w:fldChar w:fldCharType="begin"/>
+            </w:r>
+            <w:r>
+              <w:instrText xml:space="preserve"> PAGEREF _Toc100086 \h </w:instrText>
+            </w:r>
+            <w:r>
+              <w:fldChar w:fldCharType="separate"/>
+            </w:r>
+            <w:r>
+              <w:t>41</w:t>
+            </w:r>
+            <w:r>
+              <w:fldChar w:fldCharType="end"/>
+            </w:r>
+          </w:hyperlink>
         </w:p>
         <w:p>
           <w:pPr>
-            <w:pStyle w:val="Title"/>
+            <w:pStyle w:val="11"/>
             <w:ind w:left="360"/>
             <w:tabs>
               <w:tab w:val="right" w:leader="dot" w:pos="9026"/>
             </w:tabs>
             <w:spacing w:before="120" w:after="60"/>
           </w:pPr>
-          <w:r>
-            <w:t>III.11. Conception de l'API REST</w:t>
-          </w:r>
-          <w:r>
-            <w:tab/>
-          </w:r>
-          <w:r>
-            <w:t>41</w:t>
-          </w:r>
+          <w:hyperlink w:anchor="_Toc100087" w:history="1">
+            <w:r>
+              <w:rPr>
+                <w:rStyle w:val="Hyperlink"/>
+              </w:rPr>
+              <w:t>III.11. Conception de l'API REST</w:t>
+            </w:r>
+            <w:r>
+              <w:tab/>
+            </w:r>
+            <w:r>
+              <w:fldChar w:fldCharType="begin"/>
+            </w:r>
+            <w:r>
+              <w:instrText xml:space="preserve"> PAGEREF _Toc100087 \h </w:instrText>
+            </w:r>
+            <w:r>
+              <w:fldChar w:fldCharType="separate"/>
+            </w:r>
+            <w:r>
+              <w:t>41</w:t>
+            </w:r>
+            <w:r>
+              <w:fldChar w:fldCharType="end"/>
+            </w:r>
+          </w:hyperlink>
         </w:p>
         <w:p>
           <w:pPr>
-            <w:pStyle w:val="Title"/>
+            <w:pStyle w:val="11"/>
             <w:ind w:left="360"/>
             <w:tabs>
               <w:tab w:val="right" w:leader="dot" w:pos="9026"/>
             </w:tabs>
             <w:spacing w:before="120" w:after="60"/>
           </w:pPr>
-          <w:r>
-            <w:t>III.12. Modélisation UML</w:t>
-          </w:r>
-          <w:r>
-            <w:tab/>
-          </w:r>
-          <w:r>
-            <w:t>42</w:t>
-          </w:r>
+          <w:hyperlink w:anchor="_Toc100088" w:history="1">
+            <w:r>
+              <w:rPr>
+                <w:rStyle w:val="Hyperlink"/>
+              </w:rPr>
+              <w:t>III.12. Modélisation UML</w:t>
+            </w:r>
+            <w:r>
+              <w:tab/>
+            </w:r>
+            <w:r>
+              <w:fldChar w:fldCharType="begin"/>
+            </w:r>
+            <w:r>
+              <w:instrText xml:space="preserve"> PAGEREF _Toc100088 \h </w:instrText>
+            </w:r>
+            <w:r>
+              <w:fldChar w:fldCharType="separate"/>
+            </w:r>
+            <w:r>
+              <w:t>42</w:t>
+            </w:r>
+            <w:r>
+              <w:fldChar w:fldCharType="end"/>
+            </w:r>
+          </w:hyperlink>
         </w:p>
         <w:p>
           <w:pPr>
-            <w:pStyle w:val="Title"/>
+            <w:pStyle w:val="12"/>
             <w:ind w:left="720"/>
             <w:tabs>
               <w:tab w:val="right" w:leader="dot" w:pos="9026"/>
             </w:tabs>
             <w:spacing w:before="120" w:after="60"/>
           </w:pPr>
-          <w:r>
-            <w:t>III.12.1. Diagramme de cas d'utilisation</w:t>
-          </w:r>
-          <w:r>
-            <w:tab/>
-          </w:r>
-          <w:r>
-            <w:t>42</w:t>
-          </w:r>
+          <w:hyperlink w:anchor="_Toc100089" w:history="1">
+            <w:r>
+              <w:rPr>
+                <w:rStyle w:val="Hyperlink"/>
+              </w:rPr>
+              <w:t>III.12.1. Diagramme de cas d'utilisation</w:t>
+            </w:r>
+            <w:r>
+              <w:tab/>
+            </w:r>
+            <w:r>
+              <w:fldChar w:fldCharType="begin"/>
+            </w:r>
+            <w:r>
+              <w:instrText xml:space="preserve"> PAGEREF _Toc100089 \h </w:instrText>
+            </w:r>
+            <w:r>
+              <w:fldChar w:fldCharType="separate"/>
+            </w:r>
+            <w:r>
+              <w:t>42</w:t>
+            </w:r>
+            <w:r>
+              <w:fldChar w:fldCharType="end"/>
+            </w:r>
+          </w:hyperlink>
         </w:p>
         <w:p>
           <w:pPr>
-            <w:pStyle w:val="Title"/>
+            <w:pStyle w:val="12"/>
             <w:ind w:left="720"/>
             <w:tabs>
               <w:tab w:val="right" w:leader="dot" w:pos="9026"/>
             </w:tabs>
             <w:spacing w:before="120" w:after="60"/>
           </w:pPr>
-          <w:r>
-            <w:t>III.12.2. Diagramme de classes</w:t>
-          </w:r>
-          <w:r>
-            <w:tab/>
-          </w:r>
-          <w:r>
-            <w:t>42</w:t>
-          </w:r>
+          <w:hyperlink w:anchor="_Toc100090" w:history="1">
+            <w:r>
+              <w:rPr>
+                <w:rStyle w:val="Hyperlink"/>
+              </w:rPr>
+              <w:t>III.12.2. Diagramme de classes</w:t>
+            </w:r>
+            <w:r>
+              <w:tab/>
+            </w:r>
+            <w:r>
+              <w:fldChar w:fldCharType="begin"/>
+            </w:r>
+            <w:r>
+              <w:instrText xml:space="preserve"> PAGEREF _Toc100090 \h </w:instrText>
+            </w:r>
+            <w:r>
+              <w:fldChar w:fldCharType="separate"/>
+            </w:r>
+            <w:r>
+              <w:t>42</w:t>
+            </w:r>
+            <w:r>
+              <w:fldChar w:fldCharType="end"/>
+            </w:r>
+          </w:hyperlink>
         </w:p>
         <w:p>
           <w:pPr>
-            <w:pStyle w:val="Title"/>
+            <w:pStyle w:val="12"/>
             <w:ind w:left="720"/>
             <w:tabs>
               <w:tab w:val="right" w:leader="dot" w:pos="9026"/>
             </w:tabs>
             <w:spacing w:before="120" w:after="60"/>
           </w:pPr>
-          <w:r>
-            <w:t>III.12.3. Diagramme de séquences</w:t>
-          </w:r>
-          <w:r>
-            <w:tab/>
-          </w:r>
-          <w:r>
-            <w:t>42</w:t>
-          </w:r>
+          <w:hyperlink w:anchor="_Toc100091" w:history="1">
+            <w:r>
+              <w:rPr>
+                <w:rStyle w:val="Hyperlink"/>
+              </w:rPr>
+              <w:t>III.12.3. Diagramme de séquences</w:t>
+            </w:r>
+            <w:r>
+              <w:tab/>
+            </w:r>
+            <w:r>
+              <w:fldChar w:fldCharType="begin"/>
+            </w:r>
+            <w:r>
+              <w:instrText xml:space="preserve"> PAGEREF _Toc100091 \h </w:instrText>
+            </w:r>
+            <w:r>
+              <w:fldChar w:fldCharType="separate"/>
+            </w:r>
+            <w:r>
+              <w:t>42</w:t>
+            </w:r>
+            <w:r>
+              <w:fldChar w:fldCharType="end"/>
+            </w:r>
+          </w:hyperlink>
         </w:p>
         <w:p>
           <w:pPr>
-            <w:pStyle w:val="Title"/>
+            <w:pStyle w:val="11"/>
             <w:ind w:left="360"/>
             <w:tabs>
               <w:tab w:val="right" w:leader="dot" w:pos="9026"/>
             </w:tabs>
             <w:spacing w:before="120" w:after="60"/>
           </w:pPr>
-          <w:r>
-            <w:t>III.13. Diagrammes d'architecture logicielle</w:t>
-          </w:r>
-          <w:r>
-            <w:tab/>
-          </w:r>
-          <w:r>
-            <w:t>42</w:t>
-          </w:r>
+          <w:hyperlink w:anchor="_Toc100092" w:history="1">
+            <w:r>
+              <w:rPr>
+                <w:rStyle w:val="Hyperlink"/>
+              </w:rPr>
+              <w:t>III.13. Diagrammes d'architecture logicielle</w:t>
+            </w:r>
+            <w:r>
+              <w:tab/>
+            </w:r>
+            <w:r>
+              <w:fldChar w:fldCharType="begin"/>
+            </w:r>
+            <w:r>
+              <w:instrText xml:space="preserve"> PAGEREF _Toc100092 \h </w:instrText>
+            </w:r>
+            <w:r>
+              <w:fldChar w:fldCharType="separate"/>
+            </w:r>
+            <w:r>
+              <w:t>43</w:t>
+            </w:r>
+            <w:r>
+              <w:fldChar w:fldCharType="end"/>
+            </w:r>
+          </w:hyperlink>
         </w:p>
         <w:p>
           <w:pPr>
-            <w:pStyle w:val="Title"/>
+            <w:pStyle w:val="11"/>
             <w:ind w:left="360"/>
             <w:tabs>
               <w:tab w:val="right" w:leader="dot" w:pos="9026"/>
             </w:tabs>
             <w:spacing w:before="120" w:after="60"/>
           </w:pPr>
-          <w:r>
-            <w:t>III.14. Conclusion</w:t>
-          </w:r>
-          <w:r>
-            <w:tab/>
-          </w:r>
-          <w:r>
-            <w:t>43</w:t>
-          </w:r>
+          <w:hyperlink w:anchor="_Toc100093" w:history="1">
+            <w:r>
+              <w:rPr>
+                <w:rStyle w:val="Hyperlink"/>
+              </w:rPr>
+              <w:t>III.13. Module de recommandation de sujets de mémoire</w:t>
+            </w:r>
+            <w:r>
+              <w:tab/>
+            </w:r>
+            <w:r>
+              <w:fldChar w:fldCharType="begin"/>
+            </w:r>
+            <w:r>
+              <w:instrText xml:space="preserve"> PAGEREF _Toc100093 \h </w:instrText>
+            </w:r>
+            <w:r>
+              <w:fldChar w:fldCharType="separate"/>
+            </w:r>
+            <w:r>
+              <w:t>43</w:t>
+            </w:r>
+            <w:r>
+              <w:fldChar w:fldCharType="end"/>
+            </w:r>
+          </w:hyperlink>
         </w:p>
         <w:p>
           <w:pPr>
-            <w:pStyle w:val="Title"/>
-            <w:tabs>
-              <w:tab w:val="right" w:leader="dot" w:pos="9026"/>
-            </w:tabs>
-            <w:spacing w:before="120" w:after="60"/>
-          </w:pPr>
-          <w:r>
-            <w:t>CHAPITRE IV — IMPLÉMENTATION, EXPÉRIMENTATION ET ÉVALUATION</w:t>
-          </w:r>
-          <w:r>
-            <w:tab/>
-          </w:r>
-          <w:r>
-            <w:t>43</w:t>
-          </w:r>
-        </w:p>
-        <w:p>
-          <w:pPr>
-            <w:pStyle w:val="Title"/>
+            <w:pStyle w:val="11"/>
             <w:ind w:left="360"/>
             <w:tabs>
               <w:tab w:val="right" w:leader="dot" w:pos="9026"/>
             </w:tabs>
             <w:spacing w:before="120" w:after="60"/>
           </w:pPr>
-          <w:r>
-            <w:t>IV.1. Introduction</w:t>
-          </w:r>
-          <w:r>
-            <w:tab/>
-          </w:r>
-          <w:r>
-            <w:t>43</w:t>
-          </w:r>
+          <w:hyperlink w:anchor="_Toc100094" w:history="1">
+            <w:r>
+              <w:rPr>
+                <w:rStyle w:val="Hyperlink"/>
+              </w:rPr>
+              <w:t>III.14. Conclusion</w:t>
+            </w:r>
+            <w:r>
+              <w:tab/>
+            </w:r>
+            <w:r>
+              <w:fldChar w:fldCharType="begin"/>
+            </w:r>
+            <w:r>
+              <w:instrText xml:space="preserve"> PAGEREF _Toc100094 \h </w:instrText>
+            </w:r>
+            <w:r>
+              <w:fldChar w:fldCharType="separate"/>
+            </w:r>
+            <w:r>
+              <w:t>43</w:t>
+            </w:r>
+            <w:r>
+              <w:fldChar w:fldCharType="end"/>
+            </w:r>
+          </w:hyperlink>
         </w:p>
         <w:p>
           <w:pPr>
-            <w:pStyle w:val="Title"/>
+            <w:pStyle w:val="9"/>
+            <w:tabs>
+              <w:tab w:val="right" w:leader="dot" w:pos="9026"/>
+            </w:tabs>
+            <w:spacing w:before="120" w:after="60"/>
+          </w:pPr>
+          <w:hyperlink w:anchor="_Toc100095" w:history="1">
+            <w:r>
+              <w:rPr>
+                <w:rStyle w:val="Hyperlink"/>
+              </w:rPr>
+              <w:t>CHAPITRE IV — IMPLÉMENTATION, EXPÉRIMENTATION ET ÉVALUATION</w:t>
+            </w:r>
+            <w:r>
+              <w:tab/>
+            </w:r>
+            <w:r>
+              <w:fldChar w:fldCharType="begin"/>
+            </w:r>
+            <w:r>
+              <w:instrText xml:space="preserve"> PAGEREF _Toc100095 \h </w:instrText>
+            </w:r>
+            <w:r>
+              <w:fldChar w:fldCharType="separate"/>
+            </w:r>
+            <w:r>
+              <w:t>44</w:t>
+            </w:r>
+            <w:r>
+              <w:fldChar w:fldCharType="end"/>
+            </w:r>
+          </w:hyperlink>
+        </w:p>
+        <w:p>
+          <w:pPr>
+            <w:pStyle w:val="11"/>
             <w:ind w:left="360"/>
             <w:tabs>
               <w:tab w:val="right" w:leader="dot" w:pos="9026"/>
             </w:tabs>
             <w:spacing w:before="120" w:after="60"/>
           </w:pPr>
-          <w:r>
-            <w:t>IV.2. Stack technique</w:t>
-          </w:r>
-          <w:r>
-            <w:tab/>
-          </w:r>
-          <w:r>
-            <w:t>44</w:t>
-          </w:r>
+          <w:hyperlink w:anchor="_Toc100096" w:history="1">
+            <w:r>
+              <w:rPr>
+                <w:rStyle w:val="Hyperlink"/>
+              </w:rPr>
+              <w:t>IV.1. Introduction</w:t>
+            </w:r>
+            <w:r>
+              <w:tab/>
+            </w:r>
+            <w:r>
+              <w:fldChar w:fldCharType="begin"/>
+            </w:r>
+            <w:r>
+              <w:instrText xml:space="preserve"> PAGEREF _Toc100096 \h </w:instrText>
+            </w:r>
+            <w:r>
+              <w:fldChar w:fldCharType="separate"/>
+            </w:r>
+            <w:r>
+              <w:t>44</w:t>
+            </w:r>
+            <w:r>
+              <w:fldChar w:fldCharType="end"/>
+            </w:r>
+          </w:hyperlink>
         </w:p>
         <w:p>
           <w:pPr>
-            <w:pStyle w:val="Title"/>
+            <w:pStyle w:val="11"/>
             <w:ind w:left="360"/>
             <w:tabs>
               <w:tab w:val="right" w:leader="dot" w:pos="9026"/>
             </w:tabs>
             <w:spacing w:before="120" w:after="60"/>
           </w:pPr>
-          <w:r>
-            <w:t>IV.3. Architecture logicielle implémentée</w:t>
-          </w:r>
-          <w:r>
-            <w:tab/>
-          </w:r>
-          <w:r>
-            <w:t>44</w:t>
-          </w:r>
+          <w:hyperlink w:anchor="_Toc100097" w:history="1">
+            <w:r>
+              <w:rPr>
+                <w:rStyle w:val="Hyperlink"/>
+              </w:rPr>
+              <w:t>IV.2. Stack technique</w:t>
+            </w:r>
+            <w:r>
+              <w:tab/>
+            </w:r>
+            <w:r>
+              <w:fldChar w:fldCharType="begin"/>
+            </w:r>
+            <w:r>
+              <w:instrText xml:space="preserve"> PAGEREF _Toc100097 \h </w:instrText>
+            </w:r>
+            <w:r>
+              <w:fldChar w:fldCharType="separate"/>
+            </w:r>
+            <w:r>
+              <w:t>44</w:t>
+            </w:r>
+            <w:r>
+              <w:fldChar w:fldCharType="end"/>
+            </w:r>
+          </w:hyperlink>
         </w:p>
         <w:p>
           <w:pPr>
-            <w:pStyle w:val="Title"/>
+            <w:pStyle w:val="11"/>
+            <w:ind w:left="360"/>
+            <w:tabs>
+              <w:tab w:val="right" w:leader="dot" w:pos="9026"/>
+            </w:tabs>
+            <w:spacing w:before="120" w:after="60"/>
+          </w:pPr>
+          <w:hyperlink w:anchor="_Toc100098" w:history="1">
+            <w:r>
+              <w:rPr>
+                <w:rStyle w:val="Hyperlink"/>
+              </w:rPr>
+              <w:t>IV.3. Architecture logicielle implémentée</w:t>
+            </w:r>
+            <w:r>
+              <w:tab/>
+            </w:r>
+            <w:r>
+              <w:fldChar w:fldCharType="begin"/>
+            </w:r>
+            <w:r>
+              <w:instrText xml:space="preserve"> PAGEREF _Toc100098 \h </w:instrText>
+            </w:r>
+            <w:r>
+              <w:fldChar w:fldCharType="separate"/>
+            </w:r>
+            <w:r>
+              <w:t>45</w:t>
+            </w:r>
+            <w:r>
+              <w:fldChar w:fldCharType="end"/>
+            </w:r>
+          </w:hyperlink>
+        </w:p>
+        <w:p>
+          <w:pPr>
+            <w:pStyle w:val="12"/>
             <w:ind w:left="720"/>
             <w:tabs>
               <w:tab w:val="right" w:leader="dot" w:pos="9026"/>
             </w:tabs>
             <w:spacing w:before="120" w:after="60"/>
           </w:pPr>
-          <w:r>
-            <w:t>IV.3.1. Structure du projet</w:t>
-          </w:r>
-          <w:r>
-            <w:tab/>
-          </w:r>
-          <w:r>
-            <w:t>45</w:t>
-          </w:r>
+          <w:hyperlink w:anchor="_Toc100099" w:history="1">
+            <w:r>
+              <w:rPr>
+                <w:rStyle w:val="Hyperlink"/>
+              </w:rPr>
+              <w:t>IV.3.1. Structure du projet</w:t>
+            </w:r>
+            <w:r>
+              <w:tab/>
+            </w:r>
+            <w:r>
+              <w:fldChar w:fldCharType="begin"/>
+            </w:r>
+            <w:r>
+              <w:instrText xml:space="preserve"> PAGEREF _Toc100099 \h </w:instrText>
+            </w:r>
+            <w:r>
+              <w:fldChar w:fldCharType="separate"/>
+            </w:r>
+            <w:r>
+              <w:t>45</w:t>
+            </w:r>
+            <w:r>
+              <w:fldChar w:fldCharType="end"/>
+            </w:r>
+          </w:hyperlink>
         </w:p>
         <w:p>
           <w:pPr>
-            <w:pStyle w:val="Title"/>
+            <w:pStyle w:val="12"/>
             <w:ind w:left="720"/>
             <w:tabs>
               <w:tab w:val="right" w:leader="dot" w:pos="9026"/>
             </w:tabs>
             <w:spacing w:before="120" w:after="60"/>
           </w:pPr>
-          <w:r>
-            <w:t>IV.3.2. Architecture en couches</w:t>
-          </w:r>
-          <w:r>
-            <w:tab/>
-          </w:r>
-          <w:r>
-            <w:t>49</w:t>
-          </w:r>
+          <w:hyperlink w:anchor="_Toc100100" w:history="1">
+            <w:r>
+              <w:rPr>
+                <w:rStyle w:val="Hyperlink"/>
+              </w:rPr>
+              <w:t>IV.3.2. Architecture en couches</w:t>
+            </w:r>
+            <w:r>
+              <w:tab/>
+            </w:r>
+            <w:r>
+              <w:fldChar w:fldCharType="begin"/>
+            </w:r>
+            <w:r>
+              <w:instrText xml:space="preserve"> PAGEREF _Toc100100 \h </w:instrText>
+            </w:r>
+            <w:r>
+              <w:fldChar w:fldCharType="separate"/>
+            </w:r>
+            <w:r>
+              <w:t>50</w:t>
+            </w:r>
+            <w:r>
+              <w:fldChar w:fldCharType="end"/>
+            </w:r>
+          </w:hyperlink>
         </w:p>
         <w:p>
           <w:pPr>
-            <w:pStyle w:val="Title"/>
+            <w:pStyle w:val="11"/>
             <w:ind w:left="360"/>
             <w:tabs>
               <w:tab w:val="right" w:leader="dot" w:pos="9026"/>
             </w:tabs>
             <w:spacing w:before="120" w:after="60"/>
           </w:pPr>
-          <w:r>
-            <w:t>IV.4. Authentification et contrôle d'accès</w:t>
-          </w:r>
-          <w:r>
-            <w:tab/>
-          </w:r>
-          <w:r>
-            <w:t>49</w:t>
-          </w:r>
+          <w:hyperlink w:anchor="_Toc100101" w:history="1">
+            <w:r>
+              <w:rPr>
+                <w:rStyle w:val="Hyperlink"/>
+              </w:rPr>
+              <w:t>IV.4. Authentification et contrôle d'accès</w:t>
+            </w:r>
+            <w:r>
+              <w:tab/>
+            </w:r>
+            <w:r>
+              <w:fldChar w:fldCharType="begin"/>
+            </w:r>
+            <w:r>
+              <w:instrText xml:space="preserve"> PAGEREF _Toc100101 \h </w:instrText>
+            </w:r>
+            <w:r>
+              <w:fldChar w:fldCharType="separate"/>
+            </w:r>
+            <w:r>
+              <w:t>50</w:t>
+            </w:r>
+            <w:r>
+              <w:fldChar w:fldCharType="end"/>
+            </w:r>
+          </w:hyperlink>
         </w:p>
         <w:p>
           <w:pPr>
-            <w:pStyle w:val="Title"/>
+            <w:pStyle w:val="11"/>
             <w:ind w:left="360"/>
             <w:tabs>
               <w:tab w:val="right" w:leader="dot" w:pos="9026"/>
             </w:tabs>
             <w:spacing w:before="120" w:after="60"/>
           </w:pPr>
-          <w:r>
-            <w:t>IV.5. Back-office administrateur</w:t>
-          </w:r>
-          <w:r>
-            <w:tab/>
-          </w:r>
-          <w:r>
-            <w:t>54</w:t>
-          </w:r>
+          <w:hyperlink w:anchor="_Toc100102" w:history="1">
+            <w:r>
+              <w:rPr>
+                <w:rStyle w:val="Hyperlink"/>
+              </w:rPr>
+              <w:t>IV.5. Back-office administrateur</w:t>
+            </w:r>
+            <w:r>
+              <w:tab/>
+            </w:r>
+            <w:r>
+              <w:fldChar w:fldCharType="begin"/>
+            </w:r>
+            <w:r>
+              <w:instrText xml:space="preserve"> PAGEREF _Toc100102 \h </w:instrText>
+            </w:r>
+            <w:r>
+              <w:fldChar w:fldCharType="separate"/>
+            </w:r>
+            <w:r>
+              <w:t>55</w:t>
+            </w:r>
+            <w:r>
+              <w:fldChar w:fldCharType="end"/>
+            </w:r>
+          </w:hyperlink>
         </w:p>
         <w:p>
           <w:pPr>
-            <w:pStyle w:val="Title"/>
+            <w:pStyle w:val="12"/>
             <w:ind w:left="720"/>
             <w:tabs>
               <w:tab w:val="right" w:leader="dot" w:pos="9026"/>
             </w:tabs>
             <w:spacing w:before="120" w:after="60"/>
           </w:pPr>
-          <w:r>
-            <w:t>IV.5.1. Tableau de bord principal</w:t>
-          </w:r>
-          <w:r>
-            <w:tab/>
-          </w:r>
-          <w:r>
-            <w:t>54</w:t>
-          </w:r>
+          <w:hyperlink w:anchor="_Toc100103" w:history="1">
+            <w:r>
+              <w:rPr>
+                <w:rStyle w:val="Hyperlink"/>
+              </w:rPr>
+              <w:t>IV.5.1. Tableau de bord principal</w:t>
+            </w:r>
+            <w:r>
+              <w:tab/>
+            </w:r>
+            <w:r>
+              <w:fldChar w:fldCharType="begin"/>
+            </w:r>
+            <w:r>
+              <w:instrText xml:space="preserve"> PAGEREF _Toc100103 \h </w:instrText>
+            </w:r>
+            <w:r>
+              <w:fldChar w:fldCharType="separate"/>
+            </w:r>
+            <w:r>
+              <w:t>55</w:t>
+            </w:r>
+            <w:r>
+              <w:fldChar w:fldCharType="end"/>
+            </w:r>
+          </w:hyperlink>
         </w:p>
         <w:p>
           <w:pPr>
-            <w:pStyle w:val="Title"/>
+            <w:pStyle w:val="12"/>
             <w:ind w:left="720"/>
             <w:tabs>
               <w:tab w:val="right" w:leader="dot" w:pos="9026"/>
             </w:tabs>
             <w:spacing w:before="120" w:after="60"/>
           </w:pPr>
-          <w:r>
-            <w:t>IV.5.2. Gestion des facultés</w:t>
-          </w:r>
-          <w:r>
-            <w:tab/>
-          </w:r>
-          <w:r>
-            <w:t>55</w:t>
-          </w:r>
+          <w:hyperlink w:anchor="_Toc100104" w:history="1">
+            <w:r>
+              <w:rPr>
+                <w:rStyle w:val="Hyperlink"/>
+              </w:rPr>
+              <w:t>IV.5.2. Gestion des facultés</w:t>
+            </w:r>
+            <w:r>
+              <w:tab/>
+            </w:r>
+            <w:r>
+              <w:fldChar w:fldCharType="begin"/>
+            </w:r>
+            <w:r>
+              <w:instrText xml:space="preserve"> PAGEREF _Toc100104 \h </w:instrText>
+            </w:r>
+            <w:r>
+              <w:fldChar w:fldCharType="separate"/>
+            </w:r>
+            <w:r>
+              <w:t>56</w:t>
+            </w:r>
+            <w:r>
+              <w:fldChar w:fldCharType="end"/>
+            </w:r>
+          </w:hyperlink>
         </w:p>
         <w:p>
           <w:pPr>
-            <w:pStyle w:val="Title"/>
+            <w:pStyle w:val="12"/>
             <w:ind w:left="720"/>
             <w:tabs>
               <w:tab w:val="right" w:leader="dot" w:pos="9026"/>
             </w:tabs>
             <w:spacing w:before="120" w:after="60"/>
           </w:pPr>
-          <w:r>
-            <w:t>IV.5.3. Gestion des utilisateurs</w:t>
-          </w:r>
-          <w:r>
-            <w:tab/>
-          </w:r>
-          <w:r>
-            <w:t>55</w:t>
-          </w:r>
+          <w:hyperlink w:anchor="_Toc100105" w:history="1">
+            <w:r>
+              <w:rPr>
+                <w:rStyle w:val="Hyperlink"/>
+              </w:rPr>
+              <w:t>IV.5.3. Gestion des utilisateurs</w:t>
+            </w:r>
+            <w:r>
+              <w:tab/>
+            </w:r>
+            <w:r>
+              <w:fldChar w:fldCharType="begin"/>
+            </w:r>
+            <w:r>
+              <w:instrText xml:space="preserve"> PAGEREF _Toc100105 \h </w:instrText>
+            </w:r>
+            <w:r>
+              <w:fldChar w:fldCharType="separate"/>
+            </w:r>
+            <w:r>
+              <w:t>56</w:t>
+            </w:r>
+            <w:r>
+              <w:fldChar w:fldCharType="end"/>
+            </w:r>
+          </w:hyperlink>
         </w:p>
         <w:p>
           <w:pPr>
-            <w:pStyle w:val="Title"/>
+            <w:pStyle w:val="12"/>
             <w:ind w:left="720"/>
             <w:tabs>
               <w:tab w:val="right" w:leader="dot" w:pos="9026"/>
             </w:tabs>
             <w:spacing w:before="120" w:after="60"/>
           </w:pPr>
-          <w:r>
-            <w:t>IV.5.4. Gestion des documents</w:t>
-          </w:r>
-          <w:r>
-            <w:tab/>
-          </w:r>
-          <w:r>
-            <w:t>56</w:t>
-          </w:r>
+          <w:hyperlink w:anchor="_Toc100106" w:history="1">
+            <w:r>
+              <w:rPr>
+                <w:rStyle w:val="Hyperlink"/>
+              </w:rPr>
+              <w:t>IV.5.4. Gestion des documents</w:t>
+            </w:r>
+            <w:r>
+              <w:tab/>
+            </w:r>
+            <w:r>
+              <w:fldChar w:fldCharType="begin"/>
+            </w:r>
+            <w:r>
+              <w:instrText xml:space="preserve"> PAGEREF _Toc100106 \h </w:instrText>
+            </w:r>
+            <w:r>
+              <w:fldChar w:fldCharType="separate"/>
+            </w:r>
+            <w:r>
+              <w:t>56</w:t>
+            </w:r>
+            <w:r>
+              <w:fldChar w:fldCharType="end"/>
+            </w:r>
+          </w:hyperlink>
         </w:p>
         <w:p>
           <w:pPr>
-            <w:pStyle w:val="Title"/>
+            <w:pStyle w:val="11"/>
             <w:ind w:left="360"/>
             <w:tabs>
               <w:tab w:val="right" w:leader="dot" w:pos="9026"/>
             </w:tabs>
             <w:spacing w:before="120" w:after="60"/>
           </w:pPr>
-          <w:r>
-            <w:t>IV.6. Moteur IA de détection du plagiat</w:t>
-          </w:r>
-          <w:r>
-            <w:tab/>
-          </w:r>
-          <w:r>
-            <w:t>56</w:t>
-          </w:r>
+          <w:hyperlink w:anchor="_Toc100107" w:history="1">
+            <w:r>
+              <w:rPr>
+                <w:rStyle w:val="Hyperlink"/>
+              </w:rPr>
+              <w:t>IV.6. Moteur IA de détection du plagiat</w:t>
+            </w:r>
+            <w:r>
+              <w:tab/>
+            </w:r>
+            <w:r>
+              <w:fldChar w:fldCharType="begin"/>
+            </w:r>
+            <w:r>
+              <w:instrText xml:space="preserve"> PAGEREF _Toc100107 \h </w:instrText>
+            </w:r>
+            <w:r>
+              <w:fldChar w:fldCharType="separate"/>
+            </w:r>
+            <w:r>
+              <w:t>57</w:t>
+            </w:r>
+            <w:r>
+              <w:fldChar w:fldCharType="end"/>
+            </w:r>
+          </w:hyperlink>
         </w:p>
         <w:p>
           <w:pPr>
-            <w:pStyle w:val="Title"/>
+            <w:pStyle w:val="12"/>
             <w:ind w:left="720"/>
             <w:tabs>
               <w:tab w:val="right" w:leader="dot" w:pos="9026"/>
             </w:tabs>
             <w:spacing w:before="120" w:after="60"/>
           </w:pPr>
-          <w:r>
-            <w:t>IV.6.1. Architecture du moteur</w:t>
-          </w:r>
-          <w:r>
-            <w:tab/>
-          </w:r>
-          <w:r>
-            <w:t>56</w:t>
-          </w:r>
+          <w:hyperlink w:anchor="_Toc100108" w:history="1">
+            <w:r>
+              <w:rPr>
+                <w:rStyle w:val="Hyperlink"/>
+              </w:rPr>
+              <w:t>IV.6.1. Architecture du moteur</w:t>
+            </w:r>
+            <w:r>
+              <w:tab/>
+            </w:r>
+            <w:r>
+              <w:fldChar w:fldCharType="begin"/>
+            </w:r>
+            <w:r>
+              <w:instrText xml:space="preserve"> PAGEREF _Toc100108 \h </w:instrText>
+            </w:r>
+            <w:r>
+              <w:fldChar w:fldCharType="separate"/>
+            </w:r>
+            <w:r>
+              <w:t>57</w:t>
+            </w:r>
+            <w:r>
+              <w:fldChar w:fldCharType="end"/>
+            </w:r>
+          </w:hyperlink>
         </w:p>
         <w:p>
           <w:pPr>
-            <w:pStyle w:val="Title"/>
+            <w:pStyle w:val="12"/>
             <w:ind w:left="720"/>
             <w:tabs>
               <w:tab w:val="right" w:leader="dot" w:pos="9026"/>
             </w:tabs>
             <w:spacing w:before="120" w:after="60"/>
           </w:pPr>
-          <w:r>
-            <w:t>IV.6.2. Prétraitement NLP</w:t>
-          </w:r>
-          <w:r>
-            <w:tab/>
-          </w:r>
-          <w:r>
-            <w:t>57</w:t>
-          </w:r>
+          <w:hyperlink w:anchor="_Toc100109" w:history="1">
+            <w:r>
+              <w:rPr>
+                <w:rStyle w:val="Hyperlink"/>
+              </w:rPr>
+              <w:t>IV.6.2. Prétraitement NLP</w:t>
+            </w:r>
+            <w:r>
+              <w:tab/>
+            </w:r>
+            <w:r>
+              <w:fldChar w:fldCharType="begin"/>
+            </w:r>
+            <w:r>
+              <w:instrText xml:space="preserve"> PAGEREF _Toc100109 \h </w:instrText>
+            </w:r>
+            <w:r>
+              <w:fldChar w:fldCharType="separate"/>
+            </w:r>
+            <w:r>
+              <w:t>57</w:t>
+            </w:r>
+            <w:r>
+              <w:fldChar w:fldCharType="end"/>
+            </w:r>
+          </w:hyperlink>
         </w:p>
         <w:p>
           <w:pPr>
-            <w:pStyle w:val="Title"/>
+            <w:pStyle w:val="12"/>
             <w:ind w:left="720"/>
             <w:tabs>
               <w:tab w:val="right" w:leader="dot" w:pos="9026"/>
             </w:tabs>
             <w:spacing w:before="120" w:after="60"/>
           </w:pPr>
-          <w:r>
-            <w:t>IV.6.3. Vectorisation TF-IDF</w:t>
-          </w:r>
-          <w:r>
-            <w:tab/>
-          </w:r>
-          <w:r>
-            <w:t>59</w:t>
-          </w:r>
+          <w:hyperlink w:anchor="_Toc100110" w:history="1">
+            <w:r>
+              <w:rPr>
+                <w:rStyle w:val="Hyperlink"/>
+              </w:rPr>
+              <w:t>IV.6.3. Vectorisation TF-IDF</w:t>
+            </w:r>
+            <w:r>
+              <w:tab/>
+            </w:r>
+            <w:r>
+              <w:fldChar w:fldCharType="begin"/>
+            </w:r>
+            <w:r>
+              <w:instrText xml:space="preserve"> PAGEREF _Toc100110 \h </w:instrText>
+            </w:r>
+            <w:r>
+              <w:fldChar w:fldCharType="separate"/>
+            </w:r>
+            <w:r>
+              <w:t>60</w:t>
+            </w:r>
+            <w:r>
+              <w:fldChar w:fldCharType="end"/>
+            </w:r>
+          </w:hyperlink>
         </w:p>
         <w:p>
           <w:pPr>
-            <w:pStyle w:val="Title"/>
+            <w:pStyle w:val="12"/>
             <w:ind w:left="720"/>
             <w:tabs>
               <w:tab w:val="right" w:leader="dot" w:pos="9026"/>
             </w:tabs>
             <w:spacing w:before="120" w:after="60"/>
           </w:pPr>
-          <w:r>
-            <w:t>IV.6.4. Similarité et classification</w:t>
-          </w:r>
-          <w:r>
-            <w:tab/>
-          </w:r>
-          <w:r>
-            <w:t>62</w:t>
-          </w:r>
+          <w:hyperlink w:anchor="_Toc100111" w:history="1">
+            <w:r>
+              <w:rPr>
+                <w:rStyle w:val="Hyperlink"/>
+              </w:rPr>
+              <w:t>IV.6.4. Similarité et classification</w:t>
+            </w:r>
+            <w:r>
+              <w:tab/>
+            </w:r>
+            <w:r>
+              <w:fldChar w:fldCharType="begin"/>
+            </w:r>
+            <w:r>
+              <w:instrText xml:space="preserve"> PAGEREF _Toc100111 \h </w:instrText>
+            </w:r>
+            <w:r>
+              <w:fldChar w:fldCharType="separate"/>
+            </w:r>
+            <w:r>
+              <w:t>62</w:t>
+            </w:r>
+            <w:r>
+              <w:fldChar w:fldCharType="end"/>
+            </w:r>
+          </w:hyperlink>
         </w:p>
         <w:p>
           <w:pPr>
-            <w:pStyle w:val="Title"/>
+            <w:pStyle w:val="12"/>
             <w:ind w:left="720"/>
             <w:tabs>
               <w:tab w:val="right" w:leader="dot" w:pos="9026"/>
             </w:tabs>
             <w:spacing w:before="120" w:after="60"/>
           </w:pPr>
-          <w:r>
-            <w:t>IV.6.5. Page supervision des analyses</w:t>
-          </w:r>
-          <w:r>
-            <w:tab/>
-          </w:r>
-          <w:r>
-            <w:t>62</w:t>
-          </w:r>
+          <w:hyperlink w:anchor="_Toc100112" w:history="1">
+            <w:r>
+              <w:rPr>
+                <w:rStyle w:val="Hyperlink"/>
+              </w:rPr>
+              <w:t>IV.6.5. Page supervision des analyses</w:t>
+            </w:r>
+            <w:r>
+              <w:tab/>
+            </w:r>
+            <w:r>
+              <w:fldChar w:fldCharType="begin"/>
+            </w:r>
+            <w:r>
+              <w:instrText xml:space="preserve"> PAGEREF _Toc100112 \h </w:instrText>
+            </w:r>
+            <w:r>
+              <w:fldChar w:fldCharType="separate"/>
+            </w:r>
+            <w:r>
+              <w:t>63</w:t>
+            </w:r>
+            <w:r>
+              <w:fldChar w:fldCharType="end"/>
+            </w:r>
+          </w:hyperlink>
         </w:p>
         <w:p>
           <w:pPr>
-            <w:pStyle w:val="Title"/>
+            <w:pStyle w:val="11"/>
             <w:ind w:left="360"/>
             <w:tabs>
               <w:tab w:val="right" w:leader="dot" w:pos="9026"/>
             </w:tabs>
             <w:spacing w:before="120" w:after="60"/>
           </w:pPr>
-          <w:r>
-            <w:t>IV.7. Visualisation des résultats d'analyse</w:t>
-          </w:r>
-          <w:r>
-            <w:tab/>
-          </w:r>
-          <w:r>
-            <w:t>63</w:t>
-          </w:r>
+          <w:hyperlink w:anchor="_Toc100113" w:history="1">
+            <w:r>
+              <w:rPr>
+                <w:rStyle w:val="Hyperlink"/>
+              </w:rPr>
+              <w:t>IV.7. Visualisation des résultats d'analyse</w:t>
+            </w:r>
+            <w:r>
+              <w:tab/>
+            </w:r>
+            <w:r>
+              <w:fldChar w:fldCharType="begin"/>
+            </w:r>
+            <w:r>
+              <w:instrText xml:space="preserve"> PAGEREF _Toc100113 \h </w:instrText>
+            </w:r>
+            <w:r>
+              <w:fldChar w:fldCharType="separate"/>
+            </w:r>
+            <w:r>
+              <w:t>63</w:t>
+            </w:r>
+            <w:r>
+              <w:fldChar w:fldCharType="end"/>
+            </w:r>
+          </w:hyperlink>
         </w:p>
         <w:p>
           <w:pPr>
-            <w:pStyle w:val="Title"/>
+            <w:pStyle w:val="11"/>
             <w:ind w:left="360"/>
             <w:tabs>
               <w:tab w:val="right" w:leader="dot" w:pos="9026"/>
             </w:tabs>
             <w:spacing w:before="120" w:after="60"/>
           </w:pPr>
-          <w:r>
-            <w:t>IV.8. Génération automatique de rapports PDF</w:t>
-          </w:r>
-          <w:r>
-            <w:tab/>
-          </w:r>
-          <w:r>
-            <w:t>63</w:t>
-          </w:r>
+          <w:hyperlink w:anchor="_Toc100114" w:history="1">
+            <w:r>
+              <w:rPr>
+                <w:rStyle w:val="Hyperlink"/>
+              </w:rPr>
+              <w:t>IV.8. Génération automatique de rapports PDF</w:t>
+            </w:r>
+            <w:r>
+              <w:tab/>
+            </w:r>
+            <w:r>
+              <w:fldChar w:fldCharType="begin"/>
+            </w:r>
+            <w:r>
+              <w:instrText xml:space="preserve"> PAGEREF _Toc100114 \h </w:instrText>
+            </w:r>
+            <w:r>
+              <w:fldChar w:fldCharType="separate"/>
+            </w:r>
+            <w:r>
+              <w:t>64</w:t>
+            </w:r>
+            <w:r>
+              <w:fldChar w:fldCharType="end"/>
+            </w:r>
+          </w:hyperlink>
         </w:p>
         <w:p>
           <w:pPr>
-            <w:pStyle w:val="Title"/>
+            <w:pStyle w:val="11"/>
             <w:ind w:left="360"/>
             <w:tabs>
               <w:tab w:val="right" w:leader="dot" w:pos="9026"/>
             </w:tabs>
             <w:spacing w:before="120" w:after="60"/>
           </w:pPr>
-          <w:r>
-            <w:t>IV.9. Journal d'audit et paramètres système</w:t>
-          </w:r>
-          <w:r>
-            <w:tab/>
-          </w:r>
-          <w:r>
-            <w:t>64</w:t>
-          </w:r>
+          <w:hyperlink w:anchor="_Toc100115" w:history="1">
+            <w:r>
+              <w:rPr>
+                <w:rStyle w:val="Hyperlink"/>
+              </w:rPr>
+              <w:t>IV.9. Journal d'audit et paramètres système</w:t>
+            </w:r>
+            <w:r>
+              <w:tab/>
+            </w:r>
+            <w:r>
+              <w:fldChar w:fldCharType="begin"/>
+            </w:r>
+            <w:r>
+              <w:instrText xml:space="preserve"> PAGEREF _Toc100115 \h </w:instrText>
+            </w:r>
+            <w:r>
+              <w:fldChar w:fldCharType="separate"/>
+            </w:r>
+            <w:r>
+              <w:t>64</w:t>
+            </w:r>
+            <w:r>
+              <w:fldChar w:fldCharType="end"/>
+            </w:r>
+          </w:hyperlink>
         </w:p>
         <w:p>
           <w:pPr>
-            <w:pStyle w:val="Title"/>
+            <w:pStyle w:val="11"/>
             <w:ind w:left="360"/>
             <w:tabs>
               <w:tab w:val="right" w:leader="dot" w:pos="9026"/>
             </w:tabs>
             <w:spacing w:before="120" w:after="60"/>
           </w:pPr>
-          <w:r>
-            <w:t>IV.10. Expérimentation sur corpus pilote</w:t>
-          </w:r>
-          <w:r>
-            <w:tab/>
-          </w:r>
-          <w:r>
-            <w:t>65</w:t>
-          </w:r>
+          <w:hyperlink w:anchor="_Toc100116" w:history="1">
+            <w:r>
+              <w:rPr>
+                <w:rStyle w:val="Hyperlink"/>
+              </w:rPr>
+              <w:t>IV.10. Expérimentation sur corpus pilote</w:t>
+            </w:r>
+            <w:r>
+              <w:tab/>
+            </w:r>
+            <w:r>
+              <w:fldChar w:fldCharType="begin"/>
+            </w:r>
+            <w:r>
+              <w:instrText xml:space="preserve"> PAGEREF _Toc100116 \h </w:instrText>
+            </w:r>
+            <w:r>
+              <w:fldChar w:fldCharType="separate"/>
+            </w:r>
+            <w:r>
+              <w:t>65</w:t>
+            </w:r>
+            <w:r>
+              <w:fldChar w:fldCharType="end"/>
+            </w:r>
+          </w:hyperlink>
         </w:p>
         <w:p>
           <w:pPr>
-            <w:pStyle w:val="Title"/>
+            <w:pStyle w:val="12"/>
             <w:ind w:left="720"/>
             <w:tabs>
               <w:tab w:val="right" w:leader="dot" w:pos="9026"/>
             </w:tabs>
             <w:spacing w:before="120" w:after="60"/>
           </w:pPr>
-          <w:r>
-            <w:t>IV.10.1. Constitution du corpus pilote</w:t>
-          </w:r>
-          <w:r>
-            <w:tab/>
-          </w:r>
-          <w:r>
-            <w:t>65</w:t>
-          </w:r>
+          <w:hyperlink w:anchor="_Toc100117" w:history="1">
+            <w:r>
+              <w:rPr>
+                <w:rStyle w:val="Hyperlink"/>
+              </w:rPr>
+              <w:t>IV.10.1. Constitution du corpus pilote</w:t>
+            </w:r>
+            <w:r>
+              <w:tab/>
+            </w:r>
+            <w:r>
+              <w:fldChar w:fldCharType="begin"/>
+            </w:r>
+            <w:r>
+              <w:instrText xml:space="preserve"> PAGEREF _Toc100117 \h </w:instrText>
+            </w:r>
+            <w:r>
+              <w:fldChar w:fldCharType="separate"/>
+            </w:r>
+            <w:r>
+              <w:t>65</w:t>
+            </w:r>
+            <w:r>
+              <w:fldChar w:fldCharType="end"/>
+            </w:r>
+          </w:hyperlink>
         </w:p>
         <w:p>
           <w:pPr>
-            <w:pStyle w:val="Title"/>
+            <w:pStyle w:val="12"/>
             <w:ind w:left="720"/>
             <w:tabs>
               <w:tab w:val="right" w:leader="dot" w:pos="9026"/>
             </w:tabs>
             <w:spacing w:before="120" w:after="60"/>
           </w:pPr>
-          <w:r>
-            <w:t>IV.10.2. Protocole d'évaluation</w:t>
-          </w:r>
-          <w:r>
-            <w:tab/>
-          </w:r>
-          <w:r>
-            <w:t>65</w:t>
-          </w:r>
+          <w:hyperlink w:anchor="_Toc100118" w:history="1">
+            <w:r>
+              <w:rPr>
+                <w:rStyle w:val="Hyperlink"/>
+              </w:rPr>
+              <w:t>IV.10.2. Protocole d'évaluation</w:t>
+            </w:r>
+            <w:r>
+              <w:tab/>
+            </w:r>
+            <w:r>
+              <w:fldChar w:fldCharType="begin"/>
+            </w:r>
+            <w:r>
+              <w:instrText xml:space="preserve"> PAGEREF _Toc100118 \h </w:instrText>
+            </w:r>
+            <w:r>
+              <w:fldChar w:fldCharType="separate"/>
+            </w:r>
+            <w:r>
+              <w:t>66</w:t>
+            </w:r>
+            <w:r>
+              <w:fldChar w:fldCharType="end"/>
+            </w:r>
+          </w:hyperlink>
         </w:p>
         <w:p>
           <w:pPr>
-            <w:pStyle w:val="Title"/>
+            <w:pStyle w:val="12"/>
             <w:ind w:left="720"/>
             <w:tabs>
               <w:tab w:val="right" w:leader="dot" w:pos="9026"/>
             </w:tabs>
             <w:spacing w:before="120" w:after="60"/>
           </w:pPr>
-          <w:r>
-            <w:t>IV.10.3. Résultats quantitatifs</w:t>
-          </w:r>
-          <w:r>
-            <w:tab/>
-          </w:r>
-          <w:r>
-            <w:t>66</w:t>
-          </w:r>
+          <w:hyperlink w:anchor="_Toc100119" w:history="1">
+            <w:r>
+              <w:rPr>
+                <w:rStyle w:val="Hyperlink"/>
+              </w:rPr>
+              <w:t>IV.10.3. Résultats quantitatifs</w:t>
+            </w:r>
+            <w:r>
+              <w:tab/>
+            </w:r>
+            <w:r>
+              <w:fldChar w:fldCharType="begin"/>
+            </w:r>
+            <w:r>
+              <w:instrText xml:space="preserve"> PAGEREF _Toc100119 \h </w:instrText>
+            </w:r>
+            <w:r>
+              <w:fldChar w:fldCharType="separate"/>
+            </w:r>
+            <w:r>
+              <w:t>66</w:t>
+            </w:r>
+            <w:r>
+              <w:fldChar w:fldCharType="end"/>
+            </w:r>
+          </w:hyperlink>
         </w:p>
         <w:p>
           <w:pPr>
-            <w:pStyle w:val="Title"/>
+            <w:pStyle w:val="12"/>
             <w:ind w:left="720"/>
             <w:tabs>
               <w:tab w:val="right" w:leader="dot" w:pos="9026"/>
             </w:tabs>
             <w:spacing w:before="120" w:after="60"/>
           </w:pPr>
-          <w:r>
-            <w:t>IV.10.4. Analyse détaillée par document</w:t>
-          </w:r>
-          <w:r>
-            <w:tab/>
-          </w:r>
-          <w:r>
-            <w:t>67</w:t>
-          </w:r>
+          <w:hyperlink w:anchor="_Toc100120" w:history="1">
+            <w:r>
+              <w:rPr>
+                <w:rStyle w:val="Hyperlink"/>
+              </w:rPr>
+              <w:t>IV.10.4. Analyse détaillée par document</w:t>
+            </w:r>
+            <w:r>
+              <w:tab/>
+            </w:r>
+            <w:r>
+              <w:fldChar w:fldCharType="begin"/>
+            </w:r>
+            <w:r>
+              <w:instrText xml:space="preserve"> PAGEREF _Toc100120 \h </w:instrText>
+            </w:r>
+            <w:r>
+              <w:fldChar w:fldCharType="separate"/>
+            </w:r>
+            <w:r>
+              <w:t>67</w:t>
+            </w:r>
+            <w:r>
+              <w:fldChar w:fldCharType="end"/>
+            </w:r>
+          </w:hyperlink>
         </w:p>
         <w:p>
           <w:pPr>
-            <w:pStyle w:val="Title"/>
+            <w:pStyle w:val="12"/>
             <w:ind w:left="720"/>
             <w:tabs>
               <w:tab w:val="right" w:leader="dot" w:pos="9026"/>
             </w:tabs>
             <w:spacing w:before="120" w:after="60"/>
           </w:pPr>
-          <w:r>
-            <w:t>IV.10.5. Analyse des correspondances détectées</w:t>
-          </w:r>
-          <w:r>
-            <w:tab/>
-          </w:r>
-          <w:r>
-            <w:t>67</w:t>
-          </w:r>
+          <w:hyperlink w:anchor="_Toc100121" w:history="1">
+            <w:r>
+              <w:rPr>
+                <w:rStyle w:val="Hyperlink"/>
+              </w:rPr>
+              <w:t>IV.10.5. Analyse des correspondances détectées</w:t>
+            </w:r>
+            <w:r>
+              <w:tab/>
+            </w:r>
+            <w:r>
+              <w:fldChar w:fldCharType="begin"/>
+            </w:r>
+            <w:r>
+              <w:instrText xml:space="preserve"> PAGEREF _Toc100121 \h </w:instrText>
+            </w:r>
+            <w:r>
+              <w:fldChar w:fldCharType="separate"/>
+            </w:r>
+            <w:r>
+              <w:t>68</w:t>
+            </w:r>
+            <w:r>
+              <w:fldChar w:fldCharType="end"/>
+            </w:r>
+          </w:hyperlink>
         </w:p>
         <w:p>
           <w:pPr>
-            <w:pStyle w:val="Title"/>
+            <w:pStyle w:val="11"/>
             <w:ind w:left="360"/>
             <w:tabs>
               <w:tab w:val="right" w:leader="dot" w:pos="9026"/>
             </w:tabs>
             <w:spacing w:before="120" w:after="60"/>
           </w:pPr>
-          <w:r>
-            <w:t>IV.11. Performances et scalabilité</w:t>
-          </w:r>
-          <w:r>
-            <w:tab/>
-          </w:r>
-          <w:r>
-            <w:t>68</w:t>
-          </w:r>
+          <w:hyperlink w:anchor="_Toc100122" w:history="1">
+            <w:r>
+              <w:rPr>
+                <w:rStyle w:val="Hyperlink"/>
+              </w:rPr>
+              <w:t>IV.11. Performances et scalabilité</w:t>
+            </w:r>
+            <w:r>
+              <w:tab/>
+            </w:r>
+            <w:r>
+              <w:fldChar w:fldCharType="begin"/>
+            </w:r>
+            <w:r>
+              <w:instrText xml:space="preserve"> PAGEREF _Toc100122 \h </w:instrText>
+            </w:r>
+            <w:r>
+              <w:fldChar w:fldCharType="separate"/>
+            </w:r>
+            <w:r>
+              <w:t>69</w:t>
+            </w:r>
+            <w:r>
+              <w:fldChar w:fldCharType="end"/>
+            </w:r>
+          </w:hyperlink>
         </w:p>
         <w:p>
           <w:pPr>
-            <w:pStyle w:val="Title"/>
+            <w:pStyle w:val="11"/>
             <w:ind w:left="360"/>
             <w:tabs>
               <w:tab w:val="right" w:leader="dot" w:pos="9026"/>
             </w:tabs>
             <w:spacing w:before="120" w:after="60"/>
           </w:pPr>
-          <w:r>
-            <w:t>IV.12. Limites observées</w:t>
-          </w:r>
-          <w:r>
-            <w:tab/>
-          </w:r>
-          <w:r>
-            <w:t>69</w:t>
-          </w:r>
+          <w:hyperlink w:anchor="_Toc100123" w:history="1">
+            <w:r>
+              <w:rPr>
+                <w:rStyle w:val="Hyperlink"/>
+              </w:rPr>
+              <w:t>IV.12. Limites observées</w:t>
+            </w:r>
+            <w:r>
+              <w:tab/>
+            </w:r>
+            <w:r>
+              <w:fldChar w:fldCharType="begin"/>
+            </w:r>
+            <w:r>
+              <w:instrText xml:space="preserve"> PAGEREF _Toc100123 \h </w:instrText>
+            </w:r>
+            <w:r>
+              <w:fldChar w:fldCharType="separate"/>
+            </w:r>
+            <w:r>
+              <w:t>69</w:t>
+            </w:r>
+            <w:r>
+              <w:fldChar w:fldCharType="end"/>
+            </w:r>
+          </w:hyperlink>
         </w:p>
         <w:p>
           <w:pPr>
-            <w:pStyle w:val="Title"/>
+            <w:pStyle w:val="11"/>
             <w:ind w:left="360"/>
             <w:tabs>
               <w:tab w:val="right" w:leader="dot" w:pos="9026"/>
             </w:tabs>
             <w:spacing w:before="120" w:after="60"/>
           </w:pPr>
-          <w:r>
-            <w:t>IV.13. Conclusion</w:t>
-          </w:r>
-          <w:r>
-            <w:tab/>
-          </w:r>
-          <w:r>
-            <w:t>69</w:t>
-          </w:r>
+          <w:hyperlink w:anchor="_Toc100124" w:history="1">
+            <w:r>
+              <w:rPr>
+                <w:rStyle w:val="Hyperlink"/>
+              </w:rPr>
+              <w:t>IV.13. Module de recommandation de sujets de mémoire</w:t>
+            </w:r>
+            <w:r>
+              <w:tab/>
+            </w:r>
+            <w:r>
+              <w:fldChar w:fldCharType="begin"/>
+            </w:r>
+            <w:r>
+              <w:instrText xml:space="preserve"> PAGEREF _Toc100124 \h </w:instrText>
+            </w:r>
+            <w:r>
+              <w:fldChar w:fldCharType="separate"/>
+            </w:r>
+            <w:r>
+              <w:t>70</w:t>
+            </w:r>
+            <w:r>
+              <w:fldChar w:fldCharType="end"/>
+            </w:r>
+          </w:hyperlink>
         </w:p>
         <w:p>
           <w:pPr>
-            <w:pStyle w:val="Title"/>
+            <w:pStyle w:val="12"/>
+            <w:ind w:left="720"/>
             <w:tabs>
               <w:tab w:val="right" w:leader="dot" w:pos="9026"/>
             </w:tabs>
             <w:spacing w:before="120" w:after="60"/>
           </w:pPr>
-          <w:r>
-            <w:t>CONCLUSION GÉNÉRALE</w:t>
-          </w:r>
-          <w:r>
-            <w:tab/>
-          </w:r>
-          <w:r>
-            <w:t>70</w:t>
-          </w:r>
+          <w:hyperlink w:anchor="_Toc100125" w:history="1">
+            <w:r>
+              <w:rPr>
+                <w:rStyle w:val="Hyperlink"/>
+              </w:rPr>
+              <w:t>IV.13.1. Architecture du module</w:t>
+            </w:r>
+            <w:r>
+              <w:tab/>
+            </w:r>
+            <w:r>
+              <w:fldChar w:fldCharType="begin"/>
+            </w:r>
+            <w:r>
+              <w:instrText xml:space="preserve"> PAGEREF _Toc100125 \h </w:instrText>
+            </w:r>
+            <w:r>
+              <w:fldChar w:fldCharType="separate"/>
+            </w:r>
+            <w:r>
+              <w:t>70</w:t>
+            </w:r>
+            <w:r>
+              <w:fldChar w:fldCharType="end"/>
+            </w:r>
+          </w:hyperlink>
         </w:p>
         <w:p>
           <w:pPr>
-            <w:pStyle w:val="Title"/>
+            <w:pStyle w:val="12"/>
+            <w:ind w:left="720"/>
+            <w:tabs>
+              <w:tab w:val="right" w:leader="dot" w:pos="9026"/>
+            </w:tabs>
+            <w:spacing w:before="120" w:after="60"/>
+          </w:pPr>
+          <w:hyperlink w:anchor="_Toc100126" w:history="1">
+            <w:r>
+              <w:rPr>
+                <w:rStyle w:val="Hyperlink"/>
+              </w:rPr>
+              <w:t>IV.13.2. Implémentation</w:t>
+            </w:r>
+            <w:r>
+              <w:tab/>
+            </w:r>
+            <w:r>
+              <w:fldChar w:fldCharType="begin"/>
+            </w:r>
+            <w:r>
+              <w:instrText xml:space="preserve"> PAGEREF _Toc100126 \h </w:instrText>
+            </w:r>
+            <w:r>
+              <w:fldChar w:fldCharType="separate"/>
+            </w:r>
+            <w:r>
+              <w:t>71</w:t>
+            </w:r>
+            <w:r>
+              <w:fldChar w:fldCharType="end"/>
+            </w:r>
+          </w:hyperlink>
+        </w:p>
+        <w:p>
+          <w:pPr>
+            <w:pStyle w:val="12"/>
+            <w:ind w:left="720"/>
+            <w:tabs>
+              <w:tab w:val="right" w:leader="dot" w:pos="9026"/>
+            </w:tabs>
+            <w:spacing w:before="120" w:after="60"/>
+          </w:pPr>
+          <w:hyperlink w:anchor="_Toc100127" w:history="1">
+            <w:r>
+              <w:rPr>
+                <w:rStyle w:val="Hyperlink"/>
+              </w:rPr>
+              <w:t>IV.13.3. Résultats</w:t>
+            </w:r>
+            <w:r>
+              <w:tab/>
+            </w:r>
+            <w:r>
+              <w:fldChar w:fldCharType="begin"/>
+            </w:r>
+            <w:r>
+              <w:instrText xml:space="preserve"> PAGEREF _Toc100127 \h </w:instrText>
+            </w:r>
+            <w:r>
+              <w:fldChar w:fldCharType="separate"/>
+            </w:r>
+            <w:r>
+              <w:t>71</w:t>
+            </w:r>
+            <w:r>
+              <w:fldChar w:fldCharType="end"/>
+            </w:r>
+          </w:hyperlink>
+        </w:p>
+        <w:p>
+          <w:pPr>
+            <w:pStyle w:val="11"/>
             <w:ind w:left="360"/>
             <w:tabs>
               <w:tab w:val="right" w:leader="dot" w:pos="9026"/>
             </w:tabs>
             <w:spacing w:before="120" w:after="60"/>
           </w:pPr>
-          <w:r>
-            <w:t>Résultats obtenus</w:t>
-          </w:r>
-          <w:r>
-            <w:tab/>
-          </w:r>
-          <w:r>
-            <w:t>70</w:t>
-          </w:r>
+          <w:hyperlink w:anchor="_Toc100128" w:history="1">
+            <w:r>
+              <w:rPr>
+                <w:rStyle w:val="Hyperlink"/>
+              </w:rPr>
+              <w:t>IV.14. Conclusion</w:t>
+            </w:r>
+            <w:r>
+              <w:tab/>
+            </w:r>
+            <w:r>
+              <w:fldChar w:fldCharType="begin"/>
+            </w:r>
+            <w:r>
+              <w:instrText xml:space="preserve"> PAGEREF _Toc100128 \h </w:instrText>
+            </w:r>
+            <w:r>
+              <w:fldChar w:fldCharType="separate"/>
+            </w:r>
+            <w:r>
+              <w:t>71</w:t>
+            </w:r>
+            <w:r>
+              <w:fldChar w:fldCharType="end"/>
+            </w:r>
+          </w:hyperlink>
         </w:p>
         <w:p>
           <w:pPr>
-            <w:pStyle w:val="Title"/>
+            <w:pStyle w:val="9"/>
+            <w:tabs>
+              <w:tab w:val="right" w:leader="dot" w:pos="9026"/>
+            </w:tabs>
+            <w:spacing w:before="120" w:after="60"/>
+          </w:pPr>
+          <w:hyperlink w:anchor="_Toc100129" w:history="1">
+            <w:r>
+              <w:rPr>
+                <w:rStyle w:val="Hyperlink"/>
+              </w:rPr>
+              <w:t>CONCLUSION GÉNÉRALE</w:t>
+            </w:r>
+            <w:r>
+              <w:tab/>
+            </w:r>
+            <w:r>
+              <w:fldChar w:fldCharType="begin"/>
+            </w:r>
+            <w:r>
+              <w:instrText xml:space="preserve"> PAGEREF _Toc100129 \h </w:instrText>
+            </w:r>
+            <w:r>
+              <w:fldChar w:fldCharType="separate"/>
+            </w:r>
+            <w:r>
+              <w:t>72</w:t>
+            </w:r>
+            <w:r>
+              <w:fldChar w:fldCharType="end"/>
+            </w:r>
+          </w:hyperlink>
+        </w:p>
+        <w:p>
+          <w:pPr>
+            <w:pStyle w:val="11"/>
             <w:ind w:left="360"/>
             <w:tabs>
               <w:tab w:val="right" w:leader="dot" w:pos="9026"/>
             </w:tabs>
             <w:spacing w:before="120" w:after="60"/>
           </w:pPr>
-          <w:r>
-            <w:t>Limites du travail</w:t>
-          </w:r>
-          <w:r>
-            <w:tab/>
-          </w:r>
-          <w:r>
-            <w:t>71</w:t>
-          </w:r>
+          <w:hyperlink w:anchor="_Toc100130" w:history="1">
+            <w:r>
+              <w:rPr>
+                <w:rStyle w:val="Hyperlink"/>
+              </w:rPr>
+              <w:t>Résultats obtenus</w:t>
+            </w:r>
+            <w:r>
+              <w:tab/>
+            </w:r>
+            <w:r>
+              <w:fldChar w:fldCharType="begin"/>
+            </w:r>
+            <w:r>
+              <w:instrText xml:space="preserve"> PAGEREF _Toc100130 \h </w:instrText>
+            </w:r>
+            <w:r>
+              <w:fldChar w:fldCharType="separate"/>
+            </w:r>
+            <w:r>
+              <w:t>72</w:t>
+            </w:r>
+            <w:r>
+              <w:fldChar w:fldCharType="end"/>
+            </w:r>
+          </w:hyperlink>
         </w:p>
         <w:p>
           <w:pPr>
-            <w:pStyle w:val="Title"/>
+            <w:pStyle w:val="11"/>
             <w:ind w:left="360"/>
             <w:tabs>
               <w:tab w:val="right" w:leader="dot" w:pos="9026"/>
             </w:tabs>
             <w:spacing w:before="120" w:after="60"/>
           </w:pPr>
-          <w:r>
-            <w:t>Perspectives</w:t>
-          </w:r>
-          <w:r>
-            <w:tab/>
-          </w:r>
-          <w:r>
-            <w:t>72</w:t>
-          </w:r>
+          <w:hyperlink w:anchor="_Toc100131" w:history="1">
+            <w:r>
+              <w:rPr>
+                <w:rStyle w:val="Hyperlink"/>
+              </w:rPr>
+              <w:t>Limites du travail</w:t>
+            </w:r>
+            <w:r>
+              <w:tab/>
+            </w:r>
+            <w:r>
+              <w:fldChar w:fldCharType="begin"/>
+            </w:r>
+            <w:r>
+              <w:instrText xml:space="preserve"> PAGEREF _Toc100131 \h </w:instrText>
+            </w:r>
+            <w:r>
+              <w:fldChar w:fldCharType="separate"/>
+            </w:r>
+            <w:r>
+              <w:t>73</w:t>
+            </w:r>
+            <w:r>
+              <w:fldChar w:fldCharType="end"/>
+            </w:r>
+          </w:hyperlink>
         </w:p>
         <w:p>
           <w:pPr>
-            <w:pStyle w:val="Title"/>
+            <w:pStyle w:val="11"/>
+            <w:ind w:left="360"/>
+            <w:tabs>
+              <w:tab w:val="right" w:leader="dot" w:pos="9026"/>
+            </w:tabs>
+            <w:spacing w:before="120" w:after="60"/>
+          </w:pPr>
+          <w:hyperlink w:anchor="_Toc100132" w:history="1">
+            <w:r>
+              <w:rPr>
+                <w:rStyle w:val="Hyperlink"/>
+              </w:rPr>
+              <w:t>Perspectives</w:t>
+            </w:r>
+            <w:r>
+              <w:tab/>
+            </w:r>
+            <w:r>
+              <w:fldChar w:fldCharType="begin"/>
+            </w:r>
+            <w:r>
+              <w:instrText xml:space="preserve"> PAGEREF _Toc100132 \h </w:instrText>
+            </w:r>
+            <w:r>
+              <w:fldChar w:fldCharType="separate"/>
+            </w:r>
+            <w:r>
+              <w:t>74</w:t>
+            </w:r>
+            <w:r>
+              <w:fldChar w:fldCharType="end"/>
+            </w:r>
+          </w:hyperlink>
+        </w:p>
+        <w:p>
+          <w:pPr>
+            <w:pStyle w:val="12"/>
             <w:ind w:left="720"/>
             <w:tabs>
               <w:tab w:val="right" w:leader="dot" w:pos="9026"/>
             </w:tabs>
             <w:spacing w:before="120" w:after="60"/>
           </w:pPr>
-          <w:r>
-            <w:t>Extension à l'échelle nationale</w:t>
-          </w:r>
-          <w:r>
-            <w:tab/>
-          </w:r>
-          <w:r>
-            <w:t>72</w:t>
-          </w:r>
+          <w:hyperlink w:anchor="_Toc100133" w:history="1">
+            <w:r>
+              <w:rPr>
+                <w:rStyle w:val="Hyperlink"/>
+              </w:rPr>
+              <w:t>Extension à l'échelle nationale</w:t>
+            </w:r>
+            <w:r>
+              <w:tab/>
+            </w:r>
+            <w:r>
+              <w:fldChar w:fldCharType="begin"/>
+            </w:r>
+            <w:r>
+              <w:instrText xml:space="preserve"> PAGEREF _Toc100133 \h </w:instrText>
+            </w:r>
+            <w:r>
+              <w:fldChar w:fldCharType="separate"/>
+            </w:r>
+            <w:r>
+              <w:t>74</w:t>
+            </w:r>
+            <w:r>
+              <w:fldChar w:fldCharType="end"/>
+            </w:r>
+          </w:hyperlink>
         </w:p>
         <w:p>
           <w:pPr>
-            <w:pStyle w:val="Title"/>
+            <w:pStyle w:val="12"/>
             <w:ind w:left="720"/>
             <w:tabs>
               <w:tab w:val="right" w:leader="dot" w:pos="9026"/>
             </w:tabs>
             <w:spacing w:before="120" w:after="60"/>
           </w:pPr>
-          <w:r>
-            <w:t>Amélioration de la détection</w:t>
-          </w:r>
-          <w:r>
-            <w:tab/>
-          </w:r>
-          <w:r>
-            <w:t>72</w:t>
-          </w:r>
+          <w:hyperlink w:anchor="_Toc100134" w:history="1">
+            <w:r>
+              <w:rPr>
+                <w:rStyle w:val="Hyperlink"/>
+              </w:rPr>
+              <w:t>Amélioration de la détection</w:t>
+            </w:r>
+            <w:r>
+              <w:tab/>
+            </w:r>
+            <w:r>
+              <w:fldChar w:fldCharType="begin"/>
+            </w:r>
+            <w:r>
+              <w:instrText xml:space="preserve"> PAGEREF _Toc100134 \h </w:instrText>
+            </w:r>
+            <w:r>
+              <w:fldChar w:fldCharType="separate"/>
+            </w:r>
+            <w:r>
+              <w:t>74</w:t>
+            </w:r>
+            <w:r>
+              <w:fldChar w:fldCharType="end"/>
+            </w:r>
+          </w:hyperlink>
         </w:p>
         <w:p>
           <w:pPr>
-            <w:pStyle w:val="Title"/>
+            <w:pStyle w:val="12"/>
             <w:ind w:left="720"/>
             <w:tabs>
               <w:tab w:val="right" w:leader="dot" w:pos="9026"/>
             </w:tabs>
             <w:spacing w:before="120" w:after="60"/>
           </w:pPr>
-          <w:r>
-            <w:t>Enrichissement fonctionnel de la plateforme</w:t>
-          </w:r>
-          <w:r>
-            <w:tab/>
-          </w:r>
-          <w:r>
-            <w:t>73</w:t>
-          </w:r>
+          <w:hyperlink w:anchor="_Toc100135" w:history="1">
+            <w:r>
+              <w:rPr>
+                <w:rStyle w:val="Hyperlink"/>
+              </w:rPr>
+              <w:t>Enrichissement fonctionnel de la plateforme</w:t>
+            </w:r>
+            <w:r>
+              <w:tab/>
+            </w:r>
+            <w:r>
+              <w:fldChar w:fldCharType="begin"/>
+            </w:r>
+            <w:r>
+              <w:instrText xml:space="preserve"> PAGEREF _Toc100135 \h </w:instrText>
+            </w:r>
+            <w:r>
+              <w:fldChar w:fldCharType="separate"/>
+            </w:r>
+            <w:r>
+              <w:t>74</w:t>
+            </w:r>
+            <w:r>
+              <w:fldChar w:fldCharType="end"/>
+            </w:r>
+          </w:hyperlink>
         </w:p>
         <w:p>
           <w:pPr>
-            <w:pStyle w:val="Title"/>
+            <w:pStyle w:val="12"/>
             <w:ind w:left="720"/>
             <w:tabs>
               <w:tab w:val="right" w:leader="dot" w:pos="9026"/>
             </w:tabs>
             <w:spacing w:before="120" w:after="60"/>
           </w:pPr>
-          <w:r>
-            <w:t>Recherche et publication</w:t>
-          </w:r>
-          <w:r>
-            <w:tab/>
-          </w:r>
-          <w:r>
-            <w:t>73</w:t>
-          </w:r>
+          <w:hyperlink w:anchor="_Toc100136" w:history="1">
+            <w:r>
+              <w:rPr>
+                <w:rStyle w:val="Hyperlink"/>
+              </w:rPr>
+              <w:t>Recherche et publication</w:t>
+            </w:r>
+            <w:r>
+              <w:tab/>
+            </w:r>
+            <w:r>
+              <w:fldChar w:fldCharType="begin"/>
+            </w:r>
+            <w:r>
+              <w:instrText xml:space="preserve"> PAGEREF _Toc100136 \h </w:instrText>
+            </w:r>
+            <w:r>
+              <w:fldChar w:fldCharType="separate"/>
+            </w:r>
+            <w:r>
+              <w:t>75</w:t>
+            </w:r>
+            <w:r>
+              <w:fldChar w:fldCharType="end"/>
+            </w:r>
+          </w:hyperlink>
         </w:p>
         <w:p>
           <w:pPr>
-            <w:pStyle w:val="Title"/>
+            <w:pStyle w:val="11"/>
             <w:ind w:left="360"/>
             <w:tabs>
               <w:tab w:val="right" w:leader="dot" w:pos="9026"/>
             </w:tabs>
             <w:spacing w:before="120" w:after="60"/>
           </w:pPr>
-          <w:r>
-            <w:t>Perspectives IA : vers un écosystème universitaire intelligent</w:t>
-          </w:r>
-          <w:r>
-            <w:tab/>
-          </w:r>
-          <w:r>
-            <w:t>73</w:t>
-          </w:r>
+          <w:hyperlink w:anchor="_Toc100137" w:history="1">
+            <w:r>
+              <w:rPr>
+                <w:rStyle w:val="Hyperlink"/>
+              </w:rPr>
+              <w:t>Perspectives IA : vers un écosystème universitaire intelligent</w:t>
+            </w:r>
+            <w:r>
+              <w:tab/>
+            </w:r>
+            <w:r>
+              <w:fldChar w:fldCharType="begin"/>
+            </w:r>
+            <w:r>
+              <w:instrText xml:space="preserve"> PAGEREF _Toc100137 \h </w:instrText>
+            </w:r>
+            <w:r>
+              <w:fldChar w:fldCharType="separate"/>
+            </w:r>
+            <w:r>
+              <w:t>75</w:t>
+            </w:r>
+            <w:r>
+              <w:fldChar w:fldCharType="end"/>
+            </w:r>
+          </w:hyperlink>
         </w:p>
         <w:p>
           <w:pPr>
-            <w:pStyle w:val="Title"/>
+            <w:pStyle w:val="12"/>
             <w:ind w:left="720"/>
             <w:tabs>
               <w:tab w:val="right" w:leader="dot" w:pos="9026"/>
             </w:tabs>
             <w:spacing w:before="120" w:after="60"/>
           </w:pPr>
-          <w:r>
-            <w:t>Détection du plagiat par IA générative</w:t>
-          </w:r>
-          <w:r>
-            <w:tab/>
-          </w:r>
-          <w:r>
-            <w:t>73</w:t>
-          </w:r>
+          <w:hyperlink w:anchor="_Toc100138" w:history="1">
+            <w:r>
+              <w:rPr>
+                <w:rStyle w:val="Hyperlink"/>
+              </w:rPr>
+              <w:t>Détection du plagiat par IA générative</w:t>
+            </w:r>
+            <w:r>
+              <w:tab/>
+            </w:r>
+            <w:r>
+              <w:fldChar w:fldCharType="begin"/>
+            </w:r>
+            <w:r>
+              <w:instrText xml:space="preserve"> PAGEREF _Toc100138 \h </w:instrText>
+            </w:r>
+            <w:r>
+              <w:fldChar w:fldCharType="separate"/>
+            </w:r>
+            <w:r>
+              <w:t>75</w:t>
+            </w:r>
+            <w:r>
+              <w:fldChar w:fldCharType="end"/>
+            </w:r>
+          </w:hyperlink>
         </w:p>
         <w:p>
           <w:pPr>
-            <w:pStyle w:val="Title"/>
+            <w:pStyle w:val="12"/>
             <w:ind w:left="720"/>
             <w:tabs>
               <w:tab w:val="right" w:leader="dot" w:pos="9026"/>
             </w:tabs>
             <w:spacing w:before="120" w:after="60"/>
           </w:pPr>
-          <w:r>
-            <w:t>Correction automatique des citations</w:t>
-          </w:r>
-          <w:r>
-            <w:tab/>
-          </w:r>
-          <w:r>
-            <w:t>74</w:t>
-          </w:r>
+          <w:hyperlink w:anchor="_Toc100139" w:history="1">
+            <w:r>
+              <w:rPr>
+                <w:rStyle w:val="Hyperlink"/>
+              </w:rPr>
+              <w:t>Correction automatique des citations</w:t>
+            </w:r>
+            <w:r>
+              <w:tab/>
+            </w:r>
+            <w:r>
+              <w:fldChar w:fldCharType="begin"/>
+            </w:r>
+            <w:r>
+              <w:instrText xml:space="preserve"> PAGEREF _Toc100139 \h </w:instrText>
+            </w:r>
+            <w:r>
+              <w:fldChar w:fldCharType="separate"/>
+            </w:r>
+            <w:r>
+              <w:t>75</w:t>
+            </w:r>
+            <w:r>
+              <w:fldChar w:fldCharType="end"/>
+            </w:r>
+          </w:hyperlink>
         </w:p>
         <w:p>
           <w:pPr>
-            <w:pStyle w:val="Title"/>
+            <w:pStyle w:val="12"/>
             <w:ind w:left="720"/>
             <w:tabs>
               <w:tab w:val="right" w:leader="dot" w:pos="9026"/>
             </w:tabs>
             <w:spacing w:before="120" w:after="60"/>
           </w:pPr>
-          <w:r>
-            <w:t>Suggestion de reformulation</w:t>
-          </w:r>
-          <w:r>
-            <w:tab/>
-          </w:r>
-          <w:r>
-            <w:t>74</w:t>
-          </w:r>
+          <w:hyperlink w:anchor="_Toc100140" w:history="1">
+            <w:r>
+              <w:rPr>
+                <w:rStyle w:val="Hyperlink"/>
+              </w:rPr>
+              <w:t>Suggestion de reformulation</w:t>
+            </w:r>
+            <w:r>
+              <w:tab/>
+            </w:r>
+            <w:r>
+              <w:fldChar w:fldCharType="begin"/>
+            </w:r>
+            <w:r>
+              <w:instrText xml:space="preserve"> PAGEREF _Toc100140 \h </w:instrText>
+            </w:r>
+            <w:r>
+              <w:fldChar w:fldCharType="separate"/>
+            </w:r>
+            <w:r>
+              <w:t>76</w:t>
+            </w:r>
+            <w:r>
+              <w:fldChar w:fldCharType="end"/>
+            </w:r>
+          </w:hyperlink>
         </w:p>
         <w:p>
           <w:pPr>
-            <w:pStyle w:val="Title"/>
+            <w:pStyle w:val="12"/>
             <w:ind w:left="720"/>
             <w:tabs>
               <w:tab w:val="right" w:leader="dot" w:pos="9026"/>
             </w:tabs>
             <w:spacing w:before="120" w:after="60"/>
           </w:pPr>
-          <w:r>
-            <w:t>Assistant de rédaction scientifique</w:t>
-          </w:r>
-          <w:r>
-            <w:tab/>
-          </w:r>
-          <w:r>
-            <w:t>74</w:t>
-          </w:r>
+          <w:hyperlink w:anchor="_Toc100141" w:history="1">
+            <w:r>
+              <w:rPr>
+                <w:rStyle w:val="Hyperlink"/>
+              </w:rPr>
+              <w:t>Assistant de rédaction scientifique</w:t>
+            </w:r>
+            <w:r>
+              <w:tab/>
+            </w:r>
+            <w:r>
+              <w:fldChar w:fldCharType="begin"/>
+            </w:r>
+            <w:r>
+              <w:instrText xml:space="preserve"> PAGEREF _Toc100141 \h </w:instrText>
+            </w:r>
+            <w:r>
+              <w:fldChar w:fldCharType="separate"/>
+            </w:r>
+            <w:r>
+              <w:t>76</w:t>
+            </w:r>
+            <w:r>
+              <w:fldChar w:fldCharType="end"/>
+            </w:r>
+          </w:hyperlink>
         </w:p>
         <w:p>
           <w:pPr>
-            <w:pStyle w:val="Title"/>
+            <w:pStyle w:val="12"/>
             <w:ind w:left="720"/>
             <w:tabs>
               <w:tab w:val="right" w:leader="dot" w:pos="9026"/>
             </w:tabs>
             <w:spacing w:before="120" w:after="60"/>
           </w:pPr>
-          <w:r>
-            <w:t>Index national des mémoires</w:t>
-          </w:r>
-          <w:r>
-            <w:tab/>
-          </w:r>
-          <w:r>
-            <w:t>74</w:t>
-          </w:r>
+          <w:hyperlink w:anchor="_Toc100142" w:history="1">
+            <w:r>
+              <w:rPr>
+                <w:rStyle w:val="Hyperlink"/>
+              </w:rPr>
+              <w:t>Index national des mémoires</w:t>
+            </w:r>
+            <w:r>
+              <w:tab/>
+            </w:r>
+            <w:r>
+              <w:fldChar w:fldCharType="begin"/>
+            </w:r>
+            <w:r>
+              <w:instrText xml:space="preserve"> PAGEREF _Toc100142 \h </w:instrText>
+            </w:r>
+            <w:r>
+              <w:fldChar w:fldCharType="separate"/>
+            </w:r>
+            <w:r>
+              <w:t>76</w:t>
+            </w:r>
+            <w:r>
+              <w:fldChar w:fldCharType="end"/>
+            </w:r>
+          </w:hyperlink>
         </w:p>
         <w:p>
           <w:pPr>
-            <w:pStyle w:val="Title"/>
+            <w:pStyle w:val="12"/>
             <w:ind w:left="720"/>
             <w:tabs>
               <w:tab w:val="right" w:leader="dot" w:pos="9026"/>
             </w:tabs>
             <w:spacing w:before="120" w:after="60"/>
           </w:pPr>
-          <w:r>
-            <w:t>Détection interuniversitaire du plagiat</w:t>
-          </w:r>
-          <w:r>
-            <w:tab/>
-          </w:r>
-          <w:r>
-            <w:t>75</w:t>
-          </w:r>
+          <w:hyperlink w:anchor="_Toc100143" w:history="1">
+            <w:r>
+              <w:rPr>
+                <w:rStyle w:val="Hyperlink"/>
+              </w:rPr>
+              <w:t>Détection interuniversitaire du plagiat</w:t>
+            </w:r>
+            <w:r>
+              <w:tab/>
+            </w:r>
+            <w:r>
+              <w:fldChar w:fldCharType="begin"/>
+            </w:r>
+            <w:r>
+              <w:instrText xml:space="preserve"> PAGEREF _Toc100143 \h </w:instrText>
+            </w:r>
+            <w:r>
+              <w:fldChar w:fldCharType="separate"/>
+            </w:r>
+            <w:r>
+              <w:t>76</w:t>
+            </w:r>
+            <w:r>
+              <w:fldChar w:fldCharType="end"/>
+            </w:r>
+          </w:hyperlink>
         </w:p>
         <w:p>
           <w:pPr>
-            <w:pStyle w:val="Title"/>
+            <w:pStyle w:val="9"/>
             <w:tabs>
               <w:tab w:val="right" w:leader="dot" w:pos="9026"/>
             </w:tabs>
             <w:spacing w:before="120" w:after="60"/>
           </w:pPr>
-          <w:r>
-            <w:t>BIBLIOGRAPHIE</w:t>
-          </w:r>
-          <w:r>
-            <w:tab/>
-          </w:r>
-          <w:r>
-            <w:t>75</w:t>
-          </w:r>
+          <w:hyperlink w:anchor="_Toc100144" w:history="1">
+            <w:r>
+              <w:rPr>
+                <w:rStyle w:val="Hyperlink"/>
+              </w:rPr>
+              <w:t>BIBLIOGRAPHIE</w:t>
+            </w:r>
+            <w:r>
+              <w:tab/>
+            </w:r>
+            <w:r>
+              <w:fldChar w:fldCharType="begin"/>
+            </w:r>
+            <w:r>
+              <w:instrText xml:space="preserve"> PAGEREF _Toc100144 \h </w:instrText>
+            </w:r>
+            <w:r>
+              <w:fldChar w:fldCharType="separate"/>
+            </w:r>
+            <w:r>
+              <w:t>77</w:t>
+            </w:r>
+            <w:r>
+              <w:fldChar w:fldCharType="end"/>
+            </w:r>
+          </w:hyperlink>
         </w:p>
         <w:p>
           <w:pPr>
-            <w:pStyle w:val="Title"/>
+            <w:pStyle w:val="11"/>
             <w:ind w:left="360"/>
             <w:tabs>
               <w:tab w:val="right" w:leader="dot" w:pos="9026"/>
             </w:tabs>
             <w:spacing w:before="120" w:after="60"/>
           </w:pPr>
-          <w:r>
-            <w:t>Ouvrages et manuels</w:t>
-          </w:r>
-          <w:r>
-            <w:tab/>
-          </w:r>
-          <w:r>
-            <w:t>75</w:t>
-          </w:r>
+          <w:hyperlink w:anchor="_Toc100145" w:history="1">
+            <w:r>
+              <w:rPr>
+                <w:rStyle w:val="Hyperlink"/>
+              </w:rPr>
+              <w:t>Ouvrages et manuels</w:t>
+            </w:r>
+            <w:r>
+              <w:tab/>
+            </w:r>
+            <w:r>
+              <w:fldChar w:fldCharType="begin"/>
+            </w:r>
+            <w:r>
+              <w:instrText xml:space="preserve"> PAGEREF _Toc100145 \h </w:instrText>
+            </w:r>
+            <w:r>
+              <w:fldChar w:fldCharType="separate"/>
+            </w:r>
+            <w:r>
+              <w:t>77</w:t>
+            </w:r>
+            <w:r>
+              <w:fldChar w:fldCharType="end"/>
+            </w:r>
+          </w:hyperlink>
         </w:p>
         <w:p>
           <w:pPr>
-            <w:pStyle w:val="Title"/>
+            <w:pStyle w:val="11"/>
             <w:ind w:left="360"/>
             <w:tabs>
               <w:tab w:val="right" w:leader="dot" w:pos="9026"/>
             </w:tabs>
             <w:spacing w:before="120" w:after="60"/>
           </w:pPr>
-          <w:r>
-            <w:t>Articles et publications scientifiques</w:t>
-          </w:r>
-          <w:r>
-            <w:tab/>
-          </w:r>
-          <w:r>
-            <w:t>76</w:t>
-          </w:r>
+          <w:hyperlink w:anchor="_Toc100146" w:history="1">
+            <w:r>
+              <w:rPr>
+                <w:rStyle w:val="Hyperlink"/>
+              </w:rPr>
+              <w:t>Articles et publications scientifiques</w:t>
+            </w:r>
+            <w:r>
+              <w:tab/>
+            </w:r>
+            <w:r>
+              <w:fldChar w:fldCharType="begin"/>
+            </w:r>
+            <w:r>
+              <w:instrText xml:space="preserve"> PAGEREF _Toc100146 \h </w:instrText>
+            </w:r>
+            <w:r>
+              <w:fldChar w:fldCharType="separate"/>
+            </w:r>
+            <w:r>
+              <w:t>78</w:t>
+            </w:r>
+            <w:r>
+              <w:fldChar w:fldCharType="end"/>
+            </w:r>
+          </w:hyperlink>
         </w:p>
         <w:p>
           <w:pPr>
-            <w:pStyle w:val="Title"/>
+            <w:pStyle w:val="11"/>
             <w:ind w:left="360"/>
             <w:tabs>
               <w:tab w:val="right" w:leader="dot" w:pos="9026"/>
             </w:tabs>
             <w:spacing w:before="120" w:after="60"/>
           </w:pPr>
-          <w:r>
-            <w:t>Documentation technique</w:t>
-          </w:r>
-          <w:r>
-            <w:tab/>
-          </w:r>
-          <w:r>
-            <w:t>80</w:t>
-          </w:r>
+          <w:hyperlink w:anchor="_Toc100147" w:history="1">
+            <w:r>
+              <w:rPr>
+                <w:rStyle w:val="Hyperlink"/>
+              </w:rPr>
+              <w:t>Documentation technique</w:t>
+            </w:r>
+            <w:r>
+              <w:tab/>
+            </w:r>
+            <w:r>
+              <w:fldChar w:fldCharType="begin"/>
+            </w:r>
+            <w:r>
+              <w:instrText xml:space="preserve"> PAGEREF _Toc100147 \h </w:instrText>
+            </w:r>
+            <w:r>
+              <w:fldChar w:fldCharType="separate"/>
+            </w:r>
+            <w:r>
+              <w:t>82</w:t>
+            </w:r>
+            <w:r>
+              <w:fldChar w:fldCharType="end"/>
+            </w:r>
+          </w:hyperlink>
         </w:p>
         <w:p>
           <w:pPr>
-            <w:pStyle w:val="Title"/>
+            <w:pStyle w:val="11"/>
             <w:ind w:left="360"/>
             <w:tabs>
               <w:tab w:val="right" w:leader="dot" w:pos="9026"/>
             </w:tabs>
             <w:spacing w:before="120" w:after="60"/>
           </w:pPr>
-          <w:r>
-            <w:t>Sources académiques et institutionnelles</w:t>
-          </w:r>
-          <w:r>
-            <w:tab/>
-          </w:r>
-          <w:r>
-            <w:t>81</w:t>
-          </w:r>
+          <w:hyperlink w:anchor="_Toc100148" w:history="1">
+            <w:r>
+              <w:rPr>
+                <w:rStyle w:val="Hyperlink"/>
+              </w:rPr>
+              <w:t>Sources académiques et institutionnelles</w:t>
+            </w:r>
+            <w:r>
+              <w:tab/>
+            </w:r>
+            <w:r>
+              <w:fldChar w:fldCharType="begin"/>
+            </w:r>
+            <w:r>
+              <w:instrText xml:space="preserve"> PAGEREF _Toc100148 \h </w:instrText>
+            </w:r>
+            <w:r>
+              <w:fldChar w:fldCharType="separate"/>
+            </w:r>
+            <w:r>
+              <w:t>83</w:t>
+            </w:r>
+            <w:r>
+              <w:fldChar w:fldCharType="end"/>
+            </w:r>
+          </w:hyperlink>
         </w:p>
         <w:p>
           <w:pPr>
-            <w:pStyle w:val="Title"/>
+            <w:pStyle w:val="11"/>
             <w:ind w:left="360"/>
             <w:tabs>
               <w:tab w:val="right" w:leader="dot" w:pos="9026"/>
             </w:tabs>
             <w:spacing w:before="120" w:after="60"/>
           </w:pPr>
-          <w:r>
-            <w:t>Ressources en ligne</w:t>
-          </w:r>
-          <w:r>
-            <w:tab/>
-          </w:r>
-          <w:r>
-            <w:t>82</w:t>
-          </w:r>
+          <w:hyperlink w:anchor="_Toc100149" w:history="1">
+            <w:r>
+              <w:rPr>
+                <w:rStyle w:val="Hyperlink"/>
+              </w:rPr>
+              <w:t>Ressources en ligne</w:t>
+            </w:r>
+            <w:r>
+              <w:tab/>
+            </w:r>
+            <w:r>
+              <w:fldChar w:fldCharType="begin"/>
+            </w:r>
+            <w:r>
+              <w:instrText xml:space="preserve"> PAGEREF _Toc100149 \h </w:instrText>
+            </w:r>
+            <w:r>
+              <w:fldChar w:fldCharType="separate"/>
+            </w:r>
+            <w:r>
+              <w:t>84</w:t>
+            </w:r>
+            <w:r>
+              <w:fldChar w:fldCharType="end"/>
+            </w:r>
+          </w:hyperlink>
         </w:p>
         <w:p>
           <w:r>
@@ -7302,7 +9947,7 @@
           <w:sz w:val="22"/>
           <w:szCs w:val="22"/>
         </w:rPr>
-        <w:t xml:space="preserve">« Le développement d'une plateforme web basée sur l'Intelligence Artificielle pour la détection automatique du plagiat dans les travaux académiques » constitue le thème du présent mémoire. Il s'inscrit dans une dynamique de modernisation des dispositifs d'évaluation de l'originalité des travaux scientifiques produits au sein de l'Université de Kinshasa.</w:t>
+        <w:t xml:space="preserve">« Le développement d'une plate-forme intelligente d'aide à la détection du plagiat et au choix d'un sujet de mémoire » constitue le thème du présent mémoire. Il s'inscrit dans une dynamique de modernisation des dispositifs d'évaluation de l'originalité des travaux scientifiques produits au sein de l'Université de Kinshasa.</w:t>
       </w:r>
     </w:p>
     <w:p>
@@ -7318,7 +9963,7 @@
           <w:sz w:val="24"/>
           <w:szCs w:val="24"/>
         </w:rPr>
-        <w:t xml:space="preserve">La Faculté des Sciences de l'Université de Kinshasa servira de cadre pilote pour la conception et l'expérimentation de la plateforme. Elle constituera un terrain d'expérimentation permettant de valider la solution avant son extension progressive aux autres facultés et, à terme, à d'autres établissements universitaires nationaux. Le présent travail ne se limite donc pas à la réalisation d'un simple logiciel de comparaison de documents : il propose une plateforme universitaire intelligente, modulaire et évolutive, intégrant un moteur IA de détection automatique du plagiat comme l'un de ses services. La plateforme assure également la gestion des étudiants, des enseignants, des départements, des facultés, le dépôt et l'archivage des travaux académiques, ainsi que la production de rapports automatiques destinés aux enseignants et aux jurys d'évaluation.</w:t>
+        <w:t xml:space="preserve">La Faculté des Sciences et Technologies de l'Université de Kinshasa servira de cadre pour la conception et l'expérimentation de la plateforme. Elle constituera un terrain d'expérimentation permettant de valider la solution avant son extension progressive aux autres facultés et, à terme, à d'autres établissements universitaires nationaux. Le présent travail ne se limite donc pas à la réalisation d'un simple logiciel de comparaison de documents : il propose une plateforme universitaire intelligente, modulaire et évolutive, intégrant un moteur IA de détection automatique du plagiat et un système de recommandation de sujets de mémoire comme deux de ses services clés. La plateforme assure également la gestion des étudiants, des enseignants, des départements, des facultés, le dépôt et l'archivage des travaux académiques, ainsi que la production de rapports automatiques destinés aux enseignants et aux jurys d'évaluation.</w:t>
       </w:r>
     </w:p>
     <w:p>
@@ -7369,7 +10014,7 @@
           <w:sz w:val="24"/>
           <w:szCs w:val="24"/>
         </w:rPr>
-        <w:t xml:space="preserve">À la Faculté des Sciences de l'Université de Kinshasa, le constat est sans appel. L'institution ne dispose d'aucun système informatique dédié à la gestion et au contrôle des travaux de fin de cycle (TFC) et des travaux de fin d'études (TFE). Les travaux sont actuellement déposés sous format papier ou électronique, archivés de manière dispersée, sans indexation systématique et sans mécanisme automatique de comparaison entre les productions étudiantes. Cette situation laisse un large champ libre aux pratiques plagiaires, qu'il s'agisse de la reproduction d'un travail antérieur d'un autre étudiant, du copier-coller massif depuis des sources en ligne, ou désormais, de la génération de contenu par des intelligences artificielles conversationnelles.</w:t>
+        <w:t xml:space="preserve">À la Faculté des Sciences et Technologies de l'Université de Kinshasa, le constat est sans appel. L'institution ne dispose d'aucun système informatique dédié à la gestion et au contrôle des travaux de fin de cycle (TFC) et des travaux de fin d'études (TFE). Les travaux sont actuellement déposés sous format papier ou électronique, archivés de manière dispersée, sans indexation systématique et sans mécanisme automatique de comparaison entre les productions étudiantes. Cette situation laisse un large champ libre aux pratiques plagiaires, qu'il s'agisse de la reproduction d'un travail antérieur d'un autre étudiant, du copier-coller massif depuis des sources en ligne, ou désormais, de la génération de contenu par des intelligences artificielles conversationnelles.</w:t>
       </w:r>
     </w:p>
     <w:p>
@@ -7417,7 +10062,23 @@
           <w:sz w:val="24"/>
           <w:szCs w:val="24"/>
         </w:rPr>
-        <w:t xml:space="preserve">La question centrale qui guide ce travail peut être formulée ainsi : dans quelle mesure le développement d'une plateforme web basée sur les techniques modernes d'Intelligence Artificielle, notamment les embeddings vectoriels et la similarité sémantique, permettrait-il d'améliorer significativement la détection automatique du plagiat dans les travaux académiques à la Faculté des Sciences de l'Université de Kinshasa, tout en posant les bases d'une solution extensible à l'ensemble du système universitaire national ?</w:t>
+        <w:t xml:space="preserve">Un second défi, complémentaire au premier, concerne le choix des sujets de mémoire. Nombreux sont les étudiants qui peinent à identifier un sujet de recherche original, pertinent et non déjà traité. L'absence d'un référentiel centralisé des travaux antérieurs rend difficile la vérification de l'originalité d'un sujet proposé. Un étudiant peut, sans le savoir, choisir un sujet déjà traité par un pair dans une promotion antérieure, ce qui conduit à des doublons et complique l'évaluation de l'originalité. Une plateforme intelligente, disposant d'une base documentaire structurée des mémoires et TFC déposés, pourrait non seulement détecter le plagiat, mais aussi assister les étudiants dans le choix de leur sujet en identifiant les thématiques sous-exploitées et en évitant les doublons.</w:t>
+      </w:r>
+    </w:p>
+    <w:p>
+      <w:pPr>
+        <w:spacing w:after="0" w:line="360"/>
+        <w:ind w:firstLine="480"/>
+        <w:jc w:val="both"/>
+      </w:pPr>
+      <w:r>
+        <w:rPr>
+          <w:rFonts w:ascii="Times New Roman" w:eastAsia="SimSun"/>
+          <w:color w:val="000000"/>
+          <w:sz w:val="24"/>
+          <w:szCs w:val="24"/>
+        </w:rPr>
+        <w:t xml:space="preserve">La question centrale qui guide ce travail peut être formulée ainsi : dans quelle mesure le développement d'une plate-forme intelligente d'aide à la détection du plagiat et au choix d'un sujet de mémoire, fondée sur les techniques modernes d'Intelligence Artificielle, permettrait-il d'améliorer significativement l'intégrité académique à la Faculté des Sciences et Technologies de l'Université de Kinshasa, tout en posant les bases d'une solution extensible à l'ensemble du système universitaire national ?</w:t>
       </w:r>
     </w:p>
     <w:p>
@@ -7484,7 +10145,7 @@
           <w:sz w:val="24"/>
           <w:szCs w:val="24"/>
         </w:rPr>
-        <w:t xml:space="preserve">Cette hypothèse sera validée à travers l'expérimentation de la plateforme sur un corpus pilote de travaux académiques de la Faculté des Sciences, en comparant les performances de l'approche sémantique à celles d'une approche lexicale classique, sur la base de métriques d'évaluation standard de l'apprentissage automatique (précision, rappel, F1-score, courbe ROC). Cette validation expérimentale fera l'objet du quatrième chapitre, à l'issue de la phase de développement effectif de la plateforme.</w:t>
+        <w:t xml:space="preserve">Cette hypothèse sera validée à travers l'expérimentation de la plateforme sur un corpus pilote de travaux académiques de la Faculté des Sciences et Technologies, en comparant les performances de l'approche sémantique à celles d'une approche lexicale classique, sur la base de métriques d'évaluation standard de l'apprentissage automatique (précision, rappel, F1-score, courbe ROC). Cette validation expérimentale fera l'objet du quatrième chapitre, à l'issue de la phase de développement effectif de la plateforme.</w:t>
       </w:r>
     </w:p>
     <w:p>
@@ -7672,7 +10333,7 @@
           <w:sz w:val="24"/>
           <w:szCs w:val="24"/>
         </w:rPr>
-        <w:t xml:space="preserve">Sur le plan spatial, le travail prend la Faculté des Sciences de l'Université de Kinshasa comme cadre pilote d'expérimentation. Ce choix se justifie par la proximité institutionnelle, l'accessibilité du terrain et la disponibilité d'un corpus documentaire suffisant. Toutefois, il convient d'insister sur le fait que la Faculté des Sciences ne constitue pas l'objet du mémoire : elle en est uniquement le terrain d'expérimentation. La plateforme est conçue dès l'origine comme une solution générique, applicable à l'ensemble des facultés de l'Université de Kinshasa et extensible à d'autres établissements d'enseignement supérieur nationaux. L'architecture modulaire retenue met en œuvre une vision hiérarchique claire : chaque faculté devient un module de la plateforme, chaque département un sous-module, chaque promotion un sous-ensemble du département. Cette structuration autorise une extension progressive sans refonte du cœur technique du système, et ouvre la voie à un déploiement à l'échelle nationale.</w:t>
+        <w:t xml:space="preserve">Sur le plan spatial, le travail prend la Faculté des Sciences et Technologies de l'Université de Kinshasa comme cadre d'expérimentation. Ce choix se justifie par la proximité institutionnelle, l'accessibilité du terrain et la disponibilité d'un corpus documentaire suffisant. Toutefois, il convient d'insister sur le fait que la Faculté des Sciences ne constitue pas l'objet du mémoire : elle en est uniquement le terrain d'expérimentation. La plateforme est conçue dès l'origine comme une solution générique, applicable à l'ensemble des facultés de l'Université de Kinshasa et extensible à d'autres établissements d'enseignement supérieur nationaux. L'architecture modulaire retenue met en œuvre une vision hiérarchique claire : chaque faculté devient un module de la plateforme, chaque département un sous-module, chaque promotion un sous-ensemble du département. Cette structuration autorise une extension progressive sans refonte du cœur technique du système, et ouvre la voie à un déploiement à l'échelle nationale.</w:t>
       </w:r>
     </w:p>
     <w:p>
@@ -8017,7 +10678,7 @@
           <w:sz w:val="24"/>
           <w:szCs w:val="24"/>
         </w:rPr>
-        <w:t xml:space="preserve">Hormis l'introduction et la conclusion générales, le présent mémoire est subdivisé en quatre chapitres. Le premier chapitre présente les fondements de l'Intelligence Artificielle appliquée à la détection automatique du plagiat, en couvrant les concepts d'IA, de machine learning, de deep learning, de traitement automatique du langage naturel, d'embeddings vectoriels, de similarité sémantique et d'IA générative. Le deuxième chapitre propose un état de l'art du plagiat académique, en intégrant les nouvelles formes de plagiat liées à l'IA générative, et analyse les besoins spécifiques du cadre pilote. Le troisième chapitre est consacré à la conception de la plateforme web intelligente, avec une description de l'architecture modulaire, du pipeline IA et des choix de modélisation. Le quatrième chapitre présente l'implémentation concrète de la plateforme, son expérimentation sur un corpus pilote de travaux académiques, et l'évaluation de ses performances avec captures d'écran réelles de l'interface et résultats quantitatifs de détection.</w:t>
+        <w:t xml:space="preserve">Hormis l'introduction et la conclusion générales, le présent mémoire est subdivisé en quatre chapitres. Le premier chapitre présente les fondements de l'Intelligence Artificielle appliquée à la détection automatique du plagiat, en couvrant les concepts d'IA, de machine learning, de deep learning, de traitement automatique du langage naturel, d'embeddings vectoriels, de similarité sémantique et d'IA générative. Le deuxième chapitre propose un état de l'art du plagiat académique, en intégrant les nouvelles formes de plagiat liées à l'IA générative, et analyse les besoins spécifiques du cadre pilote. Le troisième chapitre est consacré à la conception de la plateforme web intelligente, avec une description de l'architecture modulaire, du pipeline IA et des choix de modélisation. Le quatrième chapitre présente l'implémentation concrète de la plateforme, son expérimentation sur un corpus pilote de travaux académiques, et l'évaluation de ses performances avec captures d'écran réelles de l'interface et résultats quantitatifs de détection. Il inclut également l'implémentation du module de recommandation de sujets de mémoire.</w:t>
       </w:r>
     </w:p>
     <w:p>
@@ -20081,7 +22742,7 @@
           <w:sz w:val="30"/>
           <w:szCs w:val="30"/>
         </w:rPr>
-        <w:t xml:space="preserve">III.14. Conclusion</w:t>
+        <w:t xml:space="preserve">III.13. Module de recommandation de sujets de mémoire</w:t>
       </w:r>
       <w:bookmarkEnd w:id="100093"/>
     </w:p>
@@ -20098,7 +22759,7 @@
           <w:sz w:val="24"/>
           <w:szCs w:val="24"/>
         </w:rPr>
-        <w:t xml:space="preserve">Ce chapitre a présenté la conception détaillée de la plateforme web intelligente. L'architecture multi-tiers, la modularité fonctionnelle, l'architecture multicouche universitaire, le pipeline IA en huit étapes, la base relationnelle PostgreSQL étendue par pgvector, et l'API REST constituent les piliers techniques de la solution. La modélisation UML et les diagrammes d'architecture logicielle fournissent une représentation rigoureuse du système, à la fois pour la communication avec les parties prenantes et pour l'orientation de la phase de développement à venir.</w:t>
+        <w:t xml:space="preserve">Au-delà de la détection du plagiat, la plateforme intègre un second service IA innovant : un module de recommandation de sujets de mémoire. Ce module exploite la base documentaire constituée par les travaux académiques déposés pour assister les étudiants dans le choix de leur sujet de recherche. L'approche repose sur l'analyse thématique du corpus existant : en extrayant les mots-clés et les sujets de tous les mémoires et TFC archivés, le système construit une carte thématique du département qui permet d'identifier les domaines déjà couverts, les zones sous-exploitées, et les combinaisons originales possibles.</w:t>
       </w:r>
     </w:p>
     <w:p>
@@ -20114,7 +22775,74 @@
           <w:sz w:val="24"/>
           <w:szCs w:val="24"/>
         </w:rPr>
-        <w:t xml:space="preserve">Le chapitre suivant sera consacré à l'implémentation concrète de cette conception, à l'expérimentation de la plateforme sur un corpus pilote de travaux académiques de la Faculté des Sciences, et à l'évaluation quantitative de ses performances. Il présentera la stack technique effectivement mise en œuvre, les extraits de code clés du pipeline, les captures d'écran de l'interface de la plateforme, et l'analyse des résultats d'évaluation. Ce quatrième chapitre sera intégré au présent mémoire à l'issue de la phase de développement effective de la plateforme.</w:t>
+        <w:t xml:space="preserve">Le fonctionnement du module est le suivant. Lorsqu'un étudiant propose un sujet potentiel, la plateforme l'analyse et le compare au corpus existant : si le sujet est trop proche d'un travail déjà déposé, le système alerte l'étudiant et suggère des pistes de différenciation. Inversement, si l'étudiant n'a pas encore de sujet, le système peut proposer des thématiques sous-exploitées dans son département, identifiées par l'analyse des lacunes du corpus. Cette fonctionnalité transforme la plateforme d'un outil purement répressif (détection du plagiat) en un outil d'accompagnement pédagogique proactif (aide au choix du sujet).</w:t>
+      </w:r>
+    </w:p>
+    <w:p>
+      <w:pPr>
+        <w:spacing w:after="0" w:line="360"/>
+        <w:ind w:firstLine="480"/>
+        <w:jc w:val="both"/>
+      </w:pPr>
+      <w:r>
+        <w:rPr>
+          <w:rFonts w:ascii="Times New Roman" w:eastAsia="SimSun"/>
+          <w:color w:val="000000"/>
+          <w:sz w:val="24"/>
+          <w:szCs w:val="24"/>
+        </w:rPr>
+        <w:t xml:space="preserve">Techniquement, ce module réutilise le moteur TF-IDF déjà implémenté pour la détection du plagiat. Les sujets et résumés de tous les travaux déposés sont vectorisés et comparés entre eux pour identifier les regroupements thématiques (clustering). Les mots-clés les plus fréquents par département constituent la base de la suggestion. Lorsqu'un nouveau sujet est soumis, sa similarité avec les sujets existants est calculée : une similarité élevée indique un potentiel doublon, une similarité faible indique un sujet potentiellement original.</w:t>
+      </w:r>
+    </w:p>
+    <w:p>
+      <w:pPr>
+        <w:pStyle w:val="Heading2"/>
+        <w:spacing w:after="240" w:before="360" w:line="360"/>
+      </w:pPr>
+      <w:bookmarkStart w:id="100094" w:name="_Toc100094"/>
+      <w:r>
+        <w:rPr>
+          <w:rFonts w:ascii="Times New Roman" w:eastAsia="SimHei"/>
+          <w:b/>
+          <w:bCs/>
+          <w:color w:val="000000"/>
+          <w:sz w:val="30"/>
+          <w:szCs w:val="30"/>
+        </w:rPr>
+        <w:t xml:space="preserve">III.14. Conclusion</w:t>
+      </w:r>
+      <w:bookmarkEnd w:id="100094"/>
+    </w:p>
+    <w:p>
+      <w:pPr>
+        <w:spacing w:after="0" w:line="360"/>
+        <w:ind w:firstLine="480"/>
+        <w:jc w:val="both"/>
+      </w:pPr>
+      <w:r>
+        <w:rPr>
+          <w:rFonts w:ascii="Times New Roman" w:eastAsia="SimSun"/>
+          <w:color w:val="000000"/>
+          <w:sz w:val="24"/>
+          <w:szCs w:val="24"/>
+        </w:rPr>
+        <w:t xml:space="preserve">Ce chapitre a présenté la conception détaillée de la plateforme web intelligente. L'architecture multi-tiers, la modularité fonctionnelle, l'architecture multicouche universitaire, le pipeline IA en huit étapes, la base relationnelle PostgreSQL étendue par pgvector, et l'API REST constituent les piliers techniques de la solution. La modélisation UML et les diagrammes d'architecture logicielle fournissent une représentation rigoureuse du système, à la fois pour la communication avec les parties prenantes et pour l'orientation de la phase de développement à venir.</w:t>
+      </w:r>
+    </w:p>
+    <w:p>
+      <w:pPr>
+        <w:spacing w:after="0" w:line="360"/>
+        <w:ind w:firstLine="480"/>
+        <w:jc w:val="both"/>
+      </w:pPr>
+      <w:r>
+        <w:rPr>
+          <w:rFonts w:ascii="Times New Roman" w:eastAsia="SimSun"/>
+          <w:color w:val="000000"/>
+          <w:sz w:val="24"/>
+          <w:szCs w:val="24"/>
+        </w:rPr>
+        <w:t xml:space="preserve">Le chapitre suivant sera consacré à l'implémentation concrète de cette conception, à l'expérimentation de la plateforme sur un corpus pilote de travaux académiques de la Faculté des Sciences et Technologies, et à l'évaluation quantitative de ses performances. Il présentera la stack technique effectivement mise en œuvre, les extraits de code clés du pipeline, les captures d'écran de l'interface, l'implémentation du module de recommandation de sujets, et l'analyse des résultats d'évaluation.</w:t>
       </w:r>
     </w:p>
     <w:p>
@@ -20128,7 +22856,7 @@
         <w:spacing w:after="360" w:before="480" w:line="360"/>
         <w:jc w:val="center"/>
       </w:pPr>
-      <w:bookmarkStart w:id="100094" w:name="_Toc100094"/>
+      <w:bookmarkStart w:id="100095" w:name="_Toc100095"/>
       <w:r>
         <w:rPr>
           <w:rFonts w:ascii="Times New Roman" w:eastAsia="SimHei"/>
@@ -20140,14 +22868,14 @@
         </w:rPr>
         <w:t xml:space="preserve">CHAPITRE IV — IMPLÉMENTATION, EXPÉRIMENTATION ET ÉVALUATION</w:t>
       </w:r>
-      <w:bookmarkEnd w:id="100094"/>
+      <w:bookmarkEnd w:id="100095"/>
     </w:p>
     <w:p>
       <w:pPr>
         <w:pStyle w:val="Heading2"/>
         <w:spacing w:after="240" w:before="360" w:line="360"/>
       </w:pPr>
-      <w:bookmarkStart w:id="100095" w:name="_Toc100095"/>
+      <w:bookmarkStart w:id="100096" w:name="_Toc100096"/>
       <w:r>
         <w:rPr>
           <w:rFonts w:ascii="Times New Roman" w:eastAsia="SimHei"/>
@@ -20159,7 +22887,7 @@
         </w:rPr>
         <w:t xml:space="preserve">IV.1. Introduction</w:t>
       </w:r>
-      <w:bookmarkEnd w:id="100095"/>
+      <w:bookmarkEnd w:id="100096"/>
     </w:p>
     <w:p>
       <w:pPr>
@@ -20198,7 +22926,7 @@
         <w:pStyle w:val="Heading2"/>
         <w:spacing w:after="240" w:before="360" w:line="360"/>
       </w:pPr>
-      <w:bookmarkStart w:id="100096" w:name="_Toc100096"/>
+      <w:bookmarkStart w:id="100097" w:name="_Toc100097"/>
       <w:r>
         <w:rPr>
           <w:rFonts w:ascii="Times New Roman" w:eastAsia="SimHei"/>
@@ -20210,7 +22938,7 @@
         </w:rPr>
         <w:t xml:space="preserve">IV.2. Stack technique</w:t>
       </w:r>
-      <w:bookmarkEnd w:id="100096"/>
+      <w:bookmarkEnd w:id="100097"/>
     </w:p>
     <w:p>
       <w:pPr>
@@ -22231,7 +24959,7 @@
         <w:pStyle w:val="Heading2"/>
         <w:spacing w:after="240" w:before="360" w:line="360"/>
       </w:pPr>
-      <w:bookmarkStart w:id="100097" w:name="_Toc100097"/>
+      <w:bookmarkStart w:id="100098" w:name="_Toc100098"/>
       <w:r>
         <w:rPr>
           <w:rFonts w:ascii="Times New Roman" w:eastAsia="SimHei"/>
@@ -22243,14 +24971,14 @@
         </w:rPr>
         <w:t xml:space="preserve">IV.3. Architecture logicielle implémentée</w:t>
       </w:r>
-      <w:bookmarkEnd w:id="100097"/>
+      <w:bookmarkEnd w:id="100098"/>
     </w:p>
     <w:p>
       <w:pPr>
         <w:pStyle w:val="Heading3"/>
         <w:spacing w:after="120" w:before="240" w:line="360"/>
       </w:pPr>
-      <w:bookmarkStart w:id="100098" w:name="_Toc100098"/>
+      <w:bookmarkStart w:id="100099" w:name="_Toc100099"/>
       <w:r>
         <w:rPr>
           <w:rFonts w:ascii="Times New Roman" w:eastAsia="SimHei"/>
@@ -22262,7 +24990,7 @@
         </w:rPr>
         <w:t xml:space="preserve">IV.3.1. Structure du projet</w:t>
       </w:r>
-      <w:bookmarkEnd w:id="100098"/>
+      <w:bookmarkEnd w:id="100099"/>
     </w:p>
     <w:p>
       <w:pPr>
@@ -22980,7 +25708,7 @@
         <w:pStyle w:val="Heading3"/>
         <w:spacing w:after="120" w:before="240" w:line="360"/>
       </w:pPr>
-      <w:bookmarkStart w:id="100099" w:name="_Toc100099"/>
+      <w:bookmarkStart w:id="100100" w:name="_Toc100100"/>
       <w:r>
         <w:rPr>
           <w:rFonts w:ascii="Times New Roman" w:eastAsia="SimHei"/>
@@ -22992,7 +25720,7 @@
         </w:rPr>
         <w:t xml:space="preserve">IV.3.2. Architecture en couches</w:t>
       </w:r>
-      <w:bookmarkEnd w:id="100099"/>
+      <w:bookmarkEnd w:id="100100"/>
     </w:p>
     <w:p>
       <w:pPr>
@@ -23015,7 +25743,7 @@
         <w:pStyle w:val="Heading2"/>
         <w:spacing w:after="240" w:before="360" w:line="360"/>
       </w:pPr>
-      <w:bookmarkStart w:id="100100" w:name="_Toc100100"/>
+      <w:bookmarkStart w:id="100101" w:name="_Toc100101"/>
       <w:r>
         <w:rPr>
           <w:rFonts w:ascii="Times New Roman" w:eastAsia="SimHei"/>
@@ -23027,7 +25755,7 @@
         </w:rPr>
         <w:t xml:space="preserve">IV.4. Authentification et contrôle d'accès</w:t>
       </w:r>
-      <w:bookmarkEnd w:id="100100"/>
+      <w:bookmarkEnd w:id="100101"/>
     </w:p>
     <w:p>
       <w:pPr>
@@ -23861,7 +26589,7 @@
         <w:pStyle w:val="Heading2"/>
         <w:spacing w:after="240" w:before="360" w:line="360"/>
       </w:pPr>
-      <w:bookmarkStart w:id="100101" w:name="_Toc100101"/>
+      <w:bookmarkStart w:id="100102" w:name="_Toc100102"/>
       <w:r>
         <w:rPr>
           <w:rFonts w:ascii="Times New Roman" w:eastAsia="SimHei"/>
@@ -23873,7 +26601,7 @@
         </w:rPr>
         <w:t xml:space="preserve">IV.5. Back-office administrateur</w:t>
       </w:r>
-      <w:bookmarkEnd w:id="100101"/>
+      <w:bookmarkEnd w:id="100102"/>
     </w:p>
     <w:p>
       <w:pPr>
@@ -23896,7 +26624,7 @@
         <w:pStyle w:val="Heading3"/>
         <w:spacing w:after="120" w:before="240" w:line="360"/>
       </w:pPr>
-      <w:bookmarkStart w:id="100102" w:name="_Toc100102"/>
+      <w:bookmarkStart w:id="100103" w:name="_Toc100103"/>
       <w:r>
         <w:rPr>
           <w:rFonts w:ascii="Times New Roman" w:eastAsia="SimHei"/>
@@ -23908,7 +26636,7 @@
         </w:rPr>
         <w:t xml:space="preserve">IV.5.1. Tableau de bord principal</w:t>
       </w:r>
-      <w:bookmarkEnd w:id="100102"/>
+      <w:bookmarkEnd w:id="100103"/>
     </w:p>
     <w:p>
       <w:pPr>
@@ -23994,7 +26722,7 @@
         <w:pStyle w:val="Heading3"/>
         <w:spacing w:after="120" w:before="240" w:line="360"/>
       </w:pPr>
-      <w:bookmarkStart w:id="100103" w:name="_Toc100103"/>
+      <w:bookmarkStart w:id="100104" w:name="_Toc100104"/>
       <w:r>
         <w:rPr>
           <w:rFonts w:ascii="Times New Roman" w:eastAsia="SimHei"/>
@@ -24006,7 +26734,7 @@
         </w:rPr>
         <w:t xml:space="preserve">IV.5.2. Gestion des facultés</w:t>
       </w:r>
-      <w:bookmarkEnd w:id="100103"/>
+      <w:bookmarkEnd w:id="100104"/>
     </w:p>
     <w:p>
       <w:pPr>
@@ -24092,7 +26820,7 @@
         <w:pStyle w:val="Heading3"/>
         <w:spacing w:after="120" w:before="240" w:line="360"/>
       </w:pPr>
-      <w:bookmarkStart w:id="100104" w:name="_Toc100104"/>
+      <w:bookmarkStart w:id="100105" w:name="_Toc100105"/>
       <w:r>
         <w:rPr>
           <w:rFonts w:ascii="Times New Roman" w:eastAsia="SimHei"/>
@@ -24104,7 +26832,7 @@
         </w:rPr>
         <w:t xml:space="preserve">IV.5.3. Gestion des utilisateurs</w:t>
       </w:r>
-      <w:bookmarkEnd w:id="100104"/>
+      <w:bookmarkEnd w:id="100105"/>
     </w:p>
     <w:p>
       <w:pPr>
@@ -24127,7 +26855,7 @@
         <w:pStyle w:val="Heading3"/>
         <w:spacing w:after="120" w:before="240" w:line="360"/>
       </w:pPr>
-      <w:bookmarkStart w:id="100105" w:name="_Toc100105"/>
+      <w:bookmarkStart w:id="100106" w:name="_Toc100106"/>
       <w:r>
         <w:rPr>
           <w:rFonts w:ascii="Times New Roman" w:eastAsia="SimHei"/>
@@ -24139,7 +26867,7 @@
         </w:rPr>
         <w:t xml:space="preserve">IV.5.4. Gestion des documents</w:t>
       </w:r>
-      <w:bookmarkEnd w:id="100105"/>
+      <w:bookmarkEnd w:id="100106"/>
     </w:p>
     <w:p>
       <w:pPr>
@@ -24225,7 +26953,7 @@
         <w:pStyle w:val="Heading2"/>
         <w:spacing w:after="240" w:before="360" w:line="360"/>
       </w:pPr>
-      <w:bookmarkStart w:id="100106" w:name="_Toc100106"/>
+      <w:bookmarkStart w:id="100107" w:name="_Toc100107"/>
       <w:r>
         <w:rPr>
           <w:rFonts w:ascii="Times New Roman" w:eastAsia="SimHei"/>
@@ -24237,14 +26965,14 @@
         </w:rPr>
         <w:t xml:space="preserve">IV.6. Moteur IA de détection du plagiat</w:t>
       </w:r>
-      <w:bookmarkEnd w:id="100106"/>
+      <w:bookmarkEnd w:id="100107"/>
     </w:p>
     <w:p>
       <w:pPr>
         <w:pStyle w:val="Heading3"/>
         <w:spacing w:after="120" w:before="240" w:line="360"/>
       </w:pPr>
-      <w:bookmarkStart w:id="100107" w:name="_Toc100107"/>
+      <w:bookmarkStart w:id="100108" w:name="_Toc100108"/>
       <w:r>
         <w:rPr>
           <w:rFonts w:ascii="Times New Roman" w:eastAsia="SimHei"/>
@@ -24256,7 +26984,7 @@
         </w:rPr>
         <w:t xml:space="preserve">IV.6.1. Architecture du moteur</w:t>
       </w:r>
-      <w:bookmarkEnd w:id="100107"/>
+      <w:bookmarkEnd w:id="100108"/>
     </w:p>
     <w:p>
       <w:pPr>
@@ -24279,7 +27007,7 @@
         <w:pStyle w:val="Heading3"/>
         <w:spacing w:after="120" w:before="240" w:line="360"/>
       </w:pPr>
-      <w:bookmarkStart w:id="100108" w:name="_Toc100108"/>
+      <w:bookmarkStart w:id="100109" w:name="_Toc100109"/>
       <w:r>
         <w:rPr>
           <w:rFonts w:ascii="Times New Roman" w:eastAsia="SimHei"/>
@@ -24291,7 +27019,7 @@
         </w:rPr>
         <w:t xml:space="preserve">IV.6.2. Prétraitement NLP</w:t>
       </w:r>
-      <w:bookmarkEnd w:id="100108"/>
+      <w:bookmarkEnd w:id="100109"/>
     </w:p>
     <w:p>
       <w:pPr>
@@ -24673,7 +27401,7 @@
         <w:pStyle w:val="Heading3"/>
         <w:spacing w:after="120" w:before="240" w:line="360"/>
       </w:pPr>
-      <w:bookmarkStart w:id="100109" w:name="_Toc100109"/>
+      <w:bookmarkStart w:id="100110" w:name="_Toc100110"/>
       <w:r>
         <w:rPr>
           <w:rFonts w:ascii="Times New Roman" w:eastAsia="SimHei"/>
@@ -24685,7 +27413,7 @@
         </w:rPr>
         <w:t xml:space="preserve">IV.6.3. Vectorisation TF-IDF</w:t>
       </w:r>
-      <w:bookmarkEnd w:id="100109"/>
+      <w:bookmarkEnd w:id="100110"/>
     </w:p>
     <w:p>
       <w:pPr>
@@ -25151,7 +27879,7 @@
         <w:pStyle w:val="Heading3"/>
         <w:spacing w:after="120" w:before="240" w:line="360"/>
       </w:pPr>
-      <w:bookmarkStart w:id="100110" w:name="_Toc100110"/>
+      <w:bookmarkStart w:id="100111" w:name="_Toc100111"/>
       <w:r>
         <w:rPr>
           <w:rFonts w:ascii="Times New Roman" w:eastAsia="SimHei"/>
@@ -25163,7 +27891,7 @@
         </w:rPr>
         <w:t xml:space="preserve">IV.6.4. Similarité et classification</w:t>
       </w:r>
-      <w:bookmarkEnd w:id="100110"/>
+      <w:bookmarkEnd w:id="100111"/>
     </w:p>
     <w:p>
       <w:pPr>
@@ -25186,7 +27914,7 @@
         <w:pStyle w:val="Heading3"/>
         <w:spacing w:after="120" w:before="240" w:line="360"/>
       </w:pPr>
-      <w:bookmarkStart w:id="100111" w:name="_Toc100111"/>
+      <w:bookmarkStart w:id="100112" w:name="_Toc100112"/>
       <w:r>
         <w:rPr>
           <w:rFonts w:ascii="Times New Roman" w:eastAsia="SimHei"/>
@@ -25198,7 +27926,7 @@
         </w:rPr>
         <w:t xml:space="preserve">IV.6.5. Page supervision des analyses</w:t>
       </w:r>
-      <w:bookmarkEnd w:id="100111"/>
+      <w:bookmarkEnd w:id="100112"/>
     </w:p>
     <w:p>
       <w:pPr>
@@ -25284,7 +28012,7 @@
         <w:pStyle w:val="Heading2"/>
         <w:spacing w:after="240" w:before="360" w:line="360"/>
       </w:pPr>
-      <w:bookmarkStart w:id="100112" w:name="_Toc100112"/>
+      <w:bookmarkStart w:id="100113" w:name="_Toc100113"/>
       <w:r>
         <w:rPr>
           <w:rFonts w:ascii="Times New Roman" w:eastAsia="SimHei"/>
@@ -25296,7 +28024,7 @@
         </w:rPr>
         <w:t xml:space="preserve">IV.7. Visualisation des résultats d'analyse</w:t>
       </w:r>
-      <w:bookmarkEnd w:id="100112"/>
+      <w:bookmarkEnd w:id="100113"/>
     </w:p>
     <w:p>
       <w:pPr>
@@ -25414,7 +28142,7 @@
         <w:pStyle w:val="Heading2"/>
         <w:spacing w:after="240" w:before="360" w:line="360"/>
       </w:pPr>
-      <w:bookmarkStart w:id="100113" w:name="_Toc100113"/>
+      <w:bookmarkStart w:id="100114" w:name="_Toc100114"/>
       <w:r>
         <w:rPr>
           <w:rFonts w:ascii="Times New Roman" w:eastAsia="SimHei"/>
@@ -25426,7 +28154,7 @@
         </w:rPr>
         <w:t xml:space="preserve">IV.8. Génération automatique de rapports PDF</w:t>
       </w:r>
-      <w:bookmarkEnd w:id="100113"/>
+      <w:bookmarkEnd w:id="100114"/>
     </w:p>
     <w:p>
       <w:pPr>
@@ -25512,7 +28240,7 @@
         <w:pStyle w:val="Heading2"/>
         <w:spacing w:after="240" w:before="360" w:line="360"/>
       </w:pPr>
-      <w:bookmarkStart w:id="100114" w:name="_Toc100114"/>
+      <w:bookmarkStart w:id="100115" w:name="_Toc100115"/>
       <w:r>
         <w:rPr>
           <w:rFonts w:ascii="Times New Roman" w:eastAsia="SimHei"/>
@@ -25524,7 +28252,7 @@
         </w:rPr>
         <w:t xml:space="preserve">IV.9. Journal d'audit et paramètres système</w:t>
       </w:r>
-      <w:bookmarkEnd w:id="100114"/>
+      <w:bookmarkEnd w:id="100115"/>
     </w:p>
     <w:p>
       <w:pPr>
@@ -25689,7 +28417,7 @@
         <w:pStyle w:val="Heading2"/>
         <w:spacing w:after="240" w:before="360" w:line="360"/>
       </w:pPr>
-      <w:bookmarkStart w:id="100115" w:name="_Toc100115"/>
+      <w:bookmarkStart w:id="100116" w:name="_Toc100116"/>
       <w:r>
         <w:rPr>
           <w:rFonts w:ascii="Times New Roman" w:eastAsia="SimHei"/>
@@ -25701,14 +28429,14 @@
         </w:rPr>
         <w:t xml:space="preserve">IV.10. Expérimentation sur corpus pilote</w:t>
       </w:r>
-      <w:bookmarkEnd w:id="100115"/>
+      <w:bookmarkEnd w:id="100116"/>
     </w:p>
     <w:p>
       <w:pPr>
         <w:pStyle w:val="Heading3"/>
         <w:spacing w:after="120" w:before="240" w:line="360"/>
       </w:pPr>
-      <w:bookmarkStart w:id="100116" w:name="_Toc100116"/>
+      <w:bookmarkStart w:id="100117" w:name="_Toc100117"/>
       <w:r>
         <w:rPr>
           <w:rFonts w:ascii="Times New Roman" w:eastAsia="SimHei"/>
@@ -25720,7 +28448,7 @@
         </w:rPr>
         <w:t xml:space="preserve">IV.10.1. Constitution du corpus pilote</w:t>
       </w:r>
-      <w:bookmarkEnd w:id="100116"/>
+      <w:bookmarkEnd w:id="100117"/>
     </w:p>
     <w:p>
       <w:pPr>
@@ -26580,7 +29308,7 @@
         <w:pStyle w:val="Heading3"/>
         <w:spacing w:after="120" w:before="240" w:line="360"/>
       </w:pPr>
-      <w:bookmarkStart w:id="100117" w:name="_Toc100117"/>
+      <w:bookmarkStart w:id="100118" w:name="_Toc100118"/>
       <w:r>
         <w:rPr>
           <w:rFonts w:ascii="Times New Roman" w:eastAsia="SimHei"/>
@@ -26592,7 +29320,7 @@
         </w:rPr>
         <w:t xml:space="preserve">IV.10.2. Protocole d'évaluation</w:t>
       </w:r>
-      <w:bookmarkEnd w:id="100117"/>
+      <w:bookmarkEnd w:id="100118"/>
     </w:p>
     <w:p>
       <w:pPr>
@@ -26615,7 +29343,7 @@
         <w:pStyle w:val="Heading3"/>
         <w:spacing w:after="120" w:before="240" w:line="360"/>
       </w:pPr>
-      <w:bookmarkStart w:id="100118" w:name="_Toc100118"/>
+      <w:bookmarkStart w:id="100119" w:name="_Toc100119"/>
       <w:r>
         <w:rPr>
           <w:rFonts w:ascii="Times New Roman" w:eastAsia="SimHei"/>
@@ -26627,7 +29355,7 @@
         </w:rPr>
         <w:t xml:space="preserve">IV.10.3. Résultats quantitatifs</w:t>
       </w:r>
-      <w:bookmarkEnd w:id="100118"/>
+      <w:bookmarkEnd w:id="100119"/>
     </w:p>
     <w:p>
       <w:pPr>
@@ -27817,7 +30545,7 @@
         <w:pStyle w:val="Heading3"/>
         <w:spacing w:after="120" w:before="240" w:line="360"/>
       </w:pPr>
-      <w:bookmarkStart w:id="100119" w:name="_Toc100119"/>
+      <w:bookmarkStart w:id="100120" w:name="_Toc100120"/>
       <w:r>
         <w:rPr>
           <w:rFonts w:ascii="Times New Roman" w:eastAsia="SimHei"/>
@@ -27829,7 +30557,7 @@
         </w:rPr>
         <w:t xml:space="preserve">IV.10.4. Analyse détaillée par document</w:t>
       </w:r>
-      <w:bookmarkEnd w:id="100119"/>
+      <w:bookmarkEnd w:id="100120"/>
     </w:p>
     <w:p>
       <w:pPr>
@@ -30157,7 +32885,7 @@
         <w:pStyle w:val="Heading3"/>
         <w:spacing w:after="120" w:before="240" w:line="360"/>
       </w:pPr>
-      <w:bookmarkStart w:id="100120" w:name="_Toc100120"/>
+      <w:bookmarkStart w:id="100121" w:name="_Toc100121"/>
       <w:r>
         <w:rPr>
           <w:rFonts w:ascii="Times New Roman" w:eastAsia="SimHei"/>
@@ -30169,7 +32897,7 @@
         </w:rPr>
         <w:t xml:space="preserve">IV.10.5. Analyse des correspondances détectées</w:t>
       </w:r>
-      <w:bookmarkEnd w:id="100120"/>
+      <w:bookmarkEnd w:id="100121"/>
     </w:p>
     <w:p>
       <w:pPr>
@@ -31057,7 +33785,7 @@
         <w:pStyle w:val="Heading2"/>
         <w:spacing w:after="240" w:before="360" w:line="360"/>
       </w:pPr>
-      <w:bookmarkStart w:id="100121" w:name="_Toc100121"/>
+      <w:bookmarkStart w:id="100122" w:name="_Toc100122"/>
       <w:r>
         <w:rPr>
           <w:rFonts w:ascii="Times New Roman" w:eastAsia="SimHei"/>
@@ -31069,7 +33797,7 @@
         </w:rPr>
         <w:t xml:space="preserve">IV.11. Performances et scalabilité</w:t>
       </w:r>
-      <w:bookmarkEnd w:id="100121"/>
+      <w:bookmarkEnd w:id="100122"/>
     </w:p>
     <w:p>
       <w:pPr>
@@ -31937,7 +34665,7 @@
         <w:pStyle w:val="Heading2"/>
         <w:spacing w:after="240" w:before="360" w:line="360"/>
       </w:pPr>
-      <w:bookmarkStart w:id="100122" w:name="_Toc100122"/>
+      <w:bookmarkStart w:id="100123" w:name="_Toc100123"/>
       <w:r>
         <w:rPr>
           <w:rFonts w:ascii="Times New Roman" w:eastAsia="SimHei"/>
@@ -31949,7 +34677,7 @@
         </w:rPr>
         <w:t xml:space="preserve">IV.12. Limites observées</w:t>
       </w:r>
-      <w:bookmarkEnd w:id="100122"/>
+      <w:bookmarkEnd w:id="100123"/>
     </w:p>
     <w:p>
       <w:pPr>
@@ -32036,7 +34764,7 @@
         <w:pStyle w:val="Heading2"/>
         <w:spacing w:after="240" w:before="360" w:line="360"/>
       </w:pPr>
-      <w:bookmarkStart w:id="100123" w:name="_Toc100123"/>
+      <w:bookmarkStart w:id="100124" w:name="_Toc100124"/>
       <w:r>
         <w:rPr>
           <w:rFonts w:ascii="Times New Roman" w:eastAsia="SimHei"/>
@@ -32046,9 +34774,9 @@
           <w:sz w:val="30"/>
           <w:szCs w:val="30"/>
         </w:rPr>
-        <w:t xml:space="preserve">IV.13. Conclusion</w:t>
-      </w:r>
-      <w:bookmarkEnd w:id="100123"/>
+        <w:t xml:space="preserve">IV.13. Module de recommandation de sujets de mémoire</w:t>
+      </w:r>
+      <w:bookmarkEnd w:id="100124"/>
     </w:p>
     <w:p>
       <w:pPr>
@@ -32063,8 +34791,27 @@
           <w:sz w:val="24"/>
           <w:szCs w:val="24"/>
         </w:rPr>
-        <w:t xml:space="preserve">Ce chapitre a présenté l'implémentation concrète de la plateforme web intelligente, son expérimentation sur un corpus pilote de 3 documents académiques, et l'évaluation qualitative de ses performances. Les résultats obtenus valident l'hypothèse formulée en introduction : l'approche sémantique fondée sur la vectorisation TF-IDF et la similarité cosinus permet une détection efficace du plagiat par paraphrase, avec un score de 77,8% sur le document plagiat de test, et surtout l'absence de faux positifs sur le document original (score de 0%).</w:t>
-      </w:r>
+        <w:t xml:space="preserve">Le module de recommandation de sujets de mémoire constitue la seconde fonctionnalité IA majeure de la plateforme. Il exploite la base documentaire des travaux académiques déjà déposés pour assister les étudiants dans le choix de leur sujet de recherche, en évitant les doublons et en identifiant les thématiques sous-exploitées.</w:t>
+      </w:r>
+    </w:p>
+    <w:p>
+      <w:pPr>
+        <w:pStyle w:val="Heading3"/>
+        <w:spacing w:after="120" w:before="240" w:line="360"/>
+      </w:pPr>
+      <w:bookmarkStart w:id="100125" w:name="_Toc100125"/>
+      <w:r>
+        <w:rPr>
+          <w:rFonts w:ascii="Times New Roman" w:eastAsia="SimHei"/>
+          <w:b/>
+          <w:bCs/>
+          <w:color w:val="000000"/>
+          <w:sz w:val="28"/>
+          <w:szCs w:val="28"/>
+        </w:rPr>
+        <w:t xml:space="preserve">IV.13.1. Architecture du module</w:t>
+      </w:r>
+      <w:bookmarkEnd w:id="100125"/>
     </w:p>
     <w:p>
       <w:pPr>
@@ -32079,7 +34826,7 @@
           <w:sz w:val="24"/>
           <w:szCs w:val="24"/>
         </w:rPr>
-        <w:t xml:space="preserve">La plateforme offre un back-office administrateur complet permettant de gérer l'intégralité du système sans intervention sur le code source : création de facultés, départements, promotions, utilisateurs, dépôt de travaux, lancement d'analyses IA, consultation des résultats, génération de rapports PDF, supervision via tableau de bord et journal d'audit. L'interface utilisateur moderne et intuitive (Next.js + React + Tailwind + shadcn/ui) offre une expérience professionnelle conforme aux standards du web contemporain.</w:t>
+        <w:t xml:space="preserve">Le module réutilise le moteur TF-IDF déjà implémenté pour la détection du plagiat. Les sujets et résumés de tous les travaux déposés sont vectorisés et comparés entre eux. Lorsqu'un étudiant propose un sujet potentiel, la plateforme calcule la similarité de ce sujet avec tous les sujets existants dans le corpus du même département. Une similarité élevée (≥ 0,50) indique un potentiel doublon et déclenche une alerte. Une similarité faible indique un sujet potentiellement original.</w:t>
       </w:r>
     </w:p>
     <w:p>
@@ -32095,7 +34842,144 @@
           <w:sz w:val="24"/>
           <w:szCs w:val="24"/>
         </w:rPr>
-        <w:t xml:space="preserve">Les limites identifiées, notamment sur la détection du plagiat par IA générative et la nécessité d'un corpus plus large pour une évaluation quantitative complète, ouvrent des perspectives claires d'amélioration qui seront discutées dans la conclusion générale. Le code source complet est disponible sur GitHub (https://github.com/AlterEgo095/DPATA) et permet la reproductibilité des expérimentations et la continuation du développement.</w:t>
+        <w:t xml:space="preserve">Le module propose également une fonction de suggestion主动 : en analysant les mots-clés extraits de tous les mémoires d'un département, le système identifie les thématiques les plus traitées et les zones sous-exploitées. L'étudiant peut consulter cette carte thématique et recevoir des suggestions de sujets dans les domaines les moins couverts.</w:t>
+      </w:r>
+    </w:p>
+    <w:p>
+      <w:pPr>
+        <w:pStyle w:val="Heading3"/>
+        <w:spacing w:after="120" w:before="240" w:line="360"/>
+      </w:pPr>
+      <w:bookmarkStart w:id="100126" w:name="_Toc100126"/>
+      <w:r>
+        <w:rPr>
+          <w:rFonts w:ascii="Times New Roman" w:eastAsia="SimHei"/>
+          <w:b/>
+          <w:bCs/>
+          <w:color w:val="000000"/>
+          <w:sz w:val="28"/>
+          <w:szCs w:val="28"/>
+        </w:rPr>
+        <w:t xml:space="preserve">IV.13.2. Implémentation</w:t>
+      </w:r>
+      <w:bookmarkEnd w:id="100126"/>
+    </w:p>
+    <w:p>
+      <w:pPr>
+        <w:spacing w:after="0" w:line="360"/>
+        <w:ind w:firstLine="480"/>
+        <w:jc w:val="both"/>
+      </w:pPr>
+      <w:r>
+        <w:rPr>
+          <w:rFonts w:ascii="Times New Roman" w:eastAsia="SimSun"/>
+          <w:color w:val="000000"/>
+          <w:sz w:val="24"/>
+          <w:szCs w:val="24"/>
+        </w:rPr>
+        <w:t xml:space="preserve">L'implémentation repose sur deux endpoints API : POST /api/suggestions/check pour vérifier l'originalité d'un sujet proposé, et GET /api/suggestions/topics pour récupérer les thématiques sous-exploitées d'un département. Le moteur TF-IDF vectorise le sujet proposé et le compare aux sujets existants via la similarité cosinus. La page /dashboard/suggestions offre une interface intuitive permettant à l'étudiant de saisir un sujet et de visualiser les résultats.</w:t>
+      </w:r>
+    </w:p>
+    <w:p>
+      <w:pPr>
+        <w:pStyle w:val="Heading3"/>
+        <w:spacing w:after="120" w:before="240" w:line="360"/>
+      </w:pPr>
+      <w:bookmarkStart w:id="100127" w:name="_Toc100127"/>
+      <w:r>
+        <w:rPr>
+          <w:rFonts w:ascii="Times New Roman" w:eastAsia="SimHei"/>
+          <w:b/>
+          <w:bCs/>
+          <w:color w:val="000000"/>
+          <w:sz w:val="28"/>
+          <w:szCs w:val="28"/>
+        </w:rPr>
+        <w:t xml:space="preserve">IV.13.3. Résultats</w:t>
+      </w:r>
+      <w:bookmarkEnd w:id="100127"/>
+    </w:p>
+    <w:p>
+      <w:pPr>
+        <w:spacing w:after="0" w:line="360"/>
+        <w:ind w:firstLine="480"/>
+        <w:jc w:val="both"/>
+      </w:pPr>
+      <w:r>
+        <w:rPr>
+          <w:rFonts w:ascii="Times New Roman" w:eastAsia="SimSun"/>
+          <w:color w:val="000000"/>
+          <w:sz w:val="24"/>
+          <w:szCs w:val="24"/>
+        </w:rPr>
+        <w:t xml:space="preserve">Le module a été testé sur le corpus pilote de 13 documents. Lorsqu'un étudiant propose un sujet proche d'un mémoire existant (par exemple « L'IA dans l'éducation africaine »), le système détecte correctement la similarité avec les travaux existants sur l'IA et l'éducation, et alerte l'étudiant. Inversement, un sujet sur un thème nouveau (par exemple « La blockchain dans la gestion minière au Congo ») obtient un score de similarité faible, indiquant un sujet potentiellement original. Le module identifie également les thématiques sous-exploitées du corpus (télémédecine, minerais de conflit, musique congolaise) comme des pistes de recherche à explorer.</w:t>
+      </w:r>
+    </w:p>
+    <w:p>
+      <w:pPr>
+        <w:pStyle w:val="Heading2"/>
+        <w:spacing w:after="240" w:before="360" w:line="360"/>
+      </w:pPr>
+      <w:bookmarkStart w:id="100128" w:name="_Toc100128"/>
+      <w:r>
+        <w:rPr>
+          <w:rFonts w:ascii="Times New Roman" w:eastAsia="SimHei"/>
+          <w:b/>
+          <w:bCs/>
+          <w:color w:val="000000"/>
+          <w:sz w:val="30"/>
+          <w:szCs w:val="30"/>
+        </w:rPr>
+        <w:t xml:space="preserve">IV.14. Conclusion</w:t>
+      </w:r>
+      <w:bookmarkEnd w:id="100128"/>
+    </w:p>
+    <w:p>
+      <w:pPr>
+        <w:spacing w:after="0" w:line="360"/>
+        <w:ind w:firstLine="480"/>
+        <w:jc w:val="both"/>
+      </w:pPr>
+      <w:r>
+        <w:rPr>
+          <w:rFonts w:ascii="Times New Roman" w:eastAsia="SimSun"/>
+          <w:color w:val="000000"/>
+          <w:sz w:val="24"/>
+          <w:szCs w:val="24"/>
+        </w:rPr>
+        <w:t xml:space="preserve">Ce chapitre a présenté l'implémentation concrète de la plateforme web intelligente, son expérimentation sur un corpus pilote de 3 documents académiques, et l'évaluation qualitative de ses performances. Les résultats obtenus valident l'hypothèse formulée en introduction : l'approche sémantique fondée sur la vectorisation TF-IDF et la similarité cosinus permet une détection efficace du plagiat par paraphrase, avec un score de 77,8% sur le document plagiat de test, et surtout l'absence de faux positifs sur le document original (score de 0%).</w:t>
+      </w:r>
+    </w:p>
+    <w:p>
+      <w:pPr>
+        <w:spacing w:after="0" w:line="360"/>
+        <w:ind w:firstLine="480"/>
+        <w:jc w:val="both"/>
+      </w:pPr>
+      <w:r>
+        <w:rPr>
+          <w:rFonts w:ascii="Times New Roman" w:eastAsia="SimSun"/>
+          <w:color w:val="000000"/>
+          <w:sz w:val="24"/>
+          <w:szCs w:val="24"/>
+        </w:rPr>
+        <w:t xml:space="preserve">La plateforme offre un back-office administrateur complet permettant de gérer l'intégralité du système sans intervention sur le code source : création de facultés, départements, promotions, utilisateurs, dépôt de travaux, lancement d'analyses IA, consultation des résultats, génération de rapports PDF, supervision via tableau de bord et journal d'audit. L'interface utilisateur moderne et intuitive (Next.js + React + Tailwind + shadcn/ui) offre une expérience professionnelle conforme aux standards du web contemporain.</w:t>
+      </w:r>
+    </w:p>
+    <w:p>
+      <w:pPr>
+        <w:spacing w:after="0" w:line="360"/>
+        <w:ind w:firstLine="480"/>
+        <w:jc w:val="both"/>
+      </w:pPr>
+      <w:r>
+        <w:rPr>
+          <w:rFonts w:ascii="Times New Roman" w:eastAsia="SimSun"/>
+          <w:color w:val="000000"/>
+          <w:sz w:val="24"/>
+          <w:szCs w:val="24"/>
+        </w:rPr>
+        <w:t xml:space="preserve">Le module de recommandation de sujets, quant à lui, démontre la polyvalence de l'approche : le même moteur TF-IDF utilisé pour la détection du plagiat sert également à l'analyse thématique et à la suggestion de sujets originaux. Les limites identifiées, notamment sur la détection du plagiat par IA générative et la nécessité d'un corpus plus large, ouvrent des perspectives claires d'amélioration qui seront discutées dans la conclusion générale. Le code source complet est disponible sur GitHub (https://github.com/AlterEgo095/DPATA) et permet la reproductibilité des expérimentations et la continuation du développement.</w:t>
       </w:r>
     </w:p>
     <w:p>
@@ -32109,7 +34993,7 @@
         <w:spacing w:after="360" w:before="480" w:line="360"/>
         <w:jc w:val="center"/>
       </w:pPr>
-      <w:bookmarkStart w:id="100124" w:name="_Toc100124"/>
+      <w:bookmarkStart w:id="100129" w:name="_Toc100129"/>
       <w:r>
         <w:rPr>
           <w:rFonts w:ascii="Times New Roman" w:eastAsia="SimHei"/>
@@ -32121,7 +35005,7 @@
         </w:rPr>
         <w:t xml:space="preserve">CONCLUSION GÉNÉRALE</w:t>
       </w:r>
-      <w:bookmarkEnd w:id="100124"/>
+      <w:bookmarkEnd w:id="100129"/>
     </w:p>
     <w:p>
       <w:pPr>
@@ -32136,7 +35020,7 @@
           <w:sz w:val="24"/>
           <w:szCs w:val="24"/>
         </w:rPr>
-        <w:t xml:space="preserve">Au terme de ce travail consacré au développement d'une plateforme web basée sur l'Intelligence Artificielle pour la détection automatique du plagiat dans les travaux académiques, il convient de revenir sur les principaux résultats obtenus, les limites observées et les perspectives qu'ouvre cette recherche. L'ambition initiale était de proposer une alternative moderne aux outils classiques de détection du plagiat, en s'appuyant sur les techniques récentes d'Intelligence Artificielle et en tenant compte des spécificités du contexte universitaire congolais, avec la Faculté des Sciences de l'Université de Kinshasa comme cadre pilote. Les quatre chapitres du mémoire ont permis de couvrir l'ensemble du cycle de développement, depuis les fondements théoriques jusqu'à l'évaluation expérimentale.</w:t>
+        <w:t xml:space="preserve">Au terme de ce travail consacré au développement d'une plate-forme intelligente d'aide à la détection du plagiat et au choix d'un sujet de mémoire, il convient de revenir sur les principaux résultats obtenus, les limites observées et les perspectives qu'ouvre cette recherche. L'ambition initiale était de proposer une alternative moderne aux outils classiques de détection du plagiat, en s'appuyant sur les techniques récentes d'Intelligence Artificielle et en tenant compte des spécificités du contexte universitaire congolais, avec la Faculté des Sciences et Technologies de l'Université de Kinshasa comme cadre. Les quatre chapitres du mémoire ont permis de couvrir l'ensemble du cycle de développement, depuis les fondements théoriques jusqu'à l'évaluation expérimentale.</w:t>
       </w:r>
     </w:p>
     <w:p>
@@ -32144,7 +35028,7 @@
         <w:pStyle w:val="Heading2"/>
         <w:spacing w:after="240" w:before="360" w:line="360"/>
       </w:pPr>
-      <w:bookmarkStart w:id="100125" w:name="_Toc100125"/>
+      <w:bookmarkStart w:id="100130" w:name="_Toc100130"/>
       <w:r>
         <w:rPr>
           <w:rFonts w:ascii="Times New Roman" w:eastAsia="SimHei"/>
@@ -32156,7 +35040,7 @@
         </w:rPr>
         <w:t xml:space="preserve">Résultats obtenus</w:t>
       </w:r>
-      <w:bookmarkEnd w:id="100125"/>
+      <w:bookmarkEnd w:id="100130"/>
     </w:p>
     <w:p>
       <w:pPr>
@@ -32171,7 +35055,7 @@
           <w:sz w:val="24"/>
           <w:szCs w:val="24"/>
         </w:rPr>
-        <w:t xml:space="preserve">Le premier résultat majeur de ce travail est la conception et l'implémentation effective d'une plateforme web opérationnelle, intégrant un pipeline complet de traitement IA : segmentation de documents, tokenisation avec filtrage des stop words français et anglais, vectorisation TF-IDF, calcul de similarité cosinus, similarité lexicale Jaccard, classification des correspondances en cinq types (copier-coller, paraphrase, reformulation, traduction, similarité faible) et génération automatique de rapports PDF imprimables. La plateforme est développée en TypeScript avec Next.js 16, React 19, Tailwind CSS 4 et shadcn/ui, et offre une interface moderne, accessible et responsive. Le code source complet (environ 5000 lignes) est versionné sur GitHub (https://github.com/AlterEgo095/DPATA) et permet la reproductibilité des expérimentations.</w:t>
+        <w:t xml:space="preserve">Le premier résultat majeur de ce travail est la conception et l'implémentation effective d'une plateforme web opérationnelle, intégrant deux services IA complémentaires : un moteur de détection automatique du plagiat (segmentation, vectorisation TF-IDF, similarité cosinus, classification en cinq types, génération de rapports PDF) et un module de recommandation de sujets de mémoire (analyse thématique du corpus, détection de doublons, identification de zones sous-exploitées). La plateforme est développée en TypeScript avec Next.js 16, React 19, Tailwind CSS 4 et shadcn/ui, et offre une interface moderne, accessible et responsive. Le code source complet (environ 5000 lignes) est versionné sur GitHub (https://github.com/AlterEgo095/DPATA) et permet la reproductibilité des expérimentations.</w:t>
       </w:r>
     </w:p>
     <w:p>
@@ -32219,7 +35103,7 @@
           <w:sz w:val="24"/>
           <w:szCs w:val="24"/>
         </w:rPr>
-        <w:t xml:space="preserve">Le quatrième résultat est la livraison d'un back-office administrateur complet permettant de gérer l'intégralité du système sans intervention sur le code source. Un super-administrateur peut créer des facultés, départements, promotions, utilisateurs (étudiants, enseignants, administrateurs), recevoir les dépôts de travaux, déclencher les analyses IA, consulter les résultats avec visualisation colorée des correspondances, générer des rapports PDF, superviser l'activité via un tableau de bord avec KPIs en temps réel, et tracer toutes les actions dans un journal d'audit. Les 11 pages admin et 14 routes API constituent un socle fonctionnel suffisant pour un déploiement pilote réel.</w:t>
+        <w:t xml:space="preserve">Le quatrième résultat est la livraison d'un back-office administrateur complet permettant de gérer l'intégralité du système sans intervention sur le code source. Un super-administrateur peut créer des facultés, départements, promotions, utilisateurs (étudiants, enseignants, administrateurs), recevoir les dépôts de travaux, déclencher les analyses IA, consulter les résultats avec visualisation colorée des correspondances, générer des rapports PDF, superviser l'activité via un tableau de bord avec KPIs en temps réel, et tracer toutes les actions dans un journal d'audit. Les 13 pages admin et 19 routes API (incluant les endpoints de suggestion de sujets) constituent un socle fonctionnel suffisant pour un déploiement pilote réel.</w:t>
       </w:r>
     </w:p>
     <w:p>
@@ -32243,7 +35127,7 @@
         <w:pStyle w:val="Heading2"/>
         <w:spacing w:after="240" w:before="360" w:line="360"/>
       </w:pPr>
-      <w:bookmarkStart w:id="100126" w:name="_Toc100126"/>
+      <w:bookmarkStart w:id="100131" w:name="_Toc100131"/>
       <w:r>
         <w:rPr>
           <w:rFonts w:ascii="Times New Roman" w:eastAsia="SimHei"/>
@@ -32255,7 +35139,7 @@
         </w:rPr>
         <w:t xml:space="preserve">Limites du travail</w:t>
       </w:r>
-      <w:bookmarkEnd w:id="100126"/>
+      <w:bookmarkEnd w:id="100131"/>
     </w:p>
     <w:p>
       <w:pPr>
@@ -32342,7 +35226,7 @@
         <w:pStyle w:val="Heading2"/>
         <w:spacing w:after="240" w:before="360" w:line="360"/>
       </w:pPr>
-      <w:bookmarkStart w:id="100127" w:name="_Toc100127"/>
+      <w:bookmarkStart w:id="100132" w:name="_Toc100132"/>
       <w:r>
         <w:rPr>
           <w:rFonts w:ascii="Times New Roman" w:eastAsia="SimHei"/>
@@ -32354,7 +35238,7 @@
         </w:rPr>
         <w:t xml:space="preserve">Perspectives</w:t>
       </w:r>
-      <w:bookmarkEnd w:id="100127"/>
+      <w:bookmarkEnd w:id="100132"/>
     </w:p>
     <w:p>
       <w:pPr>
@@ -32377,7 +35261,7 @@
         <w:pStyle w:val="Heading3"/>
         <w:spacing w:after="120" w:before="240" w:line="360"/>
       </w:pPr>
-      <w:bookmarkStart w:id="100128" w:name="_Toc100128"/>
+      <w:bookmarkStart w:id="100133" w:name="_Toc100133"/>
       <w:r>
         <w:rPr>
           <w:rFonts w:ascii="Times New Roman" w:eastAsia="SimHei"/>
@@ -32389,7 +35273,7 @@
         </w:rPr>
         <w:t xml:space="preserve">Extension à l'échelle nationale</w:t>
       </w:r>
-      <w:bookmarkEnd w:id="100128"/>
+      <w:bookmarkEnd w:id="100133"/>
     </w:p>
     <w:p>
       <w:pPr>
@@ -32412,7 +35296,7 @@
         <w:pStyle w:val="Heading3"/>
         <w:spacing w:after="120" w:before="240" w:line="360"/>
       </w:pPr>
-      <w:bookmarkStart w:id="100129" w:name="_Toc100129"/>
+      <w:bookmarkStart w:id="100134" w:name="_Toc100134"/>
       <w:r>
         <w:rPr>
           <w:rFonts w:ascii="Times New Roman" w:eastAsia="SimHei"/>
@@ -32424,7 +35308,7 @@
         </w:rPr>
         <w:t xml:space="preserve">Amélioration de la détection</w:t>
       </w:r>
-      <w:bookmarkEnd w:id="100129"/>
+      <w:bookmarkEnd w:id="100134"/>
     </w:p>
     <w:p>
       <w:pPr>
@@ -32447,7 +35331,7 @@
         <w:pStyle w:val="Heading3"/>
         <w:spacing w:after="120" w:before="240" w:line="360"/>
       </w:pPr>
-      <w:bookmarkStart w:id="100130" w:name="_Toc100130"/>
+      <w:bookmarkStart w:id="100135" w:name="_Toc100135"/>
       <w:r>
         <w:rPr>
           <w:rFonts w:ascii="Times New Roman" w:eastAsia="SimHei"/>
@@ -32459,7 +35343,7 @@
         </w:rPr>
         <w:t xml:space="preserve">Enrichissement fonctionnel de la plateforme</w:t>
       </w:r>
-      <w:bookmarkEnd w:id="100130"/>
+      <w:bookmarkEnd w:id="100135"/>
     </w:p>
     <w:p>
       <w:pPr>
@@ -32482,7 +35366,7 @@
         <w:pStyle w:val="Heading3"/>
         <w:spacing w:after="120" w:before="240" w:line="360"/>
       </w:pPr>
-      <w:bookmarkStart w:id="100131" w:name="_Toc100131"/>
+      <w:bookmarkStart w:id="100136" w:name="_Toc100136"/>
       <w:r>
         <w:rPr>
           <w:rFonts w:ascii="Times New Roman" w:eastAsia="SimHei"/>
@@ -32494,7 +35378,7 @@
         </w:rPr>
         <w:t xml:space="preserve">Recherche et publication</w:t>
       </w:r>
-      <w:bookmarkEnd w:id="100131"/>
+      <w:bookmarkEnd w:id="100136"/>
     </w:p>
     <w:p>
       <w:pPr>
@@ -32517,7 +35401,7 @@
         <w:pStyle w:val="Heading2"/>
         <w:spacing w:after="240" w:before="360" w:line="360"/>
       </w:pPr>
-      <w:bookmarkStart w:id="100132" w:name="_Toc100132"/>
+      <w:bookmarkStart w:id="100137" w:name="_Toc100137"/>
       <w:r>
         <w:rPr>
           <w:rFonts w:ascii="Times New Roman" w:eastAsia="SimHei"/>
@@ -32529,7 +35413,7 @@
         </w:rPr>
         <w:t xml:space="preserve">Perspectives IA : vers un écosystème universitaire intelligent</w:t>
       </w:r>
-      <w:bookmarkEnd w:id="100132"/>
+      <w:bookmarkEnd w:id="100137"/>
     </w:p>
     <w:p>
       <w:pPr>
@@ -32552,7 +35436,7 @@
         <w:pStyle w:val="Heading3"/>
         <w:spacing w:after="120" w:before="240" w:line="360"/>
       </w:pPr>
-      <w:bookmarkStart w:id="100133" w:name="_Toc100133"/>
+      <w:bookmarkStart w:id="100138" w:name="_Toc100138"/>
       <w:r>
         <w:rPr>
           <w:rFonts w:ascii="Times New Roman" w:eastAsia="SimHei"/>
@@ -32564,7 +35448,7 @@
         </w:rPr>
         <w:t xml:space="preserve">Détection du plagiat par IA générative</w:t>
       </w:r>
-      <w:bookmarkEnd w:id="100133"/>
+      <w:bookmarkEnd w:id="100138"/>
     </w:p>
     <w:p>
       <w:pPr>
@@ -32587,7 +35471,7 @@
         <w:pStyle w:val="Heading3"/>
         <w:spacing w:after="120" w:before="240" w:line="360"/>
       </w:pPr>
-      <w:bookmarkStart w:id="100134" w:name="_Toc100134"/>
+      <w:bookmarkStart w:id="100139" w:name="_Toc100139"/>
       <w:r>
         <w:rPr>
           <w:rFonts w:ascii="Times New Roman" w:eastAsia="SimHei"/>
@@ -32599,7 +35483,7 @@
         </w:rPr>
         <w:t xml:space="preserve">Correction automatique des citations</w:t>
       </w:r>
-      <w:bookmarkEnd w:id="100134"/>
+      <w:bookmarkEnd w:id="100139"/>
     </w:p>
     <w:p>
       <w:pPr>
@@ -32622,7 +35506,7 @@
         <w:pStyle w:val="Heading3"/>
         <w:spacing w:after="120" w:before="240" w:line="360"/>
       </w:pPr>
-      <w:bookmarkStart w:id="100135" w:name="_Toc100135"/>
+      <w:bookmarkStart w:id="100140" w:name="_Toc100140"/>
       <w:r>
         <w:rPr>
           <w:rFonts w:ascii="Times New Roman" w:eastAsia="SimHei"/>
@@ -32634,7 +35518,7 @@
         </w:rPr>
         <w:t xml:space="preserve">Suggestion de reformulation</w:t>
       </w:r>
-      <w:bookmarkEnd w:id="100135"/>
+      <w:bookmarkEnd w:id="100140"/>
     </w:p>
     <w:p>
       <w:pPr>
@@ -32657,7 +35541,7 @@
         <w:pStyle w:val="Heading3"/>
         <w:spacing w:after="120" w:before="240" w:line="360"/>
       </w:pPr>
-      <w:bookmarkStart w:id="100136" w:name="_Toc100136"/>
+      <w:bookmarkStart w:id="100141" w:name="_Toc100141"/>
       <w:r>
         <w:rPr>
           <w:rFonts w:ascii="Times New Roman" w:eastAsia="SimHei"/>
@@ -32669,7 +35553,7 @@
         </w:rPr>
         <w:t xml:space="preserve">Assistant de rédaction scientifique</w:t>
       </w:r>
-      <w:bookmarkEnd w:id="100136"/>
+      <w:bookmarkEnd w:id="100141"/>
     </w:p>
     <w:p>
       <w:pPr>
@@ -32692,7 +35576,7 @@
         <w:pStyle w:val="Heading3"/>
         <w:spacing w:after="120" w:before="240" w:line="360"/>
       </w:pPr>
-      <w:bookmarkStart w:id="100137" w:name="_Toc100137"/>
+      <w:bookmarkStart w:id="100142" w:name="_Toc100142"/>
       <w:r>
         <w:rPr>
           <w:rFonts w:ascii="Times New Roman" w:eastAsia="SimHei"/>
@@ -32704,7 +35588,7 @@
         </w:rPr>
         <w:t xml:space="preserve">Index national des mémoires</w:t>
       </w:r>
-      <w:bookmarkEnd w:id="100137"/>
+      <w:bookmarkEnd w:id="100142"/>
     </w:p>
     <w:p>
       <w:pPr>
@@ -32727,7 +35611,7 @@
         <w:pStyle w:val="Heading3"/>
         <w:spacing w:after="120" w:before="240" w:line="360"/>
       </w:pPr>
-      <w:bookmarkStart w:id="100138" w:name="_Toc100138"/>
+      <w:bookmarkStart w:id="100143" w:name="_Toc100143"/>
       <w:r>
         <w:rPr>
           <w:rFonts w:ascii="Times New Roman" w:eastAsia="SimHei"/>
@@ -32739,7 +35623,7 @@
         </w:rPr>
         <w:t xml:space="preserve">Détection interuniversitaire du plagiat</w:t>
       </w:r>
-      <w:bookmarkEnd w:id="100138"/>
+      <w:bookmarkEnd w:id="100143"/>
     </w:p>
     <w:p>
       <w:pPr>
@@ -32770,7 +35654,7 @@
           <w:sz w:val="24"/>
           <w:szCs w:val="24"/>
         </w:rPr>
-        <w:t xml:space="preserve">Au-delà de ces axes, le présent travail s'inscrit dans une dynamique plus large de renforcement des capacités numériques locales et de contribution de la recherche africaine aux grands défis technologiques contemporains. La détection du plagiat académique n'est qu'un exemple des nombreux domaines où l'application des techniques modernes d'Intelligence Artificielle peut apporter des solutions pertinentes aux défis spécifiques du contexte congolais et africain. Le développement de solutions locales, adaptées, maîtrisées et évolutives, constitue une alternative nécessaire à la dépendance technologique extérieure, et participe à la construction d'une souveraineté numérique nationale. La plateforme PlagiatIA, opérationnelle et testée, constitue une première réalisation concrète de cette ambition, et ouvre la voie à de futurs développements au service de la communauté académique congolaise et africaine.</w:t>
+        <w:t xml:space="preserve">Au-delà de ces axes, le présent travail s'inscrit dans une dynamique plus large de renforcement des capacités numériques locales et de contribution de la recherche africaine aux grands défis technologiques contemporains. La détection du plagiat académique n'est qu'un exemple des nombreux domaines où l'application des techniques modernes d'Intelligence Artificielle peut apporter des solutions pertinentes aux défis spécifiques du contexte congolais et africain. Le développement de solutions locales, adaptées, maîtrisées et évolutives, constitue une alternative nécessaire à la dépendance technologique extérieure, et participe à la construction d'une souveraineté numérique nationale. La plateforme PlagiatIA, opérationnelle et testée dans ses deux fonctions (détection du plagiat et recommandation de sujets), constitue une première réalisation concrète de cette ambition, et ouvre la voie à de futurs développements au service de la communauté académique congolaise et africaine.</w:t>
       </w:r>
     </w:p>
     <w:p>
@@ -32784,7 +35668,7 @@
         <w:spacing w:after="360" w:before="480" w:line="360"/>
         <w:jc w:val="center"/>
       </w:pPr>
-      <w:bookmarkStart w:id="100139" w:name="_Toc100139"/>
+      <w:bookmarkStart w:id="100144" w:name="_Toc100144"/>
       <w:r>
         <w:rPr>
           <w:rFonts w:ascii="Times New Roman" w:eastAsia="SimHei"/>
@@ -32796,14 +35680,14 @@
         </w:rPr>
         <w:t xml:space="preserve">BIBLIOGRAPHIE</w:t>
       </w:r>
-      <w:bookmarkEnd w:id="100139"/>
+      <w:bookmarkEnd w:id="100144"/>
     </w:p>
     <w:p>
       <w:pPr>
         <w:pStyle w:val="Heading2"/>
         <w:spacing w:after="240" w:before="360" w:line="360"/>
       </w:pPr>
-      <w:bookmarkStart w:id="100140" w:name="_Toc100140"/>
+      <w:bookmarkStart w:id="100145" w:name="_Toc100145"/>
       <w:r>
         <w:rPr>
           <w:rFonts w:ascii="Times New Roman" w:eastAsia="SimHei"/>
@@ -32815,7 +35699,7 @@
         </w:rPr>
         <w:t xml:space="preserve">Ouvrages et manuels</w:t>
       </w:r>
-      <w:bookmarkEnd w:id="100140"/>
+      <w:bookmarkEnd w:id="100145"/>
     </w:p>
     <w:p>
       <w:pPr>
@@ -32950,7 +35834,7 @@
         <w:pStyle w:val="Heading2"/>
         <w:spacing w:after="240" w:before="360" w:line="360"/>
       </w:pPr>
-      <w:bookmarkStart w:id="100141" w:name="_Toc100141"/>
+      <w:bookmarkStart w:id="100146" w:name="_Toc100146"/>
       <w:r>
         <w:rPr>
           <w:rFonts w:ascii="Times New Roman" w:eastAsia="SimHei"/>
@@ -32962,7 +35846,7 @@
         </w:rPr>
         <w:t xml:space="preserve">Articles et publications scientifiques</w:t>
       </w:r>
-      <w:bookmarkEnd w:id="100141"/>
+      <w:bookmarkEnd w:id="100146"/>
     </w:p>
     <w:p>
       <w:pPr>
@@ -33449,7 +36333,7 @@
         <w:pStyle w:val="Heading2"/>
         <w:spacing w:after="240" w:before="360" w:line="360"/>
       </w:pPr>
-      <w:bookmarkStart w:id="100142" w:name="_Toc100142"/>
+      <w:bookmarkStart w:id="100147" w:name="_Toc100147"/>
       <w:r>
         <w:rPr>
           <w:rFonts w:ascii="Times New Roman" w:eastAsia="SimHei"/>
@@ -33461,7 +36345,7 @@
         </w:rPr>
         <w:t xml:space="preserve">Documentation technique</w:t>
       </w:r>
-      <w:bookmarkEnd w:id="100142"/>
+      <w:bookmarkEnd w:id="100147"/>
     </w:p>
     <w:p>
       <w:pPr>
@@ -33596,7 +36480,7 @@
         <w:pStyle w:val="Heading2"/>
         <w:spacing w:after="240" w:before="360" w:line="360"/>
       </w:pPr>
-      <w:bookmarkStart w:id="100143" w:name="_Toc100143"/>
+      <w:bookmarkStart w:id="100148" w:name="_Toc100148"/>
       <w:r>
         <w:rPr>
           <w:rFonts w:ascii="Times New Roman" w:eastAsia="SimHei"/>
@@ -33608,7 +36492,7 @@
         </w:rPr>
         <w:t xml:space="preserve">Sources académiques et institutionnelles</w:t>
       </w:r>
-      <w:bookmarkEnd w:id="100143"/>
+      <w:bookmarkEnd w:id="100148"/>
     </w:p>
     <w:p>
       <w:pPr>
@@ -33663,7 +36547,7 @@
         <w:pStyle w:val="Heading2"/>
         <w:spacing w:after="240" w:before="360" w:line="360"/>
       </w:pPr>
-      <w:bookmarkStart w:id="100144" w:name="_Toc100144"/>
+      <w:bookmarkStart w:id="100149" w:name="_Toc100149"/>
       <w:r>
         <w:rPr>
           <w:rFonts w:ascii="Times New Roman" w:eastAsia="SimHei"/>
@@ -33675,7 +36559,7 @@
         </w:rPr>
         <w:t xml:space="preserve">Ressources en ligne</w:t>
       </w:r>
-      <w:bookmarkEnd w:id="100144"/>
+      <w:bookmarkEnd w:id="100149"/>
     </w:p>
     <w:p>
       <w:pPr>

--- a/download/Memoire_KASOMBO_recadre.docx
+++ b/download/Memoire_KASOMBO_recadre.docx
@@ -47,10 +47,10 @@
           <w:b/>
           <w:bCs/>
           <w:color w:val="000000"/>
-          <w:sz w:val="32"/>
-          <w:szCs w:val="32"/>
-        </w:rPr>
-        <w:t xml:space="preserve">Faculté des Sciences</w:t>
+          <w:sz w:val="28"/>
+          <w:szCs w:val="28"/>
+        </w:rPr>
+        <w:t xml:space="preserve">Faculté des Sciences et Technologies</w:t>
       </w:r>
     </w:p>
     <w:p>
@@ -2844,7 +2844,7 @@
               <w:rPr>
                 <w:rStyle w:val="Hyperlink"/>
               </w:rPr>
-              <w:t>III.2. Présentation du cadre pilote : la Faculté des Sciences</w:t>
+              <w:t>III.2. Présentation du cadre : la Faculté des Sciences et Technologies</w:t>
             </w:r>
             <w:r>
               <w:tab/>
@@ -6349,7 +6349,7 @@
           <w:sz w:val="24"/>
           <w:szCs w:val="24"/>
         </w:rPr>
-        <w:t xml:space="preserve">Ce travail sanctionne la fin du deuxième cycle à l'Université de Kinshasa, plus particulièrement à la Faculté des Sciences au Département de Mathématiques et Informatique. De ce fait, qu'il nous soit permis d'exprimer notre gratitude à tous ceux qui de loin ou de près nous ont assistés tant moralement que matériellement dans l'élaboration de ce travail.</w:t>
+        <w:t xml:space="preserve">Ce travail sanctionne la fin du deuxième cycle à l'Université de Kinshasa, plus particulièrement à la Faculté des Sciences et Technologies au Département de Mathématiques et Informatique. De ce fait, qu'il nous soit permis d'exprimer notre gratitude à tous ceux qui de loin ou de près nous ont assistés tant moralement que matériellement dans l'élaboration de ce travail.</w:t>
       </w:r>
     </w:p>
     <w:p>
@@ -6381,7 +6381,7 @@
           <w:sz w:val="24"/>
           <w:szCs w:val="24"/>
         </w:rPr>
-        <w:t xml:space="preserve">Nos remerciements s'adressent également à tous les professeurs de la Faculté des Sciences, en particuliers du Département de Mathématiques et Informatique, pour leurs enseignements de qualité dont nous sommes bénéficiaires aujourd'hui.</w:t>
+        <w:t xml:space="preserve">Nos remerciements s'adressent également à tous les professeurs de la Faculté des Sciences et Technologies, en particuliers du Département de Mathématiques et Informatique, pour leurs enseignements de qualité dont nous sommes bénéficiaires aujourd'hui.</w:t>
       </w:r>
     </w:p>
     <w:p>
@@ -10212,7 +10212,7 @@
           <w:sz w:val="24"/>
           <w:szCs w:val="24"/>
         </w:rPr>
-        <w:t xml:space="preserve">Sur le plan institutionnel, l'intérêt est de doter la Faculté des Sciences, puis progressivement l'ensemble de l'Université de Kinshasa, d'un outil numérique moderne de gestion et de contrôle des travaux académiques. Cet outil contribue à la valorisation des diplômes délivrés, à la crédibilité scientifique de l'institution et à la conformité aux standards internationaux en matière d'intégrité académique. La valeur d'un diplôme dépend en grande partie de la confiance accordée à l'originalité des travaux qui ont conduit à sa délivrance.</w:t>
+        <w:t xml:space="preserve">Sur le plan institutionnel, l'intérêt est de doter la Faculté des Sciences et Technologies, puis progressivement l'ensemble de l'Université de Kinshasa, d'un outil numérique moderne de gestion et de contrôle des travaux académiques. Cet outil contribue à la valorisation des diplômes délivrés, à la crédibilité scientifique de l'institution et à la conformité aux standards internationaux en matière d'intégrité académique. La valeur d'un diplôme dépend en grande partie de la confiance accordée à l'originalité des travaux qui ont conduit à sa délivrance.</w:t>
       </w:r>
     </w:p>
     <w:p>
@@ -10298,7 +10298,7 @@
           <w:sz w:val="24"/>
           <w:szCs w:val="24"/>
         </w:rPr>
-        <w:t xml:space="preserve">L'étude s'étend sur la période correspondant à l'année académique en cours, durant laquelle ont été conduites les activités de revue de la littérature, d'analyse des besoins, de conception, d'implémentation et d'expérimentation de la plateforme. Le corpus pilote de travaux académiques utilisé pour l'évaluation se compose de mémoires et de TFC effectivement déposés à la Faculté des Sciences au cours des cinq dernières années académiques, afin de disposer d'un volume suffisant pour évaluer les performances du système dans des conditions réelles.</w:t>
+        <w:t xml:space="preserve">L'étude s'étend sur la période correspondant à l'année académique en cours, durant laquelle ont été conduites les activités de revue de la littérature, d'analyse des besoins, de conception, d'implémentation et d'expérimentation de la plateforme. Le corpus pilote de travaux académiques utilisé pour l'évaluation se compose de mémoires et de TFC effectivement déposés à la Faculté des Sciences et Technologies au cours des cinq dernières années académiques, afin de disposer d'un volume suffisant pour évaluer les performances du système dans des conditions réelles.</w:t>
       </w:r>
     </w:p>
     <w:p>
@@ -10558,7 +10558,7 @@
           <w:sz w:val="24"/>
           <w:szCs w:val="24"/>
         </w:rPr>
-        <w:t xml:space="preserve">La technique d'interview, conduite auprès du doyen de la Faculté des Sciences, des chefs de départements et de plusieurs enseignants, afin de comprendre les pratiques actuelles de dépôt et d'évaluation des travaux académiques, ainsi que les attentes vis-à-vis d'une plateforme anti-plagiat.</w:t>
+        <w:t xml:space="preserve">La technique d'interview, conduite auprès du doyen de la Faculté des Sciences et Technologies, des chefs de départements et de plusieurs enseignants, afin de comprendre les pratiques actuelles de dépôt et d'évaluation des travaux académiques, ainsi que les attentes vis-à-vis d'une plateforme anti-plagiat.</w:t>
       </w:r>
     </w:p>
     <w:p>
@@ -16634,7 +16634,7 @@
           <w:sz w:val="30"/>
           <w:szCs w:val="30"/>
         </w:rPr>
-        <w:t xml:space="preserve">III.2. Présentation du cadre pilote : la Faculté des Sciences</w:t>
+        <w:t xml:space="preserve">III.2. Présentation du cadre : la Faculté des Sciences et Technologies</w:t>
       </w:r>
       <w:bookmarkEnd w:id="100060"/>
     </w:p>
@@ -16651,7 +16651,7 @@
           <w:sz w:val="24"/>
           <w:szCs w:val="24"/>
         </w:rPr>
-        <w:t xml:space="preserve">La Faculté des Sciences de l'Université de Kinshasa constitue le cadre pilote d'expérimentation de la plateforme. Sa création remonte à celle de l'Université de Lovanium, devenue Université de Kinshasa, en 1951. La pose de la première pierre du bâtiment de cette faculté, premier bâtiment de l'Université, a eu lieu le 26 septembre 1954. L'ouverture officielle de la Faculté des Sciences a eu lieu en 1957 avec des cycles d'études variés : sciences mathématiques, physiques, chimiques, biologiques, géologiques et minéralogiques. Au fil des décennies, la faculté a élargi son offre de formation pour inclure les études d'ingénieur civil et agronome, la candidature en pharmacie, les licences en sciences et un certificat en météorologie.</w:t>
+        <w:t xml:space="preserve">La Faculté des Sciences et Technologies de l'Université de Kinshasa constitue le cadre pilote d'expérimentation de la plateforme. Sa création remonte à celle de l'Université de Lovanium, devenue Université de Kinshasa, en 1951. La pose de la première pierre du bâtiment de cette faculté, premier bâtiment de l'Université, a eu lieu le 26 septembre 1954. L'ouverture officielle de la Faculté des Sciences a eu lieu en 1957 avec des cycles d'études variés : sciences mathématiques, physiques, chimiques, biologiques, géologiques et minéralogiques. Au fil des décennies, la faculté a élargi son offre de formation pour inclure les études d'ingénieur civil et agronome, la candidature en pharmacie, les licences en sciences et un certificat en météorologie.</w:t>
       </w:r>
     </w:p>
     <w:p>
@@ -16667,7 +16667,7 @@
           <w:sz w:val="24"/>
           <w:szCs w:val="24"/>
         </w:rPr>
-        <w:t xml:space="preserve">Aujourd'hui, la Faculté des Sciences comporte cinq départements : biologie, chimie, mathématiques et informatique, physique, et sciences de la terre. Elle organise une propédeutique en physique-mathématique, un diplôme spécial en gestion de l'environnement, et dispose d'un centre de formation en informatique. Elle mène, malgré des moyens matériels limités, des études tant fondamentales qu'appliquées, contribuant ainsi au développement de la science et à l'amélioration de l'environnement. Pour l'année académique en cours, la faculté compte une soixantaine de professeurs, plus de trente chefs de travaux, une soixantaine d'assistants et chargés de pratiques professionnelles, et environ quatre-vingts agents administratifs. Sur les dix facultés que renferme l'Université de Kinshasa, la Faculté des Sciences assure également les enseignements dans neuf autres facultés.</w:t>
+        <w:t xml:space="preserve">Aujourd'hui, la Faculté des Sciences et Technologies comporte cinq départements : biologie, chimie, mathématiques et informatique, physique, et sciences de la terre. Elle organise une propédeutique en physique-mathématique, un diplôme spécial en gestion de l'environnement, et dispose d'un centre de formation en informatique. Elle mène, malgré des moyens matériels limités, des études tant fondamentales qu'appliquées, contribuant ainsi au développement de la science et à l'amélioration de l'environnement. Pour l'année académique en cours, la faculté compte une soixantaine de professeurs, plus de trente chefs de travaux, une soixantaine d'assistants et chargés de pratiques professionnelles, et environ quatre-vingts agents administratifs. Sur les dix facultés que renferme l'Université de Kinshasa, la Faculté des Sciences assure également les enseignements dans neuf autres facultés.</w:t>
       </w:r>
     </w:p>
     <w:p>
@@ -16683,7 +16683,7 @@
           <w:sz w:val="24"/>
           <w:szCs w:val="24"/>
         </w:rPr>
-        <w:t xml:space="preserve">Le choix de la Faculté des Sciences comme cadre pilote se justifie par plusieurs facteurs : la disponibilité d'un corps professoral sensibilisé aux enjeux technologiques, l'existence d'un département d'informatique disposant de compétences techniques mobilisables, l'accessibilité d'un corpus documentaire suffisant (mémoires et TFC antérieurs), et la proximité institutionnelle facilitant l'expérimentation. Toutefois, ce choix ne limite en rien la portée de la solution : la plateforme est conçue dès l'origine comme une solution générique, applicable à toute faculté ou université, et le cadre pilote sert uniquement à valider la pertinence de l'approche dans des conditions réelles.</w:t>
+        <w:t xml:space="preserve">Le choix de la Faculté des Sciences et Technologies comme cadre pilote se justifie par plusieurs facteurs : la disponibilité d'un corps professoral sensibilisé aux enjeux technologiques, l'existence d'un département d'informatique disposant de compétences techniques mobilisables, l'accessibilité d'un corpus documentaire suffisant (mémoires et TFC antérieurs), et la proximité institutionnelle facilitant l'expérimentation. Toutefois, ce choix ne limite en rien la portée de la solution : la plateforme est conçue dès l'origine comme une solution générique, applicable à toute faculté ou université, et le cadre pilote sert uniquement à valider la pertinence de l'approche dans des conditions réelles.</w:t>
       </w:r>
     </w:p>
     <w:p>
@@ -16718,7 +16718,7 @@
           <w:sz w:val="24"/>
           <w:szCs w:val="24"/>
         </w:rPr>
-        <w:t xml:space="preserve">L'analyse des besoins fonctionnels a été conduite à partir des interviews menées auprès du doyen de la Faculté des Sciences, des chefs de départements et de plusieurs enseignants, complétées par l'observation directe des procédures actuelles de dépôt et d'évaluation des travaux. Elle a permis d'identifier l'ensemble des fonctionnalités que la plateforme doit offrir pour répondre aux besoins exprimés.</w:t>
+        <w:t xml:space="preserve">L'analyse des besoins fonctionnels a été conduite à partir des interviews menées auprès du doyen de la Faculté des Sciences et Technologies, des chefs de départements et de plusieurs enseignants, complétées par l'observation directe des procédures actuelles de dépôt et d'évaluation des travaux. Elle a permis d'identifier l'ensemble des fonctionnalités que la plateforme doit offrir pour répondre aux besoins exprimés.</w:t>
       </w:r>
     </w:p>
     <w:p>
@@ -26749,7 +26749,7 @@
           <w:sz w:val="24"/>
           <w:szCs w:val="24"/>
         </w:rPr>
-        <w:t xml:space="preserve">La gestion des facultés (Figure IV.3) implémente un CRUD complet (Create, Read, Update, Delete) avec une interface tabulaire. Chaque faculté est identifiée par un code unique (ex: FSC pour Faculté des Sciences) et un nom complet. Le tableau affiche pour chaque faculté le nombre de départements rattachés, le nombre d'utilisateurs, le nombre de travaux déposés, et son statut (actif/inactif). Des boutons d'action permettent d'activer/désactiver, modifier ou supprimer chaque faculté. La suppression est protégée : impossible si des départements y sont rattachés. Les mêmes fonctionnalités s'appliquent aux départements et promotions, avec un filtrage hiérarchique automatique (un département est rattaché à une faculté, une promotion à un département).</w:t>
+        <w:t xml:space="preserve">La gestion des facultés (Figure IV.3) implémente un CRUD complet (Create, Read, Update, Delete) avec une interface tabulaire. Chaque faculté est identifiée par un code unique (ex: FST pour Faculté des Sciences et Technologies) et un nom complet. Le tableau affiche pour chaque faculté le nombre de départements rattachés, le nombre d'utilisateurs, le nombre de travaux déposés, et son statut (actif/inactif). Des boutons d'action permettent d'activer/désactiver, modifier ou supprimer chaque faculté. La suppression est protégée : impossible si des départements y sont rattachés. Les mêmes fonctionnalités s'appliquent aux départements et promotions, avec un filtrage hiérarchique automatique (un département est rattaché à une faculté, une promotion à un département).</w:t>
       </w:r>
     </w:p>
     <w:p>
@@ -34740,7 +34740,7 @@
           <w:sz w:val="24"/>
           <w:szCs w:val="24"/>
         </w:rPr>
-        <w:t xml:space="preserve">Quatrièmement, le corpus pilote de 3 documents, bien que suffisant pour valider la preuve de concept, reste limité pour généraliser les résultats. Une expérimentation sur un corpus plus large (150 travaux réels de la Faculté des Sciences, avec annotation manuelle des cas de plagiat avérés) serait nécessaire pour calculer les métriques standard de l'apprentissage automatique (précision, rappel, F1-score, courbe ROC) et comparer formellement l'approche sémantique à une baseline lexicale.</w:t>
+        <w:t xml:space="preserve">Quatrièmement, le corpus pilote de 3 documents, bien que suffisant pour valider la preuve de concept, reste limité pour généraliser les résultats. Une expérimentation sur un corpus plus large (150 travaux réels de la Faculté des Sciences et Technologies et Technologies, avec annotation manuelle des cas de plagiat avérés) serait nécessaire pour calculer les métriques standard de l'apprentissage automatique (précision, rappel, F1-score, courbe ROC) et comparer formellement l'approche sémantique à une baseline lexicale.</w:t>
       </w:r>
     </w:p>
     <w:p>
@@ -35428,7 +35428,7 @@
           <w:sz w:val="24"/>
           <w:szCs w:val="24"/>
         </w:rPr>
-        <w:t xml:space="preserve">Au-delà des extensions décrites ci-dessus, la plateforme est conçue pour évoluer vers un véritable écosystème universitaire intelligent, dont le moteur anti-plagiat ne serait qu'un service parmi un bouquet plus large de services IA au service de l'enseignement supérieur. Cette vision à long terme, que nous esquissons ici, vise à positionner la solution non comme un simple logiciel anti-plagiat, mais comme une plateforme universitaire intelligente de référence.</w:t>
+        <w:t xml:space="preserve">Au-delà des extensions décrites ci-dessus, la plateforme est conçue pour évoluer vers un véritable écosystème universitaire intelligent, dont le moteur anti-plagiat ne serait qu'un service parmi un bouquet plus large de services IA au service de l'enseignement supérieur. Cette vision à long terme, que nous esquissons ici, vise à positionner la solution non comme un simple outil anti-plagiat, mais comme une plateforme universitaire intelligente de référence.</w:t>
       </w:r>
     </w:p>
     <w:p>
@@ -36507,7 +36507,7 @@
           <w:sz w:val="24"/>
           <w:szCs w:val="24"/>
         </w:rPr>
-        <w:t xml:space="preserve">Université de Kinshasa. (2023). Règlement intérieur de la Faculté des Sciences.</w:t>
+        <w:t xml:space="preserve">Université de Kinshasa. (2023). Règlement intérieur de la Faculté des Sciences et Technologies.</w:t>
       </w:r>
     </w:p>
     <w:p>
@@ -36792,7 +36792,7 @@
         <w:sz w:val="18"/>
         <w:szCs w:val="18"/>
       </w:rPr>
-      <w:t xml:space="preserve">Mémoire de Licence — Moïse KASOMBO — UNIKIN / Faculté des Sciences</w:t>
+      <w:t xml:space="preserve">PlagiatIA — Moïse KASOMBO — UNIKIN / Faculté des Sciences et Technologies</w:t>
     </w:r>
   </w:p>
 </w:hdr>
@@ -36816,7 +36816,7 @@
         <w:sz w:val="18"/>
         <w:szCs w:val="18"/>
       </w:rPr>
-      <w:t xml:space="preserve">Mémoire de Licence — Moïse KASOMBO — UNIKIN / Faculté des Sciences</w:t>
+      <w:t xml:space="preserve">PlagiatIA — Moïse KASOMBO — UNIKIN / Faculté des Sciences et Technologies</w:t>
     </w:r>
   </w:p>
 </w:hdr>

--- a/download/Memoire_KASOMBO_recadre.docx
+++ b/download/Memoire_KASOMBO_recadre.docx
@@ -513,7 +513,7 @@
                 <w:sz w:val="26"/>
                 <w:szCs w:val="26"/>
               </w:rPr>
-              <w:t xml:space="preserve">Cas pilote :</w:t>
+              <w:t xml:space="preserve">Cadre :</w:t>
             </w:r>
           </w:p>
         </w:tc>

--- a/download/Memoire_KASOMBO_recadre.docx
+++ b/download/Memoire_KASOMBO_recadre.docx
@@ -99,7 +99,7 @@
           <w:sz w:val="22"/>
           <w:szCs w:val="22"/>
         </w:rPr>
-        <w:t xml:space="preserve">Mémoire de Licence présenté en vue de l'obtention du grade de Licencié en Sciences Informatiques</w:t>
+        <w:t xml:space="preserve">Mémoire de DEA présenté en vue de l'obtention du grade d'Ingénieur en Sciences Informatiques</w:t>
       </w:r>
     </w:p>
     <w:p>
@@ -337,7 +337,7 @@
                 <w:sz w:val="26"/>
                 <w:szCs w:val="26"/>
               </w:rPr>
-              <w:t xml:space="preserve">Mémoire de Licence</w:t>
+              <w:t xml:space="preserve">Mémoire de DEA</w:t>
             </w:r>
           </w:p>
         </w:tc>
@@ -475,7 +475,7 @@
                 <w:sz w:val="26"/>
                 <w:szCs w:val="26"/>
               </w:rPr>
-              <w:t xml:space="preserve">Prof. KASORO MULENDA Nathanaël</w:t>
+              <w:t xml:space="preserve">Professeur MABELA ROSTIN</w:t>
             </w:r>
           </w:p>
         </w:tc>
@@ -6349,7 +6349,7 @@
           <w:sz w:val="24"/>
           <w:szCs w:val="24"/>
         </w:rPr>
-        <w:t xml:space="preserve">Ce travail sanctionne la fin du deuxième cycle à l'Université de Kinshasa, plus particulièrement à la Faculté des Sciences et Technologies au Département de Mathématiques et Informatique. De ce fait, qu'il nous soit permis d'exprimer notre gratitude à tous ceux qui de loin ou de près nous ont assistés tant moralement que matériellement dans l'élaboration de ce travail.</w:t>
+        <w:t xml:space="preserve">Ce travail sanctionne la fin du deuxième cycle, cycle de spécialisation en vue de l'obtention du grade d'Ingénieur à l'Université de Kinshasa, plus particulièrement à la Faculté des Sciences et Technologies au Département de Mathématiques et Informatique. De ce fait, qu'il nous soit permis d'exprimer notre gratitude à tous ceux qui de loin ou de près nous ont assistés tant moralement que matériellement dans l'élaboration de ce travail.</w:t>
       </w:r>
     </w:p>
     <w:p>
@@ -6365,7 +6365,7 @@
           <w:sz w:val="24"/>
           <w:szCs w:val="24"/>
         </w:rPr>
-        <w:t xml:space="preserve">Nos plus grands remerciements vont à l'endroit du Professeur KASORO MULENDA Nathanaël qui a accepté de diriger ce travail depuis l'imagination de l'auteur jusqu'à la réalisation de cette œuvre avec un maximum d'attention, et cela malgré ses nombreuses occupations.</w:t>
+        <w:t xml:space="preserve">Nos plus grands remerciements vont à l'endroit du Professeur MABELA ROSTIN qui a accepté de diriger ce travail depuis l'imagination de l'auteur jusqu'à la réalisation de cette œuvre avec un maximum d'attention, et cela malgré ses nombreuses occupations.</w:t>
       </w:r>
     </w:p>
     <w:p>
